--- a/zht/docx/191.content.docx
+++ b/zht/docx/191.content.docx
@@ -149,7 +149,7 @@
         <w:rPr>
           <w:lang w:val="zh_TW" w:bidi="zh_TW"/>
         </w:rPr>
-        <w:t>zui</w:t>
+        <w:t>yu</w:t>
       </w:r>
       <w:r>
         <w:rPr>
@@ -212,7 +212,7 @@
         <w:rPr>
           <w:lang w:val="zh_TW" w:bidi="zh_TW"/>
         </w:rPr>
-        <w:t>罪</w:t>
+        <w:t>漁夫</w:t>
       </w:r>
       <w:r>
         <w:rPr>
@@ -231,7 +231,343 @@
         <w:rPr>
           <w:lang w:val="zh_TW" w:bidi="zh_TW"/>
         </w:rPr>
-        <w:t>指不僅僅是對人類、社會、他人或自身的惡行，更是對神的冒犯。因此，神的概念賦予罪多方面的含義。其它神明通常被認為是反覆無常且沒有道德標準的，它們在不受約束的行為中行使無限的權力，因此不會像以色列的獨一神，聖潔、公義、完全良善的神那樣，產生強烈的罪惡感。這種與宗教相關的罪惡概念以及隨之而來的術語，一直延續到新約時期。</w:t>
+        <w:t>指以捕魚為生的人。從早期開始，漁夫就在聖地從事捕魚工作，這在舊約（</w:t>
+      </w:r>
+      <w:hyperlink r:id="rId13">
+        <w:r>
+          <w:rPr>
+            <w:lang w:val="zh_TW" w:bidi="zh_TW"/>
+          </w:rPr>
+          <w:rPr>
+            <w:color w:val="0000EE"/>
+            <w:u w:val="single"/>
+          </w:rPr>
+          <w:t>賽19:8</w:t>
+        </w:r>
+      </w:hyperlink>
+      <w:r>
+        <w:rPr>
+          <w:lang w:val="zh_TW" w:bidi="zh_TW"/>
+        </w:rPr>
+        <w:t>；</w:t>
+      </w:r>
+      <w:hyperlink r:id="rId14">
+        <w:r>
+          <w:rPr>
+            <w:lang w:val="zh_TW" w:bidi="zh_TW"/>
+          </w:rPr>
+          <w:rPr>
+            <w:color w:val="0000EE"/>
+            <w:u w:val="single"/>
+          </w:rPr>
+          <w:t>耶16:16</w:t>
+        </w:r>
+      </w:hyperlink>
+      <w:r>
+        <w:rPr>
+          <w:lang w:val="zh_TW" w:bidi="zh_TW"/>
+        </w:rPr>
+        <w:t>；</w:t>
+      </w:r>
+      <w:hyperlink r:id="rId15">
+        <w:r>
+          <w:rPr>
+            <w:lang w:val="zh_TW" w:bidi="zh_TW"/>
+          </w:rPr>
+          <w:rPr>
+            <w:color w:val="0000EE"/>
+            <w:u w:val="single"/>
+          </w:rPr>
+          <w:t>結47:10</w:t>
+        </w:r>
+      </w:hyperlink>
+      <w:r>
+        <w:rPr>
+          <w:lang w:val="zh_TW" w:bidi="zh_TW"/>
+        </w:rPr>
+        <w:t>）和新約（</w:t>
+      </w:r>
+      <w:hyperlink r:id="rId16">
+        <w:r>
+          <w:rPr>
+            <w:lang w:val="zh_TW" w:bidi="zh_TW"/>
+          </w:rPr>
+          <w:rPr>
+            <w:color w:val="0000EE"/>
+            <w:u w:val="single"/>
+          </w:rPr>
+          <w:t>太4:18–19</w:t>
+        </w:r>
+      </w:hyperlink>
+      <w:r>
+        <w:rPr>
+          <w:lang w:val="zh_TW" w:bidi="zh_TW"/>
+        </w:rPr>
+        <w:t>；</w:t>
+      </w:r>
+      <w:hyperlink r:id="rId17">
+        <w:r>
+          <w:rPr>
+            <w:lang w:val="zh_TW" w:bidi="zh_TW"/>
+          </w:rPr>
+          <w:rPr>
+            <w:color w:val="0000EE"/>
+            <w:u w:val="single"/>
+          </w:rPr>
+          <w:t>可1:16–17</w:t>
+        </w:r>
+      </w:hyperlink>
+      <w:r>
+        <w:rPr>
+          <w:lang w:val="zh_TW" w:bidi="zh_TW"/>
+        </w:rPr>
+        <w:t>；</w:t>
+      </w:r>
+      <w:hyperlink r:id="rId18">
+        <w:r>
+          <w:rPr>
+            <w:lang w:val="zh_TW" w:bidi="zh_TW"/>
+          </w:rPr>
+          <w:rPr>
+            <w:color w:val="0000EE"/>
+            <w:u w:val="single"/>
+          </w:rPr>
+          <w:t>路5:2</w:t>
+        </w:r>
+      </w:hyperlink>
+      <w:r>
+        <w:rPr>
+          <w:lang w:val="zh_TW" w:bidi="zh_TW"/>
+        </w:rPr>
+        <w:t>；</w:t>
+      </w:r>
+      <w:hyperlink r:id="rId19">
+        <w:r>
+          <w:rPr>
+            <w:lang w:val="zh_TW" w:bidi="zh_TW"/>
+          </w:rPr>
+          <w:rPr>
+            <w:color w:val="0000EE"/>
+            <w:u w:val="single"/>
+          </w:rPr>
+          <w:t>約21:7</w:t>
+        </w:r>
+      </w:hyperlink>
+      <w:r>
+        <w:rPr>
+          <w:lang w:val="zh_TW" w:bidi="zh_TW"/>
+        </w:rPr>
+        <w:t>）中都有提及。漁夫在社會中形成了一個獨特的階層。耶穌的幾個門徒就是漁夫（</w:t>
+      </w:r>
+      <w:hyperlink r:id="rId20">
+        <w:r>
+          <w:rPr>
+            <w:lang w:val="zh_TW" w:bidi="zh_TW"/>
+          </w:rPr>
+          <w:rPr>
+            <w:color w:val="0000EE"/>
+            <w:u w:val="single"/>
+          </w:rPr>
+          <w:t>太4:18–22</w:t>
+        </w:r>
+      </w:hyperlink>
+      <w:r>
+        <w:rPr>
+          <w:lang w:val="zh_TW" w:bidi="zh_TW"/>
+        </w:rPr>
+        <w:t>；</w:t>
+      </w:r>
+      <w:hyperlink r:id="rId21">
+        <w:r>
+          <w:rPr>
+            <w:lang w:val="zh_TW" w:bidi="zh_TW"/>
+          </w:rPr>
+          <w:rPr>
+            <w:color w:val="0000EE"/>
+            <w:u w:val="single"/>
+          </w:rPr>
+          <w:t>可1:16–20</w:t>
+        </w:r>
+      </w:hyperlink>
+      <w:r>
+        <w:rPr>
+          <w:lang w:val="zh_TW" w:bidi="zh_TW"/>
+        </w:rPr>
+        <w:t>；參</w:t>
+      </w:r>
+      <w:hyperlink r:id="rId22">
+        <w:r>
+          <w:rPr>
+            <w:lang w:val="zh_TW" w:bidi="zh_TW"/>
+          </w:rPr>
+          <w:rPr>
+            <w:color w:val="0000EE"/>
+            <w:u w:val="single"/>
+          </w:rPr>
+          <w:t>路5:2–11</w:t>
+        </w:r>
+      </w:hyperlink>
+      <w:r>
+        <w:rPr>
+          <w:lang w:val="zh_TW" w:bidi="zh_TW"/>
+        </w:rPr>
+        <w:t>）。他們的工作十分勞苦（</w:t>
+      </w:r>
+      <w:hyperlink r:id="rId23">
+        <w:r>
+          <w:rPr>
+            <w:lang w:val="zh_TW" w:bidi="zh_TW"/>
+          </w:rPr>
+          <w:rPr>
+            <w:color w:val="0000EE"/>
+            <w:u w:val="single"/>
+          </w:rPr>
+          <w:t>路5:2–5</w:t>
+        </w:r>
+      </w:hyperlink>
+      <w:r>
+        <w:rPr>
+          <w:lang w:val="zh_TW" w:bidi="zh_TW"/>
+        </w:rPr>
+        <w:t>），並不總是有收穫（</w:t>
+      </w:r>
+      <w:hyperlink r:id="rId24">
+        <w:r>
+          <w:rPr>
+            <w:lang w:val="zh_TW" w:bidi="zh_TW"/>
+          </w:rPr>
+          <w:rPr>
+            <w:color w:val="0000EE"/>
+            <w:u w:val="single"/>
+          </w:rPr>
+          <w:t>路5:5</w:t>
+        </w:r>
+      </w:hyperlink>
+      <w:r>
+        <w:rPr>
+          <w:lang w:val="zh_TW" w:bidi="zh_TW"/>
+        </w:rPr>
+        <w:t>；</w:t>
+      </w:r>
+      <w:hyperlink r:id="rId25">
+        <w:r>
+          <w:rPr>
+            <w:lang w:val="zh_TW" w:bidi="zh_TW"/>
+          </w:rPr>
+          <w:rPr>
+            <w:color w:val="0000EE"/>
+            <w:u w:val="single"/>
+          </w:rPr>
+          <w:t>約21:3</w:t>
+        </w:r>
+      </w:hyperlink>
+      <w:r>
+        <w:rPr>
+          <w:lang w:val="zh_TW" w:bidi="zh_TW"/>
+        </w:rPr>
+        <w:t>）。耶穌用「得人如得魚」的比喻來形容祂的門徒，表示他們如何為天國「捕捉（catch）」人（</w:t>
+      </w:r>
+      <w:hyperlink r:id="rId26">
+        <w:r>
+          <w:rPr>
+            <w:lang w:val="zh_TW" w:bidi="zh_TW"/>
+          </w:rPr>
+          <w:rPr>
+            <w:color w:val="0000EE"/>
+            <w:u w:val="single"/>
+          </w:rPr>
+          <w:t>太4:19</w:t>
+        </w:r>
+      </w:hyperlink>
+      <w:r>
+        <w:rPr>
+          <w:lang w:val="zh_TW" w:bidi="zh_TW"/>
+        </w:rPr>
+        <w:t>；</w:t>
+      </w:r>
+      <w:hyperlink r:id="rId27">
+        <w:r>
+          <w:rPr>
+            <w:lang w:val="zh_TW" w:bidi="zh_TW"/>
+          </w:rPr>
+          <w:rPr>
+            <w:color w:val="0000EE"/>
+            <w:u w:val="single"/>
+          </w:rPr>
+          <w:t>可1:17</w:t>
+        </w:r>
+      </w:hyperlink>
+      <w:r>
+        <w:rPr>
+          <w:lang w:val="zh_TW" w:bidi="zh_TW"/>
+        </w:rPr>
+        <w:t>；</w:t>
+      </w:r>
+      <w:hyperlink r:id="rId28">
+        <w:r>
+          <w:rPr>
+            <w:lang w:val="zh_TW" w:bidi="zh_TW"/>
+          </w:rPr>
+          <w:rPr>
+            <w:color w:val="0000EE"/>
+            <w:u w:val="single"/>
+          </w:rPr>
+          <w:t>路5:10</w:t>
+        </w:r>
+      </w:hyperlink>
+      <w:r>
+        <w:rPr>
+          <w:lang w:val="zh_TW" w:bidi="zh_TW"/>
+        </w:rPr>
+        <w:t>）。</w:t>
+      </w:r>
+      <w:r>
+        <w:rPr>
+          <w:lang w:val="zh_TW" w:bidi="zh_TW"/>
+        </w:rPr>
+      </w:r>
+      <w:r>
+        <w:rPr>
+          <w:lang w:val="zh_TW" w:bidi="zh_TW"/>
+        </w:rPr>
+      </w:r>
+    </w:p>
+    <w:p>
+      <w:pPr/>
+      <w:r>
+        <w:rPr>
+          <w:lang w:val="zh_TW" w:bidi="zh_TW"/>
+        </w:rPr>
+      </w:r>
+    </w:p>
+    <w:p>
+      <w:pPr>
+        <w:pStyle w:val="Heading2"/>
+      </w:pPr>
+      <w:r>
+        <w:rPr>
+          <w:lang w:val="zh_TW" w:bidi="zh_TW"/>
+        </w:rPr>
+        <w:t>餘民</w:t>
+      </w:r>
+      <w:r>
+        <w:rPr>
+          <w:lang w:val="zh_TW" w:bidi="zh_TW"/>
+        </w:rPr>
+      </w:r>
+    </w:p>
+    <w:p>
+      <w:pPr/>
+      <w:r>
+        <w:rPr>
+          <w:lang w:val="zh_TW" w:bidi="zh_TW"/>
+        </w:rPr>
+      </w:r>
+      <w:r>
+        <w:rPr>
+          <w:lang w:val="zh_TW" w:bidi="zh_TW"/>
+        </w:rPr>
+        <w:t>一群在神所帶來的災難中倖存的人，這災難通常是祂對罪的審判。這群人成為人類或神子民延續發展的核心；其他人未來是否存在，有賴於這些經過神的審判而被煉淨、成為聖潔的餘民。餘民的概念出現在救贖歷史的所有時期，每當災難（無論是自然災害、疾病、戰爭或其它工具）威脅神旨意的延續時，這概念便會浮現出來；從創造敘事直到舊約結尾，這概念逐漸顯得清晰。</w:t>
       </w:r>
     </w:p>
     <w:p>
@@ -242,7 +578,7 @@
         <w:rPr>
           <w:lang w:val="zh_TW" w:bidi="zh_TW"/>
         </w:rPr>
-        <w:t>術語</w:t>
+        <w:t>問題</w:t>
       </w:r>
     </w:p>
     <w:p>
@@ -256,38 +592,1429 @@
         <w:rPr>
           <w:lang w:val="zh_TW" w:bidi="zh_TW"/>
         </w:rPr>
-        <w:t>以色列的神為人類的行為設立了理想標準。聖經中關於罪的最常見詞語是指以某種方式違背這一標準。希伯來文hata’和希臘文hamartia原本的意思是「未達標準，未盡責任」（</w:t>
-      </w:r>
-      <w:hyperlink r:id="rId13">
-        <w:r>
-          <w:rPr>
-            <w:lang w:val="zh_TW" w:bidi="zh_TW"/>
-          </w:rPr>
-          <w:rPr>
-            <w:color w:val="0000EE"/>
-            <w:u w:val="single"/>
-          </w:rPr>
-          <w:t>羅3:23</w:t>
-        </w:r>
-      </w:hyperlink>
-      <w:r>
-        <w:rPr>
-          <w:lang w:val="zh_TW" w:bidi="zh_TW"/>
-        </w:rPr>
-        <w:t>）。神作為律法的賜予者，為人類的自由設置了界限；另一個常見的詞語（希伯來文‘abar</w:t>
+        <w:t>餘民概念要處理的神學問題，是神的恩典與應許，與祂的聖潔和祂公義審判罪之間的張力。這種神的恩典與祂審判之間的張力，區分神真實與虛假的子民，以及現今與未來的神子民。聖潔、純潔且真實的神子民，將作為忠信的餘民，在祂對罪的審判中存留，並將成為蒙更新、蒙揀選子民的核心。神的旨意並未受阻，而是實現在那真實且蒙更新的子民之中。</w:t>
+      </w:r>
+    </w:p>
+    <w:p>
+      <w:pPr/>
+      <w:r>
+        <w:rPr>
+          <w:lang w:val="zh_TW" w:bidi="zh_TW"/>
+        </w:rPr>
+      </w:r>
+      <w:r>
+        <w:rPr>
+          <w:lang w:val="zh_TW" w:bidi="zh_TW"/>
+        </w:rPr>
+        <w:t>這個概念有兩個方面。一方面，視乎聖經作者的期待是否迫切，所強調的可能是審判，即神因祂子民的罪而即將毀滅他們；甚至餘民本身也可能受到威脅，因為所設想的審判十分嚴厲。另一方面，餘民得以存留的事實，強調神的恩典（祂向其保護之人顯明的恩惠），以及新時代與新群體的黎明；這新群體出自餘民，並承受神的應許。</w:t>
+      </w:r>
+    </w:p>
+    <w:p>
+      <w:pPr>
+        <w:pStyle w:val="Heading3"/>
+      </w:pPr>
+      <w:r>
+        <w:rPr>
+          <w:lang w:val="zh_TW" w:bidi="zh_TW"/>
+        </w:rPr>
+        <w:t>在舊約聖經中</w:t>
+      </w:r>
+    </w:p>
+    <w:p>
+      <w:pPr>
+        <w:pStyle w:val="Heading4"/>
+      </w:pPr>
+      <w:r>
+        <w:rPr>
+          <w:lang w:val="zh_TW" w:bidi="zh_TW"/>
+        </w:rPr>
+        <w:t>族長時期之前</w:t>
+      </w:r>
+    </w:p>
+    <w:p>
+      <w:pPr/>
+      <w:r>
+        <w:rPr>
+          <w:lang w:val="zh_TW" w:bidi="zh_TW"/>
+        </w:rPr>
+      </w:r>
+      <w:r>
+        <w:rPr>
+          <w:lang w:val="zh_TW" w:bidi="zh_TW"/>
+        </w:rPr>
+        <w:t>首次展現餘民概念的經文，是人類墮落的敘事。雖然沒有立即喪失生命或減少人數，但神的審判威脅到人類持續存在的可能性（</w:t>
+      </w:r>
+      <w:hyperlink r:id="rId29">
+        <w:r>
+          <w:rPr>
+            <w:lang w:val="zh_TW" w:bidi="zh_TW"/>
+          </w:rPr>
+          <w:rPr>
+            <w:color w:val="0000EE"/>
+            <w:u w:val="single"/>
+          </w:rPr>
+          <w:t>創3:15–19</w:t>
+        </w:r>
+      </w:hyperlink>
+      <w:r>
+        <w:rPr>
+          <w:lang w:val="zh_TW" w:bidi="zh_TW"/>
+        </w:rPr>
+        <w:t>）。因著神的恩典，審判得以避免，亞當與夏娃就成為人類的核心；未來的盼望集中在他們的後裔身上（</w:t>
+      </w:r>
+      <w:hyperlink r:id="rId30">
+        <w:r>
+          <w:rPr>
+            <w:lang w:val="zh_TW" w:bidi="zh_TW"/>
+          </w:rPr>
+          <w:rPr>
+            <w:color w:val="0000EE"/>
+            <w:u w:val="single"/>
+          </w:rPr>
+          <w:t>3:16</w:t>
+        </w:r>
+      </w:hyperlink>
+      <w:r>
+        <w:rPr>
+          <w:lang w:val="zh_TW" w:bidi="zh_TW"/>
+        </w:rPr>
+        <w:t>、</w:t>
+      </w:r>
+      <w:hyperlink r:id="rId30">
+        <w:r>
+          <w:rPr>
+            <w:lang w:val="zh_TW" w:bidi="zh_TW"/>
+          </w:rPr>
+          <w:rPr>
+            <w:color w:val="0000EE"/>
+            <w:u w:val="single"/>
+          </w:rPr>
+          <w:t>20</w:t>
+        </w:r>
+      </w:hyperlink>
+      <w:r>
+        <w:rPr>
+          <w:lang w:val="zh_TW" w:bidi="zh_TW"/>
+        </w:rPr>
+        <w:t>，</w:t>
+      </w:r>
+      <w:hyperlink r:id="rId31">
+        <w:r>
+          <w:rPr>
+            <w:lang w:val="zh_TW" w:bidi="zh_TW"/>
+          </w:rPr>
+          <w:rPr>
+            <w:color w:val="0000EE"/>
+            <w:u w:val="single"/>
+          </w:rPr>
+          <w:t>4:1</w:t>
+        </w:r>
+      </w:hyperlink>
+      <w:r>
+        <w:rPr>
+          <w:lang w:val="zh_TW" w:bidi="zh_TW"/>
+        </w:rPr>
+        <w:t>）。神對人類的旨意，將藉著女人的後裔得以實現。</w:t>
+      </w:r>
+    </w:p>
+    <w:p>
+      <w:pPr/>
+      <w:r>
+        <w:rPr>
+          <w:lang w:val="zh_TW" w:bidi="zh_TW"/>
+        </w:rPr>
+      </w:r>
+      <w:r>
+        <w:rPr>
+          <w:lang w:val="zh_TW" w:bidi="zh_TW"/>
+        </w:rPr>
+        <w:t>洪水的敘事則更加具體。因為人類的邪惡，神決意要從地上塗抹一切生命。然而，一位在神面前為義且完全的人，連同他的家人，一同蒙受神的恩惠（</w:t>
+      </w:r>
+      <w:hyperlink r:id="rId32">
+        <w:r>
+          <w:rPr>
+            <w:lang w:val="zh_TW" w:bidi="zh_TW"/>
+          </w:rPr>
+          <w:rPr>
+            <w:color w:val="0000EE"/>
+            <w:u w:val="single"/>
+          </w:rPr>
+          <w:t>創6:8–9</w:t>
+        </w:r>
+      </w:hyperlink>
+      <w:r>
+        <w:rPr>
+          <w:lang w:val="zh_TW" w:bidi="zh_TW"/>
+        </w:rPr>
+        <w:t>；</w:t>
+      </w:r>
+      <w:hyperlink r:id="rId33">
+        <w:r>
+          <w:rPr>
+            <w:lang w:val="zh_TW" w:bidi="zh_TW"/>
+          </w:rPr>
+          <w:rPr>
+            <w:color w:val="0000EE"/>
+            <w:u w:val="single"/>
+          </w:rPr>
+          <w:t>來11:7</w:t>
+        </w:r>
+      </w:hyperlink>
+      <w:r>
+        <w:rPr>
+          <w:lang w:val="zh_TW" w:bidi="zh_TW"/>
+        </w:rPr>
+        <w:t>）。只有挪亞和同在方舟的人，能免於神的審判（</w:t>
+      </w:r>
+      <w:hyperlink r:id="rId34">
+        <w:r>
+          <w:rPr>
+            <w:lang w:val="zh_TW" w:bidi="zh_TW"/>
+          </w:rPr>
+          <w:rPr>
+            <w:color w:val="0000EE"/>
+            <w:u w:val="single"/>
+          </w:rPr>
+          <w:t>創7:23</w:t>
+        </w:r>
+      </w:hyperlink>
+      <w:r>
+        <w:rPr>
+          <w:lang w:val="zh_TW" w:bidi="zh_TW"/>
+        </w:rPr>
+        <w:t>）。人類的延續因此集中在他兒子的繁衍和增長上（</w:t>
+      </w:r>
+      <w:hyperlink r:id="rId35">
+        <w:r>
+          <w:rPr>
+            <w:lang w:val="zh_TW" w:bidi="zh_TW"/>
+          </w:rPr>
+          <w:rPr>
+            <w:color w:val="0000EE"/>
+            <w:u w:val="single"/>
+          </w:rPr>
+          <w:t>9:1</w:t>
+        </w:r>
+      </w:hyperlink>
+      <w:r>
+        <w:rPr>
+          <w:lang w:val="zh_TW" w:bidi="zh_TW"/>
+        </w:rPr>
+        <w:t>），並由此引進新時代和新的盟約（</w:t>
+      </w:r>
+      <w:hyperlink r:id="rId36">
+        <w:r>
+          <w:rPr>
+            <w:lang w:val="zh_TW" w:bidi="zh_TW"/>
+          </w:rPr>
+          <w:rPr>
+            <w:color w:val="0000EE"/>
+            <w:u w:val="single"/>
+          </w:rPr>
+          <w:t>8–17</w:t>
+        </w:r>
+      </w:hyperlink>
+      <w:r>
+        <w:rPr>
+          <w:lang w:val="zh_TW" w:bidi="zh_TW"/>
+        </w:rPr>
+        <w:t>）。神對人類的旨意，將在挪亞的後裔中得以實現。</w:t>
+      </w:r>
+    </w:p>
+    <w:p>
+      <w:pPr>
+        <w:pStyle w:val="Heading4"/>
+      </w:pPr>
+      <w:r>
+        <w:rPr>
+          <w:lang w:val="zh_TW" w:bidi="zh_TW"/>
+        </w:rPr>
+        <w:t>從族長時期到君主時期</w:t>
+      </w:r>
+    </w:p>
+    <w:p>
+      <w:pPr/>
+      <w:r>
+        <w:rPr>
+          <w:lang w:val="zh_TW" w:bidi="zh_TW"/>
+        </w:rPr>
+      </w:r>
+      <w:r>
+        <w:rPr>
+          <w:lang w:val="zh_TW" w:bidi="zh_TW"/>
+        </w:rPr>
+        <w:t>促成餘民主題發展的經文，不一定涉及普遍審判的威脅。所多瑪和蛾摩拉這兩座城市的罪惡十分重大，以致神決定毀滅它們。神為了僕人亞伯拉罕的（</w:t>
+      </w:r>
+      <w:hyperlink r:id="rId37">
+        <w:r>
+          <w:rPr>
+            <w:lang w:val="zh_TW" w:bidi="zh_TW"/>
+          </w:rPr>
+          <w:rPr>
+            <w:color w:val="0000EE"/>
+            <w:u w:val="single"/>
+          </w:rPr>
+          <w:t>創18:16–19</w:t>
+        </w:r>
+      </w:hyperlink>
+      <w:r>
+        <w:rPr>
+          <w:lang w:val="zh_TW" w:bidi="zh_TW"/>
+        </w:rPr>
+        <w:t>，</w:t>
+      </w:r>
+      <w:hyperlink r:id="rId38">
+        <w:r>
+          <w:rPr>
+            <w:lang w:val="zh_TW" w:bidi="zh_TW"/>
+          </w:rPr>
+          <w:rPr>
+            <w:color w:val="0000EE"/>
+            <w:u w:val="single"/>
+          </w:rPr>
+          <w:t>19:29</w:t>
+        </w:r>
+      </w:hyperlink>
+      <w:r>
+        <w:rPr>
+          <w:lang w:val="zh_TW" w:bidi="zh_TW"/>
+        </w:rPr>
+        <w:t>），並因為羅得的義（</w:t>
+      </w:r>
+      <w:hyperlink r:id="rId39">
+        <w:r>
+          <w:rPr>
+            <w:lang w:val="zh_TW" w:bidi="zh_TW"/>
+          </w:rPr>
+          <w:rPr>
+            <w:color w:val="0000EE"/>
+            <w:u w:val="single"/>
+          </w:rPr>
+          <w:t>彼後2:8</w:t>
+        </w:r>
+      </w:hyperlink>
+      <w:r>
+        <w:rPr>
+          <w:lang w:val="zh_TW" w:bidi="zh_TW"/>
+        </w:rPr>
+        <w:t>），饒恕了羅得和他的兩個女兒。亞伯拉罕與神的協商，若在城中可以找到50義人，最後甚至是10個，便赦免全城（</w:t>
+      </w:r>
+      <w:hyperlink r:id="rId40">
+        <w:r>
+          <w:rPr>
+            <w:lang w:val="zh_TW" w:bidi="zh_TW"/>
+          </w:rPr>
+          <w:rPr>
+            <w:color w:val="0000EE"/>
+            <w:u w:val="single"/>
+          </w:rPr>
+          <w:t>創18:22–33</w:t>
+        </w:r>
+      </w:hyperlink>
+      <w:r>
+        <w:rPr>
+          <w:lang w:val="zh_TW" w:bidi="zh_TW"/>
+        </w:rPr>
+        <w:t>），再次強調義人能逃避審判。神不會將義人與惡人一同滅絕；即使他們猶豫不決，祂仍然憐憫並引領他們離開那城（</w:t>
+      </w:r>
+      <w:hyperlink r:id="rId41">
+        <w:r>
+          <w:rPr>
+            <w:lang w:val="zh_TW" w:bidi="zh_TW"/>
+          </w:rPr>
+          <w:rPr>
+            <w:color w:val="0000EE"/>
+            <w:u w:val="single"/>
+          </w:rPr>
+          <w:t>19:16</w:t>
+        </w:r>
+      </w:hyperlink>
+      <w:r>
+        <w:rPr>
+          <w:lang w:val="zh_TW" w:bidi="zh_TW"/>
+        </w:rPr>
+        <w:t>、</w:t>
+      </w:r>
+      <w:hyperlink r:id="rId41">
+        <w:r>
+          <w:rPr>
+            <w:lang w:val="zh_TW" w:bidi="zh_TW"/>
+          </w:rPr>
+          <w:rPr>
+            <w:color w:val="0000EE"/>
+            <w:u w:val="single"/>
+          </w:rPr>
+          <w:t>29</w:t>
+        </w:r>
+      </w:hyperlink>
+      <w:r>
+        <w:rPr>
+          <w:lang w:val="zh_TW" w:bidi="zh_TW"/>
+        </w:rPr>
+        <w:t>）。</w:t>
+      </w:r>
+    </w:p>
+    <w:p>
+      <w:pPr/>
+      <w:r>
+        <w:rPr>
+          <w:lang w:val="zh_TW" w:bidi="zh_TW"/>
+        </w:rPr>
+      </w:r>
+      <w:r>
+        <w:rPr>
+          <w:lang w:val="zh_TW" w:bidi="zh_TW"/>
+        </w:rPr>
+        <w:t>約瑟的故事，是從雅各的子孫，一個在迦南的家庭（</w:t>
+      </w:r>
+      <w:hyperlink r:id="rId42">
+        <w:r>
+          <w:rPr>
+            <w:lang w:val="zh_TW" w:bidi="zh_TW"/>
+          </w:rPr>
+          <w:rPr>
+            <w:color w:val="0000EE"/>
+            <w:u w:val="single"/>
+          </w:rPr>
+          <w:t>創46:26–27</w:t>
+        </w:r>
+      </w:hyperlink>
+      <w:r>
+        <w:rPr>
+          <w:lang w:val="zh_TW" w:bidi="zh_TW"/>
+        </w:rPr>
+        <w:t>）開始；過渡到出埃及事件中，以色列成千上萬子孫的文學橋樑。故事中主導的神學主題，是在面對饑荒所帶來致命威脅時，保存這個族長家庭的性命。神差遣約瑟到埃及，為了拯救生命，並為他的家族保留餘種（</w:t>
+      </w:r>
+      <w:hyperlink r:id="rId43">
+        <w:r>
+          <w:rPr>
+            <w:lang w:val="zh_TW" w:bidi="zh_TW"/>
+          </w:rPr>
+          <w:rPr>
+            <w:color w:val="0000EE"/>
+            <w:u w:val="single"/>
+          </w:rPr>
+          <w:t>45:6–7</w:t>
+        </w:r>
+      </w:hyperlink>
+      <w:r>
+        <w:rPr>
+          <w:lang w:val="zh_TW" w:bidi="zh_TW"/>
+        </w:rPr>
+        <w:t>）。約瑟的兄弟本意要害他，但神將其轉為好的結果，拯救許多生命（</w:t>
+      </w:r>
+      <w:hyperlink r:id="rId44">
+        <w:r>
+          <w:rPr>
+            <w:lang w:val="zh_TW" w:bidi="zh_TW"/>
+          </w:rPr>
+          <w:rPr>
+            <w:color w:val="0000EE"/>
+            <w:u w:val="single"/>
+          </w:rPr>
+          <w:t>50:19–20</w:t>
+        </w:r>
+      </w:hyperlink>
+      <w:r>
+        <w:rPr>
+          <w:lang w:val="zh_TW" w:bidi="zh_TW"/>
+        </w:rPr>
+        <w:t>）。神的旨意再次沒被阻撓，而是藉著這些從滅亡威脅中存留下來的人得以實現。</w:t>
+      </w:r>
+    </w:p>
+    <w:p>
+      <w:pPr/>
+      <w:r>
+        <w:rPr>
+          <w:lang w:val="zh_TW" w:bidi="zh_TW"/>
+        </w:rPr>
+      </w:r>
+      <w:r>
+        <w:rPr>
+          <w:lang w:val="zh_TW" w:bidi="zh_TW"/>
+        </w:rPr>
+        <w:t>探子從迦南之地回來，順服神的命令並信靠祂的應許，成為重點（</w:t>
+      </w:r>
+      <w:hyperlink r:id="rId45">
+        <w:r>
+          <w:rPr>
+            <w:lang w:val="zh_TW" w:bidi="zh_TW"/>
+          </w:rPr>
+          <w:rPr>
+            <w:color w:val="0000EE"/>
+            <w:u w:val="single"/>
+          </w:rPr>
+          <w:t>民13–14章</w:t>
+        </w:r>
+      </w:hyperlink>
+      <w:r>
+        <w:rPr>
+          <w:lang w:val="zh_TW" w:bidi="zh_TW"/>
+        </w:rPr>
+        <w:t>）。各支派的代表都曾探察那地。他們雖然一致同意那地非常美好，但除了兩名探子以外，其餘的人都回報那地無法攻取。因著他們發怨言，神宣告祂要毀滅他們所有人，並從祂忠信的僕人摩西，興起一個更大的國。摩西為百姓代求之後，主就轉意不照原先所說的施行。祂並非讓眾人全然滅亡，而是只有約書亞與迦勒因著他們忠信的報告，得以進入所應許的產業。百姓要在曠野度過四十年，直到除了這兩人之外，其餘的人都死在那裡。悖逆者必死亡，但忠信的餘民必承受應許。</w:t>
+      </w:r>
+    </w:p>
+    <w:p>
+      <w:pPr/>
+      <w:r>
+        <w:rPr>
+          <w:lang w:val="zh_TW" w:bidi="zh_TW"/>
+        </w:rPr>
+      </w:r>
+      <w:r>
+        <w:rPr>
+          <w:lang w:val="zh_TW" w:bidi="zh_TW"/>
+        </w:rPr>
+        <w:t>律法也定明，若要持守那地，必須守約而忠信。不順服將帶來疾病、戰敗、乾旱、農作失收、野獸攻擊、因刀劍與饑荒而死、同類相食、城邑毀壞，並會被擄至敵國之地（</w:t>
+      </w:r>
+      <w:hyperlink r:id="rId46">
+        <w:r>
+          <w:rPr>
+            <w:lang w:val="zh_TW" w:bidi="zh_TW"/>
+          </w:rPr>
+          <w:rPr>
+            <w:color w:val="0000EE"/>
+            <w:u w:val="single"/>
+          </w:rPr>
+          <w:t>利26:1–39</w:t>
+        </w:r>
+      </w:hyperlink>
+      <w:r>
+        <w:rPr>
+          <w:lang w:val="zh_TW" w:bidi="zh_TW"/>
+        </w:rPr>
+        <w:t>）。不過那些存留、承認自己罪孽並悔改的餘民，神要與他們持守祂的約，使他們回到自己的地上，並藉著他們成就祂的旨意。</w:t>
+      </w:r>
+    </w:p>
+    <w:p>
+      <w:pPr>
+        <w:pStyle w:val="Heading4"/>
+      </w:pPr>
+      <w:r>
+        <w:rPr>
+          <w:lang w:val="zh_TW" w:bidi="zh_TW"/>
+        </w:rPr>
+        <w:t>從君主時期到被擄時期</w:t>
+      </w:r>
+    </w:p>
+    <w:p>
+      <w:pPr/>
+      <w:r>
+        <w:rPr>
+          <w:lang w:val="zh_TW" w:bidi="zh_TW"/>
+        </w:rPr>
+      </w:r>
+      <w:r>
+        <w:rPr>
+          <w:lang w:val="zh_TW" w:bidi="zh_TW"/>
+        </w:rPr>
+        <w:t>即使在叛教的北國，主仍然為祂自己保留忠信的餘民。在北國罪惡所帶來的三年乾旱後期（</w:t>
+      </w:r>
+      <w:hyperlink r:id="rId47">
+        <w:r>
+          <w:rPr>
+            <w:lang w:val="zh_TW" w:bidi="zh_TW"/>
+          </w:rPr>
+          <w:rPr>
+            <w:color w:val="0000EE"/>
+            <w:u w:val="single"/>
+          </w:rPr>
+          <w:t>王上17:1</w:t>
+        </w:r>
+      </w:hyperlink>
+      <w:r>
+        <w:rPr>
+          <w:lang w:val="zh_TW" w:bidi="zh_TW"/>
+        </w:rPr>
+        <w:t>，</w:t>
+      </w:r>
+      <w:hyperlink r:id="rId48">
+        <w:r>
+          <w:rPr>
+            <w:lang w:val="zh_TW" w:bidi="zh_TW"/>
+          </w:rPr>
+          <w:rPr>
+            <w:color w:val="0000EE"/>
+            <w:u w:val="single"/>
+          </w:rPr>
+          <w:t>18:1</w:t>
+        </w:r>
+      </w:hyperlink>
+      <w:r>
+        <w:rPr>
+          <w:lang w:val="zh_TW" w:bidi="zh_TW"/>
+        </w:rPr>
+        <w:t>），並在迦密山戰勝巴力祭司之後，以利亞為逃避耶洗別的追殺而逃到西奈山（第</w:t>
+      </w:r>
+      <w:hyperlink r:id="rId49">
+        <w:r>
+          <w:rPr>
+            <w:lang w:val="zh_TW" w:bidi="zh_TW"/>
+          </w:rPr>
+          <w:rPr>
+            <w:color w:val="0000EE"/>
+            <w:u w:val="single"/>
+          </w:rPr>
+          <w:t>19</w:t>
+        </w:r>
+      </w:hyperlink>
+      <w:r>
+        <w:rPr>
+          <w:lang w:val="zh_TW" w:bidi="zh_TW"/>
+        </w:rPr>
+        <w:t>章）。他在那裡哀嘆以色列已全然轉向虛假敬拜，而他自己是僅存的忠信者。神回應他，吩咐他膏立耶戶為王，並膏立以利沙作他的先知繼承者。耶戶與以利沙將要除滅叛教之人，而神為自己存留了七千個未曾向巴力屈膝的人。忠信的餘民將被保守，不至於遭受毀滅。</w:t>
+      </w:r>
+    </w:p>
+    <w:p>
+      <w:pPr/>
+      <w:r>
+        <w:rPr>
+          <w:lang w:val="zh_TW" w:bidi="zh_TW"/>
+        </w:rPr>
+      </w:r>
+      <w:r>
+        <w:rPr>
+          <w:lang w:val="zh_TW" w:bidi="zh_TW"/>
+        </w:rPr>
+        <w:t>被擄前的先知強調，在亞述和巴比倫所施行的毀滅之下，得以存活的餘民人數稀少。阿摩司警告說，將有巨大審判臨到，甚至連餘民本身也會受到威脅。神將毀滅這罪惡的王國，卻不至完全滅絕。以賽亞也談到餘民的微小。以色列僅存的，好像葡萄園的草棚，瓜田的茅屋，只是勉強逃過所多瑪與蛾摩拉的命運（</w:t>
+      </w:r>
+      <w:hyperlink r:id="rId50">
+        <w:r>
+          <w:rPr>
+            <w:lang w:val="zh_TW" w:bidi="zh_TW"/>
+          </w:rPr>
+          <w:rPr>
+            <w:color w:val="0000EE"/>
+            <w:u w:val="single"/>
+          </w:rPr>
+          <w:t>賽1:8–9</w:t>
+        </w:r>
+      </w:hyperlink>
+      <w:r>
+        <w:rPr>
+          <w:lang w:val="zh_TW" w:bidi="zh_TW"/>
+        </w:rPr>
+        <w:t>）。它像山頂上的旗杆（</w:t>
+      </w:r>
+      <w:hyperlink r:id="rId51">
+        <w:r>
+          <w:rPr>
+            <w:lang w:val="zh_TW" w:bidi="zh_TW"/>
+          </w:rPr>
+          <w:rPr>
+            <w:color w:val="0000EE"/>
+            <w:u w:val="single"/>
+          </w:rPr>
+          <w:t>30:17</w:t>
+        </w:r>
+      </w:hyperlink>
+      <w:r>
+        <w:rPr>
+          <w:lang w:val="zh_TW" w:bidi="zh_TW"/>
+        </w:rPr>
+        <w:t>），像被砍伐的樹墩子（</w:t>
+      </w:r>
+      <w:hyperlink r:id="rId52">
+        <w:r>
+          <w:rPr>
+            <w:lang w:val="zh_TW" w:bidi="zh_TW"/>
+          </w:rPr>
+          <w:rPr>
+            <w:color w:val="0000EE"/>
+            <w:u w:val="single"/>
+          </w:rPr>
+          <w:t>6:13</w:t>
+        </w:r>
+      </w:hyperlink>
+      <w:r>
+        <w:rPr>
+          <w:lang w:val="zh_TW" w:bidi="zh_TW"/>
+        </w:rPr>
+        <w:t>）。當收割的人收聚莊稼時，以色列就如收成後剩下的拾穗，是樹梢上僅存的幾顆橄欖（</w:t>
+      </w:r>
+      <w:hyperlink r:id="rId53">
+        <w:r>
+          <w:rPr>
+            <w:lang w:val="zh_TW" w:bidi="zh_TW"/>
+          </w:rPr>
+          <w:rPr>
+            <w:color w:val="0000EE"/>
+            <w:u w:val="single"/>
+          </w:rPr>
+          <w:t>17:4–6</w:t>
+        </w:r>
+      </w:hyperlink>
+      <w:r>
+        <w:rPr>
+          <w:lang w:val="zh_TW" w:bidi="zh_TW"/>
+        </w:rPr>
+        <w:t>）。但從那被砍伐的樹墩子中，將會萌發新的生命（</w:t>
+      </w:r>
+      <w:hyperlink r:id="rId54">
+        <w:r>
+          <w:rPr>
+            <w:lang w:val="zh_TW" w:bidi="zh_TW"/>
+          </w:rPr>
+          <w:rPr>
+            <w:color w:val="0000EE"/>
+            <w:u w:val="single"/>
+          </w:rPr>
+          <w:t>6:11–13</w:t>
+        </w:r>
+      </w:hyperlink>
+      <w:r>
+        <w:rPr>
+          <w:lang w:val="zh_TW" w:bidi="zh_TW"/>
+        </w:rPr>
+        <w:t>）。那些在耶路撒冷倖存的人將是聖潔的，主將從耶西的樹墩子中帶來一個新的枝條，一位公義的僕人（枝子），祂要從多國中招聚神子民的餘民（</w:t>
+      </w:r>
+      <w:hyperlink r:id="rId55">
+        <w:r>
+          <w:rPr>
+            <w:lang w:val="zh_TW" w:bidi="zh_TW"/>
+          </w:rPr>
+          <w:rPr>
+            <w:color w:val="0000EE"/>
+            <w:u w:val="single"/>
+          </w:rPr>
+          <w:t>4:2–3</w:t>
+        </w:r>
+      </w:hyperlink>
+      <w:r>
+        <w:rPr>
+          <w:lang w:val="zh_TW" w:bidi="zh_TW"/>
+        </w:rPr>
+        <w:t>，</w:t>
+      </w:r>
+      <w:hyperlink r:id="rId56">
+        <w:r>
+          <w:rPr>
+            <w:lang w:val="zh_TW" w:bidi="zh_TW"/>
+          </w:rPr>
+          <w:rPr>
+            <w:color w:val="0000EE"/>
+            <w:u w:val="single"/>
+          </w:rPr>
+          <w:t>11:1–16</w:t>
+        </w:r>
+      </w:hyperlink>
+      <w:r>
+        <w:rPr>
+          <w:lang w:val="zh_TW" w:bidi="zh_TW"/>
+        </w:rPr>
+        <w:t>）。當神洗淨百姓的罪孽後，耶路撒冷將被稱為公義之城（</w:t>
+      </w:r>
+      <w:hyperlink r:id="rId57">
+        <w:r>
+          <w:rPr>
+            <w:lang w:val="zh_TW" w:bidi="zh_TW"/>
+          </w:rPr>
+          <w:rPr>
+            <w:color w:val="0000EE"/>
+            <w:u w:val="single"/>
+          </w:rPr>
+          <w:t>1:21–26</w:t>
+        </w:r>
+      </w:hyperlink>
+      <w:r>
+        <w:rPr>
+          <w:lang w:val="zh_TW" w:bidi="zh_TW"/>
+        </w:rPr>
+        <w:t>）。</w:t>
+      </w:r>
+    </w:p>
+    <w:p>
+      <w:pPr>
+        <w:pStyle w:val="Heading4"/>
+      </w:pPr>
+      <w:r>
+        <w:rPr>
+          <w:lang w:val="zh_TW" w:bidi="zh_TW"/>
+        </w:rPr>
+        <w:t>被擄期間</w:t>
+      </w:r>
+    </w:p>
+    <w:p>
+      <w:pPr/>
+      <w:r>
+        <w:rPr>
+          <w:lang w:val="zh_TW" w:bidi="zh_TW"/>
+        </w:rPr>
+      </w:r>
+      <w:r>
+        <w:rPr>
+          <w:lang w:val="zh_TW" w:bidi="zh_TW"/>
+        </w:rPr>
+        <w:t>以西結在迦巴魯河邊、身處被擄之民中（</w:t>
+      </w:r>
+      <w:hyperlink r:id="rId58">
+        <w:r>
+          <w:rPr>
+            <w:lang w:val="zh_TW" w:bidi="zh_TW"/>
+          </w:rPr>
+          <w:rPr>
+            <w:color w:val="0000EE"/>
+            <w:u w:val="single"/>
+          </w:rPr>
+          <w:t>結1:1</w:t>
+        </w:r>
+      </w:hyperlink>
+      <w:r>
+        <w:rPr>
+          <w:lang w:val="zh_TW" w:bidi="zh_TW"/>
+        </w:rPr>
+        <w:t>），關注未來餘民與復興應許的結局。在一個異象中（第</w:t>
+      </w:r>
+      <w:hyperlink r:id="rId59">
+        <w:r>
+          <w:rPr>
+            <w:lang w:val="zh_TW" w:bidi="zh_TW"/>
+          </w:rPr>
+          <w:rPr>
+            <w:color w:val="0000EE"/>
+            <w:u w:val="single"/>
+          </w:rPr>
+          <w:t>9</w:t>
+        </w:r>
+      </w:hyperlink>
+      <w:r>
+        <w:rPr>
+          <w:lang w:val="zh_TW" w:bidi="zh_TW"/>
+        </w:rPr>
+        <w:t>章），他看見一位文士走遍耶路撒冷全城，為城中行可憎之事而哀痛的人，在額上作記號。在那位文士之後，隨著一群執行審判的人，他們擊殺所有額上沒有記號的人。因懼怕全體百姓都將被毀滅，以西結呼喊道：「哎！主耶和華啊，你……豈要將以色列所剩下的人都滅絕嗎？」隨後，他看見榮耀的雲彩，就是神在祂子民中可見的同在，升起並離開了聖殿（第</w:t>
+      </w:r>
+      <w:hyperlink r:id="rId60">
+        <w:r>
+          <w:rPr>
+            <w:lang w:val="zh_TW" w:bidi="zh_TW"/>
+          </w:rPr>
+          <w:rPr>
+            <w:color w:val="0000EE"/>
+            <w:u w:val="single"/>
+          </w:rPr>
+          <w:t>10</w:t>
+        </w:r>
+      </w:hyperlink>
+      <w:r>
+        <w:rPr>
+          <w:lang w:val="zh_TW" w:bidi="zh_TW"/>
+        </w:rPr>
+        <w:t>章）。以西結宣告對以色列領袖的審判。此時毗拉提雅（其名意為「逃脫」）死去，於是以西結再度問道：「哎！主耶和華啊，你要將以色列剩下的人滅絕淨盡嗎？」（</w:t>
+      </w:r>
+      <w:hyperlink r:id="rId61">
+        <w:r>
+          <w:rPr>
+            <w:lang w:val="zh_TW" w:bidi="zh_TW"/>
+          </w:rPr>
+          <w:rPr>
+            <w:color w:val="0000EE"/>
+            <w:u w:val="single"/>
+          </w:rPr>
+          <w:t>11:13</w:t>
+        </w:r>
+      </w:hyperlink>
+      <w:r>
+        <w:rPr>
+          <w:lang w:val="zh_TW" w:bidi="zh_TW"/>
+        </w:rPr>
+        <w:t>）。主將招聚祂的子民，使他們回到自己的地土，成為不再拜偶像的純潔百姓。雖然他們罪孽深重，然而對被煉淨的國度仍然有憐憫與復興。以西結看見離開聖殿的榮耀雲彩，將回到一座新的聖殿（第</w:t>
+      </w:r>
+      <w:hyperlink r:id="rId62">
+        <w:r>
+          <w:rPr>
+            <w:lang w:val="zh_TW" w:bidi="zh_TW"/>
+          </w:rPr>
+          <w:rPr>
+            <w:color w:val="0000EE"/>
+            <w:u w:val="single"/>
+          </w:rPr>
+          <w:t>43</w:t>
+        </w:r>
+      </w:hyperlink>
+      <w:r>
+        <w:rPr>
+          <w:lang w:val="zh_TW" w:bidi="zh_TW"/>
+        </w:rPr>
+        <w:t>章）。百姓將不再偏離神（</w:t>
+      </w:r>
+      <w:hyperlink r:id="rId63">
+        <w:r>
+          <w:rPr>
+            <w:lang w:val="zh_TW" w:bidi="zh_TW"/>
+          </w:rPr>
+          <w:rPr>
+            <w:color w:val="0000EE"/>
+            <w:u w:val="single"/>
+          </w:rPr>
+          <w:t>14:11</w:t>
+        </w:r>
+      </w:hyperlink>
+      <w:r>
+        <w:rPr>
+          <w:lang w:val="zh_TW" w:bidi="zh_TW"/>
+        </w:rPr>
+        <w:t>），而是享受一個新的永恆盟約（</w:t>
+      </w:r>
+      <w:hyperlink r:id="rId64">
+        <w:r>
+          <w:rPr>
+            <w:lang w:val="zh_TW" w:bidi="zh_TW"/>
+          </w:rPr>
+          <w:rPr>
+            <w:color w:val="0000EE"/>
+            <w:u w:val="single"/>
+          </w:rPr>
+          <w:t>16:60–62</w:t>
+        </w:r>
+      </w:hyperlink>
+      <w:r>
+        <w:rPr>
+          <w:lang w:val="zh_TW" w:bidi="zh_TW"/>
+        </w:rPr>
+        <w:t>）。以西結回憶起餘民的主題，這適用於出埃及後的曠野群體：許多人將離開奴役之地，而悖逆的人將死在途中，不得進入以色列（</w:t>
+      </w:r>
+      <w:hyperlink r:id="rId65">
+        <w:r>
+          <w:rPr>
+            <w:lang w:val="zh_TW" w:bidi="zh_TW"/>
+          </w:rPr>
+          <w:rPr>
+            <w:color w:val="0000EE"/>
+            <w:u w:val="single"/>
+          </w:rPr>
+          <w:t>20:35–38</w:t>
+        </w:r>
+      </w:hyperlink>
+      <w:r>
+        <w:rPr>
+          <w:lang w:val="zh_TW" w:bidi="zh_TW"/>
+        </w:rPr>
+        <w:t>）。神將聚集他的羊群，他們將有「一牧人……，就是我的僕人大衛」（</w:t>
+      </w:r>
+      <w:hyperlink r:id="rId66">
+        <w:r>
+          <w:rPr>
+            <w:lang w:val="zh_TW" w:bidi="zh_TW"/>
+          </w:rPr>
+          <w:rPr>
+            <w:color w:val="0000EE"/>
+            <w:u w:val="single"/>
+          </w:rPr>
+          <w:t>34:20–24</w:t>
+        </w:r>
+      </w:hyperlink>
+      <w:r>
+        <w:rPr>
+          <w:lang w:val="zh_TW" w:bidi="zh_TW"/>
+        </w:rPr>
+        <w:t>）。神要除去他們的石心，賜給他們肉心，並將祂的靈放在他們裡面（</w:t>
+      </w:r>
+      <w:hyperlink r:id="rId67">
+        <w:r>
+          <w:rPr>
+            <w:lang w:val="zh_TW" w:bidi="zh_TW"/>
+          </w:rPr>
+          <w:rPr>
+            <w:color w:val="0000EE"/>
+            <w:u w:val="single"/>
+          </w:rPr>
+          <w:t>36:24–27</w:t>
+        </w:r>
+      </w:hyperlink>
+      <w:r>
+        <w:rPr>
+          <w:lang w:val="zh_TW" w:bidi="zh_TW"/>
+        </w:rPr>
+        <w:t>）。雖然以色列看似已死去、毫無復生的可能，然而神要向這些枯骨說話，使它們活過來（</w:t>
+      </w:r>
+      <w:hyperlink r:id="rId68">
+        <w:r>
+          <w:rPr>
+            <w:lang w:val="zh_TW" w:bidi="zh_TW"/>
+          </w:rPr>
+          <w:rPr>
+            <w:color w:val="0000EE"/>
+            <w:u w:val="single"/>
+          </w:rPr>
+          <w:t>37:1–14</w:t>
+        </w:r>
+      </w:hyperlink>
+      <w:r>
+        <w:rPr>
+          <w:lang w:val="zh_TW" w:bidi="zh_TW"/>
+        </w:rPr>
+        <w:t>）。</w:t>
+      </w:r>
+      <w:r>
+        <w:rPr>
+          <w:lang w:val="zh_TW" w:bidi="zh_TW"/>
+        </w:rPr>
+      </w:r>
+      <w:r>
+        <w:rPr>
+          <w:lang w:val="zh_TW" w:bidi="zh_TW"/>
+        </w:rPr>
+      </w:r>
+    </w:p>
+    <w:p>
+      <w:pPr/>
+      <w:r>
+        <w:rPr>
+          <w:lang w:val="zh_TW" w:bidi="zh_TW"/>
+        </w:rPr>
+      </w:r>
+    </w:p>
+    <w:p>
+      <w:pPr>
+        <w:pStyle w:val="Heading2"/>
+      </w:pPr>
+      <w:r>
+        <w:rPr>
+          <w:lang w:val="zh_TW" w:bidi="zh_TW"/>
+        </w:rPr>
+        <w:t>預像</w:t>
+      </w:r>
+      <w:r>
+        <w:rPr>
+          <w:lang w:val="zh_TW" w:bidi="zh_TW"/>
+        </w:rPr>
+      </w:r>
+    </w:p>
+    <w:p>
+      <w:pPr/>
+      <w:r>
+        <w:rPr>
+          <w:lang w:val="zh_TW" w:bidi="zh_TW"/>
+        </w:rPr>
+      </w:r>
+      <w:r>
+        <w:rPr>
+          <w:lang w:val="zh_TW" w:bidi="zh_TW"/>
+        </w:rPr>
+        <w:t>英文單詞type（預像）源自希臘文</w:t>
       </w:r>
       <w:r>
         <w:rPr>
           <w:i/>
           <w:lang w:val="zh_TW" w:bidi="zh_TW"/>
         </w:rPr>
+        <w:t>tupos，</w:t>
+      </w:r>
+      <w:r>
+        <w:rPr>
+          <w:lang w:val="zh_TW" w:bidi="zh_TW"/>
+        </w:rPr>
+        <w:t>其基本意思是「由打擊或壓力所造成的可見印記或痕跡」。在希臘文新約中，這個詞出現了16次，具有不同的含義。預像可以指一個副本、印記或通過模具鑄造出的形像。在</w:t>
+      </w:r>
+      <w:hyperlink r:id="rId69">
+        <w:r>
+          <w:rPr>
+            <w:lang w:val="zh_TW" w:bidi="zh_TW"/>
+          </w:rPr>
+          <w:rPr>
+            <w:color w:val="0000EE"/>
+            <w:u w:val="single"/>
+          </w:rPr>
+          <w:t>使徒行傳七章43節</w:t>
+        </w:r>
+      </w:hyperlink>
+      <w:r>
+        <w:rPr>
+          <w:lang w:val="zh_TW" w:bidi="zh_TW"/>
+        </w:rPr>
+        <w:t>中，它被應用於偶像或假神的「像」。預像可以是製作某物所依據的樣式（例如，會幕，</w:t>
+      </w:r>
+      <w:hyperlink r:id="rId70">
+        <w:r>
+          <w:rPr>
+            <w:lang w:val="zh_TW" w:bidi="zh_TW"/>
+          </w:rPr>
+          <w:rPr>
+            <w:color w:val="0000EE"/>
+            <w:u w:val="single"/>
+          </w:rPr>
+          <w:t>徒7:44</w:t>
+        </w:r>
+      </w:hyperlink>
+      <w:r>
+        <w:rPr>
+          <w:lang w:val="zh_TW" w:bidi="zh_TW"/>
+        </w:rPr>
         <w:t>；</w:t>
       </w:r>
-      <w:r>
-        <w:rPr>
-          <w:lang w:val="zh_TW" w:bidi="zh_TW"/>
-        </w:rPr>
-        <w:t>希臘文parabasis）將罪描述為「越界」，「超越設置的界限」。類似的詞語有pesha‘（希伯來文），意為「叛逆」，「違法」；’asham（希伯來文）表示「侵犯神的王權」，「承擔罪責」；paraptoma（希臘文）表示「偏離正路」，「闖入禁區」。 「罪孽」通常翻譯為‘aon（希伯來文，意為「邪惡」，「錯誤」），其在新約中最接近的對應詞是anomia（希臘文，「無法無天」）或paranomia（希臘文，「違法」）。</w:t>
+      <w:hyperlink r:id="rId71">
+        <w:r>
+          <w:rPr>
+            <w:lang w:val="zh_TW" w:bidi="zh_TW"/>
+          </w:rPr>
+          <w:rPr>
+            <w:color w:val="0000EE"/>
+            <w:u w:val="single"/>
+          </w:rPr>
+          <w:t>來8:5</w:t>
+        </w:r>
+      </w:hyperlink>
+      <w:r>
+        <w:rPr>
+          <w:lang w:val="zh_TW" w:bidi="zh_TW"/>
+        </w:rPr>
+        <w:t>）。它可以是一個範例或模式，無論是要避免的邪惡（</w:t>
+      </w:r>
+      <w:hyperlink r:id="rId72">
+        <w:r>
+          <w:rPr>
+            <w:lang w:val="zh_TW" w:bidi="zh_TW"/>
+          </w:rPr>
+          <w:rPr>
+            <w:color w:val="0000EE"/>
+            <w:u w:val="single"/>
+          </w:rPr>
+          <w:t>林前10:6–11</w:t>
+        </w:r>
+      </w:hyperlink>
+      <w:r>
+        <w:rPr>
+          <w:lang w:val="zh_TW" w:bidi="zh_TW"/>
+        </w:rPr>
+        <w:t>），還是要效仿的善行（</w:t>
+      </w:r>
+      <w:hyperlink r:id="rId73">
+        <w:r>
+          <w:rPr>
+            <w:lang w:val="zh_TW" w:bidi="zh_TW"/>
+          </w:rPr>
+          <w:rPr>
+            <w:color w:val="0000EE"/>
+            <w:u w:val="single"/>
+          </w:rPr>
+          <w:t>腓3:17</w:t>
+        </w:r>
+      </w:hyperlink>
+      <w:r>
+        <w:rPr>
+          <w:lang w:val="zh_TW" w:bidi="zh_TW"/>
+        </w:rPr>
+        <w:t>；</w:t>
+      </w:r>
+      <w:hyperlink r:id="rId74">
+        <w:r>
+          <w:rPr>
+            <w:lang w:val="zh_TW" w:bidi="zh_TW"/>
+          </w:rPr>
+          <w:rPr>
+            <w:color w:val="0000EE"/>
+            <w:u w:val="single"/>
+          </w:rPr>
+          <w:t>帖後3:9</w:t>
+        </w:r>
+      </w:hyperlink>
+      <w:r>
+        <w:rPr>
+          <w:lang w:val="zh_TW" w:bidi="zh_TW"/>
+        </w:rPr>
+        <w:t>；</w:t>
+      </w:r>
+      <w:hyperlink r:id="rId75">
+        <w:r>
+          <w:rPr>
+            <w:lang w:val="zh_TW" w:bidi="zh_TW"/>
+          </w:rPr>
+          <w:rPr>
+            <w:color w:val="0000EE"/>
+            <w:u w:val="single"/>
+          </w:rPr>
+          <w:t>提前4:12</w:t>
+        </w:r>
+      </w:hyperlink>
+      <w:r>
+        <w:rPr>
+          <w:lang w:val="zh_TW" w:bidi="zh_TW"/>
+        </w:rPr>
+        <w:t>；</w:t>
+      </w:r>
+      <w:hyperlink r:id="rId76">
+        <w:r>
+          <w:rPr>
+            <w:lang w:val="zh_TW" w:bidi="zh_TW"/>
+          </w:rPr>
+          <w:rPr>
+            <w:color w:val="0000EE"/>
+            <w:u w:val="single"/>
+          </w:rPr>
+          <w:t>多2:7</w:t>
+        </w:r>
+      </w:hyperlink>
+      <w:r>
+        <w:rPr>
+          <w:lang w:val="zh_TW" w:bidi="zh_TW"/>
+        </w:rPr>
+        <w:t>；</w:t>
+      </w:r>
+      <w:hyperlink r:id="rId77">
+        <w:r>
+          <w:rPr>
+            <w:lang w:val="zh_TW" w:bidi="zh_TW"/>
+          </w:rPr>
+          <w:rPr>
+            <w:color w:val="0000EE"/>
+            <w:u w:val="single"/>
+          </w:rPr>
+          <w:t>彼前5:3</w:t>
+        </w:r>
+      </w:hyperlink>
+      <w:r>
+        <w:rPr>
+          <w:lang w:val="zh_TW" w:bidi="zh_TW"/>
+        </w:rPr>
+        <w:t>）。它就像澆築混凝土的模具，決定了所製作物品的形狀和內容。</w:t>
+      </w:r>
+    </w:p>
+    <w:p>
+      <w:pPr/>
+      <w:r>
+        <w:rPr>
+          <w:lang w:val="zh_TW" w:bidi="zh_TW"/>
+        </w:rPr>
+      </w:r>
+      <w:r>
+        <w:rPr>
+          <w:lang w:val="zh_TW" w:bidi="zh_TW"/>
+        </w:rPr>
+        <w:t>預像在神學中也指舊約中的一個實體，預表新約中的另一個實體。舊約中的實體被稱為「預像」（type），而新約中的實現被稱為「對範」（antetype）。預像或對範可以指人物、事物或事件，但通常預像具有彌賽亞性質（預表彌賽亞，即神的受膏者），並且經常與救恩相關。</w:t>
+      </w:r>
+    </w:p>
+    <w:p>
+      <w:pPr/>
+      <w:r>
+        <w:rPr>
+          <w:lang w:val="zh_TW" w:bidi="zh_TW"/>
+        </w:rPr>
+      </w:r>
+      <w:r>
+        <w:rPr>
+          <w:lang w:val="zh_TW" w:bidi="zh_TW"/>
+        </w:rPr>
+        <w:t>預像與象徵有所不同，象徵（symbol）是一種永恆的符號，可能指向過去、現在或未來，而預像總是預表即將到來的事物。</w:t>
+      </w:r>
+    </w:p>
+    <w:p>
+      <w:pPr/>
+      <w:r>
+        <w:rPr>
+          <w:lang w:val="zh_TW" w:bidi="zh_TW"/>
+        </w:rPr>
+      </w:r>
+      <w:r>
+        <w:rPr>
+          <w:lang w:val="zh_TW" w:bidi="zh_TW"/>
+        </w:rPr>
+        <w:t>一些例子有助於識別一些聖經中的預像或對範。舉蛇在曠野讓以色列人得醫治，是預表耶穌被舉起在十字架上，為世人帶來救恩（</w:t>
+      </w:r>
+      <w:hyperlink r:id="rId78">
+        <w:r>
+          <w:rPr>
+            <w:lang w:val="zh_TW" w:bidi="zh_TW"/>
+          </w:rPr>
+          <w:rPr>
+            <w:color w:val="0000EE"/>
+            <w:u w:val="single"/>
+          </w:rPr>
+          <w:t>約3:14</w:t>
+        </w:r>
+      </w:hyperlink>
+      <w:r>
+        <w:rPr>
+          <w:lang w:val="zh_TW" w:bidi="zh_TW"/>
+        </w:rPr>
+        <w:t>；參</w:t>
+      </w:r>
+      <w:hyperlink r:id="rId79">
+        <w:r>
+          <w:rPr>
+            <w:lang w:val="zh_TW" w:bidi="zh_TW"/>
+          </w:rPr>
+          <w:rPr>
+            <w:color w:val="0000EE"/>
+            <w:u w:val="single"/>
+          </w:rPr>
+          <w:t>民21:9</w:t>
+        </w:r>
+      </w:hyperlink>
+      <w:r>
+        <w:rPr>
+          <w:lang w:val="zh_TW" w:bidi="zh_TW"/>
+        </w:rPr>
+        <w:t>）。逾越節的羔羊（</w:t>
+      </w:r>
+      <w:hyperlink r:id="rId80">
+        <w:r>
+          <w:rPr>
+            <w:lang w:val="zh_TW" w:bidi="zh_TW"/>
+          </w:rPr>
+          <w:rPr>
+            <w:color w:val="0000EE"/>
+            <w:u w:val="single"/>
+          </w:rPr>
+          <w:t>出12:1–13</w:t>
+        </w:r>
+      </w:hyperlink>
+      <w:r>
+        <w:rPr>
+          <w:lang w:val="zh_TW" w:bidi="zh_TW"/>
+        </w:rPr>
+        <w:t>）是基督的預表（</w:t>
+      </w:r>
+      <w:hyperlink r:id="rId81">
+        <w:r>
+          <w:rPr>
+            <w:lang w:val="zh_TW" w:bidi="zh_TW"/>
+          </w:rPr>
+          <w:rPr>
+            <w:color w:val="0000EE"/>
+            <w:u w:val="single"/>
+          </w:rPr>
+          <w:t>林前5:7</w:t>
+        </w:r>
+      </w:hyperlink>
+      <w:r>
+        <w:rPr>
+          <w:lang w:val="zh_TW" w:bidi="zh_TW"/>
+        </w:rPr>
+        <w:t>）。以色列人在曠野中所喝的從磐石流出的水，這磐石（</w:t>
+      </w:r>
+      <w:hyperlink r:id="rId82">
+        <w:r>
+          <w:rPr>
+            <w:lang w:val="zh_TW" w:bidi="zh_TW"/>
+          </w:rPr>
+          <w:rPr>
+            <w:color w:val="0000EE"/>
+            <w:u w:val="single"/>
+          </w:rPr>
+          <w:t>出17:6</w:t>
+        </w:r>
+      </w:hyperlink>
+      <w:r>
+        <w:rPr>
+          <w:lang w:val="zh_TW" w:bidi="zh_TW"/>
+        </w:rPr>
+        <w:t>）預表基督（</w:t>
+      </w:r>
+      <w:hyperlink r:id="rId83">
+        <w:r>
+          <w:rPr>
+            <w:lang w:val="zh_TW" w:bidi="zh_TW"/>
+          </w:rPr>
+          <w:rPr>
+            <w:color w:val="0000EE"/>
+            <w:u w:val="single"/>
+          </w:rPr>
+          <w:t>林前10:3–4</w:t>
+        </w:r>
+      </w:hyperlink>
+      <w:r>
+        <w:rPr>
+          <w:lang w:val="zh_TW" w:bidi="zh_TW"/>
+        </w:rPr>
+        <w:t>）。在</w:t>
+      </w:r>
+      <w:hyperlink r:id="rId84">
+        <w:r>
+          <w:rPr>
+            <w:lang w:val="zh_TW" w:bidi="zh_TW"/>
+          </w:rPr>
+          <w:rPr>
+            <w:color w:val="0000EE"/>
+            <w:u w:val="single"/>
+          </w:rPr>
+          <w:t>羅馬書五章14節</w:t>
+        </w:r>
+      </w:hyperlink>
+      <w:r>
+        <w:rPr>
+          <w:lang w:val="zh_TW" w:bidi="zh_TW"/>
+        </w:rPr>
+        <w:t>中，亞當被稱為「以後要來之人的預像」，即基督的預表。</w:t>
+      </w:r>
+    </w:p>
+    <w:p>
+      <w:pPr/>
+      <w:r>
+        <w:rPr>
+          <w:lang w:val="zh_TW" w:bidi="zh_TW"/>
+        </w:rPr>
+      </w:r>
+      <w:r>
+        <w:rPr>
+          <w:lang w:val="zh_TW" w:bidi="zh_TW"/>
+        </w:rPr>
+        <w:t>希伯來書中有許多代表彌賽亞的預表。神在西奈山所頒佈的儀式律法中所有的獻祭，都是耶穌基督位格與工作的預表。祭壇上所灑的血，預表那位一次獻上永遠贖罪的救主的血（</w:t>
+      </w:r>
+      <w:hyperlink r:id="rId85">
+        <w:r>
+          <w:rPr>
+            <w:lang w:val="zh_TW" w:bidi="zh_TW"/>
+          </w:rPr>
+          <w:rPr>
+            <w:color w:val="0000EE"/>
+            <w:u w:val="single"/>
+          </w:rPr>
+          <w:t>來9:12–22</w:t>
+        </w:r>
+      </w:hyperlink>
+      <w:r>
+        <w:rPr>
+          <w:lang w:val="zh_TW" w:bidi="zh_TW"/>
+        </w:rPr>
+        <w:t>）。</w:t>
+      </w:r>
+      <w:r>
+        <w:rPr>
+          <w:lang w:val="zh_TW" w:bidi="zh_TW"/>
+        </w:rPr>
+      </w:r>
+      <w:r>
+        <w:rPr>
+          <w:lang w:val="zh_TW" w:bidi="zh_TW"/>
+        </w:rPr>
+      </w:r>
+    </w:p>
+    <w:p>
+      <w:pPr/>
+      <w:r>
+        <w:rPr>
+          <w:lang w:val="zh_TW" w:bidi="zh_TW"/>
+        </w:rPr>
+      </w:r>
+    </w:p>
+    <w:p>
+      <w:pPr>
+        <w:pStyle w:val="Heading2"/>
+      </w:pPr>
+      <w:r>
+        <w:rPr>
+          <w:lang w:val="zh_TW" w:bidi="zh_TW"/>
+        </w:rPr>
+        <w:t>預言</w:t>
+      </w:r>
+      <w:r>
+        <w:rPr>
+          <w:lang w:val="zh_TW" w:bidi="zh_TW"/>
+        </w:rPr>
+      </w:r>
+    </w:p>
+    <w:p>
+      <w:pPr/>
+      <w:r>
+        <w:rPr>
+          <w:lang w:val="zh_TW" w:bidi="zh_TW"/>
+        </w:rPr>
+      </w:r>
+      <w:r>
+        <w:rPr>
+          <w:lang w:val="zh_TW" w:bidi="zh_TW"/>
+        </w:rPr>
+        <w:t>這個詞，以及相關的「先知」（prophet）、「說預言」（to prophesy）、「先知主義」（prophetism）和「先知性」（prophetic），源自於一組希臘文詞彙，在世俗希臘文中意指「說出來」、「宣佈」、「宣告」。然而，在聖經希臘文中，這些詞語通常帶有屬靈啟示的意義，指人受到屬靈啟示而說話、宣佈或宣告。</w:t>
       </w:r>
     </w:p>
     <w:p>
@@ -298,7 +2025,108 @@
         <w:rPr>
           <w:lang w:val="zh_TW" w:bidi="zh_TW"/>
         </w:rPr>
-        <w:t>舊約中的罪</w:t>
+        <w:t>概述</w:t>
+      </w:r>
+    </w:p>
+    <w:p>
+      <w:pPr>
+        <w:pStyle w:val="ListBullet"/>
+        <w:spacing w:line="240" w:lineRule="auto"/>
+        <w:ind w:left="720"/>
+      </w:pPr>
+      <w:r>
+        <w:rPr>
+          <w:lang w:val="zh_TW" w:bidi="zh_TW"/>
+        </w:rPr>
+      </w:r>
+      <w:r>
+        <w:rPr>
+          <w:lang w:val="zh_TW" w:bidi="zh_TW"/>
+        </w:rPr>
+        <w:t>舊約中的預言</w:t>
+      </w:r>
+    </w:p>
+    <w:p>
+      <w:pPr>
+        <w:pStyle w:val="ListBullet"/>
+        <w:spacing w:line="240" w:lineRule="auto"/>
+        <w:ind w:left="720"/>
+      </w:pPr>
+      <w:r>
+        <w:rPr>
+          <w:lang w:val="zh_TW" w:bidi="zh_TW"/>
+        </w:rPr>
+      </w:r>
+      <w:r>
+        <w:rPr>
+          <w:lang w:val="zh_TW" w:bidi="zh_TW"/>
+        </w:rPr>
+        <w:t>舊約先知的類型</w:t>
+      </w:r>
+    </w:p>
+    <w:p>
+      <w:pPr>
+        <w:pStyle w:val="ListBullet"/>
+        <w:spacing w:line="240" w:lineRule="auto"/>
+        <w:ind w:left="720"/>
+      </w:pPr>
+      <w:r>
+        <w:rPr>
+          <w:lang w:val="zh_TW" w:bidi="zh_TW"/>
+        </w:rPr>
+      </w:r>
+      <w:r>
+        <w:rPr>
+          <w:lang w:val="zh_TW" w:bidi="zh_TW"/>
+        </w:rPr>
+        <w:t>先知的信息</w:t>
+      </w:r>
+    </w:p>
+    <w:p>
+      <w:pPr>
+        <w:pStyle w:val="ListBullet"/>
+        <w:spacing w:line="240" w:lineRule="auto"/>
+        <w:ind w:left="720"/>
+      </w:pPr>
+      <w:r>
+        <w:rPr>
+          <w:lang w:val="zh_TW" w:bidi="zh_TW"/>
+        </w:rPr>
+      </w:r>
+      <w:r>
+        <w:rPr>
+          <w:lang w:val="zh_TW" w:bidi="zh_TW"/>
+        </w:rPr>
+        <w:t>新約中的預言</w:t>
+      </w:r>
+    </w:p>
+    <w:p>
+      <w:pPr>
+        <w:pStyle w:val="ListBullet"/>
+        <w:spacing w:line="240" w:lineRule="auto"/>
+        <w:ind w:left="720"/>
+      </w:pPr>
+      <w:r>
+        <w:rPr>
+          <w:lang w:val="zh_TW" w:bidi="zh_TW"/>
+        </w:rPr>
+      </w:r>
+      <w:r>
+        <w:rPr>
+          <w:lang w:val="zh_TW" w:bidi="zh_TW"/>
+        </w:rPr>
+        <w:t>基督教先知的角色</w:t>
+      </w:r>
+    </w:p>
+    <w:p>
+      <w:pPr>
+        <w:pStyle w:val="Heading3"/>
+      </w:pPr>
+      <w:r>
+        <w:rPr>
+          <w:lang w:val="zh_TW" w:bidi="zh_TW"/>
+        </w:rPr>
+        <w:t>舊約中的預言</w:t>
       </w:r>
     </w:p>
     <w:p>
@@ -312,36 +2140,184 @@
         <w:rPr>
           <w:lang w:val="zh_TW" w:bidi="zh_TW"/>
         </w:rPr>
-        <w:t>創世記將罪的根源追溯到故意濫用神所賦予的自由，來違背了一個單獨的限制性禁令。以西結書強烈主張個人責任，反對傳統的集體罪責理論（</w:t>
-      </w:r>
-      <w:hyperlink r:id="rId14">
-        <w:r>
-          <w:rPr>
-            <w:lang w:val="zh_TW" w:bidi="zh_TW"/>
-          </w:rPr>
-          <w:rPr>
-            <w:color w:val="0000EE"/>
-            <w:u w:val="single"/>
-          </w:rPr>
-          <w:t>結18</w:t>
-        </w:r>
-      </w:hyperlink>
-      <w:r>
-        <w:rPr>
-          <w:lang w:val="zh_TW" w:bidi="zh_TW"/>
-        </w:rPr>
-        <w:t>）。繼耶利米之後，他強調如果要改變外在行為，內心的生命必須得到潔淨和更新；神的律法必須成為個人內心的動力，才能克服罪（</w:t>
-      </w:r>
-      <w:hyperlink r:id="rId15">
-        <w:r>
-          <w:rPr>
-            <w:lang w:val="zh_TW" w:bidi="zh_TW"/>
-          </w:rPr>
-          <w:rPr>
-            <w:color w:val="0000EE"/>
-            <w:u w:val="single"/>
-          </w:rPr>
-          <w:t>耶31:29–34</w:t>
+        <w:t>舊約中，關於先知啟示本質最清楚且最重要的陳述之一，出現在</w:t>
+      </w:r>
+      <w:hyperlink r:id="rId86">
+        <w:r>
+          <w:rPr>
+            <w:lang w:val="zh_TW" w:bidi="zh_TW"/>
+          </w:rPr>
+          <w:rPr>
+            <w:color w:val="0000EE"/>
+            <w:u w:val="single"/>
+          </w:rPr>
+          <w:t>民數記十二章6至8節</w:t>
+        </w:r>
+      </w:hyperlink>
+      <w:r>
+        <w:rPr>
+          <w:lang w:val="zh_TW" w:bidi="zh_TW"/>
+        </w:rPr>
+        <w:t>：</w:t>
+      </w:r>
+    </w:p>
+    <w:p>
+      <w:pPr/>
+      <w:r>
+        <w:rPr>
+          <w:lang w:val="zh_TW" w:bidi="zh_TW"/>
+        </w:rPr>
+      </w:r>
+      <w:r>
+        <w:rPr>
+          <w:lang w:val="zh_TW" w:bidi="zh_TW"/>
+        </w:rPr>
+        <w:t>耶和華說：「你們且聽我的話：你們中間若有先知，我──耶和華必在異象中向他顯現，在夢中與他說話。我的僕人摩西不是這樣；他是在我全家盡忠的。我要與他面對面說話，乃是明說，不用謎語，並且他必見我的形像。」</w:t>
+      </w:r>
+    </w:p>
+    <w:p>
+      <w:pPr/>
+      <w:r>
+        <w:rPr>
+          <w:lang w:val="zh_TW" w:bidi="zh_TW"/>
+        </w:rPr>
+      </w:r>
+      <w:r>
+        <w:rPr>
+          <w:lang w:val="zh_TW" w:bidi="zh_TW"/>
+        </w:rPr>
+        <w:t>我們從這段經文，可以看見幾個關於預言啟示本質的重要見解：</w:t>
+      </w:r>
+    </w:p>
+    <w:p>
+      <w:pPr>
+        <w:pStyle w:val="ListNumber"/>
+        <w:numPr>
+          <w:ilvl w:val="0"/>
+          <w:numId w:val="14"/>
+        </w:numPr>
+        <w:spacing w:line="240" w:lineRule="auto"/>
+        <w:ind w:left="720"/>
+      </w:pPr>
+      <w:r>
+        <w:rPr>
+          <w:lang w:val="zh_TW" w:bidi="zh_TW"/>
+        </w:rPr>
+      </w:r>
+      <w:r>
+        <w:rPr>
+          <w:lang w:val="zh_TW" w:bidi="zh_TW"/>
+        </w:rPr>
+        <w:t>摩西的預言恩賜是獨特的，因為只有他直接從神那裡領受啟示。</w:t>
+      </w:r>
+    </w:p>
+    <w:p>
+      <w:pPr>
+        <w:pStyle w:val="ListNumber"/>
+        <w:spacing w:line="240" w:lineRule="auto"/>
+        <w:ind w:left="720"/>
+      </w:pPr>
+      <w:r>
+        <w:rPr>
+          <w:lang w:val="zh_TW" w:bidi="zh_TW"/>
+        </w:rPr>
+      </w:r>
+      <w:r>
+        <w:rPr>
+          <w:lang w:val="zh_TW" w:bidi="zh_TW"/>
+        </w:rPr>
+        <w:t>通常，人們會在夢境或異象中領受預言啟示。</w:t>
+      </w:r>
+    </w:p>
+    <w:p>
+      <w:pPr>
+        <w:pStyle w:val="ListNumber"/>
+        <w:spacing w:line="240" w:lineRule="auto"/>
+        <w:ind w:left="720"/>
+      </w:pPr>
+      <w:r>
+        <w:rPr>
+          <w:lang w:val="zh_TW" w:bidi="zh_TW"/>
+        </w:rPr>
+      </w:r>
+      <w:r>
+        <w:rPr>
+          <w:lang w:val="zh_TW" w:bidi="zh_TW"/>
+        </w:rPr>
+        <w:t>預言啟示的含義一一定完全明確，有時預言是模稜兩可的。</w:t>
+      </w:r>
+    </w:p>
+    <w:p>
+      <w:pPr/>
+      <w:r>
+        <w:rPr>
+          <w:lang w:val="zh_TW" w:bidi="zh_TW"/>
+        </w:rPr>
+      </w:r>
+      <w:hyperlink r:id="rId87">
+        <w:r>
+          <w:rPr>
+            <w:lang w:val="zh_TW" w:bidi="zh_TW"/>
+          </w:rPr>
+          <w:rPr>
+            <w:color w:val="0000EE"/>
+            <w:u w:val="single"/>
+          </w:rPr>
+          <w:t>申命記十八章18節</w:t>
+        </w:r>
+      </w:hyperlink>
+      <w:r>
+        <w:rPr>
+          <w:lang w:val="zh_TW" w:bidi="zh_TW"/>
+        </w:rPr>
+        <w:t>進一步揭示了預言啟示的本質：「我（神）必在他們弟兄中間給他們（以色列人）興起一位先知，像你（摩西）。我要將當說的話傳給他；他要將我一切所吩咐的都傳給他們。」這處經文之所以引人注目，是因為耶穌被認為是應驗了這個預言的「一位先知像我（摩西）」（</w:t>
+      </w:r>
+      <w:hyperlink r:id="rId88">
+        <w:r>
+          <w:rPr>
+            <w:lang w:val="zh_TW" w:bidi="zh_TW"/>
+          </w:rPr>
+          <w:rPr>
+            <w:color w:val="0000EE"/>
+            <w:u w:val="single"/>
+          </w:rPr>
+          <w:t>徒3:22</w:t>
+        </w:r>
+      </w:hyperlink>
+      <w:r>
+        <w:rPr>
+          <w:lang w:val="zh_TW" w:bidi="zh_TW"/>
+        </w:rPr>
+        <w:t>，</w:t>
+      </w:r>
+      <w:hyperlink r:id="rId89">
+        <w:r>
+          <w:rPr>
+            <w:lang w:val="zh_TW" w:bidi="zh_TW"/>
+          </w:rPr>
+          <w:rPr>
+            <w:color w:val="0000EE"/>
+            <w:u w:val="single"/>
+          </w:rPr>
+          <w:t>7:37</w:t>
+        </w:r>
+      </w:hyperlink>
+      <w:r>
+        <w:rPr>
+          <w:lang w:val="zh_TW" w:bidi="zh_TW"/>
+        </w:rPr>
+        <w:t>）。但在歷史上更直接的參照，是指從約書亞到瑪拉基，這一系列引導以色列的先知。「我要將當說的話傳給他」這句話，指的是神啟示的過程，讓人聯想到舊約中常見的先知表達方式「耶和華的話臨到（某位先知）」（例如，見</w:t>
+      </w:r>
+      <w:hyperlink r:id="rId90">
+        <w:r>
+          <w:rPr>
+            <w:lang w:val="zh_TW" w:bidi="zh_TW"/>
+          </w:rPr>
+          <w:rPr>
+            <w:color w:val="0000EE"/>
+            <w:u w:val="single"/>
+          </w:rPr>
+          <w:t>撒上15:10</w:t>
         </w:r>
       </w:hyperlink>
       <w:r>
@@ -350,16 +2326,511 @@
         </w:rPr>
         <w:t>；</w:t>
       </w:r>
-      <w:hyperlink r:id="rId16">
-        <w:r>
-          <w:rPr>
-            <w:lang w:val="zh_TW" w:bidi="zh_TW"/>
-          </w:rPr>
-          <w:rPr>
-            <w:color w:val="0000EE"/>
-            <w:u w:val="single"/>
-          </w:rPr>
-          <w:t>結36:24–29</w:t>
+      <w:hyperlink r:id="rId91">
+        <w:r>
+          <w:rPr>
+            <w:lang w:val="zh_TW" w:bidi="zh_TW"/>
+          </w:rPr>
+          <w:rPr>
+            <w:color w:val="0000EE"/>
+            <w:u w:val="single"/>
+          </w:rPr>
+          <w:t>撒下24:11</w:t>
+        </w:r>
+      </w:hyperlink>
+      <w:r>
+        <w:rPr>
+          <w:lang w:val="zh_TW" w:bidi="zh_TW"/>
+        </w:rPr>
+        <w:t>；</w:t>
+      </w:r>
+      <w:hyperlink r:id="rId92">
+        <w:r>
+          <w:rPr>
+            <w:lang w:val="zh_TW" w:bidi="zh_TW"/>
+          </w:rPr>
+          <w:rPr>
+            <w:color w:val="0000EE"/>
+            <w:u w:val="single"/>
+          </w:rPr>
+          <w:t>王上19:9</w:t>
+        </w:r>
+      </w:hyperlink>
+      <w:r>
+        <w:rPr>
+          <w:lang w:val="zh_TW" w:bidi="zh_TW"/>
+        </w:rPr>
+        <w:t>；</w:t>
+      </w:r>
+      <w:hyperlink r:id="rId93">
+        <w:r>
+          <w:rPr>
+            <w:lang w:val="zh_TW" w:bidi="zh_TW"/>
+          </w:rPr>
+          <w:rPr>
+            <w:color w:val="0000EE"/>
+            <w:u w:val="single"/>
+          </w:rPr>
+          <w:t>拿1:1</w:t>
+        </w:r>
+      </w:hyperlink>
+      <w:r>
+        <w:rPr>
+          <w:lang w:val="zh_TW" w:bidi="zh_TW"/>
+        </w:rPr>
+        <w:t>；</w:t>
+      </w:r>
+      <w:hyperlink r:id="rId94">
+        <w:r>
+          <w:rPr>
+            <w:lang w:val="zh_TW" w:bidi="zh_TW"/>
+          </w:rPr>
+          <w:rPr>
+            <w:color w:val="0000EE"/>
+            <w:u w:val="single"/>
+          </w:rPr>
+          <w:t>該1:1</w:t>
+        </w:r>
+      </w:hyperlink>
+      <w:r>
+        <w:rPr>
+          <w:lang w:val="zh_TW" w:bidi="zh_TW"/>
+        </w:rPr>
+        <w:t>，</w:t>
+      </w:r>
+      <w:hyperlink r:id="rId95">
+        <w:r>
+          <w:rPr>
+            <w:lang w:val="zh_TW" w:bidi="zh_TW"/>
+          </w:rPr>
+          <w:rPr>
+            <w:color w:val="0000EE"/>
+            <w:u w:val="single"/>
+          </w:rPr>
+          <w:t>2:1、20</w:t>
+        </w:r>
+      </w:hyperlink>
+      <w:r>
+        <w:rPr>
+          <w:lang w:val="zh_TW" w:bidi="zh_TW"/>
+        </w:rPr>
+        <w:t>；</w:t>
+      </w:r>
+      <w:hyperlink r:id="rId96">
+        <w:r>
+          <w:rPr>
+            <w:lang w:val="zh_TW" w:bidi="zh_TW"/>
+          </w:rPr>
+          <w:rPr>
+            <w:color w:val="0000EE"/>
+            <w:u w:val="single"/>
+          </w:rPr>
+          <w:t>亞7:1、8</w:t>
+        </w:r>
+      </w:hyperlink>
+      <w:r>
+        <w:rPr>
+          <w:lang w:val="zh_TW" w:bidi="zh_TW"/>
+        </w:rPr>
+        <w:t>，</w:t>
+      </w:r>
+      <w:hyperlink r:id="rId97">
+        <w:r>
+          <w:rPr>
+            <w:lang w:val="zh_TW" w:bidi="zh_TW"/>
+          </w:rPr>
+          <w:rPr>
+            <w:color w:val="0000EE"/>
+            <w:u w:val="single"/>
+          </w:rPr>
+          <w:t>8:1</w:t>
+        </w:r>
+      </w:hyperlink>
+      <w:r>
+        <w:rPr>
+          <w:lang w:val="zh_TW" w:bidi="zh_TW"/>
+        </w:rPr>
+        <w:t>）。真正的先知會講述（或重複）神告訴他〔或她〕的一切。</w:t>
+      </w:r>
+    </w:p>
+    <w:p>
+      <w:pPr>
+        <w:pStyle w:val="Heading4"/>
+      </w:pPr>
+      <w:r>
+        <w:rPr>
+          <w:lang w:val="zh_TW" w:bidi="zh_TW"/>
+        </w:rPr>
+        <w:t>預言啟示的模式</w:t>
+      </w:r>
+    </w:p>
+    <w:p>
+      <w:pPr/>
+      <w:r>
+        <w:rPr>
+          <w:lang w:val="zh_TW" w:bidi="zh_TW"/>
+        </w:rPr>
+      </w:r>
+      <w:r>
+        <w:rPr>
+          <w:lang w:val="zh_TW" w:bidi="zh_TW"/>
+        </w:rPr>
+        <w:t>夢境是古代世界普遍認可的啟示方式，但它在希臘的地位比在古代以色列的地位更高。聖經中的啟示性夢境可分為兩大類：（1）意義顯而易見的夢境，和（2）通常需要專門解夢者解釋，具象徵意義的夢境；這兩類夢境通常都包括視覺和聽覺元素。在那些意義顯而易見的夢境中，通常會有超自然的存在（神或天使）向夢者顯現，並以直接的方式與其交談。</w:t>
+      </w:r>
+    </w:p>
+    <w:p>
+      <w:pPr/>
+      <w:r>
+        <w:rPr>
+          <w:lang w:val="zh_TW" w:bidi="zh_TW"/>
+        </w:rPr>
+      </w:r>
+      <w:r>
+        <w:rPr>
+          <w:lang w:val="zh_TW" w:bidi="zh_TW"/>
+        </w:rPr>
+        <w:t>較常見的，則是具有象徵元素的啟示性夢境，需要解夢者解釋。舊約中的兩大解夢者是約瑟和但以理，其中但以理明確稱為先知。約瑟自己夢見的兩個象徵性夢境（</w:t>
+      </w:r>
+      <w:hyperlink r:id="rId98">
+        <w:r>
+          <w:rPr>
+            <w:lang w:val="zh_TW" w:bidi="zh_TW"/>
+          </w:rPr>
+          <w:rPr>
+            <w:color w:val="0000EE"/>
+            <w:u w:val="single"/>
+          </w:rPr>
+          <w:t>創37:5–11</w:t>
+        </w:r>
+      </w:hyperlink>
+      <w:r>
+        <w:rPr>
+          <w:lang w:val="zh_TW" w:bidi="zh_TW"/>
+        </w:rPr>
+        <w:t>），其意義相對明顯，因此他的兄弟和父親能夠立即解釋。酒政和膳長的夢則較為複雜（</w:t>
+      </w:r>
+      <w:hyperlink r:id="rId99">
+        <w:r>
+          <w:rPr>
+            <w:lang w:val="zh_TW" w:bidi="zh_TW"/>
+          </w:rPr>
+          <w:rPr>
+            <w:color w:val="0000EE"/>
+            <w:u w:val="single"/>
+          </w:rPr>
+          <w:t>40:1–19</w:t>
+        </w:r>
+      </w:hyperlink>
+      <w:r>
+        <w:rPr>
+          <w:lang w:val="zh_TW" w:bidi="zh_TW"/>
+        </w:rPr>
+        <w:t>），法老的夢也是如此，約瑟得到神的幫助，得以解釋這些夢。同樣，但以理也能解釋尼布甲尼撒的夢（</w:t>
+      </w:r>
+      <w:hyperlink r:id="rId100">
+        <w:r>
+          <w:rPr>
+            <w:lang w:val="zh_TW" w:bidi="zh_TW"/>
+          </w:rPr>
+          <w:rPr>
+            <w:color w:val="0000EE"/>
+            <w:u w:val="single"/>
+          </w:rPr>
+          <w:t>但2:25–45</w:t>
+        </w:r>
+      </w:hyperlink>
+      <w:r>
+        <w:rPr>
+          <w:lang w:val="zh_TW" w:bidi="zh_TW"/>
+        </w:rPr>
+        <w:t>，</w:t>
+      </w:r>
+      <w:hyperlink r:id="rId101">
+        <w:r>
+          <w:rPr>
+            <w:lang w:val="zh_TW" w:bidi="zh_TW"/>
+          </w:rPr>
+          <w:rPr>
+            <w:color w:val="0000EE"/>
+            <w:u w:val="single"/>
+          </w:rPr>
+          <w:t>4:4–27</w:t>
+        </w:r>
+      </w:hyperlink>
+      <w:r>
+        <w:rPr>
+          <w:lang w:val="zh_TW" w:bidi="zh_TW"/>
+        </w:rPr>
+        <w:t>）。約瑟和但以理都指出解夢的能力出於神（</w:t>
+      </w:r>
+      <w:hyperlink r:id="rId102">
+        <w:r>
+          <w:rPr>
+            <w:lang w:val="zh_TW" w:bidi="zh_TW"/>
+          </w:rPr>
+          <w:rPr>
+            <w:color w:val="0000EE"/>
+            <w:u w:val="single"/>
+          </w:rPr>
+          <w:t>創40:8，</w:t>
+        </w:r>
+      </w:hyperlink>
+      <w:hyperlink r:id="rId103">
+        <w:r>
+          <w:rPr>
+            <w:lang w:val="zh_TW" w:bidi="zh_TW"/>
+          </w:rPr>
+          <w:rPr>
+            <w:color w:val="0000EE"/>
+            <w:u w:val="single"/>
+          </w:rPr>
+          <w:t>41:16、25</w:t>
+        </w:r>
+      </w:hyperlink>
+      <w:r>
+        <w:rPr>
+          <w:lang w:val="zh_TW" w:bidi="zh_TW"/>
+        </w:rPr>
+        <w:t>；</w:t>
+      </w:r>
+      <w:hyperlink r:id="rId104">
+        <w:r>
+          <w:rPr>
+            <w:lang w:val="zh_TW" w:bidi="zh_TW"/>
+          </w:rPr>
+          <w:rPr>
+            <w:color w:val="0000EE"/>
+            <w:u w:val="single"/>
+          </w:rPr>
+          <w:t>但2:27–30</w:t>
+        </w:r>
+      </w:hyperlink>
+      <w:r>
+        <w:rPr>
+          <w:lang w:val="zh_TW" w:bidi="zh_TW"/>
+        </w:rPr>
+        <w:t>；參</w:t>
+      </w:r>
+      <w:hyperlink r:id="rId105">
+        <w:r>
+          <w:rPr>
+            <w:lang w:val="zh_TW" w:bidi="zh_TW"/>
+          </w:rPr>
+          <w:rPr>
+            <w:color w:val="0000EE"/>
+            <w:u w:val="single"/>
+          </w:rPr>
+          <w:t>4:9</w:t>
+        </w:r>
+      </w:hyperlink>
+      <w:r>
+        <w:rPr>
+          <w:lang w:val="zh_TW" w:bidi="zh_TW"/>
+        </w:rPr>
+        <w:t>）。描述預言啟示的模式時，夢和異象幾乎可以互換使用（</w:t>
+      </w:r>
+      <w:hyperlink r:id="rId106">
+        <w:r>
+          <w:rPr>
+            <w:lang w:val="zh_TW" w:bidi="zh_TW"/>
+          </w:rPr>
+          <w:rPr>
+            <w:color w:val="0000EE"/>
+            <w:u w:val="single"/>
+          </w:rPr>
+          <w:t>珥2:28</w:t>
+        </w:r>
+      </w:hyperlink>
+      <w:r>
+        <w:rPr>
+          <w:lang w:val="zh_TW" w:bidi="zh_TW"/>
+        </w:rPr>
+        <w:t>）；但除了但以理之外，夢並不是舊約先知啟示的重要部分。</w:t>
+      </w:r>
+    </w:p>
+    <w:p>
+      <w:pPr/>
+      <w:r>
+        <w:rPr>
+          <w:lang w:val="zh_TW" w:bidi="zh_TW"/>
+        </w:rPr>
+      </w:r>
+      <w:r>
+        <w:rPr>
+          <w:lang w:val="zh_TW" w:bidi="zh_TW"/>
+        </w:rPr>
+        <w:t>異象是預言啟示中最具特徵的模式之一（</w:t>
+      </w:r>
+      <w:hyperlink r:id="rId107">
+        <w:r>
+          <w:rPr>
+            <w:lang w:val="zh_TW" w:bidi="zh_TW"/>
+          </w:rPr>
+          <w:rPr>
+            <w:color w:val="0000EE"/>
+            <w:u w:val="single"/>
+          </w:rPr>
+          <w:t>民12:6</w:t>
+        </w:r>
+      </w:hyperlink>
+      <w:r>
+        <w:rPr>
+          <w:lang w:val="zh_TW" w:bidi="zh_TW"/>
+        </w:rPr>
+        <w:t>，</w:t>
+      </w:r>
+      <w:hyperlink r:id="rId108">
+        <w:r>
+          <w:rPr>
+            <w:lang w:val="zh_TW" w:bidi="zh_TW"/>
+          </w:rPr>
+          <w:rPr>
+            <w:color w:val="0000EE"/>
+            <w:u w:val="single"/>
+          </w:rPr>
+          <w:t>24:4、16</w:t>
+        </w:r>
+      </w:hyperlink>
+      <w:r>
+        <w:rPr>
+          <w:lang w:val="zh_TW" w:bidi="zh_TW"/>
+        </w:rPr>
+        <w:t>；</w:t>
+      </w:r>
+      <w:hyperlink r:id="rId109">
+        <w:r>
+          <w:rPr>
+            <w:lang w:val="zh_TW" w:bidi="zh_TW"/>
+          </w:rPr>
+          <w:rPr>
+            <w:color w:val="0000EE"/>
+            <w:u w:val="single"/>
+          </w:rPr>
+          <w:t>何12:10</w:t>
+        </w:r>
+      </w:hyperlink>
+      <w:r>
+        <w:rPr>
+          <w:lang w:val="zh_TW" w:bidi="zh_TW"/>
+        </w:rPr>
+        <w:t>）。先知所經歷的啟示性異象，不僅僅局限於視覺現象，還包括聽覺方面。在</w:t>
+      </w:r>
+      <w:hyperlink r:id="rId110">
+        <w:r>
+          <w:rPr>
+            <w:lang w:val="zh_TW" w:bidi="zh_TW"/>
+          </w:rPr>
+          <w:rPr>
+            <w:color w:val="0000EE"/>
+            <w:u w:val="single"/>
+          </w:rPr>
+          <w:t>以賽亞書一章1節</w:t>
+        </w:r>
+      </w:hyperlink>
+      <w:r>
+        <w:rPr>
+          <w:lang w:val="zh_TW" w:bidi="zh_TW"/>
+        </w:rPr>
+        <w:t>中，作者將整卷先知書描述為「異象」：「當烏西雅、約坦、亞哈斯、希西家作猶大王的時候， 亞摩斯的兒子以賽亞得默示，論到猶大和耶路撒冷。」然而在接下來的經文中，以賽亞說：「 天哪，要聽！地啊，側耳而聽！因為耶和華說。」同樣在</w:t>
+      </w:r>
+      <w:hyperlink r:id="rId111">
+        <w:r>
+          <w:rPr>
+            <w:lang w:val="zh_TW" w:bidi="zh_TW"/>
+          </w:rPr>
+          <w:rPr>
+            <w:color w:val="0000EE"/>
+            <w:u w:val="single"/>
+          </w:rPr>
+          <w:t>阿摩司書一章1節</w:t>
+        </w:r>
+      </w:hyperlink>
+      <w:r>
+        <w:rPr>
+          <w:lang w:val="zh_TW" w:bidi="zh_TW"/>
+        </w:rPr>
+        <w:t>中，「這提哥亞牧人中的阿摩司</w:t>
+      </w:r>
+      <w:r>
+        <w:rPr>
+          <w:i/>
+          <w:lang w:val="zh_TW" w:bidi="zh_TW"/>
+        </w:rPr>
+        <w:t>得默示</w:t>
+      </w:r>
+      <w:r>
+        <w:rPr>
+          <w:lang w:val="zh_TW" w:bidi="zh_TW"/>
+        </w:rPr>
+        <w:t>論以色列」（斜體為筆者所加）。</w:t>
+      </w:r>
+    </w:p>
+    <w:p>
+      <w:pPr>
+        <w:pStyle w:val="Heading4"/>
+      </w:pPr>
+      <w:r>
+        <w:rPr>
+          <w:lang w:val="zh_TW" w:bidi="zh_TW"/>
+        </w:rPr>
+        <w:t>預言啟示的表現形式</w:t>
+      </w:r>
+    </w:p>
+    <w:p>
+      <w:pPr/>
+      <w:r>
+        <w:rPr>
+          <w:lang w:val="zh_TW" w:bidi="zh_TW"/>
+        </w:rPr>
+      </w:r>
+      <w:r>
+        <w:rPr>
+          <w:lang w:val="zh_TW" w:bidi="zh_TW"/>
+        </w:rPr>
+        <w:t>所有預言，不論聖經內外，都假設先知擁有超自然力量，或是受到超自然力量所附著。這種力量會導致許多不同類型的外顯行為。</w:t>
+      </w:r>
+    </w:p>
+    <w:p>
+      <w:pPr/>
+      <w:r>
+        <w:rPr>
+          <w:lang w:val="zh_TW" w:bidi="zh_TW"/>
+        </w:rPr>
+      </w:r>
+      <w:r>
+        <w:rPr>
+          <w:lang w:val="zh_TW" w:bidi="zh_TW"/>
+        </w:rPr>
+        <w:t>這種通常稱為「入神」（ecstatic）的預言現象，似乎在公元前十三世紀，希伯來人到達迦南之前就已存在。關於以色列中入神預言的首個記載，出現在</w:t>
+      </w:r>
+      <w:hyperlink r:id="rId112">
+        <w:r>
+          <w:rPr>
+            <w:lang w:val="zh_TW" w:bidi="zh_TW"/>
+          </w:rPr>
+          <w:rPr>
+            <w:color w:val="0000EE"/>
+            <w:u w:val="single"/>
+          </w:rPr>
+          <w:t>撒母耳記上十章5至13節</w:t>
+        </w:r>
+      </w:hyperlink>
+      <w:r>
+        <w:rPr>
+          <w:lang w:val="zh_TW" w:bidi="zh_TW"/>
+        </w:rPr>
+        <w:t>（公元前十一世紀），並且至少持續到公元前六世紀（</w:t>
+      </w:r>
+      <w:hyperlink r:id="rId113">
+        <w:r>
+          <w:rPr>
+            <w:lang w:val="zh_TW" w:bidi="zh_TW"/>
+          </w:rPr>
+          <w:rPr>
+            <w:color w:val="0000EE"/>
+            <w:u w:val="single"/>
+          </w:rPr>
+          <w:t>耶29:26</w:t>
         </w:r>
       </w:hyperlink>
       <w:r>
@@ -376,46 +2847,467 @@
           <w:lang w:val="zh_TW" w:bidi="zh_TW"/>
         </w:rPr>
       </w:r>
-      <w:hyperlink r:id="rId17">
-        <w:r>
-          <w:rPr>
-            <w:lang w:val="zh_TW" w:bidi="zh_TW"/>
-          </w:rPr>
-          <w:rPr>
-            <w:color w:val="0000EE"/>
-            <w:u w:val="single"/>
-          </w:rPr>
-          <w:t>詩篇第五十一篇</w:t>
-        </w:r>
-      </w:hyperlink>
-      <w:r>
-        <w:rPr>
-          <w:lang w:val="zh_TW" w:bidi="zh_TW"/>
-        </w:rPr>
-        <w:t>深刻分析了罪的內在意義。詩人承認「我是在罪孽裡生的」，表達他的生命從一開始就充滿罪。他的整個人格需要「潔淨」，因他被玷污了。儀式上的獻祭無法解決問題，唯有破碎、痛悔的心才能為神的潔淨做好準備。唯一的盼盼和唯一依靠之處，就在於神堅定的愛和豐富的憐憫。儘管舊約對罪的觀點十分嚴厲，但其中也包含了關於充滿恩典的赦免保證（</w:t>
-      </w:r>
-      <w:hyperlink r:id="rId18">
-        <w:r>
-          <w:rPr>
-            <w:lang w:val="zh_TW" w:bidi="zh_TW"/>
-          </w:rPr>
-          <w:rPr>
-            <w:color w:val="0000EE"/>
-            <w:u w:val="single"/>
-          </w:rPr>
-          <w:t>詩103:8–14；</w:t>
-        </w:r>
-      </w:hyperlink>
-      <w:hyperlink r:id="rId19">
-        <w:r>
-          <w:rPr>
-            <w:lang w:val="zh_TW" w:bidi="zh_TW"/>
-          </w:rPr>
-          <w:rPr>
-            <w:color w:val="0000EE"/>
-            <w:u w:val="single"/>
-          </w:rPr>
-          <w:t>賽1:18</w:t>
+      <w:r>
+        <w:rPr>
+          <w:lang w:val="zh_TW" w:bidi="zh_TW"/>
+        </w:rPr>
+        <w:t>入神的先知通常通過自我誘導的方式，達到類似恍惚的狀態。最常用來達到入神狀態的方式，是使用樂器，例如豎琴、手鼓、笛子和琴（</w:t>
+      </w:r>
+      <w:hyperlink r:id="rId114">
+        <w:r>
+          <w:rPr>
+            <w:lang w:val="zh_TW" w:bidi="zh_TW"/>
+          </w:rPr>
+          <w:rPr>
+            <w:color w:val="0000EE"/>
+            <w:u w:val="single"/>
+          </w:rPr>
+          <w:t>撒上10:5</w:t>
+        </w:r>
+      </w:hyperlink>
+      <w:r>
+        <w:rPr>
+          <w:lang w:val="zh_TW" w:bidi="zh_TW"/>
+        </w:rPr>
+        <w:t>）。在巴力的先知中，鞭打自己也是引發入神的一種方式（</w:t>
+      </w:r>
+      <w:hyperlink r:id="rId115">
+        <w:r>
+          <w:rPr>
+            <w:lang w:val="zh_TW" w:bidi="zh_TW"/>
+          </w:rPr>
+          <w:rPr>
+            <w:color w:val="0000EE"/>
+            <w:u w:val="single"/>
+          </w:rPr>
+          <w:t>王上18:28–29</w:t>
+        </w:r>
+      </w:hyperlink>
+      <w:r>
+        <w:rPr>
+          <w:lang w:val="zh_TW" w:bidi="zh_TW"/>
+        </w:rPr>
+        <w:t>）。</w:t>
+      </w:r>
+    </w:p>
+    <w:p>
+      <w:pPr/>
+      <w:r>
+        <w:rPr>
+          <w:lang w:val="zh_TW" w:bidi="zh_TW"/>
+        </w:rPr>
+      </w:r>
+      <w:r>
+        <w:rPr>
+          <w:lang w:val="zh_TW" w:bidi="zh_TW"/>
+        </w:rPr>
+        <w:t>這類入神的預言通常由一群先知進行（</w:t>
+      </w:r>
+      <w:hyperlink r:id="rId114">
+        <w:r>
+          <w:rPr>
+            <w:lang w:val="zh_TW" w:bidi="zh_TW"/>
+          </w:rPr>
+          <w:rPr>
+            <w:color w:val="0000EE"/>
+            <w:u w:val="single"/>
+          </w:rPr>
+          <w:t>撒上10:5</w:t>
+        </w:r>
+      </w:hyperlink>
+      <w:r>
+        <w:rPr>
+          <w:lang w:val="zh_TW" w:bidi="zh_TW"/>
+        </w:rPr>
+        <w:t>），並且這種入神是具有傳染性的。當掃羅遇到一隊這樣的先知時，神的靈降在他身上，他也開始說預言（</w:t>
+      </w:r>
+      <w:hyperlink r:id="rId116">
+        <w:r>
+          <w:rPr>
+            <w:lang w:val="zh_TW" w:bidi="zh_TW"/>
+          </w:rPr>
+          <w:rPr>
+            <w:color w:val="0000EE"/>
+            <w:u w:val="single"/>
+          </w:rPr>
+          <w:t>10–13</w:t>
+        </w:r>
+      </w:hyperlink>
+      <w:r>
+        <w:rPr>
+          <w:lang w:val="zh_TW" w:bidi="zh_TW"/>
+        </w:rPr>
+        <w:t>節）。這種現象後來又發生在掃羅派去的幾位使者身上（</w:t>
+      </w:r>
+      <w:hyperlink r:id="rId117">
+        <w:r>
+          <w:rPr>
+            <w:lang w:val="zh_TW" w:bidi="zh_TW"/>
+          </w:rPr>
+          <w:rPr>
+            <w:color w:val="0000EE"/>
+            <w:u w:val="single"/>
+          </w:rPr>
+          <w:t>19:20–22</w:t>
+        </w:r>
+      </w:hyperlink>
+      <w:r>
+        <w:rPr>
+          <w:lang w:val="zh_TW" w:bidi="zh_TW"/>
+        </w:rPr>
+        <w:t>）。掃羅再次開始預言，並且他的入神行為在</w:t>
+      </w:r>
+      <w:hyperlink r:id="rId118">
+        <w:r>
+          <w:rPr>
+            <w:lang w:val="zh_TW" w:bidi="zh_TW"/>
+          </w:rPr>
+          <w:rPr>
+            <w:color w:val="0000EE"/>
+            <w:u w:val="single"/>
+          </w:rPr>
+          <w:t>撒母耳記上十九章24節</w:t>
+        </w:r>
+      </w:hyperlink>
+      <w:r>
+        <w:rPr>
+          <w:lang w:val="zh_TW" w:bidi="zh_TW"/>
+        </w:rPr>
+        <w:t>中有所描述。當以利沙被要求為以色列王約蘭說預言時，他首先要求一名樂師。當樂師奏樂時，耶和華的靈降在他身上（</w:t>
+      </w:r>
+      <w:hyperlink r:id="rId119">
+        <w:r>
+          <w:rPr>
+            <w:lang w:val="zh_TW" w:bidi="zh_TW"/>
+          </w:rPr>
+          <w:rPr>
+            <w:color w:val="0000EE"/>
+            <w:u w:val="single"/>
+          </w:rPr>
+          <w:t>王下3:15</w:t>
+        </w:r>
+      </w:hyperlink>
+      <w:r>
+        <w:rPr>
+          <w:lang w:val="zh_TW" w:bidi="zh_TW"/>
+        </w:rPr>
+        <w:t>）。</w:t>
+      </w:r>
+    </w:p>
+    <w:p>
+      <w:pPr>
+        <w:pStyle w:val="Heading3"/>
+      </w:pPr>
+      <w:r>
+        <w:rPr>
+          <w:lang w:val="zh_TW" w:bidi="zh_TW"/>
+        </w:rPr>
+        <w:t>舊約先知的類型</w:t>
+      </w:r>
+    </w:p>
+    <w:p>
+      <w:pPr/>
+      <w:r>
+        <w:rPr>
+          <w:lang w:val="zh_TW" w:bidi="zh_TW"/>
+        </w:rPr>
+      </w:r>
+      <w:r>
+        <w:rPr>
+          <w:lang w:val="zh_TW" w:bidi="zh_TW"/>
+        </w:rPr>
+        <w:t>在舊約中，先知受差遣的方式主要有兩種。第一種是神直接呼召人，而該人對這呼召提出異議，接著透過他與神的對話，逐漸克服內心的阻礙。這類先知受差遣的典型例子可見於</w:t>
+      </w:r>
+      <w:hyperlink r:id="rId120">
+        <w:r>
+          <w:rPr>
+            <w:lang w:val="zh_TW" w:bidi="zh_TW"/>
+          </w:rPr>
+          <w:rPr>
+            <w:color w:val="0000EE"/>
+            <w:u w:val="single"/>
+          </w:rPr>
+          <w:t>耶利米書一章4至8節</w:t>
+        </w:r>
+      </w:hyperlink>
+      <w:r>
+        <w:rPr>
+          <w:lang w:val="zh_TW" w:bidi="zh_TW"/>
+        </w:rPr>
+        <w:t>：</w:t>
+      </w:r>
+    </w:p>
+    <w:p>
+      <w:pPr/>
+      <w:r>
+        <w:rPr>
+          <w:lang w:val="zh_TW" w:bidi="zh_TW"/>
+        </w:rPr>
+      </w:r>
+      <w:r>
+        <w:rPr>
+          <w:lang w:val="zh_TW" w:bidi="zh_TW"/>
+        </w:rPr>
+        <w:t>耶和華的話臨到我，說：我未將你造在腹中，我已曉得你；你未出母胎，我已分別你為聖；我已派你作列國的先知。</w:t>
+      </w:r>
+    </w:p>
+    <w:p>
+      <w:pPr/>
+      <w:r>
+        <w:rPr>
+          <w:lang w:val="zh_TW" w:bidi="zh_TW"/>
+        </w:rPr>
+      </w:r>
+      <w:r>
+        <w:rPr>
+          <w:lang w:val="zh_TW" w:bidi="zh_TW"/>
+        </w:rPr>
+        <w:t>我就說：主耶和華啊，我不知怎樣說，因為我是年幼的。</w:t>
+      </w:r>
+    </w:p>
+    <w:p>
+      <w:pPr/>
+      <w:r>
+        <w:rPr>
+          <w:lang w:val="zh_TW" w:bidi="zh_TW"/>
+        </w:rPr>
+      </w:r>
+      <w:r>
+        <w:rPr>
+          <w:lang w:val="zh_TW" w:bidi="zh_TW"/>
+        </w:rPr>
+        <w:t>耶和華對我說：你不要說我是年幼的，因為我差遣你到誰那裏去，你都要去；我吩咐你說甚麼話，你都要說。你不要懼怕他們，因為我與你同在，要拯救你。這是耶和華說的。</w:t>
+      </w:r>
+    </w:p>
+    <w:p>
+      <w:pPr/>
+      <w:r>
+        <w:rPr>
+          <w:lang w:val="zh_TW" w:bidi="zh_TW"/>
+        </w:rPr>
+      </w:r>
+      <w:r>
+        <w:rPr>
+          <w:lang w:val="zh_TW" w:bidi="zh_TW"/>
+        </w:rPr>
+        <w:t>類似的先知受差遣方式，也出現在摩西（</w:t>
+      </w:r>
+      <w:hyperlink r:id="rId121">
+        <w:r>
+          <w:rPr>
+            <w:lang w:val="zh_TW" w:bidi="zh_TW"/>
+          </w:rPr>
+          <w:rPr>
+            <w:color w:val="0000EE"/>
+            <w:u w:val="single"/>
+          </w:rPr>
+          <w:t>出3:1–4:17</w:t>
+        </w:r>
+      </w:hyperlink>
+      <w:r>
+        <w:rPr>
+          <w:lang w:val="zh_TW" w:bidi="zh_TW"/>
+        </w:rPr>
+        <w:t>）和基甸（</w:t>
+      </w:r>
+      <w:hyperlink r:id="rId122">
+        <w:r>
+          <w:rPr>
+            <w:lang w:val="zh_TW" w:bidi="zh_TW"/>
+          </w:rPr>
+          <w:rPr>
+            <w:color w:val="0000EE"/>
+            <w:u w:val="single"/>
+          </w:rPr>
+          <w:t>士6:11–17</w:t>
+        </w:r>
+      </w:hyperlink>
+      <w:r>
+        <w:rPr>
+          <w:lang w:val="zh_TW" w:bidi="zh_TW"/>
+        </w:rPr>
+        <w:t>）的呼召中。</w:t>
+      </w:r>
+    </w:p>
+    <w:p>
+      <w:pPr/>
+      <w:r>
+        <w:rPr>
+          <w:lang w:val="zh_TW" w:bidi="zh_TW"/>
+        </w:rPr>
+      </w:r>
+      <w:r>
+        <w:rPr>
+          <w:lang w:val="zh_TW" w:bidi="zh_TW"/>
+        </w:rPr>
+        <w:t>第二種主要的先知受差遣形式是「寶座的異象」。一個典型的例子是</w:t>
+      </w:r>
+      <w:hyperlink r:id="rId123">
+        <w:r>
+          <w:rPr>
+            <w:lang w:val="zh_TW" w:bidi="zh_TW"/>
+          </w:rPr>
+          <w:rPr>
+            <w:color w:val="0000EE"/>
+            <w:u w:val="single"/>
+          </w:rPr>
+          <w:t>以賽亞書六章1至8節</w:t>
+        </w:r>
+      </w:hyperlink>
+      <w:r>
+        <w:rPr>
+          <w:lang w:val="zh_TW" w:bidi="zh_TW"/>
+        </w:rPr>
+        <w:t>：</w:t>
+      </w:r>
+    </w:p>
+    <w:p>
+      <w:pPr/>
+      <w:r>
+        <w:rPr>
+          <w:lang w:val="zh_TW" w:bidi="zh_TW"/>
+        </w:rPr>
+      </w:r>
+      <w:r>
+        <w:rPr>
+          <w:lang w:val="zh_TW" w:bidi="zh_TW"/>
+        </w:rPr>
+        <w:t>當烏西雅王崩的那年，我見主坐在高高的寶座上。他的衣裳垂下，遮滿聖殿……</w:t>
+      </w:r>
+    </w:p>
+    <w:p>
+      <w:pPr/>
+      <w:r>
+        <w:rPr>
+          <w:lang w:val="zh_TW" w:bidi="zh_TW"/>
+        </w:rPr>
+      </w:r>
+      <w:r>
+        <w:rPr>
+          <w:lang w:val="zh_TW" w:bidi="zh_TW"/>
+        </w:rPr>
+        <w:t>那時我說：「禍哉！我滅亡了！因為我是嘴唇不潔的人，又住在嘴唇不潔的民中，又因我眼見大君王—萬軍之耶和華。」</w:t>
+      </w:r>
+    </w:p>
+    <w:p>
+      <w:pPr/>
+      <w:r>
+        <w:rPr>
+          <w:lang w:val="zh_TW" w:bidi="zh_TW"/>
+        </w:rPr>
+      </w:r>
+      <w:r>
+        <w:rPr>
+          <w:lang w:val="zh_TW" w:bidi="zh_TW"/>
+        </w:rPr>
+        <w:t>有一撒拉弗飛到我跟前，手裡拿著紅炭，是用火剪從壇上取下來的，將炭沾我的口，說：「看哪，這炭沾了你的嘴，你的罪孽便除掉，你的罪惡就赦免了。」</w:t>
+      </w:r>
+    </w:p>
+    <w:p>
+      <w:pPr/>
+      <w:r>
+        <w:rPr>
+          <w:lang w:val="zh_TW" w:bidi="zh_TW"/>
+        </w:rPr>
+      </w:r>
+      <w:r>
+        <w:rPr>
+          <w:lang w:val="zh_TW" w:bidi="zh_TW"/>
+        </w:rPr>
+        <w:t>我又聽見主的聲音說：「我可以差遣誰呢？誰肯為我們去呢？」</w:t>
+      </w:r>
+    </w:p>
+    <w:p>
+      <w:pPr/>
+      <w:r>
+        <w:rPr>
+          <w:lang w:val="zh_TW" w:bidi="zh_TW"/>
+        </w:rPr>
+      </w:r>
+      <w:r>
+        <w:rPr>
+          <w:lang w:val="zh_TW" w:bidi="zh_TW"/>
+        </w:rPr>
+        <w:t>我說：「我在這裡，請差遣我！」</w:t>
+      </w:r>
+    </w:p>
+    <w:p>
+      <w:pPr/>
+      <w:r>
+        <w:rPr>
+          <w:lang w:val="zh_TW" w:bidi="zh_TW"/>
+        </w:rPr>
+      </w:r>
+      <w:r>
+        <w:rPr>
+          <w:lang w:val="zh_TW" w:bidi="zh_TW"/>
+        </w:rPr>
+        <w:t>這段經文記述了以賽亞先知在天庭議會中的異象經歷。在這個案例中，先知參與了議會的討論，並因此接受差遣。雖然鮮有先知記錄他們受差遣的過程，但他們多數都意識到自己是被神「差派」的（</w:t>
+      </w:r>
+      <w:hyperlink r:id="rId124">
+        <w:r>
+          <w:rPr>
+            <w:lang w:val="zh_TW" w:bidi="zh_TW"/>
+          </w:rPr>
+          <w:rPr>
+            <w:color w:val="0000EE"/>
+            <w:u w:val="single"/>
+          </w:rPr>
+          <w:t>賽48:16</w:t>
+        </w:r>
+      </w:hyperlink>
+      <w:r>
+        <w:rPr>
+          <w:lang w:val="zh_TW" w:bidi="zh_TW"/>
+        </w:rPr>
+        <w:t>；</w:t>
+      </w:r>
+      <w:hyperlink r:id="rId125">
+        <w:r>
+          <w:rPr>
+            <w:lang w:val="zh_TW" w:bidi="zh_TW"/>
+          </w:rPr>
+          <w:rPr>
+            <w:color w:val="0000EE"/>
+            <w:u w:val="single"/>
+          </w:rPr>
+          <w:t>何8:1</w:t>
+        </w:r>
+      </w:hyperlink>
+      <w:r>
+        <w:rPr>
+          <w:lang w:val="zh_TW" w:bidi="zh_TW"/>
+        </w:rPr>
+        <w:t>；</w:t>
+      </w:r>
+      <w:hyperlink r:id="rId126">
+        <w:r>
+          <w:rPr>
+            <w:lang w:val="zh_TW" w:bidi="zh_TW"/>
+          </w:rPr>
+          <w:rPr>
+            <w:color w:val="0000EE"/>
+            <w:u w:val="single"/>
+          </w:rPr>
+          <w:t>摩7:14–15</w:t>
+        </w:r>
+      </w:hyperlink>
+      <w:r>
+        <w:rPr>
+          <w:lang w:val="zh_TW" w:bidi="zh_TW"/>
+        </w:rPr>
+        <w:t>）。根據耶利米書所言，假先知並沒有接受這類神的差遣（</w:t>
+      </w:r>
+      <w:hyperlink r:id="rId127">
+        <w:r>
+          <w:rPr>
+            <w:lang w:val="zh_TW" w:bidi="zh_TW"/>
+          </w:rPr>
+          <w:rPr>
+            <w:color w:val="0000EE"/>
+            <w:u w:val="single"/>
+          </w:rPr>
+          <w:t>耶23:21、32</w:t>
         </w:r>
       </w:hyperlink>
       <w:r>
@@ -424,16 +3316,16 @@
         </w:rPr>
         <w:t>，</w:t>
       </w:r>
-      <w:hyperlink r:id="rId20">
-        <w:r>
-          <w:rPr>
-            <w:lang w:val="zh_TW" w:bidi="zh_TW"/>
-          </w:rPr>
-          <w:rPr>
-            <w:color w:val="0000EE"/>
-            <w:u w:val="single"/>
-          </w:rPr>
-          <w:t>55:6–7</w:t>
+      <w:hyperlink r:id="rId128">
+        <w:r>
+          <w:rPr>
+            <w:lang w:val="zh_TW" w:bidi="zh_TW"/>
+          </w:rPr>
+          <w:rPr>
+            <w:color w:val="0000EE"/>
+            <w:u w:val="single"/>
+          </w:rPr>
+          <w:t>28:15</w:t>
         </w:r>
       </w:hyperlink>
       <w:r>
@@ -451,7 +3343,18 @@
         <w:rPr>
           <w:lang w:val="zh_TW" w:bidi="zh_TW"/>
         </w:rPr>
-        <w:t>在耶穌的教導中</w:t>
+        <w:t>先知的信息</w:t>
+      </w:r>
+    </w:p>
+    <w:p>
+      <w:pPr>
+        <w:pStyle w:val="Heading4"/>
+      </w:pPr>
+      <w:r>
+        <w:rPr>
+          <w:lang w:val="zh_TW" w:bidi="zh_TW"/>
+        </w:rPr>
+        <w:t>信息的形式</w:t>
       </w:r>
     </w:p>
     <w:p>
@@ -465,18 +3368,86 @@
         <w:rPr>
           <w:lang w:val="zh_TW" w:bidi="zh_TW"/>
         </w:rPr>
-        <w:t>耶穌關於罪的教導強調了神恩典的饒恕和更新，祂不僅以權柄宣告「你的罪赦了」，還透過許多憐憫性的行為和社會上的認同，來顯明祂成為罪人的朋友，呼召他們悔改，重建他們的盼望和尊嚴（</w:t>
-      </w:r>
-      <w:hyperlink r:id="rId21">
-        <w:r>
-          <w:rPr>
-            <w:lang w:val="zh_TW" w:bidi="zh_TW"/>
-          </w:rPr>
-          <w:rPr>
-            <w:color w:val="0000EE"/>
-            <w:u w:val="single"/>
-          </w:rPr>
-          <w:t>太9:1–13</w:t>
+        <w:t>在舊約中，先知預言最常見的開場白是「耶和華如此說」，這句話在先知的語境中出現了數百次。這個公式明確表明，接著所引入的信息不是先知自己的話，而是以色列的神將祂的話語傳給先知。先知使用這公式，也是重申他意識到自己是神所差遣的。在以上述片語說出的預言中，神以第一人稱說話。事實上，幾乎所有以色列的先知話語，都是以以色列神的直接言詞來表述的。</w:t>
+      </w:r>
+    </w:p>
+    <w:p>
+      <w:pPr/>
+      <w:r>
+        <w:rPr>
+          <w:lang w:val="zh_TW" w:bidi="zh_TW"/>
+        </w:rPr>
+      </w:r>
+      <w:r>
+        <w:rPr>
+          <w:lang w:val="zh_TW" w:bidi="zh_TW"/>
+        </w:rPr>
+        <w:t>先知會使用多種文學形式來表達神諭，其中兩種常用的先知言論形式，就是審判的宣講和有關拯救的神諭。有關審判的宣講，至少包括兩個主要元素，分別是責備或斥責的言語和審判的宣告（見</w:t>
+      </w:r>
+      <w:hyperlink r:id="rId129">
+        <w:r>
+          <w:rPr>
+            <w:lang w:val="zh_TW" w:bidi="zh_TW"/>
+          </w:rPr>
+          <w:rPr>
+            <w:color w:val="0000EE"/>
+            <w:u w:val="single"/>
+          </w:rPr>
+          <w:t>王下1:3–4</w:t>
+        </w:r>
+      </w:hyperlink>
+      <w:r>
+        <w:rPr>
+          <w:lang w:val="zh_TW" w:bidi="zh_TW"/>
+        </w:rPr>
+        <w:t>）。第二種常見的先知言論形式，則是有關拯救的神諭（見</w:t>
+      </w:r>
+      <w:hyperlink r:id="rId130">
+        <w:r>
+          <w:rPr>
+            <w:lang w:val="zh_TW" w:bidi="zh_TW"/>
+          </w:rPr>
+          <w:rPr>
+            <w:color w:val="0000EE"/>
+            <w:u w:val="single"/>
+          </w:rPr>
+          <w:t>賽41:8–13</w:t>
+        </w:r>
+      </w:hyperlink>
+      <w:r>
+        <w:rPr>
+          <w:lang w:val="zh_TW" w:bidi="zh_TW"/>
+        </w:rPr>
+        <w:t>）。其它固定的先知宣講形式，包括拯救的預言（</w:t>
+      </w:r>
+      <w:hyperlink r:id="rId131">
+        <w:r>
+          <w:rPr>
+            <w:lang w:val="zh_TW" w:bidi="zh_TW"/>
+          </w:rPr>
+          <w:rPr>
+            <w:color w:val="0000EE"/>
+            <w:u w:val="single"/>
+          </w:rPr>
+          <w:t>43:14–21</w:t>
+        </w:r>
+      </w:hyperlink>
+      <w:r>
+        <w:rPr>
+          <w:lang w:val="zh_TW" w:bidi="zh_TW"/>
+        </w:rPr>
+        <w:t>）、拯救的宣告（</w:t>
+      </w:r>
+      <w:hyperlink r:id="rId132">
+        <w:r>
+          <w:rPr>
+            <w:lang w:val="zh_TW" w:bidi="zh_TW"/>
+          </w:rPr>
+          <w:rPr>
+            <w:color w:val="0000EE"/>
+            <w:u w:val="single"/>
+          </w:rPr>
+          <w:t>41:17–20</w:t>
         </w:r>
       </w:hyperlink>
       <w:r>
@@ -485,16 +3456,88 @@
         </w:rPr>
         <w:t>，</w:t>
       </w:r>
-      <w:hyperlink r:id="rId22">
-        <w:r>
-          <w:rPr>
-            <w:lang w:val="zh_TW" w:bidi="zh_TW"/>
-          </w:rPr>
-          <w:rPr>
-            <w:color w:val="0000EE"/>
-            <w:u w:val="single"/>
-          </w:rPr>
-          <w:t>11:19</w:t>
+      <w:hyperlink r:id="rId133">
+        <w:r>
+          <w:rPr>
+            <w:lang w:val="zh_TW" w:bidi="zh_TW"/>
+          </w:rPr>
+          <w:rPr>
+            <w:color w:val="0000EE"/>
+            <w:u w:val="single"/>
+          </w:rPr>
+          <w:t>42:14–17</w:t>
+        </w:r>
+      </w:hyperlink>
+      <w:r>
+        <w:rPr>
+          <w:lang w:val="zh_TW" w:bidi="zh_TW"/>
+        </w:rPr>
+        <w:t>，</w:t>
+      </w:r>
+      <w:hyperlink r:id="rId134">
+        <w:r>
+          <w:rPr>
+            <w:lang w:val="zh_TW" w:bidi="zh_TW"/>
+          </w:rPr>
+          <w:rPr>
+            <w:color w:val="0000EE"/>
+            <w:u w:val="single"/>
+          </w:rPr>
+          <w:t>43:16–21</w:t>
+        </w:r>
+      </w:hyperlink>
+      <w:r>
+        <w:rPr>
+          <w:lang w:val="zh_TW" w:bidi="zh_TW"/>
+        </w:rPr>
+        <w:t>，</w:t>
+      </w:r>
+      <w:hyperlink r:id="rId135">
+        <w:r>
+          <w:rPr>
+            <w:lang w:val="zh_TW" w:bidi="zh_TW"/>
+          </w:rPr>
+          <w:rPr>
+            <w:color w:val="0000EE"/>
+            <w:u w:val="single"/>
+          </w:rPr>
+          <w:t>49:7–12</w:t>
+        </w:r>
+      </w:hyperlink>
+      <w:r>
+        <w:rPr>
+          <w:lang w:val="zh_TW" w:bidi="zh_TW"/>
+        </w:rPr>
+        <w:t>），以及災難的神諭（</w:t>
+      </w:r>
+      <w:hyperlink r:id="rId136">
+        <w:r>
+          <w:rPr>
+            <w:lang w:val="zh_TW" w:bidi="zh_TW"/>
+          </w:rPr>
+          <w:rPr>
+            <w:color w:val="0000EE"/>
+            <w:u w:val="single"/>
+          </w:rPr>
+          <w:t>賽5:8–10</w:t>
+        </w:r>
+      </w:hyperlink>
+      <w:r>
+        <w:rPr>
+          <w:lang w:val="zh_TW" w:bidi="zh_TW"/>
+        </w:rPr>
+        <w:t>，</w:t>
+      </w:r>
+      <w:hyperlink r:id="rId137">
+        <w:r>
+          <w:rPr>
+            <w:lang w:val="zh_TW" w:bidi="zh_TW"/>
+          </w:rPr>
+          <w:rPr>
+            <w:color w:val="0000EE"/>
+            <w:u w:val="single"/>
+          </w:rPr>
+          <w:t>10:1–4</w:t>
         </w:r>
       </w:hyperlink>
       <w:r>
@@ -503,16 +3546,16 @@
         </w:rPr>
         <w:t>；</w:t>
       </w:r>
-      <w:hyperlink r:id="rId23">
-        <w:r>
-          <w:rPr>
-            <w:lang w:val="zh_TW" w:bidi="zh_TW"/>
-          </w:rPr>
-          <w:rPr>
-            <w:color w:val="0000EE"/>
-            <w:u w:val="single"/>
-          </w:rPr>
-          <w:t>路15章</w:t>
+      <w:hyperlink r:id="rId138">
+        <w:r>
+          <w:rPr>
+            <w:lang w:val="zh_TW" w:bidi="zh_TW"/>
+          </w:rPr>
+          <w:rPr>
+            <w:color w:val="0000EE"/>
+            <w:u w:val="single"/>
+          </w:rPr>
+          <w:t>摩5:18–24</w:t>
         </w:r>
       </w:hyperlink>
       <w:r>
@@ -521,16 +3564,34 @@
         </w:rPr>
         <w:t>，</w:t>
       </w:r>
-      <w:hyperlink r:id="rId24">
-        <w:r>
-          <w:rPr>
-            <w:lang w:val="zh_TW" w:bidi="zh_TW"/>
-          </w:rPr>
-          <w:rPr>
-            <w:color w:val="0000EE"/>
-            <w:u w:val="single"/>
-          </w:rPr>
-          <w:t>19:1–10</w:t>
+      <w:hyperlink r:id="rId139">
+        <w:r>
+          <w:rPr>
+            <w:lang w:val="zh_TW" w:bidi="zh_TW"/>
+          </w:rPr>
+          <w:rPr>
+            <w:color w:val="0000EE"/>
+            <w:u w:val="single"/>
+          </w:rPr>
+          <w:t>6:1–7</w:t>
+        </w:r>
+      </w:hyperlink>
+      <w:r>
+        <w:rPr>
+          <w:lang w:val="zh_TW" w:bidi="zh_TW"/>
+        </w:rPr>
+        <w:t>；</w:t>
+      </w:r>
+      <w:hyperlink r:id="rId140">
+        <w:r>
+          <w:rPr>
+            <w:lang w:val="zh_TW" w:bidi="zh_TW"/>
+          </w:rPr>
+          <w:rPr>
+            <w:color w:val="0000EE"/>
+            <w:u w:val="single"/>
+          </w:rPr>
+          <w:t>彌2:1–5</w:t>
         </w:r>
       </w:hyperlink>
       <w:r>
@@ -541,6 +3602,17 @@
       </w:r>
     </w:p>
     <w:p>
+      <w:pPr>
+        <w:pStyle w:val="Heading4"/>
+      </w:pPr>
+      <w:r>
+        <w:rPr>
+          <w:lang w:val="zh_TW" w:bidi="zh_TW"/>
+        </w:rPr>
+        <w:t>信息的內容</w:t>
+      </w:r>
+    </w:p>
+    <w:p>
       <w:pPr/>
       <w:r>
         <w:rPr>
@@ -551,18 +3623,68 @@
         <w:rPr>
           <w:lang w:val="zh_TW" w:bidi="zh_TW"/>
         </w:rPr>
-        <w:t>耶穌對罪的來源所說不多，除了指出它源於人心和意志（</w:t>
-      </w:r>
-      <w:hyperlink r:id="rId25">
-        <w:r>
-          <w:rPr>
-            <w:lang w:val="zh_TW" w:bidi="zh_TW"/>
-          </w:rPr>
-          <w:rPr>
-            <w:color w:val="0000EE"/>
-            <w:u w:val="single"/>
-          </w:rPr>
-          <w:t>太6:22–23</w:t>
+        <w:t>所有先知都會預告未來，但不是為了回應人們對未來的好奇心，而是根植於人們在過去或當下違背聖約的行為，所帶來將會出現的後果，或是宣告神在未來的拯救行動，為沮喪的百姓帶來盼望。舊約記載大多數先知的講論，最初是以公開宣講或講道形式發表的，這些先知的宣講多數源於以色列的罪孽和背道。何西阿和耶利米譴責以色列，因為她違背了約（</w:t>
+      </w:r>
+      <w:hyperlink r:id="rId141">
+        <w:r>
+          <w:rPr>
+            <w:lang w:val="zh_TW" w:bidi="zh_TW"/>
+          </w:rPr>
+          <w:rPr>
+            <w:color w:val="0000EE"/>
+            <w:u w:val="single"/>
+          </w:rPr>
+          <w:t>耶11:2–3</w:t>
+        </w:r>
+      </w:hyperlink>
+      <w:r>
+        <w:rPr>
+          <w:lang w:val="zh_TW" w:bidi="zh_TW"/>
+        </w:rPr>
+        <w:t>；</w:t>
+      </w:r>
+      <w:hyperlink r:id="rId125">
+        <w:r>
+          <w:rPr>
+            <w:lang w:val="zh_TW" w:bidi="zh_TW"/>
+          </w:rPr>
+          <w:rPr>
+            <w:color w:val="0000EE"/>
+            <w:u w:val="single"/>
+          </w:rPr>
+          <w:t>何8:1</w:t>
+        </w:r>
+      </w:hyperlink>
+      <w:r>
+        <w:rPr>
+          <w:lang w:val="zh_TW" w:bidi="zh_TW"/>
+        </w:rPr>
+        <w:t>）。</w:t>
+      </w:r>
+    </w:p>
+    <w:p>
+      <w:pPr/>
+      <w:r>
+        <w:rPr>
+          <w:lang w:val="zh_TW" w:bidi="zh_TW"/>
+        </w:rPr>
+      </w:r>
+      <w:r>
+        <w:rPr>
+          <w:lang w:val="zh_TW" w:bidi="zh_TW"/>
+        </w:rPr>
+        <w:t>先知經常與社會公義和社會改革聯繫在一起，這些元素無疑是他們信息中的重要層面。阿摩司譴責富人欺壓窮人（</w:t>
+      </w:r>
+      <w:hyperlink r:id="rId142">
+        <w:r>
+          <w:rPr>
+            <w:lang w:val="zh_TW" w:bidi="zh_TW"/>
+          </w:rPr>
+          <w:rPr>
+            <w:color w:val="0000EE"/>
+            <w:u w:val="single"/>
+          </w:rPr>
+          <w:t>摩2:6–8</w:t>
         </w:r>
       </w:hyperlink>
       <w:r>
@@ -571,16 +3693,16 @@
         </w:rPr>
         <w:t>，</w:t>
       </w:r>
-      <w:hyperlink r:id="rId26">
-        <w:r>
-          <w:rPr>
-            <w:lang w:val="zh_TW" w:bidi="zh_TW"/>
-          </w:rPr>
-          <w:rPr>
-            <w:color w:val="0000EE"/>
-            <w:u w:val="single"/>
-          </w:rPr>
-          <w:t>7:17–19</w:t>
+      <w:hyperlink r:id="rId143">
+        <w:r>
+          <w:rPr>
+            <w:lang w:val="zh_TW" w:bidi="zh_TW"/>
+          </w:rPr>
+          <w:rPr>
+            <w:color w:val="0000EE"/>
+            <w:u w:val="single"/>
+          </w:rPr>
+          <w:t>4:1</w:t>
         </w:r>
       </w:hyperlink>
       <w:r>
@@ -589,16 +3711,142 @@
         </w:rPr>
         <w:t>，</w:t>
       </w:r>
-      <w:hyperlink r:id="rId27">
-        <w:r>
-          <w:rPr>
-            <w:lang w:val="zh_TW" w:bidi="zh_TW"/>
-          </w:rPr>
-          <w:rPr>
-            <w:color w:val="0000EE"/>
-            <w:u w:val="single"/>
-          </w:rPr>
-          <w:t>18:7</w:t>
+      <w:hyperlink r:id="rId144">
+        <w:r>
+          <w:rPr>
+            <w:lang w:val="zh_TW" w:bidi="zh_TW"/>
+          </w:rPr>
+          <w:rPr>
+            <w:color w:val="0000EE"/>
+            <w:u w:val="single"/>
+          </w:rPr>
+          <w:t>5:11</w:t>
+        </w:r>
+      </w:hyperlink>
+      <w:r>
+        <w:rPr>
+          <w:lang w:val="zh_TW" w:bidi="zh_TW"/>
+        </w:rPr>
+        <w:t>，</w:t>
+      </w:r>
+      <w:hyperlink r:id="rId145">
+        <w:r>
+          <w:rPr>
+            <w:lang w:val="zh_TW" w:bidi="zh_TW"/>
+          </w:rPr>
+          <w:rPr>
+            <w:color w:val="0000EE"/>
+            <w:u w:val="single"/>
+          </w:rPr>
+          <w:t>8:4–6</w:t>
+        </w:r>
+      </w:hyperlink>
+      <w:r>
+        <w:rPr>
+          <w:lang w:val="zh_TW" w:bidi="zh_TW"/>
+        </w:rPr>
+        <w:t>），痛斥人們性失德（</w:t>
+      </w:r>
+      <w:hyperlink r:id="rId142">
+        <w:r>
+          <w:rPr>
+            <w:lang w:val="zh_TW" w:bidi="zh_TW"/>
+          </w:rPr>
+          <w:rPr>
+            <w:color w:val="0000EE"/>
+            <w:u w:val="single"/>
+          </w:rPr>
+          <w:t>2:6–8</w:t>
+        </w:r>
+      </w:hyperlink>
+      <w:r>
+        <w:rPr>
+          <w:lang w:val="zh_TW" w:bidi="zh_TW"/>
+        </w:rPr>
+        <w:t>）和收受賄賂（</w:t>
+      </w:r>
+      <w:hyperlink r:id="rId146">
+        <w:r>
+          <w:rPr>
+            <w:lang w:val="zh_TW" w:bidi="zh_TW"/>
+          </w:rPr>
+          <w:rPr>
+            <w:color w:val="0000EE"/>
+            <w:u w:val="single"/>
+          </w:rPr>
+          <w:t>5:12</w:t>
+        </w:r>
+      </w:hyperlink>
+      <w:r>
+        <w:rPr>
+          <w:lang w:val="zh_TW" w:bidi="zh_TW"/>
+        </w:rPr>
+        <w:t>）。何西阿列出了一些普遍的罪惡，包括不踐前言、殺害、偷盜、姦淫（</w:t>
+      </w:r>
+      <w:hyperlink r:id="rId147">
+        <w:r>
+          <w:rPr>
+            <w:lang w:val="zh_TW" w:bidi="zh_TW"/>
+          </w:rPr>
+          <w:rPr>
+            <w:color w:val="0000EE"/>
+            <w:u w:val="single"/>
+          </w:rPr>
+          <w:t>何4:2</w:t>
+        </w:r>
+      </w:hyperlink>
+      <w:r>
+        <w:rPr>
+          <w:lang w:val="zh_TW" w:bidi="zh_TW"/>
+        </w:rPr>
+        <w:t>）和拜偶像，而拜偶像的行為是他特別譴責的目標（</w:t>
+      </w:r>
+      <w:hyperlink r:id="rId148">
+        <w:r>
+          <w:rPr>
+            <w:lang w:val="zh_TW" w:bidi="zh_TW"/>
+          </w:rPr>
+          <w:rPr>
+            <w:color w:val="0000EE"/>
+            <w:u w:val="single"/>
+          </w:rPr>
+          <w:t>8:5</w:t>
+        </w:r>
+      </w:hyperlink>
+      <w:r>
+        <w:rPr>
+          <w:lang w:val="zh_TW" w:bidi="zh_TW"/>
+        </w:rPr>
+        <w:t>，</w:t>
+      </w:r>
+      <w:hyperlink r:id="rId149">
+        <w:r>
+          <w:rPr>
+            <w:lang w:val="zh_TW" w:bidi="zh_TW"/>
+          </w:rPr>
+          <w:rPr>
+            <w:color w:val="0000EE"/>
+            <w:u w:val="single"/>
+          </w:rPr>
+          <w:t>11:2</w:t>
+        </w:r>
+      </w:hyperlink>
+      <w:r>
+        <w:rPr>
+          <w:lang w:val="zh_TW" w:bidi="zh_TW"/>
+        </w:rPr>
+        <w:t>）。這些對以色列行為的強烈譴責背後，是神對以色列無盡的愛（</w:t>
+      </w:r>
+      <w:hyperlink r:id="rId150">
+        <w:r>
+          <w:rPr>
+            <w:lang w:val="zh_TW" w:bidi="zh_TW"/>
+          </w:rPr>
+          <w:rPr>
+            <w:color w:val="0000EE"/>
+            <w:u w:val="single"/>
+          </w:rPr>
+          <w:t>賽43:4</w:t>
         </w:r>
       </w:hyperlink>
       <w:r>
@@ -607,82 +3855,16 @@
         </w:rPr>
         <w:t>；</w:t>
       </w:r>
-      <w:hyperlink r:id="rId28">
-        <w:r>
-          <w:rPr>
-            <w:lang w:val="zh_TW" w:bidi="zh_TW"/>
-          </w:rPr>
-          <w:rPr>
-            <w:color w:val="0000EE"/>
-            <w:u w:val="single"/>
-          </w:rPr>
-          <w:t>可7:20–23</w:t>
-        </w:r>
-      </w:hyperlink>
-      <w:r>
-        <w:rPr>
-          <w:lang w:val="zh_TW" w:bidi="zh_TW"/>
-        </w:rPr>
-        <w:t>），但祂明顯重新定義了罪的範圍。律法只能評判人的行為，然而耶穌指出，憤怒、輕視、淫念、心硬和欺詐也都是罪。祂還提到忽視善行、無所作為的罪，如不結果子的樹、未使用的才幹、祭司忽視傷者，以及從未表現出的愛（</w:t>
-      </w:r>
-      <w:hyperlink r:id="rId29">
-        <w:r>
-          <w:rPr>
-            <w:lang w:val="zh_TW" w:bidi="zh_TW"/>
-          </w:rPr>
-          <w:rPr>
-            <w:color w:val="0000EE"/>
-            <w:u w:val="single"/>
-          </w:rPr>
-          <w:t>太25:41–46</w:t>
-        </w:r>
-      </w:hyperlink>
-      <w:r>
-        <w:rPr>
-          <w:lang w:val="zh_TW" w:bidi="zh_TW"/>
-        </w:rPr>
-        <w:t>）。祂特別譴責對愛的冒犯——不友善、固執敵意、自私、漠不關心（</w:t>
-      </w:r>
-      <w:hyperlink r:id="rId30">
-        <w:r>
-          <w:rPr>
-            <w:lang w:val="zh_TW" w:bidi="zh_TW"/>
-          </w:rPr>
-          <w:rPr>
-            <w:color w:val="0000EE"/>
-            <w:u w:val="single"/>
-          </w:rPr>
-          <w:t>路12:16–21，</w:t>
-        </w:r>
-      </w:hyperlink>
-      <w:hyperlink r:id="rId31">
-        <w:r>
-          <w:rPr>
-            <w:lang w:val="zh_TW" w:bidi="zh_TW"/>
-          </w:rPr>
-          <w:rPr>
-            <w:color w:val="0000EE"/>
-            <w:u w:val="single"/>
-          </w:rPr>
-          <w:t>16:19–31</w:t>
-        </w:r>
-      </w:hyperlink>
-      <w:r>
-        <w:rPr>
-          <w:lang w:val="zh_TW" w:bidi="zh_TW"/>
-        </w:rPr>
-        <w:t>）。祂還譴責自義和屬靈的瞎眼（</w:t>
-      </w:r>
-      <w:hyperlink r:id="rId32">
-        <w:r>
-          <w:rPr>
-            <w:lang w:val="zh_TW" w:bidi="zh_TW"/>
-          </w:rPr>
-          <w:rPr>
-            <w:color w:val="0000EE"/>
-            <w:u w:val="single"/>
-          </w:rPr>
-          <w:t>太23:16–26</w:t>
+      <w:hyperlink r:id="rId151">
+        <w:r>
+          <w:rPr>
+            <w:lang w:val="zh_TW" w:bidi="zh_TW"/>
+          </w:rPr>
+          <w:rPr>
+            <w:color w:val="0000EE"/>
+            <w:u w:val="single"/>
+          </w:rPr>
+          <w:t>耶31:3</w:t>
         </w:r>
       </w:hyperlink>
       <w:r>
@@ -691,70 +3873,142 @@
         </w:rPr>
         <w:t>；</w:t>
       </w:r>
-      <w:hyperlink r:id="rId33">
-        <w:r>
-          <w:rPr>
-            <w:lang w:val="zh_TW" w:bidi="zh_TW"/>
-          </w:rPr>
-          <w:rPr>
-            <w:color w:val="0000EE"/>
-            <w:u w:val="single"/>
-          </w:rPr>
-          <w:t>可3:22–30</w:t>
-        </w:r>
-      </w:hyperlink>
-      <w:r>
-        <w:rPr>
-          <w:lang w:val="zh_TW" w:bidi="zh_TW"/>
-        </w:rPr>
-        <w:t>）。耶穌將罪比作疾病（</w:t>
-      </w:r>
-      <w:hyperlink r:id="rId34">
-        <w:r>
-          <w:rPr>
-            <w:lang w:val="zh_TW" w:bidi="zh_TW"/>
-          </w:rPr>
-          <w:rPr>
-            <w:color w:val="0000EE"/>
-            <w:u w:val="single"/>
-          </w:rPr>
-          <w:t>可2:17</w:t>
-        </w:r>
-      </w:hyperlink>
-      <w:r>
-        <w:rPr>
-          <w:lang w:val="zh_TW" w:bidi="zh_TW"/>
-        </w:rPr>
-        <w:t>），有時比作愚蠢（</w:t>
-      </w:r>
-      <w:hyperlink r:id="rId35">
-        <w:r>
-          <w:rPr>
-            <w:lang w:val="zh_TW" w:bidi="zh_TW"/>
-          </w:rPr>
-          <w:rPr>
-            <w:color w:val="0000EE"/>
-            <w:u w:val="single"/>
-          </w:rPr>
-          <w:t>路12:20</w:t>
-        </w:r>
-      </w:hyperlink>
-      <w:r>
-        <w:rPr>
-          <w:lang w:val="zh_TW" w:bidi="zh_TW"/>
-        </w:rPr>
-        <w:t>）。儘管如此，耶穌宣稱墮落的人，在神的幫助下可以得到醫治（</w:t>
-      </w:r>
-      <w:hyperlink r:id="rId36">
-        <w:r>
-          <w:rPr>
-            <w:lang w:val="zh_TW" w:bidi="zh_TW"/>
-          </w:rPr>
-          <w:rPr>
-            <w:color w:val="0000EE"/>
-            <w:u w:val="single"/>
-          </w:rPr>
-          <w:t>7:36–50</w:t>
+      <w:hyperlink r:id="rId152">
+        <w:r>
+          <w:rPr>
+            <w:lang w:val="zh_TW" w:bidi="zh_TW"/>
+          </w:rPr>
+          <w:rPr>
+            <w:color w:val="0000EE"/>
+            <w:u w:val="single"/>
+          </w:rPr>
+          <w:t>何3:1</w:t>
+        </w:r>
+      </w:hyperlink>
+      <w:r>
+        <w:rPr>
+          <w:lang w:val="zh_TW" w:bidi="zh_TW"/>
+        </w:rPr>
+        <w:t>，</w:t>
+      </w:r>
+      <w:hyperlink r:id="rId153">
+        <w:r>
+          <w:rPr>
+            <w:lang w:val="zh_TW" w:bidi="zh_TW"/>
+          </w:rPr>
+          <w:rPr>
+            <w:color w:val="0000EE"/>
+            <w:u w:val="single"/>
+          </w:rPr>
+          <w:t>11:1–4</w:t>
+        </w:r>
+      </w:hyperlink>
+      <w:r>
+        <w:rPr>
+          <w:lang w:val="zh_TW" w:bidi="zh_TW"/>
+        </w:rPr>
+        <w:t>，</w:t>
+      </w:r>
+      <w:hyperlink r:id="rId154">
+        <w:r>
+          <w:rPr>
+            <w:lang w:val="zh_TW" w:bidi="zh_TW"/>
+          </w:rPr>
+          <w:rPr>
+            <w:color w:val="0000EE"/>
+            <w:u w:val="single"/>
+          </w:rPr>
+          <w:t>14:4</w:t>
+        </w:r>
+      </w:hyperlink>
+      <w:r>
+        <w:rPr>
+          <w:lang w:val="zh_TW" w:bidi="zh_TW"/>
+        </w:rPr>
+        <w:t>；</w:t>
+      </w:r>
+      <w:hyperlink r:id="rId155">
+        <w:r>
+          <w:rPr>
+            <w:lang w:val="zh_TW" w:bidi="zh_TW"/>
+          </w:rPr>
+          <w:rPr>
+            <w:color w:val="0000EE"/>
+            <w:u w:val="single"/>
+          </w:rPr>
+          <w:t>瑪1:2</w:t>
+        </w:r>
+      </w:hyperlink>
+      <w:r>
+        <w:rPr>
+          <w:lang w:val="zh_TW" w:bidi="zh_TW"/>
+        </w:rPr>
+        <w:t>），這愛與祂對以色列的揀選密不可分（</w:t>
+      </w:r>
+      <w:hyperlink r:id="rId156">
+        <w:r>
+          <w:rPr>
+            <w:lang w:val="zh_TW" w:bidi="zh_TW"/>
+          </w:rPr>
+          <w:rPr>
+            <w:color w:val="0000EE"/>
+            <w:u w:val="single"/>
+          </w:rPr>
+          <w:t>賽43:1</w:t>
+        </w:r>
+      </w:hyperlink>
+      <w:r>
+        <w:rPr>
+          <w:lang w:val="zh_TW" w:bidi="zh_TW"/>
+        </w:rPr>
+        <w:t>；</w:t>
+      </w:r>
+      <w:hyperlink r:id="rId157">
+        <w:r>
+          <w:rPr>
+            <w:lang w:val="zh_TW" w:bidi="zh_TW"/>
+          </w:rPr>
+          <w:rPr>
+            <w:color w:val="0000EE"/>
+            <w:u w:val="single"/>
+          </w:rPr>
+          <w:t>耶33:24</w:t>
+        </w:r>
+      </w:hyperlink>
+      <w:r>
+        <w:rPr>
+          <w:lang w:val="zh_TW" w:bidi="zh_TW"/>
+        </w:rPr>
+        <w:t>；</w:t>
+      </w:r>
+      <w:hyperlink r:id="rId158">
+        <w:r>
+          <w:rPr>
+            <w:lang w:val="zh_TW" w:bidi="zh_TW"/>
+          </w:rPr>
+          <w:rPr>
+            <w:color w:val="0000EE"/>
+            <w:u w:val="single"/>
+          </w:rPr>
+          <w:t>結20:5</w:t>
+        </w:r>
+      </w:hyperlink>
+      <w:r>
+        <w:rPr>
+          <w:lang w:val="zh_TW" w:bidi="zh_TW"/>
+        </w:rPr>
+        <w:t>；</w:t>
+      </w:r>
+      <w:hyperlink r:id="rId159">
+        <w:r>
+          <w:rPr>
+            <w:lang w:val="zh_TW" w:bidi="zh_TW"/>
+          </w:rPr>
+          <w:rPr>
+            <w:color w:val="0000EE"/>
+            <w:u w:val="single"/>
+          </w:rPr>
+          <w:t>何3</w:t>
         </w:r>
       </w:hyperlink>
       <w:r>
@@ -765,6 +4019,174 @@
       </w:r>
     </w:p>
     <w:p>
+      <w:pPr/>
+      <w:r>
+        <w:rPr>
+          <w:lang w:val="zh_TW" w:bidi="zh_TW"/>
+        </w:rPr>
+      </w:r>
+      <w:r>
+        <w:rPr>
+          <w:lang w:val="zh_TW" w:bidi="zh_TW"/>
+        </w:rPr>
+        <w:t>先知不僅關注以色列的過犯和不可避免的歷史審判，也關注那將來終會實現的無上福分。許多先知的信息極其關注末世，這種末世概念之一，就是「耶和華的日子」。「耶和華的日子」這個概念首先出現在阿摩司書中，強調當那日將有災難臨到以色列。儘管阿摩司強調災難，但「耶和華的日子」對以色列來說，也包含拯救和審判的意義。「耶和華的日子」中的災難，可以看為歷史上按照字面意思的應驗，例如公元前722年（撒馬利亞陷落）和公元前586年（猶大陷落）的悲劇事件；但這些預言的某些特徵超越了歷史上的應驗，並指向末世時的應驗。</w:t>
+      </w:r>
+    </w:p>
+    <w:p>
+      <w:pPr/>
+      <w:r>
+        <w:rPr>
+          <w:lang w:val="zh_TW" w:bidi="zh_TW"/>
+        </w:rPr>
+      </w:r>
+      <w:r>
+        <w:rPr>
+          <w:lang w:val="zh_TW" w:bidi="zh_TW"/>
+        </w:rPr>
+        <w:t>由於以色列對「拯救」的概念主要從時間角度理解，包括長壽、生養眾多、物產豐饒、平安和勝過仇敵、水源充足等等。呼應這個拯救概念，人們所構想的未來時代也是以這些形式出現，例如</w:t>
+      </w:r>
+      <w:hyperlink r:id="rId160">
+        <w:r>
+          <w:rPr>
+            <w:lang w:val="zh_TW" w:bidi="zh_TW"/>
+          </w:rPr>
+          <w:rPr>
+            <w:color w:val="0000EE"/>
+            <w:u w:val="single"/>
+          </w:rPr>
+          <w:t>阿摩司書九章13至15節</w:t>
+        </w:r>
+      </w:hyperlink>
+      <w:r>
+        <w:rPr>
+          <w:lang w:val="zh_TW" w:bidi="zh_TW"/>
+        </w:rPr>
+        <w:t>所描繪的景象。</w:t>
+      </w:r>
+    </w:p>
+    <w:p>
+      <w:pPr/>
+      <w:r>
+        <w:rPr>
+          <w:lang w:val="zh_TW" w:bidi="zh_TW"/>
+        </w:rPr>
+      </w:r>
+      <w:r>
+        <w:rPr>
+          <w:lang w:val="zh_TW" w:bidi="zh_TW"/>
+        </w:rPr>
+        <w:t>先知又曾描繪，大衛本人或與他非常相似的人將會回來，並開啟一個黃金時代，如同大衛和所羅門的偉大時期。神與大衛所立的約，不是有條件的約，而是一個絕對不可侵犯的約（</w:t>
+      </w:r>
+      <w:hyperlink r:id="rId161">
+        <w:r>
+          <w:rPr>
+            <w:lang w:val="zh_TW" w:bidi="zh_TW"/>
+          </w:rPr>
+          <w:rPr>
+            <w:color w:val="0000EE"/>
+            <w:u w:val="single"/>
+          </w:rPr>
+          <w:t>撒下7:4–17</w:t>
+        </w:r>
+      </w:hyperlink>
+      <w:r>
+        <w:rPr>
+          <w:lang w:val="zh_TW" w:bidi="zh_TW"/>
+        </w:rPr>
+        <w:t>；</w:t>
+      </w:r>
+      <w:hyperlink r:id="rId162">
+        <w:r>
+          <w:rPr>
+            <w:lang w:val="zh_TW" w:bidi="zh_TW"/>
+          </w:rPr>
+          <w:rPr>
+            <w:color w:val="0000EE"/>
+            <w:u w:val="single"/>
+          </w:rPr>
+          <w:t>詩89篇</w:t>
+        </w:r>
+      </w:hyperlink>
+      <w:r>
+        <w:rPr>
+          <w:lang w:val="zh_TW" w:bidi="zh_TW"/>
+        </w:rPr>
+        <w:t>；</w:t>
+      </w:r>
+      <w:hyperlink r:id="rId163">
+        <w:r>
+          <w:rPr>
+            <w:lang w:val="zh_TW" w:bidi="zh_TW"/>
+          </w:rPr>
+          <w:rPr>
+            <w:color w:val="0000EE"/>
+            <w:u w:val="single"/>
+          </w:rPr>
+          <w:t>耶33:19–22</w:t>
+        </w:r>
+      </w:hyperlink>
+      <w:r>
+        <w:rPr>
+          <w:lang w:val="zh_TW" w:bidi="zh_TW"/>
+        </w:rPr>
+        <w:t>）。正是基於這個認識，先知們可以充滿信心，期待大衛王權恢復（</w:t>
+      </w:r>
+      <w:hyperlink r:id="rId164">
+        <w:r>
+          <w:rPr>
+            <w:lang w:val="zh_TW" w:bidi="zh_TW"/>
+          </w:rPr>
+          <w:rPr>
+            <w:color w:val="0000EE"/>
+            <w:u w:val="single"/>
+          </w:rPr>
+          <w:t>耶17:24–26</w:t>
+        </w:r>
+      </w:hyperlink>
+      <w:r>
+        <w:rPr>
+          <w:lang w:val="zh_TW" w:bidi="zh_TW"/>
+        </w:rPr>
+        <w:t>，</w:t>
+      </w:r>
+      <w:hyperlink r:id="rId165">
+        <w:r>
+          <w:rPr>
+            <w:lang w:val="zh_TW" w:bidi="zh_TW"/>
+          </w:rPr>
+          <w:rPr>
+            <w:color w:val="0000EE"/>
+            <w:u w:val="single"/>
+          </w:rPr>
+          <w:t>23:5–6</w:t>
+        </w:r>
+      </w:hyperlink>
+      <w:r>
+        <w:rPr>
+          <w:lang w:val="zh_TW" w:bidi="zh_TW"/>
+        </w:rPr>
+        <w:t>，</w:t>
+      </w:r>
+      <w:hyperlink r:id="rId166">
+        <w:r>
+          <w:rPr>
+            <w:lang w:val="zh_TW" w:bidi="zh_TW"/>
+          </w:rPr>
+          <w:rPr>
+            <w:color w:val="0000EE"/>
+            <w:u w:val="single"/>
+          </w:rPr>
+          <w:t>33:14–15</w:t>
+        </w:r>
+      </w:hyperlink>
+      <w:r>
+        <w:rPr>
+          <w:lang w:val="zh_TW" w:bidi="zh_TW"/>
+        </w:rPr>
+        <w:t>）。</w:t>
+      </w:r>
+    </w:p>
+    <w:p>
       <w:pPr>
         <w:pStyle w:val="Heading3"/>
       </w:pPr>
@@ -772,7 +4194,7 @@
         <w:rPr>
           <w:lang w:val="zh_TW" w:bidi="zh_TW"/>
         </w:rPr>
-        <w:t>在約翰的著作中</w:t>
+        <w:t>新約中的預言</w:t>
       </w:r>
     </w:p>
     <w:p>
@@ -786,18 +4208,319 @@
         <w:rPr>
           <w:lang w:val="zh_TW" w:bidi="zh_TW"/>
         </w:rPr>
-        <w:t>約翰福音假定罪人的需要，而基督作為羔羊，為擔當世人的罪而犧牲，並在基督裡提供光與生命。新約中強調的重點是，罪是拒絕接受基督所提供的救恩，並拒絕神對世界的愛——拒絕相信。人因愛黑暗、拒絕光明、不接受救主基督而受到審判（</w:t>
-      </w:r>
-      <w:hyperlink r:id="rId37">
-        <w:r>
-          <w:rPr>
-            <w:lang w:val="zh_TW" w:bidi="zh_TW"/>
-          </w:rPr>
-          <w:rPr>
-            <w:color w:val="0000EE"/>
-            <w:u w:val="single"/>
-          </w:rPr>
-          <w:t>約3:16–21</w:t>
+        <w:t>舊約和新約之間的兩約時期，鮮有自稱先知的人出現；相比之下，早期基督教則開始於先知活躍的時期，為時短暫但活動頻繁。這個時期一直持續到公元二世紀。耶穌、祂的門徒和跟隨者們，以及早期基督徒，都堅信他們所處的時代，是應驗舊約預言的時代（</w:t>
+      </w:r>
+      <w:hyperlink r:id="rId167">
+        <w:r>
+          <w:rPr>
+            <w:lang w:val="zh_TW" w:bidi="zh_TW"/>
+          </w:rPr>
+          <w:rPr>
+            <w:color w:val="0000EE"/>
+            <w:u w:val="single"/>
+          </w:rPr>
+          <w:t>可1:14–15</w:t>
+        </w:r>
+      </w:hyperlink>
+      <w:r>
+        <w:rPr>
+          <w:lang w:val="zh_TW" w:bidi="zh_TW"/>
+        </w:rPr>
+        <w:t>；</w:t>
+      </w:r>
+      <w:hyperlink r:id="rId168">
+        <w:r>
+          <w:rPr>
+            <w:lang w:val="zh_TW" w:bidi="zh_TW"/>
+          </w:rPr>
+          <w:rPr>
+            <w:color w:val="0000EE"/>
+            <w:u w:val="single"/>
+          </w:rPr>
+          <w:t>徒2:16–21</w:t>
+        </w:r>
+      </w:hyperlink>
+      <w:r>
+        <w:rPr>
+          <w:lang w:val="zh_TW" w:bidi="zh_TW"/>
+        </w:rPr>
+        <w:t>；</w:t>
+      </w:r>
+      <w:hyperlink r:id="rId169">
+        <w:r>
+          <w:rPr>
+            <w:lang w:val="zh_TW" w:bidi="zh_TW"/>
+          </w:rPr>
+          <w:rPr>
+            <w:color w:val="0000EE"/>
+            <w:u w:val="single"/>
+          </w:rPr>
+          <w:t>羅16:25–27</w:t>
+        </w:r>
+      </w:hyperlink>
+      <w:r>
+        <w:rPr>
+          <w:lang w:val="zh_TW" w:bidi="zh_TW"/>
+        </w:rPr>
+        <w:t>；</w:t>
+      </w:r>
+      <w:hyperlink r:id="rId170">
+        <w:r>
+          <w:rPr>
+            <w:lang w:val="zh_TW" w:bidi="zh_TW"/>
+          </w:rPr>
+          <w:rPr>
+            <w:color w:val="0000EE"/>
+            <w:u w:val="single"/>
+          </w:rPr>
+          <w:t>林前10:11</w:t>
+        </w:r>
+      </w:hyperlink>
+      <w:r>
+        <w:rPr>
+          <w:lang w:val="zh_TW" w:bidi="zh_TW"/>
+        </w:rPr>
+        <w:t>）。然而，這個時代不僅是應驗的時代，也是一個預言恩賜得著更新的時代。</w:t>
+      </w:r>
+    </w:p>
+    <w:p>
+      <w:pPr>
+        <w:pStyle w:val="Heading4"/>
+      </w:pPr>
+      <w:r>
+        <w:rPr>
+          <w:lang w:val="zh_TW" w:bidi="zh_TW"/>
+        </w:rPr>
+        <w:t>施洗約翰</w:t>
+      </w:r>
+    </w:p>
+    <w:p>
+      <w:pPr/>
+      <w:r>
+        <w:rPr>
+          <w:lang w:val="zh_TW" w:bidi="zh_TW"/>
+        </w:rPr>
+      </w:r>
+      <w:r>
+        <w:rPr>
+          <w:lang w:val="zh_TW" w:bidi="zh_TW"/>
+        </w:rPr>
+        <w:t>在新約中，施洗約翰主要記載為耶穌的先鋒，瑪拉基書早已預言了他的來臨（</w:t>
+      </w:r>
+      <w:hyperlink r:id="rId171">
+        <w:r>
+          <w:rPr>
+            <w:lang w:val="zh_TW" w:bidi="zh_TW"/>
+          </w:rPr>
+          <w:rPr>
+            <w:color w:val="0000EE"/>
+            <w:u w:val="single"/>
+          </w:rPr>
+          <w:t>瑪4:5–6</w:t>
+        </w:r>
+      </w:hyperlink>
+      <w:r>
+        <w:rPr>
+          <w:lang w:val="zh_TW" w:bidi="zh_TW"/>
+        </w:rPr>
+        <w:t>）。然而，施洗約翰自身也以類似舊約先知的譴責和斥責口吻，宣告神即將來臨的審判。約翰的衣著，包括毛衣和皮帶（</w:t>
+      </w:r>
+      <w:hyperlink r:id="rId172">
+        <w:r>
+          <w:rPr>
+            <w:lang w:val="zh_TW" w:bidi="zh_TW"/>
+          </w:rPr>
+          <w:rPr>
+            <w:color w:val="0000EE"/>
+            <w:u w:val="single"/>
+          </w:rPr>
+          <w:t>可1:6</w:t>
+        </w:r>
+      </w:hyperlink>
+      <w:r>
+        <w:rPr>
+          <w:lang w:val="zh_TW" w:bidi="zh_TW"/>
+        </w:rPr>
+        <w:t>），讓人聯想到舊約先知的典型服飾（</w:t>
+      </w:r>
+      <w:hyperlink r:id="rId173">
+        <w:r>
+          <w:rPr>
+            <w:lang w:val="zh_TW" w:bidi="zh_TW"/>
+          </w:rPr>
+          <w:rPr>
+            <w:color w:val="0000EE"/>
+            <w:u w:val="single"/>
+          </w:rPr>
+          <w:t>王上19:19</w:t>
+        </w:r>
+      </w:hyperlink>
+      <w:r>
+        <w:rPr>
+          <w:lang w:val="zh_TW" w:bidi="zh_TW"/>
+        </w:rPr>
+        <w:t>；</w:t>
+      </w:r>
+      <w:hyperlink r:id="rId174">
+        <w:r>
+          <w:rPr>
+            <w:lang w:val="zh_TW" w:bidi="zh_TW"/>
+          </w:rPr>
+          <w:rPr>
+            <w:color w:val="0000EE"/>
+            <w:u w:val="single"/>
+          </w:rPr>
+          <w:t>王下1:8</w:t>
+        </w:r>
+      </w:hyperlink>
+      <w:r>
+        <w:rPr>
+          <w:lang w:val="zh_TW" w:bidi="zh_TW"/>
+        </w:rPr>
+        <w:t>，</w:t>
+      </w:r>
+      <w:hyperlink r:id="rId175">
+        <w:r>
+          <w:rPr>
+            <w:lang w:val="zh_TW" w:bidi="zh_TW"/>
+          </w:rPr>
+          <w:rPr>
+            <w:color w:val="0000EE"/>
+            <w:u w:val="single"/>
+          </w:rPr>
+          <w:t>2:13–14；</w:t>
+        </w:r>
+      </w:hyperlink>
+      <w:hyperlink r:id="rId176">
+        <w:r>
+          <w:rPr>
+            <w:lang w:val="zh_TW" w:bidi="zh_TW"/>
+          </w:rPr>
+          <w:rPr>
+            <w:color w:val="0000EE"/>
+            <w:u w:val="single"/>
+          </w:rPr>
+          <w:t>亞13:4</w:t>
+        </w:r>
+      </w:hyperlink>
+      <w:r>
+        <w:rPr>
+          <w:lang w:val="zh_TW" w:bidi="zh_TW"/>
+        </w:rPr>
+        <w:t>）。當時的人普遍認為約翰是一位先知（</w:t>
+      </w:r>
+      <w:hyperlink r:id="rId177">
+        <w:r>
+          <w:rPr>
+            <w:lang w:val="zh_TW" w:bidi="zh_TW"/>
+          </w:rPr>
+          <w:rPr>
+            <w:color w:val="0000EE"/>
+            <w:u w:val="single"/>
+          </w:rPr>
+          <w:t>太14:5</w:t>
+        </w:r>
+      </w:hyperlink>
+      <w:r>
+        <w:rPr>
+          <w:lang w:val="zh_TW" w:bidi="zh_TW"/>
+        </w:rPr>
+        <w:t>，</w:t>
+      </w:r>
+      <w:hyperlink r:id="rId178">
+        <w:r>
+          <w:rPr>
+            <w:lang w:val="zh_TW" w:bidi="zh_TW"/>
+          </w:rPr>
+          <w:rPr>
+            <w:color w:val="0000EE"/>
+            <w:u w:val="single"/>
+          </w:rPr>
+          <w:t>17:10–13</w:t>
+        </w:r>
+      </w:hyperlink>
+      <w:r>
+        <w:rPr>
+          <w:lang w:val="zh_TW" w:bidi="zh_TW"/>
+        </w:rPr>
+        <w:t>；</w:t>
+      </w:r>
+      <w:hyperlink r:id="rId179">
+        <w:r>
+          <w:rPr>
+            <w:lang w:val="zh_TW" w:bidi="zh_TW"/>
+          </w:rPr>
+          <w:rPr>
+            <w:color w:val="0000EE"/>
+            <w:u w:val="single"/>
+          </w:rPr>
+          <w:t>可9:11–13</w:t>
+        </w:r>
+      </w:hyperlink>
+      <w:r>
+        <w:rPr>
+          <w:lang w:val="zh_TW" w:bidi="zh_TW"/>
+        </w:rPr>
+        <w:t>，</w:t>
+      </w:r>
+      <w:hyperlink r:id="rId180">
+        <w:r>
+          <w:rPr>
+            <w:lang w:val="zh_TW" w:bidi="zh_TW"/>
+          </w:rPr>
+          <w:rPr>
+            <w:color w:val="0000EE"/>
+            <w:u w:val="single"/>
+          </w:rPr>
+          <w:t>11:32；</w:t>
+        </w:r>
+      </w:hyperlink>
+      <w:hyperlink r:id="rId181">
+        <w:r>
+          <w:rPr>
+            <w:lang w:val="zh_TW" w:bidi="zh_TW"/>
+          </w:rPr>
+          <w:rPr>
+            <w:color w:val="0000EE"/>
+            <w:u w:val="single"/>
+          </w:rPr>
+          <w:t>路1:76</w:t>
+        </w:r>
+      </w:hyperlink>
+      <w:r>
+        <w:rPr>
+          <w:lang w:val="zh_TW" w:bidi="zh_TW"/>
+        </w:rPr>
+        <w:t>，</w:t>
+      </w:r>
+      <w:hyperlink r:id="rId182">
+        <w:r>
+          <w:rPr>
+            <w:lang w:val="zh_TW" w:bidi="zh_TW"/>
+          </w:rPr>
+          <w:rPr>
+            <w:color w:val="0000EE"/>
+            <w:u w:val="single"/>
+          </w:rPr>
+          <w:t>7:26</w:t>
+        </w:r>
+      </w:hyperlink>
+      <w:r>
+        <w:rPr>
+          <w:lang w:val="zh_TW" w:bidi="zh_TW"/>
+        </w:rPr>
+        <w:t>）。路加以類似舊約先知書的風格記載說：「神的話臨到他（約翰）」（</w:t>
+      </w:r>
+      <w:hyperlink r:id="rId183">
+        <w:r>
+          <w:rPr>
+            <w:lang w:val="zh_TW" w:bidi="zh_TW"/>
+          </w:rPr>
+          <w:rPr>
+            <w:color w:val="0000EE"/>
+            <w:u w:val="single"/>
+          </w:rPr>
+          <w:t>路3:2</w:t>
         </w:r>
       </w:hyperlink>
       <w:r>
@@ -814,40 +4537,214 @@
           <w:lang w:val="zh_TW" w:bidi="zh_TW"/>
         </w:rPr>
       </w:r>
-      <w:r>
-        <w:rPr>
-          <w:lang w:val="zh_TW" w:bidi="zh_TW"/>
-        </w:rPr>
-        <w:t>針對諾斯底主義（Gnosticism）所認為的，高階基督徒的罪無關緊要，約翰壹書強調基督徒的生活中不能容忍罪，列舉了15個理由，並重申罪既是對真理的無知，也是缺乏愛心（</w:t>
-      </w:r>
-      <w:hyperlink r:id="rId38">
-        <w:r>
-          <w:rPr>
-            <w:lang w:val="zh_TW" w:bidi="zh_TW"/>
-          </w:rPr>
-          <w:rPr>
-            <w:color w:val="0000EE"/>
-            <w:u w:val="single"/>
-          </w:rPr>
-          <w:t>約一3:3–10</w:t>
-        </w:r>
-      </w:hyperlink>
-      <w:r>
-        <w:rPr>
-          <w:lang w:val="zh_TW" w:bidi="zh_TW"/>
-        </w:rPr>
-        <w:t>）。然而，神會赦免那些承認自己的罪的人，基督為他們贖罪，並為他們代求（</w:t>
-      </w:r>
-      <w:hyperlink r:id="rId39">
-        <w:r>
-          <w:rPr>
-            <w:lang w:val="zh_TW" w:bidi="zh_TW"/>
-          </w:rPr>
-          <w:rPr>
-            <w:color w:val="0000EE"/>
-            <w:u w:val="single"/>
-          </w:rPr>
-          <w:t>1:7–2:2</w:t>
+      <w:hyperlink r:id="rId184">
+        <w:r>
+          <w:rPr>
+            <w:lang w:val="zh_TW" w:bidi="zh_TW"/>
+          </w:rPr>
+          <w:rPr>
+            <w:color w:val="0000EE"/>
+            <w:u w:val="single"/>
+          </w:rPr>
+          <w:t>馬太福音三章7至10節</w:t>
+        </w:r>
+      </w:hyperlink>
+      <w:r>
+        <w:rPr>
+          <w:lang w:val="zh_TW" w:bidi="zh_TW"/>
+        </w:rPr>
+        <w:t>（參</w:t>
+      </w:r>
+      <w:hyperlink r:id="rId185">
+        <w:r>
+          <w:rPr>
+            <w:lang w:val="zh_TW" w:bidi="zh_TW"/>
+          </w:rPr>
+          <w:rPr>
+            <w:color w:val="0000EE"/>
+            <w:u w:val="single"/>
+          </w:rPr>
+          <w:t>路3:7–9</w:t>
+        </w:r>
+      </w:hyperlink>
+      <w:r>
+        <w:rPr>
+          <w:lang w:val="zh_TW" w:bidi="zh_TW"/>
+        </w:rPr>
+        <w:t>）和</w:t>
+      </w:r>
+      <w:hyperlink r:id="rId186">
+        <w:r>
+          <w:rPr>
+            <w:lang w:val="zh_TW" w:bidi="zh_TW"/>
+          </w:rPr>
+          <w:rPr>
+            <w:color w:val="0000EE"/>
+            <w:u w:val="single"/>
+          </w:rPr>
+          <w:t>馬可福音一章7至8節</w:t>
+        </w:r>
+      </w:hyperlink>
+      <w:r>
+        <w:rPr>
+          <w:lang w:val="zh_TW" w:bidi="zh_TW"/>
+        </w:rPr>
+        <w:t>（參</w:t>
+      </w:r>
+      <w:hyperlink r:id="rId187">
+        <w:r>
+          <w:rPr>
+            <w:lang w:val="zh_TW" w:bidi="zh_TW"/>
+          </w:rPr>
+          <w:rPr>
+            <w:color w:val="0000EE"/>
+            <w:u w:val="single"/>
+          </w:rPr>
+          <w:t>太3:11–12</w:t>
+        </w:r>
+      </w:hyperlink>
+      <w:r>
+        <w:rPr>
+          <w:lang w:val="zh_TW" w:bidi="zh_TW"/>
+        </w:rPr>
+        <w:t>；</w:t>
+      </w:r>
+      <w:hyperlink r:id="rId188">
+        <w:r>
+          <w:rPr>
+            <w:lang w:val="zh_TW" w:bidi="zh_TW"/>
+          </w:rPr>
+          <w:rPr>
+            <w:color w:val="0000EE"/>
+            <w:u w:val="single"/>
+          </w:rPr>
+          <w:t>路3:15–18</w:t>
+        </w:r>
+      </w:hyperlink>
+      <w:r>
+        <w:rPr>
+          <w:lang w:val="zh_TW" w:bidi="zh_TW"/>
+        </w:rPr>
+        <w:t>），記載了兩段簡短的先知講話。在第一段講話中，約翰譴責了那世代違背聖約的人，並呼籲他們改變生活方式。在第二段講話中，約翰預言了那位大能者──耶穌的來臨（</w:t>
+      </w:r>
+      <w:hyperlink r:id="rId189">
+        <w:r>
+          <w:rPr>
+            <w:lang w:val="zh_TW" w:bidi="zh_TW"/>
+          </w:rPr>
+          <w:rPr>
+            <w:color w:val="0000EE"/>
+            <w:u w:val="single"/>
+          </w:rPr>
+          <w:t>太3:11</w:t>
+        </w:r>
+      </w:hyperlink>
+      <w:r>
+        <w:rPr>
+          <w:lang w:val="zh_TW" w:bidi="zh_TW"/>
+        </w:rPr>
+        <w:t>；</w:t>
+      </w:r>
+      <w:hyperlink r:id="rId190">
+        <w:r>
+          <w:rPr>
+            <w:lang w:val="zh_TW" w:bidi="zh_TW"/>
+          </w:rPr>
+          <w:rPr>
+            <w:color w:val="0000EE"/>
+            <w:u w:val="single"/>
+          </w:rPr>
+          <w:t>可1:7</w:t>
+        </w:r>
+      </w:hyperlink>
+      <w:r>
+        <w:rPr>
+          <w:lang w:val="zh_TW" w:bidi="zh_TW"/>
+        </w:rPr>
+        <w:t>；</w:t>
+      </w:r>
+      <w:hyperlink r:id="rId191">
+        <w:r>
+          <w:rPr>
+            <w:lang w:val="zh_TW" w:bidi="zh_TW"/>
+          </w:rPr>
+          <w:rPr>
+            <w:color w:val="0000EE"/>
+            <w:u w:val="single"/>
+          </w:rPr>
+          <w:t>路3:16</w:t>
+        </w:r>
+      </w:hyperlink>
+      <w:r>
+        <w:rPr>
+          <w:lang w:val="zh_TW" w:bidi="zh_TW"/>
+        </w:rPr>
+        <w:t>；</w:t>
+      </w:r>
+      <w:hyperlink r:id="rId192">
+        <w:r>
+          <w:rPr>
+            <w:lang w:val="zh_TW" w:bidi="zh_TW"/>
+          </w:rPr>
+          <w:rPr>
+            <w:color w:val="0000EE"/>
+            <w:u w:val="single"/>
+          </w:rPr>
+          <w:t>約1:15、27、30</w:t>
+        </w:r>
+      </w:hyperlink>
+      <w:r>
+        <w:rPr>
+          <w:lang w:val="zh_TW" w:bidi="zh_TW"/>
+        </w:rPr>
+        <w:t>；</w:t>
+      </w:r>
+      <w:hyperlink r:id="rId193">
+        <w:r>
+          <w:rPr>
+            <w:lang w:val="zh_TW" w:bidi="zh_TW"/>
+          </w:rPr>
+          <w:rPr>
+            <w:color w:val="0000EE"/>
+            <w:u w:val="single"/>
+          </w:rPr>
+          <w:t>徒13:25</w:t>
+        </w:r>
+      </w:hyperlink>
+      <w:r>
+        <w:rPr>
+          <w:lang w:val="zh_TW" w:bidi="zh_TW"/>
+        </w:rPr>
+        <w:t>）。然而，約翰的風格與舊約先知的風格並不完全相同，他的宣講以自己的權柄發出，從未使用「耶和華如此說」等公式，或將他的預言話語表達為神的話語。然而，儘管有這些差異，把約翰當作舊約先知傳統的最後代表，仍然是十分恰當的（</w:t>
+      </w:r>
+      <w:hyperlink r:id="rId194">
+        <w:r>
+          <w:rPr>
+            <w:lang w:val="zh_TW" w:bidi="zh_TW"/>
+          </w:rPr>
+          <w:rPr>
+            <w:color w:val="0000EE"/>
+            <w:u w:val="single"/>
+          </w:rPr>
+          <w:t>太11:13</w:t>
+        </w:r>
+      </w:hyperlink>
+      <w:r>
+        <w:rPr>
+          <w:lang w:val="zh_TW" w:bidi="zh_TW"/>
+        </w:rPr>
+        <w:t>；</w:t>
+      </w:r>
+      <w:hyperlink r:id="rId195">
+        <w:r>
+          <w:rPr>
+            <w:lang w:val="zh_TW" w:bidi="zh_TW"/>
+          </w:rPr>
+          <w:rPr>
+            <w:color w:val="0000EE"/>
+            <w:u w:val="single"/>
+          </w:rPr>
+          <w:t>路16:16</w:t>
         </w:r>
       </w:hyperlink>
       <w:r>
@@ -859,13 +4756,1799 @@
     </w:p>
     <w:p>
       <w:pPr>
+        <w:pStyle w:val="Heading4"/>
+      </w:pPr>
+      <w:r>
+        <w:rPr>
+          <w:lang w:val="zh_TW" w:bidi="zh_TW"/>
+        </w:rPr>
+        <w:t>拿撒勒的耶穌</w:t>
+      </w:r>
+    </w:p>
+    <w:p>
+      <w:pPr/>
+      <w:r>
+        <w:rPr>
+          <w:lang w:val="zh_TW" w:bidi="zh_TW"/>
+        </w:rPr>
+      </w:r>
+      <w:r>
+        <w:rPr>
+          <w:lang w:val="zh_TW" w:bidi="zh_TW"/>
+        </w:rPr>
+        <w:t>耶穌在普遍民眾眼中，被視為先知（</w:t>
+      </w:r>
+      <w:hyperlink r:id="rId196">
+        <w:r>
+          <w:rPr>
+            <w:lang w:val="zh_TW" w:bidi="zh_TW"/>
+          </w:rPr>
+          <w:rPr>
+            <w:color w:val="0000EE"/>
+            <w:u w:val="single"/>
+          </w:rPr>
+          <w:t>太16:14</w:t>
+        </w:r>
+      </w:hyperlink>
+      <w:r>
+        <w:rPr>
+          <w:lang w:val="zh_TW" w:bidi="zh_TW"/>
+        </w:rPr>
+        <w:t>，</w:t>
+      </w:r>
+      <w:hyperlink r:id="rId197">
+        <w:r>
+          <w:rPr>
+            <w:lang w:val="zh_TW" w:bidi="zh_TW"/>
+          </w:rPr>
+          <w:rPr>
+            <w:color w:val="0000EE"/>
+            <w:u w:val="single"/>
+          </w:rPr>
+          <w:t>21:10–11</w:t>
+        </w:r>
+      </w:hyperlink>
+      <w:r>
+        <w:rPr>
+          <w:lang w:val="zh_TW" w:bidi="zh_TW"/>
+        </w:rPr>
+        <w:t>；</w:t>
+      </w:r>
+      <w:hyperlink r:id="rId198">
+        <w:r>
+          <w:rPr>
+            <w:lang w:val="zh_TW" w:bidi="zh_TW"/>
+          </w:rPr>
+          <w:rPr>
+            <w:color w:val="0000EE"/>
+            <w:u w:val="single"/>
+          </w:rPr>
+          <w:t>可6:14–15</w:t>
+        </w:r>
+      </w:hyperlink>
+      <w:r>
+        <w:rPr>
+          <w:lang w:val="zh_TW" w:bidi="zh_TW"/>
+        </w:rPr>
+        <w:t>，</w:t>
+      </w:r>
+      <w:hyperlink r:id="rId199">
+        <w:r>
+          <w:rPr>
+            <w:lang w:val="zh_TW" w:bidi="zh_TW"/>
+          </w:rPr>
+          <w:rPr>
+            <w:color w:val="0000EE"/>
+            <w:u w:val="single"/>
+          </w:rPr>
+          <w:t>8:28</w:t>
+        </w:r>
+      </w:hyperlink>
+      <w:r>
+        <w:rPr>
+          <w:lang w:val="zh_TW" w:bidi="zh_TW"/>
+        </w:rPr>
+        <w:t>；</w:t>
+      </w:r>
+      <w:hyperlink r:id="rId200">
+        <w:r>
+          <w:rPr>
+            <w:lang w:val="zh_TW" w:bidi="zh_TW"/>
+          </w:rPr>
+          <w:rPr>
+            <w:color w:val="0000EE"/>
+            <w:u w:val="single"/>
+          </w:rPr>
+          <w:t>路7:16、39</w:t>
+        </w:r>
+      </w:hyperlink>
+      <w:r>
+        <w:rPr>
+          <w:lang w:val="zh_TW" w:bidi="zh_TW"/>
+        </w:rPr>
+        <w:t>，</w:t>
+      </w:r>
+      <w:hyperlink r:id="rId201">
+        <w:r>
+          <w:rPr>
+            <w:lang w:val="zh_TW" w:bidi="zh_TW"/>
+          </w:rPr>
+          <w:rPr>
+            <w:color w:val="0000EE"/>
+            <w:u w:val="single"/>
+          </w:rPr>
+          <w:t>9:8、19</w:t>
+        </w:r>
+      </w:hyperlink>
+      <w:r>
+        <w:rPr>
+          <w:lang w:val="zh_TW" w:bidi="zh_TW"/>
+        </w:rPr>
+        <w:t>；</w:t>
+      </w:r>
+      <w:hyperlink r:id="rId202">
+        <w:r>
+          <w:rPr>
+            <w:lang w:val="zh_TW" w:bidi="zh_TW"/>
+          </w:rPr>
+          <w:rPr>
+            <w:color w:val="0000EE"/>
+            <w:u w:val="single"/>
+          </w:rPr>
+          <w:t>約6:14</w:t>
+        </w:r>
+      </w:hyperlink>
+      <w:r>
+        <w:rPr>
+          <w:lang w:val="zh_TW" w:bidi="zh_TW"/>
+        </w:rPr>
+        <w:t>，</w:t>
+      </w:r>
+      <w:hyperlink r:id="rId203">
+        <w:r>
+          <w:rPr>
+            <w:lang w:val="zh_TW" w:bidi="zh_TW"/>
+          </w:rPr>
+          <w:rPr>
+            <w:color w:val="0000EE"/>
+            <w:u w:val="single"/>
+          </w:rPr>
+          <w:t>7:40、52</w:t>
+        </w:r>
+      </w:hyperlink>
+      <w:r>
+        <w:rPr>
+          <w:lang w:val="zh_TW" w:bidi="zh_TW"/>
+        </w:rPr>
+        <w:t>）。他們有此想法，既是基於耶穌所行的神蹟，也是基於祂的先知講論和預言。雖然耶穌從未直接宣稱自己是先知，但這一身份的暗示可見於</w:t>
+      </w:r>
+      <w:hyperlink r:id="rId204">
+        <w:r>
+          <w:rPr>
+            <w:lang w:val="zh_TW" w:bidi="zh_TW"/>
+          </w:rPr>
+          <w:rPr>
+            <w:color w:val="0000EE"/>
+            <w:u w:val="single"/>
+          </w:rPr>
+          <w:t>馬可福音六章4節</w:t>
+        </w:r>
+      </w:hyperlink>
+      <w:r>
+        <w:rPr>
+          <w:lang w:val="zh_TW" w:bidi="zh_TW"/>
+        </w:rPr>
+        <w:t>：「大凡先知，除了本地、親屬、本家之外，沒有不被人尊敬的。」（參</w:t>
+      </w:r>
+      <w:hyperlink r:id="rId205">
+        <w:r>
+          <w:rPr>
+            <w:lang w:val="zh_TW" w:bidi="zh_TW"/>
+          </w:rPr>
+          <w:rPr>
+            <w:color w:val="0000EE"/>
+            <w:u w:val="single"/>
+          </w:rPr>
+          <w:t>太13:57</w:t>
+        </w:r>
+      </w:hyperlink>
+      <w:r>
+        <w:rPr>
+          <w:lang w:val="zh_TW" w:bidi="zh_TW"/>
+        </w:rPr>
+        <w:t>；</w:t>
+      </w:r>
+      <w:hyperlink r:id="rId206">
+        <w:r>
+          <w:rPr>
+            <w:lang w:val="zh_TW" w:bidi="zh_TW"/>
+          </w:rPr>
+          <w:rPr>
+            <w:color w:val="0000EE"/>
+            <w:u w:val="single"/>
+          </w:rPr>
+          <w:t>路4:24</w:t>
+        </w:r>
+      </w:hyperlink>
+      <w:r>
+        <w:rPr>
+          <w:lang w:val="zh_TW" w:bidi="zh_TW"/>
+        </w:rPr>
+        <w:t>）。同樣，這一身份也隱含在</w:t>
+      </w:r>
+      <w:hyperlink r:id="rId207">
+        <w:r>
+          <w:rPr>
+            <w:lang w:val="zh_TW" w:bidi="zh_TW"/>
+          </w:rPr>
+          <w:rPr>
+            <w:color w:val="0000EE"/>
+            <w:u w:val="single"/>
+          </w:rPr>
+          <w:t>路加福音十二章33節</w:t>
+        </w:r>
+      </w:hyperlink>
+      <w:r>
+        <w:rPr>
+          <w:lang w:val="zh_TW" w:bidi="zh_TW"/>
+        </w:rPr>
+        <w:t>當中：「雖然這樣，今天、明天、後天，我必須前行，因為先知在耶路撒冷之外喪命是不能的。」在使徒行傳中，耶穌被視為</w:t>
+      </w:r>
+      <w:hyperlink r:id="rId87">
+        <w:r>
+          <w:rPr>
+            <w:lang w:val="zh_TW" w:bidi="zh_TW"/>
+          </w:rPr>
+          <w:rPr>
+            <w:color w:val="0000EE"/>
+            <w:u w:val="single"/>
+          </w:rPr>
+          <w:t>申命記十八章18節</w:t>
+        </w:r>
+      </w:hyperlink>
+      <w:r>
+        <w:rPr>
+          <w:lang w:val="zh_TW" w:bidi="zh_TW"/>
+        </w:rPr>
+        <w:t>中預言的「一位先知，像你（摩西）」（</w:t>
+      </w:r>
+      <w:hyperlink r:id="rId88">
+        <w:r>
+          <w:rPr>
+            <w:lang w:val="zh_TW" w:bidi="zh_TW"/>
+          </w:rPr>
+          <w:rPr>
+            <w:color w:val="0000EE"/>
+            <w:u w:val="single"/>
+          </w:rPr>
+          <w:t>徒3:22</w:t>
+        </w:r>
+      </w:hyperlink>
+      <w:r>
+        <w:rPr>
+          <w:lang w:val="zh_TW" w:bidi="zh_TW"/>
+        </w:rPr>
+        <w:t>，</w:t>
+      </w:r>
+      <w:hyperlink r:id="rId89">
+        <w:r>
+          <w:rPr>
+            <w:lang w:val="zh_TW" w:bidi="zh_TW"/>
+          </w:rPr>
+          <w:rPr>
+            <w:color w:val="0000EE"/>
+            <w:u w:val="single"/>
+          </w:rPr>
+          <w:t>7:37</w:t>
+        </w:r>
+      </w:hyperlink>
+      <w:r>
+        <w:rPr>
+          <w:lang w:val="zh_TW" w:bidi="zh_TW"/>
+        </w:rPr>
+        <w:t>）。馬太福音所呈現的耶穌是新的摩西，但並未特別強調祂的先知角色。約翰福音與路加福音相似，強調耶穌作為先知的角色（</w:t>
+      </w:r>
+      <w:hyperlink r:id="rId208">
+        <w:r>
+          <w:rPr>
+            <w:lang w:val="zh_TW" w:bidi="zh_TW"/>
+          </w:rPr>
+          <w:rPr>
+            <w:color w:val="0000EE"/>
+            <w:u w:val="single"/>
+          </w:rPr>
+          <w:t>約4:19</w:t>
+        </w:r>
+      </w:hyperlink>
+      <w:r>
+        <w:rPr>
+          <w:lang w:val="zh_TW" w:bidi="zh_TW"/>
+        </w:rPr>
+        <w:t>，</w:t>
+      </w:r>
+      <w:hyperlink r:id="rId209">
+        <w:r>
+          <w:rPr>
+            <w:lang w:val="zh_TW" w:bidi="zh_TW"/>
+          </w:rPr>
+          <w:rPr>
+            <w:color w:val="0000EE"/>
+            <w:u w:val="single"/>
+          </w:rPr>
+          <w:t>6:14–15</w:t>
+        </w:r>
+      </w:hyperlink>
+      <w:r>
+        <w:rPr>
+          <w:lang w:val="zh_TW" w:bidi="zh_TW"/>
+        </w:rPr>
+        <w:t>，</w:t>
+      </w:r>
+      <w:hyperlink r:id="rId210">
+        <w:r>
+          <w:rPr>
+            <w:lang w:val="zh_TW" w:bidi="zh_TW"/>
+          </w:rPr>
+          <w:rPr>
+            <w:color w:val="0000EE"/>
+            <w:u w:val="single"/>
+          </w:rPr>
+          <w:t>7:40</w:t>
+        </w:r>
+      </w:hyperlink>
+      <w:r>
+        <w:rPr>
+          <w:lang w:val="zh_TW" w:bidi="zh_TW"/>
+        </w:rPr>
+        <w:t>）。</w:t>
+      </w:r>
+    </w:p>
+    <w:p>
+      <w:pPr/>
+      <w:r>
+        <w:rPr>
+          <w:lang w:val="zh_TW" w:bidi="zh_TW"/>
+        </w:rPr>
+      </w:r>
+      <w:r>
+        <w:rPr>
+          <w:lang w:val="zh_TW" w:bidi="zh_TW"/>
+        </w:rPr>
+        <w:t>雖然四福音書和使徒行傳，皆反映了耶穌被當時的人視為先知，但它們也強調祂比先知更大。然而，先知的角色在早期猶太教中非常重要，因此耶穌被認定為先知，是具有極大的意義。有12個有力的理由，可以解釋人們為何將耶穌視為舊約傳統中的先知：</w:t>
+      </w:r>
+    </w:p>
+    <w:p>
+      <w:pPr>
+        <w:pStyle w:val="ListNumber"/>
+        <w:numPr>
+          <w:ilvl w:val="0"/>
+          <w:numId w:val="15"/>
+        </w:numPr>
+        <w:spacing w:line="240" w:lineRule="auto"/>
+        <w:ind w:left="720"/>
+      </w:pPr>
+      <w:r>
+        <w:rPr>
+          <w:lang w:val="zh_TW" w:bidi="zh_TW"/>
+        </w:rPr>
+      </w:r>
+      <w:r>
+        <w:rPr>
+          <w:lang w:val="zh_TW" w:bidi="zh_TW"/>
+        </w:rPr>
+        <w:t>耶穌教導的終極權柄（</w:t>
+      </w:r>
+      <w:hyperlink r:id="rId211">
+        <w:r>
+          <w:rPr>
+            <w:lang w:val="zh_TW" w:bidi="zh_TW"/>
+          </w:rPr>
+          <w:rPr>
+            <w:color w:val="0000EE"/>
+            <w:u w:val="single"/>
+          </w:rPr>
+          <w:t>可1:27</w:t>
+        </w:r>
+      </w:hyperlink>
+      <w:r>
+        <w:rPr>
+          <w:lang w:val="zh_TW" w:bidi="zh_TW"/>
+        </w:rPr>
+        <w:t>）。這一特點特別見於祂使用的開場公式：「我實在（阿們地）告訴你們」，使人聯想到舊約先知使用的「耶和華如此說」。</w:t>
+      </w:r>
+    </w:p>
+    <w:p>
+      <w:pPr>
+        <w:pStyle w:val="ListNumber"/>
+        <w:spacing w:line="240" w:lineRule="auto"/>
+        <w:ind w:left="720"/>
+      </w:pPr>
+      <w:r>
+        <w:rPr>
+          <w:lang w:val="zh_TW" w:bidi="zh_TW"/>
+        </w:rPr>
+      </w:r>
+      <w:r>
+        <w:rPr>
+          <w:lang w:val="zh_TW" w:bidi="zh_TW"/>
+        </w:rPr>
+        <w:t>耶穌許多話語的詩化特徵，不同於當代拉比的教導，卻與舊約先知的詩化修辭相似。</w:t>
+      </w:r>
+    </w:p>
+    <w:p>
+      <w:pPr>
+        <w:pStyle w:val="ListNumber"/>
+        <w:spacing w:line="240" w:lineRule="auto"/>
+        <w:ind w:left="720"/>
+      </w:pPr>
+      <w:r>
+        <w:rPr>
+          <w:lang w:val="zh_TW" w:bidi="zh_TW"/>
+        </w:rPr>
+      </w:r>
+      <w:r>
+        <w:rPr>
+          <w:lang w:val="zh_TW" w:bidi="zh_TW"/>
+        </w:rPr>
+        <w:t>耶穌像古代先知一樣，曾經歷異象（</w:t>
+      </w:r>
+      <w:hyperlink r:id="rId212">
+        <w:r>
+          <w:rPr>
+            <w:lang w:val="zh_TW" w:bidi="zh_TW"/>
+          </w:rPr>
+          <w:rPr>
+            <w:color w:val="0000EE"/>
+            <w:u w:val="single"/>
+          </w:rPr>
+          <w:t>路10:18</w:t>
+        </w:r>
+      </w:hyperlink>
+      <w:r>
+        <w:rPr>
+          <w:lang w:val="zh_TW" w:bidi="zh_TW"/>
+        </w:rPr>
+        <w:t>）。</w:t>
+      </w:r>
+    </w:p>
+    <w:p>
+      <w:pPr>
+        <w:pStyle w:val="ListNumber"/>
+        <w:spacing w:line="240" w:lineRule="auto"/>
+        <w:ind w:left="720"/>
+      </w:pPr>
+      <w:r>
+        <w:rPr>
+          <w:lang w:val="zh_TW" w:bidi="zh_TW"/>
+        </w:rPr>
+      </w:r>
+      <w:r>
+        <w:rPr>
+          <w:lang w:val="zh_TW" w:bidi="zh_TW"/>
+        </w:rPr>
+        <w:t>耶穌像先知一樣，說出許多預言（</w:t>
+      </w:r>
+      <w:hyperlink r:id="rId213">
+        <w:r>
+          <w:rPr>
+            <w:lang w:val="zh_TW" w:bidi="zh_TW"/>
+          </w:rPr>
+          <w:rPr>
+            <w:color w:val="0000EE"/>
+            <w:u w:val="single"/>
+          </w:rPr>
+          <w:t>太23:38</w:t>
+        </w:r>
+      </w:hyperlink>
+      <w:r>
+        <w:rPr>
+          <w:lang w:val="zh_TW" w:bidi="zh_TW"/>
+        </w:rPr>
+        <w:t>；</w:t>
+      </w:r>
+      <w:hyperlink r:id="rId214">
+        <w:r>
+          <w:rPr>
+            <w:lang w:val="zh_TW" w:bidi="zh_TW"/>
+          </w:rPr>
+          <w:rPr>
+            <w:color w:val="0000EE"/>
+            <w:u w:val="single"/>
+          </w:rPr>
+          <w:t>可13:2</w:t>
+        </w:r>
+      </w:hyperlink>
+      <w:r>
+        <w:rPr>
+          <w:lang w:val="zh_TW" w:bidi="zh_TW"/>
+        </w:rPr>
+        <w:t>，</w:t>
+      </w:r>
+      <w:hyperlink r:id="rId215">
+        <w:r>
+          <w:rPr>
+            <w:lang w:val="zh_TW" w:bidi="zh_TW"/>
+          </w:rPr>
+          <w:rPr>
+            <w:color w:val="0000EE"/>
+            <w:u w:val="single"/>
+          </w:rPr>
+          <w:t>14:58</w:t>
+        </w:r>
+      </w:hyperlink>
+      <w:r>
+        <w:rPr>
+          <w:lang w:val="zh_TW" w:bidi="zh_TW"/>
+        </w:rPr>
+        <w:t>；</w:t>
+      </w:r>
+      <w:hyperlink r:id="rId216">
+        <w:r>
+          <w:rPr>
+            <w:lang w:val="zh_TW" w:bidi="zh_TW"/>
+          </w:rPr>
+          <w:rPr>
+            <w:color w:val="0000EE"/>
+            <w:u w:val="single"/>
+          </w:rPr>
+          <w:t>路13:35</w:t>
+        </w:r>
+      </w:hyperlink>
+      <w:r>
+        <w:rPr>
+          <w:lang w:val="zh_TW" w:bidi="zh_TW"/>
+        </w:rPr>
+        <w:t>；以及其它）。</w:t>
+      </w:r>
+    </w:p>
+    <w:p>
+      <w:pPr>
+        <w:pStyle w:val="ListNumber"/>
+        <w:spacing w:line="240" w:lineRule="auto"/>
+        <w:ind w:left="720"/>
+      </w:pPr>
+      <w:r>
+        <w:rPr>
+          <w:lang w:val="zh_TW" w:bidi="zh_TW"/>
+        </w:rPr>
+      </w:r>
+      <w:r>
+        <w:rPr>
+          <w:lang w:val="zh_TW" w:bidi="zh_TW"/>
+        </w:rPr>
+        <w:t>像舊約先知一樣，耶穌多次作出具象徵意義的行動（如潔淨聖殿、進入耶路撒冷、最後的晚餐）。</w:t>
+      </w:r>
+    </w:p>
+    <w:p>
+      <w:pPr>
+        <w:pStyle w:val="ListNumber"/>
+        <w:spacing w:line="240" w:lineRule="auto"/>
+        <w:ind w:left="720"/>
+      </w:pPr>
+      <w:r>
+        <w:rPr>
+          <w:lang w:val="zh_TW" w:bidi="zh_TW"/>
+        </w:rPr>
+      </w:r>
+      <w:r>
+        <w:rPr>
+          <w:lang w:val="zh_TW" w:bidi="zh_TW"/>
+        </w:rPr>
+        <w:t>耶穌像先知一樣，在必要時會拒絕形式化的宗教儀式，強調順服神的道德與屬靈層面。</w:t>
+      </w:r>
+    </w:p>
+    <w:p>
+      <w:pPr>
+        <w:pStyle w:val="ListNumber"/>
+        <w:spacing w:line="240" w:lineRule="auto"/>
+        <w:ind w:left="720"/>
+      </w:pPr>
+      <w:r>
+        <w:rPr>
+          <w:lang w:val="zh_TW" w:bidi="zh_TW"/>
+        </w:rPr>
+      </w:r>
+      <w:r>
+        <w:rPr>
+          <w:lang w:val="zh_TW" w:bidi="zh_TW"/>
+        </w:rPr>
+        <w:t>耶穌宣告神國的即將來臨──類似先知所作的末世宣告。</w:t>
+      </w:r>
+    </w:p>
+    <w:p>
+      <w:pPr>
+        <w:pStyle w:val="ListNumber"/>
+        <w:spacing w:line="240" w:lineRule="auto"/>
+        <w:ind w:left="720"/>
+      </w:pPr>
+      <w:r>
+        <w:rPr>
+          <w:lang w:val="zh_TW" w:bidi="zh_TW"/>
+        </w:rPr>
+      </w:r>
+      <w:r>
+        <w:rPr>
+          <w:lang w:val="zh_TW" w:bidi="zh_TW"/>
+        </w:rPr>
+        <w:t>耶穌像舊約先知一樣，是勸人悔改的傳道者。</w:t>
+      </w:r>
+    </w:p>
+    <w:p>
+      <w:pPr>
+        <w:pStyle w:val="ListNumber"/>
+        <w:spacing w:line="240" w:lineRule="auto"/>
+        <w:ind w:left="720"/>
+      </w:pPr>
+      <w:r>
+        <w:rPr>
+          <w:lang w:val="zh_TW" w:bidi="zh_TW"/>
+        </w:rPr>
+      </w:r>
+      <w:r>
+        <w:rPr>
+          <w:lang w:val="zh_TW" w:bidi="zh_TW"/>
+        </w:rPr>
+        <w:t>耶穌像許多先知一樣，意識到自己蒙神特別呼召（</w:t>
+      </w:r>
+      <w:hyperlink r:id="rId217">
+        <w:r>
+          <w:rPr>
+            <w:lang w:val="zh_TW" w:bidi="zh_TW"/>
+          </w:rPr>
+          <w:rPr>
+            <w:color w:val="0000EE"/>
+            <w:u w:val="single"/>
+          </w:rPr>
+          <w:t>太15:24</w:t>
+        </w:r>
+      </w:hyperlink>
+      <w:r>
+        <w:rPr>
+          <w:lang w:val="zh_TW" w:bidi="zh_TW"/>
+        </w:rPr>
+        <w:t>；</w:t>
+      </w:r>
+      <w:hyperlink r:id="rId218">
+        <w:r>
+          <w:rPr>
+            <w:lang w:val="zh_TW" w:bidi="zh_TW"/>
+          </w:rPr>
+          <w:rPr>
+            <w:color w:val="0000EE"/>
+            <w:u w:val="single"/>
+          </w:rPr>
+          <w:t>可8:31</w:t>
+        </w:r>
+      </w:hyperlink>
+      <w:r>
+        <w:rPr>
+          <w:lang w:val="zh_TW" w:bidi="zh_TW"/>
+        </w:rPr>
+        <w:t>，</w:t>
+      </w:r>
+      <w:hyperlink r:id="rId219">
+        <w:r>
+          <w:rPr>
+            <w:lang w:val="zh_TW" w:bidi="zh_TW"/>
+          </w:rPr>
+          <w:rPr>
+            <w:color w:val="0000EE"/>
+            <w:u w:val="single"/>
+          </w:rPr>
+          <w:t>9:37</w:t>
+        </w:r>
+      </w:hyperlink>
+      <w:r>
+        <w:rPr>
+          <w:lang w:val="zh_TW" w:bidi="zh_TW"/>
+        </w:rPr>
+        <w:t>，</w:t>
+      </w:r>
+      <w:hyperlink r:id="rId220">
+        <w:r>
+          <w:rPr>
+            <w:lang w:val="zh_TW" w:bidi="zh_TW"/>
+          </w:rPr>
+          <w:rPr>
+            <w:color w:val="0000EE"/>
+            <w:u w:val="single"/>
+          </w:rPr>
+          <w:t>14:36</w:t>
+        </w:r>
+      </w:hyperlink>
+      <w:r>
+        <w:rPr>
+          <w:lang w:val="zh_TW" w:bidi="zh_TW"/>
+        </w:rPr>
+        <w:t>；</w:t>
+      </w:r>
+      <w:hyperlink r:id="rId221">
+        <w:r>
+          <w:rPr>
+            <w:lang w:val="zh_TW" w:bidi="zh_TW"/>
+          </w:rPr>
+          <w:rPr>
+            <w:color w:val="0000EE"/>
+            <w:u w:val="single"/>
+          </w:rPr>
+          <w:t>路4:18–26</w:t>
+        </w:r>
+      </w:hyperlink>
+      <w:r>
+        <w:rPr>
+          <w:lang w:val="zh_TW" w:bidi="zh_TW"/>
+        </w:rPr>
+        <w:t>）。</w:t>
+      </w:r>
+    </w:p>
+    <w:p>
+      <w:pPr>
+        <w:pStyle w:val="ListNumber"/>
+        <w:spacing w:line="240" w:lineRule="auto"/>
+        <w:ind w:left="720"/>
+      </w:pPr>
+      <w:r>
+        <w:rPr>
+          <w:lang w:val="zh_TW" w:bidi="zh_TW"/>
+        </w:rPr>
+      </w:r>
+      <w:r>
+        <w:rPr>
+          <w:lang w:val="zh_TW" w:bidi="zh_TW"/>
+        </w:rPr>
+        <w:t>耶穌像先知一樣，藉著與神親密相交而得著啟示（</w:t>
+      </w:r>
+      <w:hyperlink r:id="rId222">
+        <w:r>
+          <w:rPr>
+            <w:lang w:val="zh_TW" w:bidi="zh_TW"/>
+          </w:rPr>
+          <w:rPr>
+            <w:color w:val="0000EE"/>
+            <w:u w:val="single"/>
+          </w:rPr>
+          <w:t>太11:27</w:t>
+        </w:r>
+      </w:hyperlink>
+      <w:r>
+        <w:rPr>
+          <w:lang w:val="zh_TW" w:bidi="zh_TW"/>
+        </w:rPr>
+        <w:t>；</w:t>
+      </w:r>
+      <w:hyperlink r:id="rId223">
+        <w:r>
+          <w:rPr>
+            <w:lang w:val="zh_TW" w:bidi="zh_TW"/>
+          </w:rPr>
+          <w:rPr>
+            <w:color w:val="0000EE"/>
+            <w:u w:val="single"/>
+          </w:rPr>
+          <w:t>路10:22</w:t>
+        </w:r>
+      </w:hyperlink>
+      <w:r>
+        <w:rPr>
+          <w:lang w:val="zh_TW" w:bidi="zh_TW"/>
+        </w:rPr>
+        <w:t>）。</w:t>
+      </w:r>
+    </w:p>
+    <w:p>
+      <w:pPr>
+        <w:pStyle w:val="ListNumber"/>
+        <w:spacing w:line="240" w:lineRule="auto"/>
+        <w:ind w:left="720"/>
+      </w:pPr>
+      <w:r>
+        <w:rPr>
+          <w:lang w:val="zh_TW" w:bidi="zh_TW"/>
+        </w:rPr>
+      </w:r>
+      <w:r>
+        <w:rPr>
+          <w:lang w:val="zh_TW" w:bidi="zh_TW"/>
+        </w:rPr>
+        <w:t>像先知一樣，耶穌代表神。順服耶穌就是順服神，拒絕耶穌就是拒絕神（</w:t>
+      </w:r>
+      <w:hyperlink r:id="rId219">
+        <w:r>
+          <w:rPr>
+            <w:lang w:val="zh_TW" w:bidi="zh_TW"/>
+          </w:rPr>
+          <w:rPr>
+            <w:color w:val="0000EE"/>
+            <w:u w:val="single"/>
+          </w:rPr>
+          <w:t>可9:37</w:t>
+        </w:r>
+      </w:hyperlink>
+      <w:r>
+        <w:rPr>
+          <w:lang w:val="zh_TW" w:bidi="zh_TW"/>
+        </w:rPr>
+        <w:t>；參</w:t>
+      </w:r>
+      <w:hyperlink r:id="rId224">
+        <w:r>
+          <w:rPr>
+            <w:lang w:val="zh_TW" w:bidi="zh_TW"/>
+          </w:rPr>
+          <w:rPr>
+            <w:color w:val="0000EE"/>
+            <w:u w:val="single"/>
+          </w:rPr>
+          <w:t>結33:30–33</w:t>
+        </w:r>
+      </w:hyperlink>
+      <w:r>
+        <w:rPr>
+          <w:lang w:val="zh_TW" w:bidi="zh_TW"/>
+        </w:rPr>
+        <w:t>）。</w:t>
+      </w:r>
+    </w:p>
+    <w:p>
+      <w:pPr>
+        <w:pStyle w:val="ListNumber"/>
+        <w:spacing w:line="240" w:lineRule="auto"/>
+        <w:ind w:left="720"/>
+      </w:pPr>
+      <w:r>
+        <w:rPr>
+          <w:lang w:val="zh_TW" w:bidi="zh_TW"/>
+        </w:rPr>
+      </w:r>
+      <w:r>
+        <w:rPr>
+          <w:lang w:val="zh_TW" w:bidi="zh_TW"/>
+        </w:rPr>
+        <w:t>像先知一樣，耶穌意識到祂對以色列全體的使命（</w:t>
+      </w:r>
+      <w:hyperlink r:id="rId217">
+        <w:r>
+          <w:rPr>
+            <w:lang w:val="zh_TW" w:bidi="zh_TW"/>
+          </w:rPr>
+          <w:rPr>
+            <w:color w:val="0000EE"/>
+            <w:u w:val="single"/>
+          </w:rPr>
+          <w:t>太15:24，</w:t>
+        </w:r>
+      </w:hyperlink>
+      <w:hyperlink r:id="rId225">
+        <w:r>
+          <w:rPr>
+            <w:lang w:val="zh_TW" w:bidi="zh_TW"/>
+          </w:rPr>
+          <w:rPr>
+            <w:color w:val="0000EE"/>
+            <w:u w:val="single"/>
+          </w:rPr>
+          <w:t>19:28</w:t>
+        </w:r>
+      </w:hyperlink>
+      <w:r>
+        <w:rPr>
+          <w:lang w:val="zh_TW" w:bidi="zh_TW"/>
+        </w:rPr>
+        <w:t>；</w:t>
+      </w:r>
+      <w:hyperlink r:id="rId226">
+        <w:r>
+          <w:rPr>
+            <w:lang w:val="zh_TW" w:bidi="zh_TW"/>
+          </w:rPr>
+          <w:rPr>
+            <w:color w:val="0000EE"/>
+            <w:u w:val="single"/>
+          </w:rPr>
+          <w:t>路22:30</w:t>
+        </w:r>
+      </w:hyperlink>
+      <w:r>
+        <w:rPr>
+          <w:lang w:val="zh_TW" w:bidi="zh_TW"/>
+        </w:rPr>
+        <w:t>）。</w:t>
+      </w:r>
+    </w:p>
+    <w:p>
+      <w:pPr/>
+      <w:r>
+        <w:rPr>
+          <w:lang w:val="zh_TW" w:bidi="zh_TW"/>
+        </w:rPr>
+      </w:r>
+      <w:r>
+        <w:rPr>
+          <w:lang w:val="zh_TW" w:bidi="zh_TW"/>
+        </w:rPr>
+        <w:t>耶穌說過許多先知預言，包括以下幾個：</w:t>
+      </w:r>
+    </w:p>
+    <w:p>
+      <w:pPr>
+        <w:pStyle w:val="ListNumber"/>
+        <w:numPr>
+          <w:ilvl w:val="0"/>
+          <w:numId w:val="16"/>
+        </w:numPr>
+        <w:spacing w:line="240" w:lineRule="auto"/>
+        <w:ind w:left="720"/>
+      </w:pPr>
+      <w:r>
+        <w:rPr>
+          <w:lang w:val="zh_TW" w:bidi="zh_TW"/>
+        </w:rPr>
+      </w:r>
+      <w:r>
+        <w:rPr>
+          <w:lang w:val="zh_TW" w:bidi="zh_TW"/>
+        </w:rPr>
+        <w:t>預言神國即將來臨（</w:t>
+      </w:r>
+      <w:hyperlink r:id="rId227">
+        <w:r>
+          <w:rPr>
+            <w:lang w:val="zh_TW" w:bidi="zh_TW"/>
+          </w:rPr>
+          <w:rPr>
+            <w:color w:val="0000EE"/>
+            <w:u w:val="single"/>
+          </w:rPr>
+          <w:t>太10:7–8、23，</w:t>
+        </w:r>
+      </w:hyperlink>
+      <w:hyperlink r:id="rId228">
+        <w:r>
+          <w:rPr>
+            <w:lang w:val="zh_TW" w:bidi="zh_TW"/>
+          </w:rPr>
+          <w:rPr>
+            <w:color w:val="0000EE"/>
+            <w:u w:val="single"/>
+          </w:rPr>
+          <w:t>23:39</w:t>
+        </w:r>
+      </w:hyperlink>
+      <w:r>
+        <w:rPr>
+          <w:lang w:val="zh_TW" w:bidi="zh_TW"/>
+        </w:rPr>
+        <w:t>；</w:t>
+      </w:r>
+      <w:hyperlink r:id="rId229">
+        <w:r>
+          <w:rPr>
+            <w:lang w:val="zh_TW" w:bidi="zh_TW"/>
+          </w:rPr>
+          <w:rPr>
+            <w:color w:val="0000EE"/>
+            <w:u w:val="single"/>
+          </w:rPr>
+          <w:t>可1:15</w:t>
+        </w:r>
+      </w:hyperlink>
+      <w:r>
+        <w:rPr>
+          <w:lang w:val="zh_TW" w:bidi="zh_TW"/>
+        </w:rPr>
+        <w:t>，</w:t>
+      </w:r>
+      <w:hyperlink r:id="rId230">
+        <w:r>
+          <w:rPr>
+            <w:lang w:val="zh_TW" w:bidi="zh_TW"/>
+          </w:rPr>
+          <w:rPr>
+            <w:color w:val="0000EE"/>
+            <w:u w:val="single"/>
+          </w:rPr>
+          <w:t>9:1</w:t>
+        </w:r>
+      </w:hyperlink>
+      <w:r>
+        <w:rPr>
+          <w:lang w:val="zh_TW" w:bidi="zh_TW"/>
+        </w:rPr>
+        <w:t>，</w:t>
+      </w:r>
+      <w:hyperlink r:id="rId231">
+        <w:r>
+          <w:rPr>
+            <w:lang w:val="zh_TW" w:bidi="zh_TW"/>
+          </w:rPr>
+          <w:rPr>
+            <w:color w:val="0000EE"/>
+            <w:u w:val="single"/>
+          </w:rPr>
+          <w:t>13:28–29</w:t>
+        </w:r>
+      </w:hyperlink>
+      <w:r>
+        <w:rPr>
+          <w:lang w:val="zh_TW" w:bidi="zh_TW"/>
+        </w:rPr>
+        <w:t>）</w:t>
+      </w:r>
+    </w:p>
+    <w:p>
+      <w:pPr>
+        <w:pStyle w:val="ListNumber"/>
+        <w:spacing w:line="240" w:lineRule="auto"/>
+        <w:ind w:left="720"/>
+      </w:pPr>
+      <w:r>
+        <w:rPr>
+          <w:lang w:val="zh_TW" w:bidi="zh_TW"/>
+        </w:rPr>
+      </w:r>
+      <w:r>
+        <w:rPr>
+          <w:lang w:val="zh_TW" w:bidi="zh_TW"/>
+        </w:rPr>
+        <w:t>預言耶路撒冷和聖殿被毀（</w:t>
+      </w:r>
+      <w:hyperlink r:id="rId232">
+        <w:r>
+          <w:rPr>
+            <w:lang w:val="zh_TW" w:bidi="zh_TW"/>
+          </w:rPr>
+          <w:rPr>
+            <w:color w:val="0000EE"/>
+            <w:u w:val="single"/>
+          </w:rPr>
+          <w:t>太23:37–39</w:t>
+        </w:r>
+      </w:hyperlink>
+      <w:r>
+        <w:rPr>
+          <w:lang w:val="zh_TW" w:bidi="zh_TW"/>
+        </w:rPr>
+        <w:t>，</w:t>
+      </w:r>
+      <w:hyperlink r:id="rId233">
+        <w:r>
+          <w:rPr>
+            <w:lang w:val="zh_TW" w:bidi="zh_TW"/>
+          </w:rPr>
+          <w:rPr>
+            <w:color w:val="0000EE"/>
+            <w:u w:val="single"/>
+          </w:rPr>
+          <w:t>24:2</w:t>
+        </w:r>
+      </w:hyperlink>
+      <w:r>
+        <w:rPr>
+          <w:lang w:val="zh_TW" w:bidi="zh_TW"/>
+        </w:rPr>
+        <w:t>，</w:t>
+      </w:r>
+      <w:hyperlink r:id="rId234">
+        <w:r>
+          <w:rPr>
+            <w:lang w:val="zh_TW" w:bidi="zh_TW"/>
+          </w:rPr>
+          <w:rPr>
+            <w:color w:val="0000EE"/>
+            <w:u w:val="single"/>
+          </w:rPr>
+          <w:t>26:61</w:t>
+        </w:r>
+      </w:hyperlink>
+      <w:r>
+        <w:rPr>
+          <w:lang w:val="zh_TW" w:bidi="zh_TW"/>
+        </w:rPr>
+        <w:t>，</w:t>
+      </w:r>
+      <w:hyperlink r:id="rId235">
+        <w:r>
+          <w:rPr>
+            <w:lang w:val="zh_TW" w:bidi="zh_TW"/>
+          </w:rPr>
+          <w:rPr>
+            <w:color w:val="0000EE"/>
+            <w:u w:val="single"/>
+          </w:rPr>
+          <w:t>27:40；</w:t>
+        </w:r>
+      </w:hyperlink>
+      <w:hyperlink r:id="rId214">
+        <w:r>
+          <w:rPr>
+            <w:lang w:val="zh_TW" w:bidi="zh_TW"/>
+          </w:rPr>
+          <w:rPr>
+            <w:color w:val="0000EE"/>
+            <w:u w:val="single"/>
+          </w:rPr>
+          <w:t>可13:2</w:t>
+        </w:r>
+      </w:hyperlink>
+      <w:r>
+        <w:rPr>
+          <w:lang w:val="zh_TW" w:bidi="zh_TW"/>
+        </w:rPr>
+        <w:t>，</w:t>
+      </w:r>
+      <w:hyperlink r:id="rId215">
+        <w:r>
+          <w:rPr>
+            <w:lang w:val="zh_TW" w:bidi="zh_TW"/>
+          </w:rPr>
+          <w:rPr>
+            <w:color w:val="0000EE"/>
+            <w:u w:val="single"/>
+          </w:rPr>
+          <w:t>14:58</w:t>
+        </w:r>
+      </w:hyperlink>
+      <w:r>
+        <w:rPr>
+          <w:lang w:val="zh_TW" w:bidi="zh_TW"/>
+        </w:rPr>
+        <w:t>，</w:t>
+      </w:r>
+      <w:hyperlink r:id="rId236">
+        <w:r>
+          <w:rPr>
+            <w:lang w:val="zh_TW" w:bidi="zh_TW"/>
+          </w:rPr>
+          <w:rPr>
+            <w:color w:val="0000EE"/>
+            <w:u w:val="single"/>
+          </w:rPr>
+          <w:t>15:29；</w:t>
+        </w:r>
+      </w:hyperlink>
+      <w:hyperlink r:id="rId237">
+        <w:r>
+          <w:rPr>
+            <w:lang w:val="zh_TW" w:bidi="zh_TW"/>
+          </w:rPr>
+          <w:rPr>
+            <w:color w:val="0000EE"/>
+            <w:u w:val="single"/>
+          </w:rPr>
+          <w:t>路13:34–35</w:t>
+        </w:r>
+      </w:hyperlink>
+      <w:r>
+        <w:rPr>
+          <w:lang w:val="zh_TW" w:bidi="zh_TW"/>
+        </w:rPr>
+        <w:t>，</w:t>
+      </w:r>
+      <w:hyperlink r:id="rId238">
+        <w:r>
+          <w:rPr>
+            <w:lang w:val="zh_TW" w:bidi="zh_TW"/>
+          </w:rPr>
+          <w:rPr>
+            <w:color w:val="0000EE"/>
+            <w:u w:val="single"/>
+          </w:rPr>
+          <w:t>21:6</w:t>
+        </w:r>
+      </w:hyperlink>
+      <w:r>
+        <w:rPr>
+          <w:lang w:val="zh_TW" w:bidi="zh_TW"/>
+        </w:rPr>
+        <w:t>；</w:t>
+      </w:r>
+      <w:hyperlink r:id="rId239">
+        <w:r>
+          <w:rPr>
+            <w:lang w:val="zh_TW" w:bidi="zh_TW"/>
+          </w:rPr>
+          <w:rPr>
+            <w:color w:val="0000EE"/>
+            <w:u w:val="single"/>
+          </w:rPr>
+          <w:t>約2:19–21</w:t>
+        </w:r>
+      </w:hyperlink>
+      <w:r>
+        <w:rPr>
+          <w:lang w:val="zh_TW" w:bidi="zh_TW"/>
+        </w:rPr>
+        <w:t>）</w:t>
+      </w:r>
+    </w:p>
+    <w:p>
+      <w:pPr>
+        <w:pStyle w:val="ListNumber"/>
+        <w:spacing w:line="240" w:lineRule="auto"/>
+        <w:ind w:left="720"/>
+      </w:pPr>
+      <w:r>
+        <w:rPr>
+          <w:lang w:val="zh_TW" w:bidi="zh_TW"/>
+        </w:rPr>
+      </w:r>
+      <w:r>
+        <w:rPr>
+          <w:lang w:val="zh_TW" w:bidi="zh_TW"/>
+        </w:rPr>
+        <w:t>預言人子降臨（</w:t>
+      </w:r>
+      <w:hyperlink r:id="rId240">
+        <w:r>
+          <w:rPr>
+            <w:lang w:val="zh_TW" w:bidi="zh_TW"/>
+          </w:rPr>
+          <w:rPr>
+            <w:color w:val="0000EE"/>
+            <w:u w:val="single"/>
+          </w:rPr>
+          <w:t>太10:23、32–33</w:t>
+        </w:r>
+      </w:hyperlink>
+      <w:r>
+        <w:rPr>
+          <w:lang w:val="zh_TW" w:bidi="zh_TW"/>
+        </w:rPr>
+        <w:t>，</w:t>
+      </w:r>
+      <w:hyperlink r:id="rId241">
+        <w:r>
+          <w:rPr>
+            <w:lang w:val="zh_TW" w:bidi="zh_TW"/>
+          </w:rPr>
+          <w:rPr>
+            <w:color w:val="0000EE"/>
+            <w:u w:val="single"/>
+          </w:rPr>
+          <w:t>12:40</w:t>
+        </w:r>
+      </w:hyperlink>
+      <w:r>
+        <w:rPr>
+          <w:lang w:val="zh_TW" w:bidi="zh_TW"/>
+        </w:rPr>
+        <w:t>，</w:t>
+      </w:r>
+      <w:hyperlink r:id="rId242">
+        <w:r>
+          <w:rPr>
+            <w:lang w:val="zh_TW" w:bidi="zh_TW"/>
+          </w:rPr>
+          <w:rPr>
+            <w:color w:val="0000EE"/>
+            <w:u w:val="single"/>
+          </w:rPr>
+          <w:t>13:40–41</w:t>
+        </w:r>
+      </w:hyperlink>
+      <w:r>
+        <w:rPr>
+          <w:lang w:val="zh_TW" w:bidi="zh_TW"/>
+        </w:rPr>
+        <w:t>，</w:t>
+      </w:r>
+      <w:hyperlink r:id="rId243">
+        <w:r>
+          <w:rPr>
+            <w:lang w:val="zh_TW" w:bidi="zh_TW"/>
+          </w:rPr>
+          <w:rPr>
+            <w:color w:val="0000EE"/>
+            <w:u w:val="single"/>
+          </w:rPr>
+          <w:t>16:27</w:t>
+        </w:r>
+      </w:hyperlink>
+      <w:r>
+        <w:rPr>
+          <w:lang w:val="zh_TW" w:bidi="zh_TW"/>
+        </w:rPr>
+        <w:t>，</w:t>
+      </w:r>
+      <w:hyperlink r:id="rId244">
+        <w:r>
+          <w:rPr>
+            <w:lang w:val="zh_TW" w:bidi="zh_TW"/>
+          </w:rPr>
+          <w:rPr>
+            <w:color w:val="0000EE"/>
+            <w:u w:val="single"/>
+          </w:rPr>
+          <w:t>24:27、37–39</w:t>
+        </w:r>
+      </w:hyperlink>
+      <w:r>
+        <w:rPr>
+          <w:lang w:val="zh_TW" w:bidi="zh_TW"/>
+        </w:rPr>
+        <w:t>；</w:t>
+      </w:r>
+      <w:hyperlink r:id="rId245">
+        <w:r>
+          <w:rPr>
+            <w:lang w:val="zh_TW" w:bidi="zh_TW"/>
+          </w:rPr>
+          <w:rPr>
+            <w:color w:val="0000EE"/>
+            <w:u w:val="single"/>
+          </w:rPr>
+          <w:t>可8:38</w:t>
+        </w:r>
+      </w:hyperlink>
+      <w:r>
+        <w:rPr>
+          <w:lang w:val="zh_TW" w:bidi="zh_TW"/>
+        </w:rPr>
+        <w:t>，</w:t>
+      </w:r>
+      <w:hyperlink r:id="rId246">
+        <w:r>
+          <w:rPr>
+            <w:lang w:val="zh_TW" w:bidi="zh_TW"/>
+          </w:rPr>
+          <w:rPr>
+            <w:color w:val="0000EE"/>
+            <w:u w:val="single"/>
+          </w:rPr>
+          <w:t>13:26–27</w:t>
+        </w:r>
+      </w:hyperlink>
+      <w:r>
+        <w:rPr>
+          <w:lang w:val="zh_TW" w:bidi="zh_TW"/>
+        </w:rPr>
+        <w:t>，</w:t>
+      </w:r>
+      <w:hyperlink r:id="rId247">
+        <w:r>
+          <w:rPr>
+            <w:lang w:val="zh_TW" w:bidi="zh_TW"/>
+          </w:rPr>
+          <w:rPr>
+            <w:color w:val="0000EE"/>
+            <w:u w:val="single"/>
+          </w:rPr>
+          <w:t>14:62</w:t>
+        </w:r>
+      </w:hyperlink>
+      <w:r>
+        <w:rPr>
+          <w:lang w:val="zh_TW" w:bidi="zh_TW"/>
+        </w:rPr>
+        <w:t>；</w:t>
+      </w:r>
+      <w:hyperlink r:id="rId248">
+        <w:r>
+          <w:rPr>
+            <w:lang w:val="zh_TW" w:bidi="zh_TW"/>
+          </w:rPr>
+          <w:rPr>
+            <w:color w:val="0000EE"/>
+            <w:u w:val="single"/>
+          </w:rPr>
+          <w:t>路9:26</w:t>
+        </w:r>
+      </w:hyperlink>
+      <w:r>
+        <w:rPr>
+          <w:lang w:val="zh_TW" w:bidi="zh_TW"/>
+        </w:rPr>
+        <w:t>，</w:t>
+      </w:r>
+      <w:hyperlink r:id="rId249">
+        <w:r>
+          <w:rPr>
+            <w:lang w:val="zh_TW" w:bidi="zh_TW"/>
+          </w:rPr>
+          <w:rPr>
+            <w:color w:val="0000EE"/>
+            <w:u w:val="single"/>
+          </w:rPr>
+          <w:t>11:30</w:t>
+        </w:r>
+      </w:hyperlink>
+      <w:r>
+        <w:rPr>
+          <w:lang w:val="zh_TW" w:bidi="zh_TW"/>
+        </w:rPr>
+        <w:t>，</w:t>
+      </w:r>
+      <w:hyperlink r:id="rId250">
+        <w:r>
+          <w:rPr>
+            <w:lang w:val="zh_TW" w:bidi="zh_TW"/>
+          </w:rPr>
+          <w:rPr>
+            <w:color w:val="0000EE"/>
+            <w:u w:val="single"/>
+          </w:rPr>
+          <w:t>12:8–9</w:t>
+        </w:r>
+      </w:hyperlink>
+      <w:r>
+        <w:rPr>
+          <w:lang w:val="zh_TW" w:bidi="zh_TW"/>
+        </w:rPr>
+        <w:t>，</w:t>
+      </w:r>
+      <w:hyperlink r:id="rId251">
+        <w:r>
+          <w:rPr>
+            <w:lang w:val="zh_TW" w:bidi="zh_TW"/>
+          </w:rPr>
+          <w:rPr>
+            <w:color w:val="0000EE"/>
+            <w:u w:val="single"/>
+          </w:rPr>
+          <w:t>17:24、26</w:t>
+        </w:r>
+      </w:hyperlink>
+      <w:r>
+        <w:rPr>
+          <w:lang w:val="zh_TW" w:bidi="zh_TW"/>
+        </w:rPr>
+        <w:t>）</w:t>
+      </w:r>
+    </w:p>
+    <w:p>
+      <w:pPr>
+        <w:pStyle w:val="ListNumber"/>
+        <w:spacing w:line="240" w:lineRule="auto"/>
+        <w:ind w:left="720"/>
+      </w:pPr>
+      <w:r>
+        <w:rPr>
+          <w:lang w:val="zh_TW" w:bidi="zh_TW"/>
+        </w:rPr>
+      </w:r>
+      <w:r>
+        <w:rPr>
+          <w:lang w:val="zh_TW" w:bidi="zh_TW"/>
+        </w:rPr>
+        <w:t>預言末世。福音書中最長的預言部分，是耶穌在</w:t>
+      </w:r>
+      <w:hyperlink r:id="rId252">
+        <w:r>
+          <w:rPr>
+            <w:lang w:val="zh_TW" w:bidi="zh_TW"/>
+          </w:rPr>
+          <w:rPr>
+            <w:color w:val="0000EE"/>
+            <w:u w:val="single"/>
+          </w:rPr>
+          <w:t>馬可福音十三章1至32節</w:t>
+        </w:r>
+      </w:hyperlink>
+      <w:r>
+        <w:rPr>
+          <w:lang w:val="zh_TW" w:bidi="zh_TW"/>
+        </w:rPr>
+        <w:t>的末世講論（參</w:t>
+      </w:r>
+      <w:hyperlink r:id="rId253">
+        <w:r>
+          <w:rPr>
+            <w:lang w:val="zh_TW" w:bidi="zh_TW"/>
+          </w:rPr>
+          <w:rPr>
+            <w:color w:val="0000EE"/>
+            <w:u w:val="single"/>
+          </w:rPr>
+          <w:t>太24:1–36</w:t>
+        </w:r>
+      </w:hyperlink>
+      <w:r>
+        <w:rPr>
+          <w:lang w:val="zh_TW" w:bidi="zh_TW"/>
+        </w:rPr>
+        <w:t>；</w:t>
+      </w:r>
+      <w:hyperlink r:id="rId254">
+        <w:r>
+          <w:rPr>
+            <w:lang w:val="zh_TW" w:bidi="zh_TW"/>
+          </w:rPr>
+          <w:rPr>
+            <w:color w:val="0000EE"/>
+            <w:u w:val="single"/>
+          </w:rPr>
+          <w:t>路21:5–33</w:t>
+        </w:r>
+      </w:hyperlink>
+      <w:r>
+        <w:rPr>
+          <w:lang w:val="zh_TW" w:bidi="zh_TW"/>
+        </w:rPr>
+        <w:t>）。這段長篇講論，交織著耶路撒冷被毀和末世的種種預言。</w:t>
+      </w:r>
+    </w:p>
+    <w:p>
+      <w:pPr>
+        <w:pStyle w:val="Heading4"/>
+      </w:pPr>
+      <w:r>
+        <w:rPr>
+          <w:lang w:val="zh_TW" w:bidi="zh_TW"/>
+        </w:rPr>
+        <w:t>預言作為信徒的恩賜</w:t>
+      </w:r>
+    </w:p>
+    <w:p>
+      <w:pPr/>
+      <w:r>
+        <w:rPr>
+          <w:lang w:val="zh_TW" w:bidi="zh_TW"/>
+        </w:rPr>
+      </w:r>
+      <w:r>
+        <w:rPr>
+          <w:lang w:val="zh_TW" w:bidi="zh_TW"/>
+        </w:rPr>
+        <w:t>根據使徒行傳所言，早期基督教的預言開始於五旬節那天，聖靈降臨在最早期的基督徒身上（</w:t>
+      </w:r>
+      <w:hyperlink r:id="rId255">
+        <w:r>
+          <w:rPr>
+            <w:lang w:val="zh_TW" w:bidi="zh_TW"/>
+          </w:rPr>
+          <w:rPr>
+            <w:color w:val="0000EE"/>
+            <w:u w:val="single"/>
+          </w:rPr>
+          <w:t>徒2:1–21</w:t>
+        </w:r>
+      </w:hyperlink>
+      <w:r>
+        <w:rPr>
+          <w:lang w:val="zh_TW" w:bidi="zh_TW"/>
+        </w:rPr>
+        <w:t>）。彼得在五旬節的講道表明，聖靈的澆灌應驗了約珥書的預言（</w:t>
+      </w:r>
+      <w:hyperlink r:id="rId256">
+        <w:r>
+          <w:rPr>
+            <w:lang w:val="zh_TW" w:bidi="zh_TW"/>
+          </w:rPr>
+          <w:rPr>
+            <w:color w:val="0000EE"/>
+            <w:u w:val="single"/>
+          </w:rPr>
+          <w:t>徒2:4、17–21</w:t>
+        </w:r>
+      </w:hyperlink>
+      <w:r>
+        <w:rPr>
+          <w:lang w:val="zh_TW" w:bidi="zh_TW"/>
+        </w:rPr>
+        <w:t>；參</w:t>
+      </w:r>
+      <w:hyperlink r:id="rId257">
+        <w:r>
+          <w:rPr>
+            <w:lang w:val="zh_TW" w:bidi="zh_TW"/>
+          </w:rPr>
+          <w:rPr>
+            <w:color w:val="0000EE"/>
+            <w:u w:val="single"/>
+          </w:rPr>
+          <w:t>珥2:28–32</w:t>
+        </w:r>
+      </w:hyperlink>
+      <w:r>
+        <w:rPr>
+          <w:lang w:val="zh_TW" w:bidi="zh_TW"/>
+        </w:rPr>
+        <w:t>）。此外，由於聖靈已經澆灌在所有早期基督徒身上（那靈是預言的靈），因此所有人都是實際的或潛在的先知。</w:t>
+      </w:r>
+    </w:p>
+    <w:p>
+      <w:pPr/>
+      <w:r>
+        <w:rPr>
+          <w:lang w:val="zh_TW" w:bidi="zh_TW"/>
+        </w:rPr>
+      </w:r>
+      <w:r>
+        <w:rPr>
+          <w:lang w:val="zh_TW" w:bidi="zh_TW"/>
+        </w:rPr>
+        <w:t>根據</w:t>
+      </w:r>
+      <w:hyperlink r:id="rId258">
+        <w:r>
+          <w:rPr>
+            <w:lang w:val="zh_TW" w:bidi="zh_TW"/>
+          </w:rPr>
+          <w:rPr>
+            <w:color w:val="0000EE"/>
+            <w:u w:val="single"/>
+          </w:rPr>
+          <w:t>哥林多前書十二章28節</w:t>
+        </w:r>
+      </w:hyperlink>
+      <w:r>
+        <w:rPr>
+          <w:lang w:val="zh_TW" w:bidi="zh_TW"/>
+        </w:rPr>
+        <w:t>（見</w:t>
+      </w:r>
+      <w:hyperlink r:id="rId259">
+        <w:r>
+          <w:rPr>
+            <w:lang w:val="zh_TW" w:bidi="zh_TW"/>
+          </w:rPr>
+          <w:rPr>
+            <w:color w:val="0000EE"/>
+            <w:u w:val="single"/>
+          </w:rPr>
+          <w:t>羅12:6</w:t>
+        </w:r>
+      </w:hyperlink>
+      <w:r>
+        <w:rPr>
+          <w:lang w:val="zh_TW" w:bidi="zh_TW"/>
+        </w:rPr>
+        <w:t>；</w:t>
+      </w:r>
+      <w:hyperlink r:id="rId260">
+        <w:r>
+          <w:rPr>
+            <w:lang w:val="zh_TW" w:bidi="zh_TW"/>
+          </w:rPr>
+          <w:rPr>
+            <w:color w:val="0000EE"/>
+            <w:u w:val="single"/>
+          </w:rPr>
+          <w:t>弗4:11</w:t>
+        </w:r>
+      </w:hyperlink>
+      <w:r>
+        <w:rPr>
+          <w:lang w:val="zh_TW" w:bidi="zh_TW"/>
+        </w:rPr>
+        <w:t>），神在教會首先設立使徒，第二是先知，第三是教師。幾位早期基督教先知的名字被記下來，包括亞迦布（</w:t>
+      </w:r>
+      <w:hyperlink r:id="rId261">
+        <w:r>
+          <w:rPr>
+            <w:lang w:val="zh_TW" w:bidi="zh_TW"/>
+          </w:rPr>
+          <w:rPr>
+            <w:color w:val="0000EE"/>
+            <w:u w:val="single"/>
+          </w:rPr>
+          <w:t>徒11:27–28</w:t>
+        </w:r>
+      </w:hyperlink>
+      <w:r>
+        <w:rPr>
+          <w:lang w:val="zh_TW" w:bidi="zh_TW"/>
+        </w:rPr>
+        <w:t>，</w:t>
+      </w:r>
+      <w:hyperlink r:id="rId262">
+        <w:r>
+          <w:rPr>
+            <w:lang w:val="zh_TW" w:bidi="zh_TW"/>
+          </w:rPr>
+          <w:rPr>
+            <w:color w:val="0000EE"/>
+            <w:u w:val="single"/>
+          </w:rPr>
+          <w:t>21:10–11</w:t>
+        </w:r>
+      </w:hyperlink>
+      <w:r>
+        <w:rPr>
+          <w:lang w:val="zh_TW" w:bidi="zh_TW"/>
+        </w:rPr>
+        <w:t>）、猶大和西拉（</w:t>
+      </w:r>
+      <w:hyperlink r:id="rId263">
+        <w:r>
+          <w:rPr>
+            <w:lang w:val="zh_TW" w:bidi="zh_TW"/>
+          </w:rPr>
+          <w:rPr>
+            <w:color w:val="0000EE"/>
+            <w:u w:val="single"/>
+          </w:rPr>
+          <w:t>15:32</w:t>
+        </w:r>
+      </w:hyperlink>
+      <w:r>
+        <w:rPr>
+          <w:lang w:val="zh_TW" w:bidi="zh_TW"/>
+        </w:rPr>
+        <w:t>）、巴拿巴、稱為尼結的西面、古利奈人路求、馬念和保羅（</w:t>
+      </w:r>
+      <w:hyperlink r:id="rId264">
+        <w:r>
+          <w:rPr>
+            <w:lang w:val="zh_TW" w:bidi="zh_TW"/>
+          </w:rPr>
+          <w:rPr>
+            <w:color w:val="0000EE"/>
+            <w:u w:val="single"/>
+          </w:rPr>
+          <w:t>13:1</w:t>
+        </w:r>
+      </w:hyperlink>
+      <w:r>
+        <w:rPr>
+          <w:lang w:val="zh_TW" w:bidi="zh_TW"/>
+        </w:rPr>
+        <w:t>），以及傳福音的腓利的四個童貞女兒（</w:t>
+      </w:r>
+      <w:hyperlink r:id="rId265">
+        <w:r>
+          <w:rPr>
+            <w:lang w:val="zh_TW" w:bidi="zh_TW"/>
+          </w:rPr>
+          <w:rPr>
+            <w:color w:val="0000EE"/>
+            <w:u w:val="single"/>
+          </w:rPr>
+          <w:t>21:8–9</w:t>
+        </w:r>
+      </w:hyperlink>
+      <w:r>
+        <w:rPr>
+          <w:lang w:val="zh_TW" w:bidi="zh_TW"/>
+        </w:rPr>
+        <w:t>）。啟示錄的作者約翰，無疑也是一位先知（</w:t>
+      </w:r>
+      <w:hyperlink r:id="rId266">
+        <w:r>
+          <w:rPr>
+            <w:lang w:val="zh_TW" w:bidi="zh_TW"/>
+          </w:rPr>
+          <w:rPr>
+            <w:color w:val="0000EE"/>
+            <w:u w:val="single"/>
+          </w:rPr>
+          <w:t>啟1:3</w:t>
+        </w:r>
+      </w:hyperlink>
+      <w:r>
+        <w:rPr>
+          <w:lang w:val="zh_TW" w:bidi="zh_TW"/>
+        </w:rPr>
+        <w:t>，</w:t>
+      </w:r>
+      <w:hyperlink r:id="rId267">
+        <w:r>
+          <w:rPr>
+            <w:lang w:val="zh_TW" w:bidi="zh_TW"/>
+          </w:rPr>
+          <w:rPr>
+            <w:color w:val="0000EE"/>
+            <w:u w:val="single"/>
+          </w:rPr>
+          <w:t>22:9、18</w:t>
+        </w:r>
+      </w:hyperlink>
+      <w:r>
+        <w:rPr>
+          <w:lang w:val="zh_TW" w:bidi="zh_TW"/>
+        </w:rPr>
+        <w:t>），但他從未直接以此自居。</w:t>
+      </w:r>
+    </w:p>
+    <w:p>
+      <w:pPr>
         <w:pStyle w:val="Heading3"/>
       </w:pPr>
       <w:r>
         <w:rPr>
           <w:lang w:val="zh_TW" w:bidi="zh_TW"/>
         </w:rPr>
-        <w:t>在保羅的著作中</w:t>
+        <w:t>基督徒先知的角色</w:t>
       </w:r>
     </w:p>
     <w:p>
@@ -879,36 +6562,54 @@
         <w:rPr>
           <w:lang w:val="zh_TW" w:bidi="zh_TW"/>
         </w:rPr>
-        <w:t>保羅從觀察和聖經中強烈地指出，所有人都犯了罪（</w:t>
-      </w:r>
-      <w:hyperlink r:id="rId40">
-        <w:r>
-          <w:rPr>
-            <w:lang w:val="zh_TW" w:bidi="zh_TW"/>
-          </w:rPr>
-          <w:rPr>
-            <w:color w:val="0000EE"/>
-            <w:u w:val="single"/>
-          </w:rPr>
-          <w:t>羅1–3章</w:t>
-        </w:r>
-      </w:hyperlink>
-      <w:r>
-        <w:rPr>
-          <w:lang w:val="zh_TW" w:bidi="zh_TW"/>
-        </w:rPr>
-        <w:t>）。對他來說，罪是一股力量、一種權勢、一種統治人內在的「律」（</w:t>
-      </w:r>
-      <w:hyperlink r:id="rId41">
-        <w:r>
-          <w:rPr>
-            <w:lang w:val="zh_TW" w:bidi="zh_TW"/>
-          </w:rPr>
-          <w:rPr>
-            <w:color w:val="0000EE"/>
-            <w:u w:val="single"/>
-          </w:rPr>
-          <w:t>羅5:21</w:t>
+        <w:t>基督教先知是早期基督教群體的領袖（</w:t>
+      </w:r>
+      <w:hyperlink r:id="rId258">
+        <w:r>
+          <w:rPr>
+            <w:lang w:val="zh_TW" w:bidi="zh_TW"/>
+          </w:rPr>
+          <w:rPr>
+            <w:color w:val="0000EE"/>
+            <w:u w:val="single"/>
+          </w:rPr>
+          <w:t>林前12:28</w:t>
+        </w:r>
+      </w:hyperlink>
+      <w:r>
+        <w:rPr>
+          <w:lang w:val="zh_TW" w:bidi="zh_TW"/>
+        </w:rPr>
+        <w:t>；</w:t>
+      </w:r>
+      <w:hyperlink r:id="rId260">
+        <w:r>
+          <w:rPr>
+            <w:lang w:val="zh_TW" w:bidi="zh_TW"/>
+          </w:rPr>
+          <w:rPr>
+            <w:color w:val="0000EE"/>
+            <w:u w:val="single"/>
+          </w:rPr>
+          <w:t>弗4:11</w:t>
+        </w:r>
+      </w:hyperlink>
+      <w:r>
+        <w:rPr>
+          <w:lang w:val="zh_TW" w:bidi="zh_TW"/>
+        </w:rPr>
+        <w:t>），他們在教會聚會中運用他們的預言恩賜（</w:t>
+      </w:r>
+      <w:hyperlink r:id="rId268">
+        <w:r>
+          <w:rPr>
+            <w:lang w:val="zh_TW" w:bidi="zh_TW"/>
+          </w:rPr>
+          <w:rPr>
+            <w:color w:val="0000EE"/>
+            <w:u w:val="single"/>
+          </w:rPr>
+          <w:t>徒13:1–3</w:t>
         </w:r>
       </w:hyperlink>
       <w:r>
@@ -917,16 +6618,224 @@
         </w:rPr>
         <w:t>，</w:t>
       </w:r>
-      <w:hyperlink r:id="rId42">
-        <w:r>
-          <w:rPr>
-            <w:lang w:val="zh_TW" w:bidi="zh_TW"/>
-          </w:rPr>
-          <w:rPr>
-            <w:color w:val="0000EE"/>
-            <w:u w:val="single"/>
-          </w:rPr>
-          <w:t>7:23</w:t>
+      <w:hyperlink r:id="rId261">
+        <w:r>
+          <w:rPr>
+            <w:lang w:val="zh_TW" w:bidi="zh_TW"/>
+          </w:rPr>
+          <w:rPr>
+            <w:color w:val="0000EE"/>
+            <w:u w:val="single"/>
+          </w:rPr>
+          <w:t>11:27–28</w:t>
+        </w:r>
+      </w:hyperlink>
+      <w:r>
+        <w:rPr>
+          <w:lang w:val="zh_TW" w:bidi="zh_TW"/>
+        </w:rPr>
+        <w:t>；</w:t>
+      </w:r>
+      <w:hyperlink r:id="rId269">
+        <w:r>
+          <w:rPr>
+            <w:lang w:val="zh_TW" w:bidi="zh_TW"/>
+          </w:rPr>
+          <w:rPr>
+            <w:color w:val="0000EE"/>
+            <w:u w:val="single"/>
+          </w:rPr>
+          <w:t>林前12–14章</w:t>
+        </w:r>
+      </w:hyperlink>
+      <w:r>
+        <w:rPr>
+          <w:lang w:val="zh_TW" w:bidi="zh_TW"/>
+        </w:rPr>
+        <w:t>；</w:t>
+      </w:r>
+      <w:hyperlink r:id="rId270">
+        <w:r>
+          <w:rPr>
+            <w:lang w:val="zh_TW" w:bidi="zh_TW"/>
+          </w:rPr>
+          <w:rPr>
+            <w:color w:val="0000EE"/>
+            <w:u w:val="single"/>
+          </w:rPr>
+          <w:t>啟1:10</w:t>
+        </w:r>
+      </w:hyperlink>
+      <w:r>
+        <w:rPr>
+          <w:lang w:val="zh_TW" w:bidi="zh_TW"/>
+        </w:rPr>
+        <w:t>）。由於神的靈在基督徒敬拜中特別活躍，預言因此就是神與子民溝通的一個主要方式。先知像使徒和教師一樣，並不在地方群體中擔任監督、長老和執事等職分；更確切的說，他們不是由個別會眾選出，而是藉著神的呼召被揀選。因此，他們在所有地方群體中都受到尊敬和接納。</w:t>
+      </w:r>
+    </w:p>
+    <w:p>
+      <w:pPr/>
+      <w:r>
+        <w:rPr>
+          <w:lang w:val="zh_TW" w:bidi="zh_TW"/>
+        </w:rPr>
+      </w:r>
+      <w:r>
+        <w:rPr>
+          <w:lang w:val="zh_TW" w:bidi="zh_TW"/>
+        </w:rPr>
+        <w:t>早期基督徒先知既有巡迴的，也有定居的。巡迴先知（itinerant prophets，從一個地方走到另一個地方）似乎在敘利亞─巴勒斯坦和小亞細亞等地，比在歐洲教會更為普遍。</w:t>
+      </w:r>
+    </w:p>
+    <w:p>
+      <w:pPr>
+        <w:pStyle w:val="Heading4"/>
+      </w:pPr>
+      <w:r>
+        <w:rPr>
+          <w:lang w:val="zh_TW" w:bidi="zh_TW"/>
+        </w:rPr>
+        <w:t>預言的功能</w:t>
+      </w:r>
+    </w:p>
+    <w:p>
+      <w:pPr/>
+      <w:r>
+        <w:rPr>
+          <w:lang w:val="zh_TW" w:bidi="zh_TW"/>
+        </w:rPr>
+      </w:r>
+      <w:r>
+        <w:rPr>
+          <w:lang w:val="zh_TW" w:bidi="zh_TW"/>
+        </w:rPr>
+        <w:t>根據保羅所言，預言（如同所有其它屬靈恩賜）的核心目的是建立或造就教會。根據</w:t>
+      </w:r>
+      <w:hyperlink r:id="rId271">
+        <w:r>
+          <w:rPr>
+            <w:lang w:val="zh_TW" w:bidi="zh_TW"/>
+          </w:rPr>
+          <w:rPr>
+            <w:color w:val="0000EE"/>
+            <w:u w:val="single"/>
+          </w:rPr>
+          <w:t>哥林多前書十四章3節</w:t>
+        </w:r>
+      </w:hyperlink>
+      <w:r>
+        <w:rPr>
+          <w:lang w:val="zh_TW" w:bidi="zh_TW"/>
+        </w:rPr>
+        <w:t>，「作先知講道的，是對人說，要造就、安慰、勸勉人」保羅在</w:t>
+      </w:r>
+      <w:hyperlink r:id="rId272">
+        <w:r>
+          <w:rPr>
+            <w:lang w:val="zh_TW" w:bidi="zh_TW"/>
+          </w:rPr>
+          <w:rPr>
+            <w:color w:val="0000EE"/>
+            <w:u w:val="single"/>
+          </w:rPr>
+          <w:t>哥林多前書十四章4節</w:t>
+        </w:r>
+      </w:hyperlink>
+      <w:r>
+        <w:rPr>
+          <w:lang w:val="zh_TW" w:bidi="zh_TW"/>
+        </w:rPr>
+        <w:t>中再次指出，「說方言的，是造就自己；作先知講道的，乃是造就教會。」保羅之所以討論屬靈恩賜，特別是預言和說方言，是因為哥林多教會過分強調說方言。保羅並不反對說方言（</w:t>
+      </w:r>
+      <w:hyperlink r:id="rId273">
+        <w:r>
+          <w:rPr>
+            <w:lang w:val="zh_TW" w:bidi="zh_TW"/>
+          </w:rPr>
+          <w:rPr>
+            <w:color w:val="0000EE"/>
+            <w:u w:val="single"/>
+          </w:rPr>
+          <w:t>林前14:18、39</w:t>
+        </w:r>
+      </w:hyperlink>
+      <w:r>
+        <w:rPr>
+          <w:lang w:val="zh_TW" w:bidi="zh_TW"/>
+        </w:rPr>
+        <w:t>），但他指出教會無法從中得造就，因為方言通常難以理解。預言則是由聖靈啟示，是人們可以理解的言語，能夠促進在場的人相互造就、安慰和鼓勵（</w:t>
+      </w:r>
+      <w:hyperlink r:id="rId274">
+        <w:r>
+          <w:rPr>
+            <w:lang w:val="zh_TW" w:bidi="zh_TW"/>
+          </w:rPr>
+          <w:rPr>
+            <w:color w:val="0000EE"/>
+            <w:u w:val="single"/>
+          </w:rPr>
+          <w:t>林前14:20–25、39</w:t>
+        </w:r>
+      </w:hyperlink>
+      <w:r>
+        <w:rPr>
+          <w:lang w:val="zh_TW" w:bidi="zh_TW"/>
+        </w:rPr>
+        <w:t>）。</w:t>
+      </w:r>
+    </w:p>
+    <w:p>
+      <w:pPr>
+        <w:pStyle w:val="Heading4"/>
+      </w:pPr>
+      <w:r>
+        <w:rPr>
+          <w:lang w:val="zh_TW" w:bidi="zh_TW"/>
+        </w:rPr>
+        <w:t>基督教預言的內容</w:t>
+      </w:r>
+    </w:p>
+    <w:p>
+      <w:pPr/>
+      <w:r>
+        <w:rPr>
+          <w:lang w:val="zh_TW" w:bidi="zh_TW"/>
+        </w:rPr>
+      </w:r>
+      <w:r>
+        <w:rPr>
+          <w:lang w:val="zh_TW" w:bidi="zh_TW"/>
+        </w:rPr>
+        <w:t>我們對於公元一世紀教會的預言內容知之甚少。預言有時會帶來神的指引，以便早期基督教的人做出重要決定。保羅和巴拿巴透過預言信息，被選定參與特定的使命（</w:t>
+      </w:r>
+      <w:hyperlink r:id="rId268">
+        <w:r>
+          <w:rPr>
+            <w:lang w:val="zh_TW" w:bidi="zh_TW"/>
+          </w:rPr>
+          <w:rPr>
+            <w:color w:val="0000EE"/>
+            <w:u w:val="single"/>
+          </w:rPr>
+          <w:t>徒13:1–3</w:t>
+        </w:r>
+      </w:hyperlink>
+      <w:r>
+        <w:rPr>
+          <w:lang w:val="zh_TW" w:bidi="zh_TW"/>
+        </w:rPr>
+        <w:t>；參</w:t>
+      </w:r>
+      <w:hyperlink r:id="rId275">
+        <w:r>
+          <w:rPr>
+            <w:lang w:val="zh_TW" w:bidi="zh_TW"/>
+          </w:rPr>
+          <w:rPr>
+            <w:color w:val="0000EE"/>
+            <w:u w:val="single"/>
+          </w:rPr>
+          <w:t>提前1:18</w:t>
         </w:r>
       </w:hyperlink>
       <w:r>
@@ -935,167 +6844,255 @@
         </w:rPr>
         <w:t>，</w:t>
       </w:r>
-      <w:hyperlink r:id="rId43">
-        <w:r>
-          <w:rPr>
-            <w:lang w:val="zh_TW" w:bidi="zh_TW"/>
-          </w:rPr>
-          <w:rPr>
-            <w:color w:val="0000EE"/>
-            <w:u w:val="single"/>
-          </w:rPr>
-          <w:t>8:2</w:t>
-        </w:r>
-      </w:hyperlink>
+      <w:hyperlink r:id="rId276">
+        <w:r>
+          <w:rPr>
+            <w:lang w:val="zh_TW" w:bidi="zh_TW"/>
+          </w:rPr>
+          <w:rPr>
+            <w:color w:val="0000EE"/>
+            <w:u w:val="single"/>
+          </w:rPr>
+          <w:t>4:14</w:t>
+        </w:r>
+      </w:hyperlink>
+      <w:r>
+        <w:rPr>
+          <w:lang w:val="zh_TW" w:bidi="zh_TW"/>
+        </w:rPr>
+        <w:t>）。保羅和提摩太很可能也是透過預言，而禁止在亞細亞傳道（</w:t>
+      </w:r>
+      <w:hyperlink r:id="rId277">
+        <w:r>
+          <w:rPr>
+            <w:lang w:val="zh_TW" w:bidi="zh_TW"/>
+          </w:rPr>
+          <w:rPr>
+            <w:color w:val="0000EE"/>
+            <w:u w:val="single"/>
+          </w:rPr>
+          <w:t>徒16:6</w:t>
+        </w:r>
+      </w:hyperlink>
+      <w:r>
+        <w:rPr>
+          <w:lang w:val="zh_TW" w:bidi="zh_TW"/>
+        </w:rPr>
+        <w:t>）。同樣，耶穌的靈也禁止他們去庇推尼（</w:t>
+      </w:r>
+      <w:hyperlink r:id="rId278">
+        <w:r>
+          <w:rPr>
+            <w:lang w:val="zh_TW" w:bidi="zh_TW"/>
+          </w:rPr>
+          <w:rPr>
+            <w:color w:val="0000EE"/>
+            <w:u w:val="single"/>
+          </w:rPr>
+          <w:t>7</w:t>
+        </w:r>
+      </w:hyperlink>
+      <w:r>
+        <w:rPr>
+          <w:lang w:val="zh_TW" w:bidi="zh_TW"/>
+        </w:rPr>
+        <w:t>節）。</w:t>
+      </w:r>
+    </w:p>
+    <w:p>
+      <w:pPr/>
+      <w:r>
+        <w:rPr>
+          <w:lang w:val="zh_TW" w:bidi="zh_TW"/>
+        </w:rPr>
+      </w:r>
+      <w:r>
+        <w:rPr>
+          <w:lang w:val="zh_TW" w:bidi="zh_TW"/>
+        </w:rPr>
+        <w:t>預言最常見的用途，或許是預測未來。亞迦布預言天下將有大饑荒（</w:t>
+      </w:r>
+      <w:hyperlink r:id="rId279">
+        <w:r>
+          <w:rPr>
+            <w:lang w:val="zh_TW" w:bidi="zh_TW"/>
+          </w:rPr>
+          <w:rPr>
+            <w:color w:val="0000EE"/>
+            <w:u w:val="single"/>
+          </w:rPr>
+          <w:t>11:28</w:t>
+        </w:r>
+      </w:hyperlink>
+      <w:r>
+        <w:rPr>
+          <w:lang w:val="zh_TW" w:bidi="zh_TW"/>
+        </w:rPr>
+        <w:t>）和保羅即將被捕（</w:t>
+      </w:r>
+      <w:hyperlink r:id="rId280">
+        <w:r>
+          <w:rPr>
+            <w:lang w:val="zh_TW" w:bidi="zh_TW"/>
+          </w:rPr>
+          <w:rPr>
+            <w:color w:val="0000EE"/>
+            <w:u w:val="single"/>
+          </w:rPr>
+          <w:t>21:11</w:t>
+        </w:r>
+      </w:hyperlink>
+      <w:r>
+        <w:rPr>
+          <w:lang w:val="zh_TW" w:bidi="zh_TW"/>
+        </w:rPr>
+        <w:t>），其他先知也曾預言保羅會被監禁（</w:t>
+      </w:r>
+      <w:hyperlink r:id="rId281">
+        <w:r>
+          <w:rPr>
+            <w:lang w:val="zh_TW" w:bidi="zh_TW"/>
+          </w:rPr>
+          <w:rPr>
+            <w:color w:val="0000EE"/>
+            <w:u w:val="single"/>
+          </w:rPr>
+          <w:t>20:23</w:t>
+        </w:r>
+      </w:hyperlink>
+      <w:r>
+        <w:rPr>
+          <w:lang w:val="zh_TW" w:bidi="zh_TW"/>
+        </w:rPr>
+        <w:t>）。約翰所寫的啟示錄中，所有預言都指向未來的事件，這些事件將在末後的日子逐漸發生。然而，約翰詳細寫下預言的目的，不是為了滿足讀者的好奇心，而是為了讓他們在經歷逼迫時，給予安慰和鼓勵。</w:t>
+      </w:r>
+    </w:p>
+    <w:p>
+      <w:pPr>
+        <w:pStyle w:val="Heading4"/>
+      </w:pPr>
+      <w:r>
+        <w:rPr>
+          <w:lang w:val="zh_TW" w:bidi="zh_TW"/>
+        </w:rPr>
+        <w:t>基督教預言的形式</w:t>
+      </w:r>
+    </w:p>
+    <w:p>
+      <w:pPr/>
+      <w:r>
+        <w:rPr>
+          <w:lang w:val="zh_TW" w:bidi="zh_TW"/>
+        </w:rPr>
+      </w:r>
+      <w:r>
+        <w:rPr>
+          <w:lang w:val="zh_TW" w:bidi="zh_TW"/>
+        </w:rPr>
+        <w:t>基督教先知與舊約先知不同，不一定會以神或耶穌直接說話的形式來傳達信息。在早期基督教文獻中，幾乎沒有正式的標記，表明其中的預言講論。啟示錄是其中一個顯著的例外。</w:t>
+      </w:r>
+    </w:p>
+    <w:p>
+      <w:pPr/>
+      <w:r>
+        <w:rPr>
+          <w:lang w:val="zh_TW" w:bidi="zh_TW"/>
+        </w:rPr>
+      </w:r>
+      <w:r>
+        <w:rPr>
+          <w:i/>
+          <w:lang w:val="zh_TW" w:bidi="zh_TW"/>
+        </w:rPr>
+        <w:t>另見</w:t>
+      </w:r>
+      <w:r>
+        <w:rPr>
+          <w:lang w:val="zh_TW" w:bidi="zh_TW"/>
+        </w:rPr>
+        <w:t xml:space="preserve"> </w:t>
+      </w:r>
+      <w:r>
+        <w:rPr>
+          <w:lang w:val="zh_TW" w:bidi="zh_TW"/>
+        </w:rPr>
+        <w:t>夢</w:t>
+      </w:r>
       <w:r>
         <w:rPr>
           <w:lang w:val="zh_TW" w:bidi="zh_TW"/>
         </w:rPr>
         <w:t>；</w:t>
       </w:r>
-      <w:hyperlink r:id="rId44">
-        <w:r>
-          <w:rPr>
-            <w:lang w:val="zh_TW" w:bidi="zh_TW"/>
-          </w:rPr>
-          <w:rPr>
-            <w:color w:val="0000EE"/>
-            <w:u w:val="single"/>
-          </w:rPr>
-          <w:t>林前15:56</w:t>
-        </w:r>
-      </w:hyperlink>
-      <w:r>
-        <w:rPr>
-          <w:lang w:val="zh_TW" w:bidi="zh_TW"/>
-        </w:rPr>
-        <w:t>），導致各種邪惡的行為——良心麻木（</w:t>
-      </w:r>
-      <w:hyperlink r:id="rId45">
-        <w:r>
-          <w:rPr>
-            <w:lang w:val="zh_TW" w:bidi="zh_TW"/>
-          </w:rPr>
-          <w:rPr>
-            <w:color w:val="0000EE"/>
-            <w:u w:val="single"/>
-          </w:rPr>
-          <w:t>羅7:21–24</w:t>
-        </w:r>
-      </w:hyperlink>
-      <w:r>
-        <w:rPr>
-          <w:lang w:val="zh_TW" w:bidi="zh_TW"/>
-        </w:rPr>
-        <w:t>）、與神的隔絕和死亡的轄制（</w:t>
-      </w:r>
-      <w:hyperlink r:id="rId46">
-        <w:r>
-          <w:rPr>
-            <w:lang w:val="zh_TW" w:bidi="zh_TW"/>
-          </w:rPr>
-          <w:rPr>
-            <w:color w:val="0000EE"/>
-            <w:u w:val="single"/>
-          </w:rPr>
-          <w:t>羅5:10</w:t>
-        </w:r>
-      </w:hyperlink>
-      <w:r>
-        <w:rPr>
-          <w:lang w:val="zh_TW" w:bidi="zh_TW"/>
-        </w:rPr>
-        <w:t>，</w:t>
-      </w:r>
-      <w:hyperlink r:id="rId47">
-        <w:r>
-          <w:rPr>
-            <w:lang w:val="zh_TW" w:bidi="zh_TW"/>
-          </w:rPr>
-          <w:rPr>
-            <w:color w:val="0000EE"/>
-            <w:u w:val="single"/>
-          </w:rPr>
-          <w:t>6:23</w:t>
-        </w:r>
-      </w:hyperlink>
+      <w:r>
+        <w:rPr>
+          <w:lang w:val="zh_TW" w:bidi="zh_TW"/>
+        </w:rPr>
+        <w:t>神諭</w:t>
+      </w:r>
       <w:r>
         <w:rPr>
           <w:lang w:val="zh_TW" w:bidi="zh_TW"/>
         </w:rPr>
         <w:t>；</w:t>
       </w:r>
-      <w:hyperlink r:id="rId48">
-        <w:r>
-          <w:rPr>
-            <w:lang w:val="zh_TW" w:bidi="zh_TW"/>
-          </w:rPr>
-          <w:rPr>
-            <w:color w:val="0000EE"/>
-            <w:u w:val="single"/>
-          </w:rPr>
-          <w:t>弗2:1–5，12</w:t>
-        </w:r>
-      </w:hyperlink>
+      <w:r>
+        <w:rPr>
+          <w:lang w:val="zh_TW" w:bidi="zh_TW"/>
+        </w:rPr>
+        <w:t>應許</w:t>
+      </w:r>
       <w:r>
         <w:rPr>
           <w:lang w:val="zh_TW" w:bidi="zh_TW"/>
         </w:rPr>
         <w:t>；</w:t>
       </w:r>
-      <w:hyperlink r:id="rId49">
-        <w:r>
-          <w:rPr>
-            <w:lang w:val="zh_TW" w:bidi="zh_TW"/>
-          </w:rPr>
-          <w:rPr>
-            <w:color w:val="0000EE"/>
-            <w:u w:val="single"/>
-          </w:rPr>
-          <w:t>西1:21</w:t>
-        </w:r>
-      </w:hyperlink>
-      <w:r>
-        <w:rPr>
-          <w:lang w:val="zh_TW" w:bidi="zh_TW"/>
-        </w:rPr>
-        <w:t>）。人無法自我改造（</w:t>
-      </w:r>
-      <w:hyperlink r:id="rId50">
-        <w:r>
-          <w:rPr>
-            <w:lang w:val="zh_TW" w:bidi="zh_TW"/>
-          </w:rPr>
-          <w:rPr>
-            <w:color w:val="0000EE"/>
-            <w:u w:val="single"/>
-          </w:rPr>
-          <w:t>羅7:24</w:t>
-        </w:r>
-      </w:hyperlink>
-      <w:r>
-        <w:rPr>
-          <w:lang w:val="zh_TW" w:bidi="zh_TW"/>
-        </w:rPr>
-        <w:t>）。保羅對這種絕望的普遍狀況有不同的解釋。一些讀者認為</w:t>
-      </w:r>
-      <w:hyperlink r:id="rId51">
-        <w:r>
-          <w:rPr>
-            <w:lang w:val="zh_TW" w:bidi="zh_TW"/>
-          </w:rPr>
-          <w:rPr>
-            <w:color w:val="0000EE"/>
-            <w:u w:val="single"/>
-          </w:rPr>
-          <w:t>羅馬書五章12至21節</w:t>
-        </w:r>
-      </w:hyperlink>
-      <w:r>
-        <w:rPr>
-          <w:lang w:val="zh_TW" w:bidi="zh_TW"/>
-        </w:rPr>
-        <w:t>說亞當的罪是所有罪的根源；另一些人則認為這是所有罪的「樣式（similitude）」。無論如何，保羅的核心思想是「每個人都是自己的亞當」，意即每個人都要為自己的罪性負上完全的責任，即使這罪性是從亞當遺傳而來。</w:t>
+      <w:r>
+        <w:rPr>
+          <w:lang w:val="zh_TW" w:bidi="zh_TW"/>
+        </w:rPr>
+        <w:t>先知，女先知</w:t>
+      </w:r>
+      <w:r>
+        <w:rPr>
+          <w:lang w:val="zh_TW" w:bidi="zh_TW"/>
+        </w:rPr>
+        <w:t>；</w:t>
+      </w:r>
+      <w:r>
+        <w:rPr>
+          <w:lang w:val="zh_TW" w:bidi="zh_TW"/>
+        </w:rPr>
+        <w:t>假先知</w:t>
+      </w:r>
+      <w:r>
+        <w:rPr>
+          <w:lang w:val="zh_TW" w:bidi="zh_TW"/>
+        </w:rPr>
+        <w:t>；</w:t>
+      </w:r>
+      <w:r>
+        <w:rPr>
+          <w:lang w:val="zh_TW" w:bidi="zh_TW"/>
+        </w:rPr>
+        <w:t>異象</w:t>
+      </w:r>
+      <w:r>
+        <w:rPr>
+          <w:lang w:val="zh_TW" w:bidi="zh_TW"/>
+        </w:rPr>
+        <w:t>。</w:t>
+      </w:r>
+      <w:r>
+        <w:rPr>
+          <w:lang w:val="zh_TW" w:bidi="zh_TW"/>
+        </w:rPr>
+      </w:r>
+      <w:r>
+        <w:rPr>
+          <w:lang w:val="zh_TW" w:bidi="zh_TW"/>
+        </w:rPr>
       </w:r>
     </w:p>
     <w:p>
@@ -1105,76 +7102,154 @@
           <w:lang w:val="zh_TW" w:bidi="zh_TW"/>
         </w:rPr>
       </w:r>
-      <w:r>
-        <w:rPr>
-          <w:lang w:val="zh_TW" w:bidi="zh_TW"/>
-        </w:rPr>
-        <w:t>保羅認為，解決罪的方法在於信徒與基督同死——對罪、對自我、對世界的死。與此同時，充滿大能的聖靈使人的生命從內裡更新，將人塑造成為基督的樣式，成為新造的人（</w:t>
-      </w:r>
-      <w:hyperlink r:id="rId52">
-        <w:r>
-          <w:rPr>
-            <w:lang w:val="zh_TW" w:bidi="zh_TW"/>
-          </w:rPr>
-          <w:rPr>
-            <w:color w:val="0000EE"/>
-            <w:u w:val="single"/>
-          </w:rPr>
-          <w:t>羅3:21–26</w:t>
-        </w:r>
-      </w:hyperlink>
-      <w:r>
-        <w:rPr>
-          <w:lang w:val="zh_TW" w:bidi="zh_TW"/>
-        </w:rPr>
-        <w:t>，</w:t>
-      </w:r>
-      <w:hyperlink r:id="rId53">
-        <w:r>
-          <w:rPr>
-            <w:lang w:val="zh_TW" w:bidi="zh_TW"/>
-          </w:rPr>
-          <w:rPr>
-            <w:color w:val="0000EE"/>
-            <w:u w:val="single"/>
-          </w:rPr>
-          <w:t>5:6–9</w:t>
-        </w:r>
-      </w:hyperlink>
-      <w:r>
-        <w:rPr>
-          <w:lang w:val="zh_TW" w:bidi="zh_TW"/>
-        </w:rPr>
-        <w:t>、</w:t>
-      </w:r>
-      <w:hyperlink r:id="rId54">
-        <w:r>
-          <w:rPr>
-            <w:lang w:val="zh_TW" w:bidi="zh_TW"/>
-          </w:rPr>
-          <w:rPr>
-            <w:color w:val="0000EE"/>
-            <w:u w:val="single"/>
-          </w:rPr>
-          <w:t>6</w:t>
-        </w:r>
-      </w:hyperlink>
-      <w:r>
-        <w:rPr>
-          <w:lang w:val="zh_TW" w:bidi="zh_TW"/>
-        </w:rPr>
-        <w:t>，</w:t>
-      </w:r>
-      <w:hyperlink r:id="rId55">
-        <w:r>
-          <w:rPr>
-            <w:lang w:val="zh_TW" w:bidi="zh_TW"/>
-          </w:rPr>
-          <w:rPr>
-            <w:color w:val="0000EE"/>
-            <w:u w:val="single"/>
-          </w:rPr>
-          <w:t>8:1–4、28–29</w:t>
+    </w:p>
+    <w:p>
+      <w:pPr>
+        <w:pStyle w:val="Heading2"/>
+      </w:pPr>
+      <w:r>
+        <w:rPr>
+          <w:lang w:val="zh_TW" w:bidi="zh_TW"/>
+        </w:rPr>
+        <w:t>預知</w:t>
+      </w:r>
+      <w:r>
+        <w:rPr>
+          <w:lang w:val="zh_TW" w:bidi="zh_TW"/>
+        </w:rPr>
+      </w:r>
+    </w:p>
+    <w:p>
+      <w:pPr/>
+      <w:r>
+        <w:rPr>
+          <w:lang w:val="zh_TW" w:bidi="zh_TW"/>
+        </w:rPr>
+      </w:r>
+      <w:r>
+        <w:rPr>
+          <w:lang w:val="zh_TW" w:bidi="zh_TW"/>
+        </w:rPr>
+        <w:t>在事情發生之前就已知道該事件或事物。</w:t>
+      </w:r>
+    </w:p>
+    <w:p>
+      <w:pPr/>
+      <w:r>
+        <w:rPr>
+          <w:lang w:val="zh_TW" w:bidi="zh_TW"/>
+        </w:rPr>
+      </w:r>
+      <w:r>
+        <w:rPr>
+          <w:lang w:val="zh_TW" w:bidi="zh_TW"/>
+        </w:rPr>
+        <w:t>在新約聖經中，「預知」的希臘文詞語只出現七次，用來描述：</w:t>
+      </w:r>
+    </w:p>
+    <w:p>
+      <w:pPr>
+        <w:pStyle w:val="ListNumber"/>
+        <w:numPr>
+          <w:ilvl w:val="0"/>
+          <w:numId w:val="17"/>
+        </w:numPr>
+        <w:spacing w:line="240" w:lineRule="auto"/>
+        <w:ind w:left="720"/>
+      </w:pPr>
+      <w:r>
+        <w:rPr>
+          <w:lang w:val="zh_TW" w:bidi="zh_TW"/>
+        </w:rPr>
+      </w:r>
+      <w:r>
+        <w:rPr>
+          <w:lang w:val="zh_TW" w:bidi="zh_TW"/>
+        </w:rPr>
+        <w:t>基督徒如何得到警告，提防假教師（</w:t>
+      </w:r>
+      <w:hyperlink r:id="rId282">
+        <w:r>
+          <w:rPr>
+            <w:lang w:val="zh_TW" w:bidi="zh_TW"/>
+          </w:rPr>
+          <w:rPr>
+            <w:color w:val="0000EE"/>
+            <w:u w:val="single"/>
+          </w:rPr>
+          <w:t>彼後3:17</w:t>
+        </w:r>
+      </w:hyperlink>
+      <w:r>
+        <w:rPr>
+          <w:lang w:val="zh_TW" w:bidi="zh_TW"/>
+        </w:rPr>
+        <w:t>）</w:t>
+      </w:r>
+    </w:p>
+    <w:p>
+      <w:pPr>
+        <w:pStyle w:val="ListNumber"/>
+        <w:spacing w:line="240" w:lineRule="auto"/>
+        <w:ind w:left="720"/>
+      </w:pPr>
+      <w:r>
+        <w:rPr>
+          <w:lang w:val="zh_TW" w:bidi="zh_TW"/>
+        </w:rPr>
+      </w:r>
+      <w:r>
+        <w:rPr>
+          <w:lang w:val="zh_TW" w:bidi="zh_TW"/>
+        </w:rPr>
+        <w:t>猶太人事先知道保羅早年的生活（</w:t>
+      </w:r>
+      <w:hyperlink r:id="rId283">
+        <w:r>
+          <w:rPr>
+            <w:lang w:val="zh_TW" w:bidi="zh_TW"/>
+          </w:rPr>
+          <w:rPr>
+            <w:color w:val="0000EE"/>
+            <w:u w:val="single"/>
+          </w:rPr>
+          <w:t>徒26:4–5</w:t>
+        </w:r>
+      </w:hyperlink>
+      <w:r>
+        <w:rPr>
+          <w:lang w:val="zh_TW" w:bidi="zh_TW"/>
+        </w:rPr>
+        <w:t>）</w:t>
+      </w:r>
+    </w:p>
+    <w:p>
+      <w:pPr>
+        <w:pStyle w:val="ListNumber"/>
+        <w:spacing w:line="240" w:lineRule="auto"/>
+        <w:ind w:left="720"/>
+      </w:pPr>
+      <w:r>
+        <w:rPr>
+          <w:lang w:val="zh_TW" w:bidi="zh_TW"/>
+        </w:rPr>
+      </w:r>
+      <w:r>
+        <w:rPr>
+          <w:lang w:val="zh_TW" w:bidi="zh_TW"/>
+        </w:rPr>
+        <w:t>神在基督受死之前已知道這事（</w:t>
+      </w:r>
+      <w:hyperlink r:id="rId284">
+        <w:r>
+          <w:rPr>
+            <w:lang w:val="zh_TW" w:bidi="zh_TW"/>
+          </w:rPr>
+          <w:rPr>
+            <w:color w:val="0000EE"/>
+            <w:u w:val="single"/>
+          </w:rPr>
+          <w:t>徒2:23</w:t>
         </w:r>
       </w:hyperlink>
       <w:r>
@@ -1183,16 +7258,156 @@
         </w:rPr>
         <w:t>；</w:t>
       </w:r>
-      <w:hyperlink r:id="rId56">
-        <w:r>
-          <w:rPr>
-            <w:lang w:val="zh_TW" w:bidi="zh_TW"/>
-          </w:rPr>
-          <w:rPr>
-            <w:color w:val="0000EE"/>
-            <w:u w:val="single"/>
-          </w:rPr>
-          <w:t>林後5:14–21</w:t>
+      <w:hyperlink r:id="rId285">
+        <w:r>
+          <w:rPr>
+            <w:lang w:val="zh_TW" w:bidi="zh_TW"/>
+          </w:rPr>
+          <w:rPr>
+            <w:color w:val="0000EE"/>
+            <w:u w:val="single"/>
+          </w:rPr>
+          <w:t>彼前1:18–20</w:t>
+        </w:r>
+      </w:hyperlink>
+      <w:r>
+        <w:rPr>
+          <w:lang w:val="zh_TW" w:bidi="zh_TW"/>
+        </w:rPr>
+        <w:t>）</w:t>
+      </w:r>
+    </w:p>
+    <w:p>
+      <w:pPr>
+        <w:pStyle w:val="ListNumber"/>
+        <w:spacing w:line="240" w:lineRule="auto"/>
+        <w:ind w:left="720"/>
+      </w:pPr>
+      <w:r>
+        <w:rPr>
+          <w:lang w:val="zh_TW" w:bidi="zh_TW"/>
+        </w:rPr>
+      </w:r>
+      <w:r>
+        <w:rPr>
+          <w:lang w:val="zh_TW" w:bidi="zh_TW"/>
+        </w:rPr>
+        <w:t>神認識祂的百姓（</w:t>
+      </w:r>
+      <w:hyperlink r:id="rId286">
+        <w:r>
+          <w:rPr>
+            <w:lang w:val="zh_TW" w:bidi="zh_TW"/>
+          </w:rPr>
+          <w:rPr>
+            <w:color w:val="0000EE"/>
+            <w:u w:val="single"/>
+          </w:rPr>
+          <w:t>羅11:2</w:t>
+        </w:r>
+      </w:hyperlink>
+      <w:r>
+        <w:rPr>
+          <w:lang w:val="zh_TW" w:bidi="zh_TW"/>
+        </w:rPr>
+        <w:t>）</w:t>
+      </w:r>
+    </w:p>
+    <w:p>
+      <w:pPr>
+        <w:pStyle w:val="ListNumber"/>
+        <w:spacing w:line="240" w:lineRule="auto"/>
+        <w:ind w:left="720"/>
+      </w:pPr>
+      <w:r>
+        <w:rPr>
+          <w:lang w:val="zh_TW" w:bidi="zh_TW"/>
+        </w:rPr>
+      </w:r>
+      <w:r>
+        <w:rPr>
+          <w:lang w:val="zh_TW" w:bidi="zh_TW"/>
+        </w:rPr>
+        <w:t>神認識祂的教會（</w:t>
+      </w:r>
+      <w:hyperlink r:id="rId287">
+        <w:r>
+          <w:rPr>
+            <w:lang w:val="zh_TW" w:bidi="zh_TW"/>
+          </w:rPr>
+          <w:rPr>
+            <w:color w:val="0000EE"/>
+            <w:u w:val="single"/>
+          </w:rPr>
+          <w:t>羅8:28–30</w:t>
+        </w:r>
+      </w:hyperlink>
+      <w:r>
+        <w:rPr>
+          <w:lang w:val="zh_TW" w:bidi="zh_TW"/>
+        </w:rPr>
+        <w:t>；</w:t>
+      </w:r>
+      <w:hyperlink r:id="rId288">
+        <w:r>
+          <w:rPr>
+            <w:lang w:val="zh_TW" w:bidi="zh_TW"/>
+          </w:rPr>
+          <w:rPr>
+            <w:color w:val="0000EE"/>
+            <w:u w:val="single"/>
+          </w:rPr>
+          <w:t>彼前1:1–2</w:t>
+        </w:r>
+      </w:hyperlink>
+      <w:r>
+        <w:rPr>
+          <w:lang w:val="zh_TW" w:bidi="zh_TW"/>
+        </w:rPr>
+        <w:t>）</w:t>
+      </w:r>
+    </w:p>
+    <w:p>
+      <w:pPr/>
+      <w:r>
+        <w:rPr>
+          <w:lang w:val="zh_TW" w:bidi="zh_TW"/>
+        </w:rPr>
+      </w:r>
+      <w:r>
+        <w:rPr>
+          <w:lang w:val="zh_TW" w:bidi="zh_TW"/>
+        </w:rPr>
+        <w:t>雖然「預知」這個詞不常使用，但這個概念在整本聖經中屢見不鮮。首先，聖經清楚教導我們，神知道一切；祂的智慧無限（</w:t>
+      </w:r>
+      <w:hyperlink r:id="rId289">
+        <w:r>
+          <w:rPr>
+            <w:lang w:val="zh_TW" w:bidi="zh_TW"/>
+          </w:rPr>
+          <w:rPr>
+            <w:color w:val="0000EE"/>
+            <w:u w:val="single"/>
+          </w:rPr>
+          <w:t>詩147:5</w:t>
+        </w:r>
+      </w:hyperlink>
+      <w:r>
+        <w:rPr>
+          <w:lang w:val="zh_TW" w:bidi="zh_TW"/>
+        </w:rPr>
+        <w:t>）。祂知道每個人的心與意念（</w:t>
+      </w:r>
+      <w:hyperlink r:id="rId290">
+        <w:r>
+          <w:rPr>
+            <w:lang w:val="zh_TW" w:bidi="zh_TW"/>
+          </w:rPr>
+          <w:rPr>
+            <w:color w:val="0000EE"/>
+            <w:u w:val="single"/>
+          </w:rPr>
+          <w:t>代上28:9</w:t>
         </w:r>
       </w:hyperlink>
       <w:r>
@@ -1201,6 +7416,42 @@
         </w:rPr>
         <w:t>）。</w:t>
       </w:r>
+      <w:hyperlink r:id="rId291">
+        <w:r>
+          <w:rPr>
+            <w:lang w:val="zh_TW" w:bidi="zh_TW"/>
+          </w:rPr>
+          <w:rPr>
+            <w:color w:val="0000EE"/>
+            <w:u w:val="single"/>
+          </w:rPr>
+          <w:t>詩篇一三九篇</w:t>
+        </w:r>
+      </w:hyperlink>
+      <w:r>
+        <w:rPr>
+          <w:lang w:val="zh_TW" w:bidi="zh_TW"/>
+        </w:rPr>
+        <w:t>描述神認識人一切的思想、言語與行動。這種認識甚至包括麻雀的飛翔，以及人頭髮的數目（</w:t>
+      </w:r>
+      <w:hyperlink r:id="rId292">
+        <w:r>
+          <w:rPr>
+            <w:lang w:val="zh_TW" w:bidi="zh_TW"/>
+          </w:rPr>
+          <w:rPr>
+            <w:color w:val="0000EE"/>
+            <w:u w:val="single"/>
+          </w:rPr>
+          <w:t>太10:29–30</w:t>
+        </w:r>
+      </w:hyperlink>
+      <w:r>
+        <w:rPr>
+          <w:lang w:val="zh_TW" w:bidi="zh_TW"/>
+        </w:rPr>
+        <w:t>）。既然神的知識無限，我們便可以推論祂也知道人類歷史中將來要發生的事。</w:t>
+      </w:r>
     </w:p>
     <w:p>
       <w:pPr/>
@@ -1211,6 +7462,567 @@
       </w:r>
       <w:r>
         <w:rPr>
+          <w:lang w:val="zh_TW" w:bidi="zh_TW"/>
+        </w:rPr>
+        <w:t>聖經也直接指出，神在事情發生之前已經知道。神擁有這種知識，因此與不能預見將來的偶像截然不同（</w:t>
+      </w:r>
+      <w:hyperlink r:id="rId293">
+        <w:r>
+          <w:rPr>
+            <w:lang w:val="zh_TW" w:bidi="zh_TW"/>
+          </w:rPr>
+          <w:rPr>
+            <w:color w:val="0000EE"/>
+            <w:u w:val="single"/>
+          </w:rPr>
+          <w:t>賽44:6–8，</w:t>
+        </w:r>
+      </w:hyperlink>
+      <w:hyperlink r:id="rId294">
+        <w:r>
+          <w:rPr>
+            <w:lang w:val="zh_TW" w:bidi="zh_TW"/>
+          </w:rPr>
+          <w:rPr>
+            <w:color w:val="0000EE"/>
+            <w:u w:val="single"/>
+          </w:rPr>
+          <w:t>45:21</w:t>
+        </w:r>
+      </w:hyperlink>
+      <w:r>
+        <w:rPr>
+          <w:lang w:val="zh_TW" w:bidi="zh_TW"/>
+        </w:rPr>
+        <w:t>）。先知的預言正是以神的預知為基礎。例如：</w:t>
+      </w:r>
+    </w:p>
+    <w:p>
+      <w:pPr>
+        <w:pStyle w:val="ListBullet"/>
+        <w:spacing w:line="240" w:lineRule="auto"/>
+        <w:ind w:left="720"/>
+      </w:pPr>
+      <w:r>
+        <w:rPr>
+          <w:lang w:val="zh_TW" w:bidi="zh_TW"/>
+        </w:rPr>
+      </w:r>
+      <w:r>
+        <w:rPr>
+          <w:lang w:val="zh_TW" w:bidi="zh_TW"/>
+        </w:rPr>
+        <w:t>神告訴亞當和夏娃，女人的後裔要打傷蛇和蛇的後裔（</w:t>
+      </w:r>
+      <w:hyperlink r:id="rId295">
+        <w:r>
+          <w:rPr>
+            <w:lang w:val="zh_TW" w:bidi="zh_TW"/>
+          </w:rPr>
+          <w:rPr>
+            <w:color w:val="0000EE"/>
+            <w:u w:val="single"/>
+          </w:rPr>
+          <w:t>創3:15</w:t>
+        </w:r>
+      </w:hyperlink>
+      <w:r>
+        <w:rPr>
+          <w:lang w:val="zh_TW" w:bidi="zh_TW"/>
+        </w:rPr>
+        <w:t>）</w:t>
+      </w:r>
+    </w:p>
+    <w:p>
+      <w:pPr>
+        <w:pStyle w:val="ListBullet"/>
+        <w:spacing w:line="240" w:lineRule="auto"/>
+        <w:ind w:left="720"/>
+      </w:pPr>
+      <w:r>
+        <w:rPr>
+          <w:lang w:val="zh_TW" w:bidi="zh_TW"/>
+        </w:rPr>
+      </w:r>
+      <w:r>
+        <w:rPr>
+          <w:lang w:val="zh_TW" w:bidi="zh_TW"/>
+        </w:rPr>
+        <w:t>祂應許亞伯拉罕將來必得福（</w:t>
+      </w:r>
+      <w:hyperlink r:id="rId296">
+        <w:r>
+          <w:rPr>
+            <w:lang w:val="zh_TW" w:bidi="zh_TW"/>
+          </w:rPr>
+          <w:rPr>
+            <w:color w:val="0000EE"/>
+            <w:u w:val="single"/>
+          </w:rPr>
+          <w:t>創12:3</w:t>
+        </w:r>
+      </w:hyperlink>
+      <w:r>
+        <w:rPr>
+          <w:lang w:val="zh_TW" w:bidi="zh_TW"/>
+        </w:rPr>
+        <w:t>）</w:t>
+      </w:r>
+    </w:p>
+    <w:p>
+      <w:pPr>
+        <w:pStyle w:val="ListBullet"/>
+        <w:spacing w:line="240" w:lineRule="auto"/>
+        <w:ind w:left="720"/>
+      </w:pPr>
+      <w:r>
+        <w:rPr>
+          <w:lang w:val="zh_TW" w:bidi="zh_TW"/>
+        </w:rPr>
+      </w:r>
+      <w:r>
+        <w:rPr>
+          <w:lang w:val="zh_TW" w:bidi="zh_TW"/>
+        </w:rPr>
+        <w:t>神也對摩西說：「我知道雖用大能的手， 埃及王也不容你們去」（</w:t>
+      </w:r>
+      <w:hyperlink r:id="rId297">
+        <w:r>
+          <w:rPr>
+            <w:lang w:val="zh_TW" w:bidi="zh_TW"/>
+          </w:rPr>
+          <w:rPr>
+            <w:color w:val="0000EE"/>
+            <w:u w:val="single"/>
+          </w:rPr>
+          <w:t>出3:19</w:t>
+        </w:r>
+      </w:hyperlink>
+      <w:r>
+        <w:rPr>
+          <w:lang w:val="zh_TW" w:bidi="zh_TW"/>
+        </w:rPr>
+        <w:t>）</w:t>
+      </w:r>
+    </w:p>
+    <w:p>
+      <w:pPr/>
+      <w:r>
+        <w:rPr>
+          <w:lang w:val="zh_TW" w:bidi="zh_TW"/>
+        </w:rPr>
+      </w:r>
+      <w:r>
+        <w:rPr>
+          <w:lang w:val="zh_TW" w:bidi="zh_TW"/>
+        </w:rPr>
+        <w:t>舊約聖經的先知曾經預言彌賽亞將要臨到的榮耀（</w:t>
+      </w:r>
+      <w:hyperlink r:id="rId298">
+        <w:r>
+          <w:rPr>
+            <w:lang w:val="zh_TW" w:bidi="zh_TW"/>
+          </w:rPr>
+          <w:rPr>
+            <w:color w:val="0000EE"/>
+            <w:u w:val="single"/>
+          </w:rPr>
+          <w:t>賽9:1–7</w:t>
+        </w:r>
+      </w:hyperlink>
+      <w:r>
+        <w:rPr>
+          <w:lang w:val="zh_TW" w:bidi="zh_TW"/>
+        </w:rPr>
+        <w:t>；</w:t>
+      </w:r>
+      <w:hyperlink r:id="rId165">
+        <w:r>
+          <w:rPr>
+            <w:lang w:val="zh_TW" w:bidi="zh_TW"/>
+          </w:rPr>
+          <w:rPr>
+            <w:color w:val="0000EE"/>
+            <w:u w:val="single"/>
+          </w:rPr>
+          <w:t>耶23:5–6</w:t>
+        </w:r>
+      </w:hyperlink>
+      <w:r>
+        <w:rPr>
+          <w:lang w:val="zh_TW" w:bidi="zh_TW"/>
+        </w:rPr>
+        <w:t>；</w:t>
+      </w:r>
+      <w:hyperlink r:id="rId299">
+        <w:r>
+          <w:rPr>
+            <w:lang w:val="zh_TW" w:bidi="zh_TW"/>
+          </w:rPr>
+          <w:rPr>
+            <w:color w:val="0000EE"/>
+            <w:u w:val="single"/>
+          </w:rPr>
+          <w:t>結34:20–31</w:t>
+        </w:r>
+      </w:hyperlink>
+      <w:r>
+        <w:rPr>
+          <w:lang w:val="zh_TW" w:bidi="zh_TW"/>
+        </w:rPr>
+        <w:t>；</w:t>
+      </w:r>
+      <w:hyperlink r:id="rId300">
+        <w:r>
+          <w:rPr>
+            <w:lang w:val="zh_TW" w:bidi="zh_TW"/>
+          </w:rPr>
+          <w:rPr>
+            <w:color w:val="0000EE"/>
+            <w:u w:val="single"/>
+          </w:rPr>
+          <w:t>何3:4–5</w:t>
+        </w:r>
+      </w:hyperlink>
+      <w:r>
+        <w:rPr>
+          <w:lang w:val="zh_TW" w:bidi="zh_TW"/>
+        </w:rPr>
+        <w:t>）。在</w:t>
+      </w:r>
+      <w:hyperlink r:id="rId301">
+        <w:r>
+          <w:rPr>
+            <w:lang w:val="zh_TW" w:bidi="zh_TW"/>
+          </w:rPr>
+          <w:rPr>
+            <w:color w:val="0000EE"/>
+            <w:u w:val="single"/>
+          </w:rPr>
+          <w:t>但以理書七章</w:t>
+        </w:r>
+      </w:hyperlink>
+      <w:r>
+        <w:rPr>
+          <w:lang w:val="zh_TW" w:bidi="zh_TW"/>
+        </w:rPr>
+        <w:t>，神啟示將來世界諸國會興起，又會如何衰落，並且祂會怎樣建立自己的國度（另見</w:t>
+      </w:r>
+      <w:hyperlink r:id="rId302">
+        <w:r>
+          <w:rPr>
+            <w:lang w:val="zh_TW" w:bidi="zh_TW"/>
+          </w:rPr>
+          <w:rPr>
+            <w:color w:val="0000EE"/>
+            <w:u w:val="single"/>
+          </w:rPr>
+          <w:t>但2:31–45</w:t>
+        </w:r>
+      </w:hyperlink>
+      <w:r>
+        <w:rPr>
+          <w:lang w:val="zh_TW" w:bidi="zh_TW"/>
+        </w:rPr>
+        <w:t>）。新約聖經多次指出，基督的事工和教會已經應驗了舊約的預言（</w:t>
+      </w:r>
+      <w:hyperlink r:id="rId303">
+        <w:r>
+          <w:rPr>
+            <w:lang w:val="zh_TW" w:bidi="zh_TW"/>
+          </w:rPr>
+          <w:rPr>
+            <w:color w:val="0000EE"/>
+            <w:u w:val="single"/>
+          </w:rPr>
+          <w:t>太1:22，</w:t>
+        </w:r>
+      </w:hyperlink>
+      <w:hyperlink r:id="rId304">
+        <w:r>
+          <w:rPr>
+            <w:lang w:val="zh_TW" w:bidi="zh_TW"/>
+          </w:rPr>
+          <w:rPr>
+            <w:color w:val="0000EE"/>
+            <w:u w:val="single"/>
+          </w:rPr>
+          <w:t>4:14，</w:t>
+        </w:r>
+      </w:hyperlink>
+      <w:hyperlink r:id="rId305">
+        <w:r>
+          <w:rPr>
+            <w:lang w:val="zh_TW" w:bidi="zh_TW"/>
+          </w:rPr>
+          <w:rPr>
+            <w:color w:val="0000EE"/>
+            <w:u w:val="single"/>
+          </w:rPr>
+          <w:t>8:17</w:t>
+        </w:r>
+      </w:hyperlink>
+      <w:r>
+        <w:rPr>
+          <w:lang w:val="zh_TW" w:bidi="zh_TW"/>
+        </w:rPr>
+        <w:t>；</w:t>
+      </w:r>
+      <w:hyperlink r:id="rId306">
+        <w:r>
+          <w:rPr>
+            <w:lang w:val="zh_TW" w:bidi="zh_TW"/>
+          </w:rPr>
+          <w:rPr>
+            <w:color w:val="0000EE"/>
+            <w:u w:val="single"/>
+          </w:rPr>
+          <w:t>約12:38–41</w:t>
+        </w:r>
+      </w:hyperlink>
+      <w:r>
+        <w:rPr>
+          <w:lang w:val="zh_TW" w:bidi="zh_TW"/>
+        </w:rPr>
+        <w:t>；</w:t>
+      </w:r>
+      <w:hyperlink r:id="rId307">
+        <w:r>
+          <w:rPr>
+            <w:lang w:val="zh_TW" w:bidi="zh_TW"/>
+          </w:rPr>
+          <w:rPr>
+            <w:color w:val="0000EE"/>
+            <w:u w:val="single"/>
+          </w:rPr>
+          <w:t>徒2:17–21，</w:t>
+        </w:r>
+      </w:hyperlink>
+      <w:hyperlink r:id="rId308">
+        <w:r>
+          <w:rPr>
+            <w:lang w:val="zh_TW" w:bidi="zh_TW"/>
+          </w:rPr>
+          <w:rPr>
+            <w:color w:val="0000EE"/>
+            <w:u w:val="single"/>
+          </w:rPr>
+          <w:t>3:22–25</w:t>
+        </w:r>
+      </w:hyperlink>
+      <w:r>
+        <w:rPr>
+          <w:lang w:val="zh_TW" w:bidi="zh_TW"/>
+        </w:rPr>
+        <w:t>；</w:t>
+      </w:r>
+      <w:hyperlink r:id="rId309">
+        <w:r>
+          <w:rPr>
+            <w:lang w:val="zh_TW" w:bidi="zh_TW"/>
+          </w:rPr>
+          <w:rPr>
+            <w:color w:val="0000EE"/>
+            <w:u w:val="single"/>
+          </w:rPr>
+          <w:t>加3:8</w:t>
+        </w:r>
+      </w:hyperlink>
+      <w:r>
+        <w:rPr>
+          <w:lang w:val="zh_TW" w:bidi="zh_TW"/>
+        </w:rPr>
+        <w:t>；</w:t>
+      </w:r>
+      <w:hyperlink r:id="rId310">
+        <w:r>
+          <w:rPr>
+            <w:lang w:val="zh_TW" w:bidi="zh_TW"/>
+          </w:rPr>
+          <w:rPr>
+            <w:color w:val="0000EE"/>
+            <w:u w:val="single"/>
+          </w:rPr>
+          <w:t>來5:6</w:t>
+        </w:r>
+      </w:hyperlink>
+      <w:r>
+        <w:rPr>
+          <w:lang w:val="zh_TW" w:bidi="zh_TW"/>
+        </w:rPr>
+        <w:t>；</w:t>
+      </w:r>
+      <w:hyperlink r:id="rId311">
+        <w:r>
+          <w:rPr>
+            <w:lang w:val="zh_TW" w:bidi="zh_TW"/>
+          </w:rPr>
+          <w:rPr>
+            <w:color w:val="0000EE"/>
+            <w:u w:val="single"/>
+          </w:rPr>
+          <w:t>彼前1:10–12</w:t>
+        </w:r>
+      </w:hyperlink>
+      <w:r>
+        <w:rPr>
+          <w:lang w:val="zh_TW" w:bidi="zh_TW"/>
+        </w:rPr>
+        <w:t>）。</w:t>
+      </w:r>
+    </w:p>
+    <w:p>
+      <w:pPr/>
+      <w:r>
+        <w:rPr>
+          <w:lang w:val="zh_TW" w:bidi="zh_TW"/>
+        </w:rPr>
+      </w:r>
+      <w:r>
+        <w:rPr>
+          <w:lang w:val="zh_TW" w:bidi="zh_TW"/>
+        </w:rPr>
+        <w:t>早期的希臘哲學家認為命運主宰一切將來的事，包括人類的歷史和眾神的結局。有時眾神可能知道某些將來的事，並把這些事透露給人，但人仍不能改變將要發生的事。這種看法與聖經所啟示的那位能親自認識人、知道將來，又按祂旨意帶領歷史發展的造物主大不相同。</w:t>
+      </w:r>
+    </w:p>
+    <w:p>
+      <w:pPr/>
+      <w:r>
+        <w:rPr>
+          <w:lang w:val="zh_TW" w:bidi="zh_TW"/>
+        </w:rPr>
+      </w:r>
+      <w:r>
+        <w:rPr>
+          <w:lang w:val="zh_TW" w:bidi="zh_TW"/>
+        </w:rPr>
+        <w:t>幾個世紀以來，神學家和哲學家一直討論神的預知與人的自由。有些人主張，如果神已經知道將來會發生甚麼，那事情就必定會發生，人所作的選擇就毫無意義。</w:t>
+      </w:r>
+    </w:p>
+    <w:p>
+      <w:pPr/>
+      <w:r>
+        <w:rPr>
+          <w:lang w:val="zh_TW" w:bidi="zh_TW"/>
+        </w:rPr>
+      </w:r>
+      <w:r>
+        <w:rPr>
+          <w:lang w:val="zh_TW" w:bidi="zh_TW"/>
+        </w:rPr>
+        <w:t>早期教會的神學家強烈否認預知等同預先決定。以殉道者游斯丁（Justin Martyr）為例，他說過：「我們談及之前預言那將來之事，不是指這些事必然如宿命般發生。」換言之，神知道將要發生的事，並不代表祂</w:t>
+      </w:r>
+      <w:r>
+        <w:rPr>
+          <w:b/>
+          <w:lang w:val="zh_TW" w:bidi="zh_TW"/>
+        </w:rPr>
+        <w:t>使</w:t>
+      </w:r>
+      <w:r>
+        <w:rPr>
+          <w:lang w:val="zh_TW" w:bidi="zh_TW"/>
+        </w:rPr>
+        <w:t>那些事發生。</w:t>
+      </w:r>
+    </w:p>
+    <w:p>
+      <w:pPr/>
+      <w:r>
+        <w:rPr>
+          <w:lang w:val="zh_TW" w:bidi="zh_TW"/>
+        </w:rPr>
+      </w:r>
+      <w:r>
+        <w:rPr>
+          <w:lang w:val="zh_TW" w:bidi="zh_TW"/>
+        </w:rPr>
+        <w:t>有些神學家擔心預知會削弱人的自由，於是他們主張神不能確定地知道將來的事。例如，現代進程神學（process theology，</w:t>
+      </w:r>
+      <w:r>
+        <w:rPr>
+          <w:lang w:val="zh_TW" w:bidi="zh_TW"/>
+        </w:rPr>
+        <w:t>又稱歷程神學</w:t>
+      </w:r>
+      <w:r>
+        <w:rPr>
+          <w:lang w:val="zh_TW" w:bidi="zh_TW"/>
+        </w:rPr>
+        <w:t>）認為，神會隨著自然和人類一同發展。這種看法認為神只能知道已經發生的事，而將來對神和人來說，都仍然是不確定的。一位較早期的神學家亞當·克拉克（Adam Clarke）則提出，神能知道一切將來的事，但祂選擇不預先知道其中的一部分。</w:t>
+      </w:r>
+    </w:p>
+    <w:p>
+      <w:pPr/>
+      <w:r>
+        <w:rPr>
+          <w:lang w:val="zh_TW" w:bidi="zh_TW"/>
+        </w:rPr>
+      </w:r>
+      <w:r>
+        <w:rPr>
+          <w:lang w:val="zh_TW" w:bidi="zh_TW"/>
+        </w:rPr>
+        <w:t>奧古斯丁（Augustine）採取另一種看法。他認為神活在永恆之中，在那裡一切事情同時呈現在祂面前；對神而言並沒有過去或將來。因此，祂並不是在事情發生之前「知道」那些事；祂以永恆的「現在」看見所有事件。然而，奧古斯丁並沒有否認神知道一切，包括將來將要發生的事。</w:t>
+      </w:r>
+    </w:p>
+    <w:p>
+      <w:pPr/>
+      <w:r>
+        <w:rPr>
+          <w:lang w:val="zh_TW" w:bidi="zh_TW"/>
+        </w:rPr>
+      </w:r>
+      <w:r>
+        <w:rPr>
+          <w:lang w:val="zh_TW" w:bidi="zh_TW"/>
+        </w:rPr>
+        <w:t>福音派神學家引用聖經指出，神知道一切將來的事。然而對此觀點仍存在不同見解。加爾文（Calvin）的跟隨者認為神知道所有事情，祂決定人類歷史會發生甚麼事，甚至連最細微的事情都由祂決定。這種觀點相信，預知與預定（即確保將來必定發生）緊密相關，甚至兩者皆為同一回事。大多數加爾文主義神學家強調，人仍然要為自己的選擇負責，他們不是盲目命運的受害者。他們也主張神不是罪的來源；罪是天使和人背叛那位聖潔、公義的神而來的。</w:t>
+      </w:r>
+    </w:p>
+    <w:p>
+      <w:pPr/>
+      <w:r>
+        <w:rPr>
+          <w:lang w:val="zh_TW" w:bidi="zh_TW"/>
+        </w:rPr>
+      </w:r>
+      <w:r>
+        <w:rPr>
+          <w:lang w:val="zh_TW" w:bidi="zh_TW"/>
+        </w:rPr>
+        <w:t>阿民念派</w:t>
+      </w:r>
+      <w:r>
+        <w:rPr>
+          <w:lang w:val="zh_TW" w:bidi="zh_TW"/>
+        </w:rPr>
+        <w:t>（Armenian Evangelicals）把預知與事件的預定分開。他們認為，神確定了人類歷史與世界救贖的整體計劃，但個人如何回應神則不在此範圍之內。因此，神可以預先知道一件事會發生，但祂無須直接使那件事發生。</w:t>
+      </w:r>
+    </w:p>
+    <w:p>
+      <w:pPr/>
+      <w:r>
+        <w:rPr>
+          <w:lang w:val="zh_TW" w:bidi="zh_TW"/>
+        </w:rPr>
+      </w:r>
+      <w:r>
+        <w:rPr>
+          <w:lang w:val="zh_TW" w:bidi="zh_TW"/>
+        </w:rPr>
+        <w:t>福音派基督徒對神的預知與歷史的關係，有不同看法。然而，聖經教導神預知一切，同時也教導人要為自己的選擇負責。</w:t>
+      </w:r>
+    </w:p>
+    <w:p>
+      <w:pPr/>
+      <w:r>
+        <w:rPr>
+          <w:lang w:val="zh_TW" w:bidi="zh_TW"/>
+        </w:rPr>
+      </w:r>
+      <w:r>
+        <w:rPr>
           <w:i/>
           <w:lang w:val="zh_TW" w:bidi="zh_TW"/>
         </w:rPr>
@@ -1220,13 +8032,7 @@
         <w:rPr>
           <w:lang w:val="zh_TW" w:bidi="zh_TW"/>
         </w:rPr>
-        <w:t xml:space="preserve"> </w:t>
-      </w:r>
-      <w:r>
-        <w:rPr>
-          <w:lang w:val="zh_TW" w:bidi="zh_TW"/>
-        </w:rPr>
-        <w:t>肉體</w:t>
+        <w:t>揀選（動詞）、揀選（名詞）</w:t>
       </w:r>
       <w:r>
         <w:rPr>
@@ -1238,49 +8044,7 @@
         <w:rPr>
           <w:lang w:val="zh_TW" w:bidi="zh_TW"/>
         </w:rPr>
-        <w:t>稱義</w:t>
-      </w:r>
-      <w:r>
-        <w:rPr>
-          <w:lang w:val="zh_TW" w:bidi="zh_TW"/>
-        </w:rPr>
-        <w:t>，</w:t>
-      </w:r>
-      <w:r>
-        <w:rPr>
-          <w:lang w:val="zh_TW" w:bidi="zh_TW"/>
-        </w:rPr>
-        <w:t>被</w:t>
-      </w:r>
-      <w:r>
-        <w:rPr>
-          <w:lang w:val="zh_TW" w:bidi="zh_TW"/>
-        </w:rPr>
-        <w:t>稱義</w:t>
-      </w:r>
-      <w:r>
-        <w:rPr>
-          <w:lang w:val="zh_TW" w:bidi="zh_TW"/>
-        </w:rPr>
-        <w:t>；</w:t>
-      </w:r>
-      <w:r>
-        <w:rPr>
-          <w:lang w:val="zh_TW" w:bidi="zh_TW"/>
-        </w:rPr>
-        <w:t>至死的罪</w:t>
-      </w:r>
-      <w:r>
-        <w:rPr>
-          <w:lang w:val="zh_TW" w:bidi="zh_TW"/>
-        </w:rPr>
-        <w:t>；</w:t>
-      </w:r>
-      <w:r>
-        <w:rPr>
-          <w:lang w:val="zh_TW" w:bidi="zh_TW"/>
-        </w:rPr>
-        <w:t>不可赦免的罪</w:t>
+        <w:t>預定</w:t>
       </w:r>
       <w:r>
         <w:rPr>
@@ -3189,6 +9953,30 @@
   <w:num w:numId="13" w16cid:durableId="592781308">
     <w:abstractNumId w:val="11"/>
   </w:num>
+  <w:num w:numId="14">
+    <w:abstractNumId w:val="3"/>
+    <w:lvlOverride w:ilvl="0">
+      <w:startOverride w:val="1"/>
+    </w:lvlOverride>
+  </w:num>
+  <w:num w:numId="15">
+    <w:abstractNumId w:val="3"/>
+    <w:lvlOverride w:ilvl="0">
+      <w:startOverride w:val="1"/>
+    </w:lvlOverride>
+  </w:num>
+  <w:num w:numId="16">
+    <w:abstractNumId w:val="3"/>
+    <w:lvlOverride w:ilvl="0">
+      <w:startOverride w:val="1"/>
+    </w:lvlOverride>
+  </w:num>
+  <w:num w:numId="17">
+    <w:abstractNumId w:val="3"/>
+    <w:lvlOverride w:ilvl="0">
+      <w:startOverride w:val="1"/>
+    </w:lvlOverride>
+  </w:num>
   <w:numIdMacAtCleanup w:val="10"/>
 </w:numbering>
 </file>

--- a/zht/docx/191.content.docx
+++ b/zht/docx/191.content.docx
@@ -149,7 +149,7 @@
         <w:rPr>
           <w:lang w:val="zh_TW" w:bidi="zh_TW"/>
         </w:rPr>
-        <w:t>xue</w:t>
+        <w:t>xiong</w:t>
       </w:r>
       <w:r>
         <w:rPr>
@@ -212,7 +212,7 @@
         <w:rPr>
           <w:lang w:val="zh_TW" w:bidi="zh_TW"/>
         </w:rPr>
-        <w:t>血</w:t>
+        <w:t>兄弟</w:t>
       </w:r>
       <w:r>
         <w:rPr>
@@ -231,7 +231,73 @@
         <w:rPr>
           <w:lang w:val="zh_TW" w:bidi="zh_TW"/>
         </w:rPr>
-        <w:t>血是在人和動物身體裡流動的紅色液體。</w:t>
+        <w:t>「兄弟」一詞可以指：</w:t>
+      </w:r>
+    </w:p>
+    <w:p>
+      <w:pPr>
+        <w:pStyle w:val="ListBullet"/>
+        <w:spacing w:line="240" w:lineRule="auto"/>
+        <w:ind w:left="720"/>
+      </w:pPr>
+      <w:r>
+        <w:rPr>
+          <w:lang w:val="zh_TW" w:bidi="zh_TW"/>
+        </w:rPr>
+      </w:r>
+      <w:r>
+        <w:rPr>
+          <w:lang w:val="zh_TW" w:bidi="zh_TW"/>
+        </w:rPr>
+        <w:t>與自己有兄弟關係的男性</w:t>
+      </w:r>
+    </w:p>
+    <w:p>
+      <w:pPr>
+        <w:pStyle w:val="ListBullet"/>
+        <w:spacing w:line="240" w:lineRule="auto"/>
+        <w:ind w:left="720"/>
+      </w:pPr>
+      <w:r>
+        <w:rPr>
+          <w:lang w:val="zh_TW" w:bidi="zh_TW"/>
+        </w:rPr>
+      </w:r>
+      <w:r>
+        <w:rPr>
+          <w:lang w:val="zh_TW" w:bidi="zh_TW"/>
+        </w:rPr>
+        <w:t>親密的男性朋友</w:t>
+      </w:r>
+    </w:p>
+    <w:p>
+      <w:pPr>
+        <w:pStyle w:val="ListBullet"/>
+        <w:spacing w:line="240" w:lineRule="auto"/>
+        <w:ind w:left="720"/>
+      </w:pPr>
+      <w:r>
+        <w:rPr>
+          <w:lang w:val="zh_TW" w:bidi="zh_TW"/>
+        </w:rPr>
+      </w:r>
+      <w:r>
+        <w:rPr>
+          <w:lang w:val="zh_TW" w:bidi="zh_TW"/>
+        </w:rPr>
+        <w:t>同種族、信仰、職業或組織的成員。</w:t>
+      </w:r>
+    </w:p>
+    <w:p>
+      <w:pPr>
+        <w:pStyle w:val="Heading3"/>
+      </w:pPr>
+      <w:r>
+        <w:rPr>
+          <w:b/>
+          <w:lang w:val="zh_TW" w:bidi="zh_TW"/>
+        </w:rPr>
+        <w:t>「兄弟」在舊約中的意思是什麼？</w:t>
       </w:r>
     </w:p>
     <w:p>
@@ -245,7 +311,7 @@
         <w:rPr>
           <w:lang w:val="zh_TW" w:bidi="zh_TW"/>
         </w:rPr>
-        <w:t>在聖經裡，「血」的意思不只是指實際的血液，還有多種含義。有時經文用「血」來形容紅色：「日頭要變為黑暗， 月亮要變為血」（</w:t>
+        <w:t>在舊約聖經中，「兄弟」的希伯來文指的是至少有一個共同父親或母親的男性。約瑟和便雅憫都是雅各和拉結的孩子（</w:t>
       </w:r>
       <w:hyperlink r:id="rId13">
         <w:r>
@@ -256,14 +322,14 @@
             <w:color w:val="0000EE"/>
             <w:u w:val="single"/>
           </w:rPr>
-          <w:t>徒2:20</w:t>
+          <w:t>創35:24</w:t>
         </w:r>
       </w:hyperlink>
       <w:r>
         <w:rPr>
           <w:lang w:val="zh_TW" w:bidi="zh_TW"/>
         </w:rPr>
-        <w:t>）。有時，就像在</w:t>
+        <w:t>）。然而，雅各其他的兒子也被稱為約瑟的兄弟（</w:t>
       </w:r>
       <w:hyperlink r:id="rId14">
         <w:r>
@@ -274,14 +340,14 @@
             <w:color w:val="0000EE"/>
             <w:u w:val="single"/>
           </w:rPr>
-          <w:t>申命記三十二章14節</w:t>
+          <w:t>創42:6</w:t>
         </w:r>
       </w:hyperlink>
       <w:r>
         <w:rPr>
           <w:lang w:val="zh_TW" w:bidi="zh_TW"/>
         </w:rPr>
-        <w:t>中，經文會用「血」來指酒（這裡的「酒」，希伯來文原文直譯作「葡萄的血」）。</w:t>
+        <w:t>）。</w:t>
       </w:r>
     </w:p>
     <w:p>
@@ -295,7 +361,7 @@
         <w:rPr>
           <w:lang w:val="zh_TW" w:bidi="zh_TW"/>
         </w:rPr>
-        <w:t>聖經使用「血肉」這個片語時，意思是指普通的人。例如，當耶穌告訴彼得「這不是屬血肉的指示你的，乃是我在天上的父指示的」時，祂的意思是沒有任何普通的人把這事告訴彼得（</w:t>
+        <w:t>約瑟對便雅憫的愛是特別的，但兄弟之間並非總有這種愛。該隱殺害了他的兄弟亞伯（</w:t>
       </w:r>
       <w:hyperlink r:id="rId15">
         <w:r>
@@ -306,14 +372,14 @@
             <w:color w:val="0000EE"/>
             <w:u w:val="single"/>
           </w:rPr>
-          <w:t>太16:17</w:t>
+          <w:t>創4:8</w:t>
         </w:r>
       </w:hyperlink>
       <w:r>
         <w:rPr>
           <w:lang w:val="zh_TW" w:bidi="zh_TW"/>
         </w:rPr>
-        <w:t>；另見</w:t>
+        <w:t>），以掃恨他的兄弟雅各（</w:t>
       </w:r>
       <w:hyperlink r:id="rId16">
         <w:r>
@@ -324,14 +390,14 @@
             <w:color w:val="0000EE"/>
             <w:u w:val="single"/>
           </w:rPr>
-          <w:t>林前15:50</w:t>
+          <w:t>27:41</w:t>
         </w:r>
       </w:hyperlink>
       <w:r>
         <w:rPr>
           <w:lang w:val="zh_TW" w:bidi="zh_TW"/>
         </w:rPr>
-        <w:t>；</w:t>
+        <w:t>）。兄弟可能帶來壞的影響（</w:t>
       </w:r>
       <w:hyperlink r:id="rId17">
         <w:r>
@@ -342,14 +408,32 @@
             <w:color w:val="0000EE"/>
             <w:u w:val="single"/>
           </w:rPr>
-          <w:t>加1:16</w:t>
+          <w:t>申13:6</w:t>
         </w:r>
       </w:hyperlink>
       <w:r>
         <w:rPr>
           <w:lang w:val="zh_TW" w:bidi="zh_TW"/>
         </w:rPr>
-        <w:t>；</w:t>
+        <w:t>–</w:t>
+      </w:r>
+      <w:hyperlink r:id="rId17">
+        <w:r>
+          <w:rPr>
+            <w:lang w:val="zh_TW" w:bidi="zh_TW"/>
+          </w:rPr>
+          <w:rPr>
+            <w:color w:val="0000EE"/>
+            <w:u w:val="single"/>
+          </w:rPr>
+          <w:t>7</w:t>
+        </w:r>
+      </w:hyperlink>
+      <w:r>
+        <w:rPr>
+          <w:lang w:val="zh_TW" w:bidi="zh_TW"/>
+        </w:rPr>
+        <w:t>），但理想中，兄弟應該在需要時幫助對方（</w:t>
       </w:r>
       <w:hyperlink r:id="rId18">
         <w:r>
@@ -360,14 +444,26 @@
             <w:color w:val="0000EE"/>
             <w:u w:val="single"/>
           </w:rPr>
-          <w:t>弗6:12</w:t>
+          <w:t>箴17:17</w:t>
         </w:r>
       </w:hyperlink>
       <w:r>
         <w:rPr>
           <w:lang w:val="zh_TW" w:bidi="zh_TW"/>
         </w:rPr>
-        <w:t>），這啟示仍是來自神。猶大出賣耶穌之後，也承認自己「賣了無辜之人的血是有罪了」（</w:t>
+        <w:t>）。</w:t>
+      </w:r>
+      <w:r>
+        <w:rPr>
+          <w:lang w:val="zh_TW" w:bidi="zh_TW"/>
+        </w:rPr>
+        <w:t>娶寡嫂婚的</w:t>
+      </w:r>
+      <w:r>
+        <w:rPr>
+          <w:lang w:val="zh_TW" w:bidi="zh_TW"/>
+        </w:rPr>
+        <w:t>律法規定，如果一個男人死後遺下無子的寡婦，他的兄弟必須娶這位寡婦，為其生子以延續兄弟的家族名字（</w:t>
       </w:r>
       <w:hyperlink r:id="rId19">
         <w:r>
@@ -378,25 +474,14 @@
             <w:color w:val="0000EE"/>
             <w:u w:val="single"/>
           </w:rPr>
-          <w:t>太27:4</w:t>
+          <w:t>申25:5</w:t>
         </w:r>
       </w:hyperlink>
       <w:r>
         <w:rPr>
           <w:lang w:val="zh_TW" w:bidi="zh_TW"/>
         </w:rPr>
-        <w:t>）。在這些經文裡，「血」指自然的生命，而不是屬靈的生命或天上的生命。</w:t>
-      </w:r>
-    </w:p>
-    <w:p>
-      <w:pPr>
-        <w:pStyle w:val="Heading3"/>
-      </w:pPr>
-      <w:r>
-        <w:rPr>
-          <w:lang w:val="zh_TW" w:bidi="zh_TW"/>
-        </w:rPr>
-        <w:t>血與生命的關聯</w:t>
+        <w:t>）。</w:t>
       </w:r>
     </w:p>
     <w:p>
@@ -410,7 +495,7 @@
         <w:rPr>
           <w:lang w:val="zh_TW" w:bidi="zh_TW"/>
         </w:rPr>
-        <w:t>聖經也用「血」來表達流血的行為，也就是殺人。</w:t>
+        <w:t>大衛稱約拿單為「兄弟」，即使他們沒有血緣關係（</w:t>
       </w:r>
       <w:hyperlink r:id="rId20">
         <w:r>
@@ -421,14 +506,14 @@
             <w:color w:val="0000EE"/>
             <w:u w:val="single"/>
           </w:rPr>
-          <w:t>詩篇九篇12節</w:t>
+          <w:t>撒下1:26</w:t>
         </w:r>
       </w:hyperlink>
       <w:r>
         <w:rPr>
           <w:lang w:val="zh_TW" w:bidi="zh_TW"/>
         </w:rPr>
-        <w:t>提到「追討流人血之罪的」。</w:t>
+        <w:t>）。一個以色列同胞也可以被稱為兄弟，這種關係帶有某些義務：例如，兄弟之間不能收取利息，也不能將他變為奴隸（</w:t>
       </w:r>
       <w:hyperlink r:id="rId21">
         <w:r>
@@ -439,16 +524,16 @@
             <w:color w:val="0000EE"/>
             <w:u w:val="single"/>
           </w:rPr>
-          <w:t>創世記三十七章26節</w:t>
+          <w:t>利25:35</w:t>
         </w:r>
       </w:hyperlink>
       <w:r>
         <w:rPr>
           <w:lang w:val="zh_TW" w:bidi="zh_TW"/>
         </w:rPr>
-        <w:t>說到約瑟的兄弟藏了他的血，意思就是要殺害他。經文說人「背負流人血之罪」，意思是犯了殺人的罪（</w:t>
-      </w:r>
-      <w:hyperlink r:id="rId22">
+        <w:t>–</w:t>
+      </w:r>
+      <w:hyperlink r:id="rId21">
         <w:r>
           <w:rPr>
             <w:lang w:val="zh_TW" w:bidi="zh_TW"/>
@@ -457,32 +542,25 @@
             <w:color w:val="0000EE"/>
             <w:u w:val="single"/>
           </w:rPr>
-          <w:t>箴28:17</w:t>
+          <w:t>43</w:t>
         </w:r>
       </w:hyperlink>
       <w:r>
         <w:rPr>
           <w:lang w:val="zh_TW" w:bidi="zh_TW"/>
         </w:rPr>
-        <w:t>）。耶穌被釘十字架之前，彼拉多說：「流這義人的血，罪不在我」（</w:t>
-      </w:r>
-      <w:hyperlink r:id="rId23">
-        <w:r>
-          <w:rPr>
-            <w:lang w:val="zh_TW" w:bidi="zh_TW"/>
-          </w:rPr>
-          <w:rPr>
-            <w:color w:val="0000EE"/>
-            <w:u w:val="single"/>
-          </w:rPr>
-          <w:t>太27:24–25</w:t>
-        </w:r>
-      </w:hyperlink>
-      <w:r>
-        <w:rPr>
-          <w:lang w:val="zh_TW" w:bidi="zh_TW"/>
-        </w:rPr>
-        <w:t>）。因此，聖經經常把暴力的死亡與血聯繫起來。</w:t>
+        <w:t>）。</w:t>
+      </w:r>
+    </w:p>
+    <w:p>
+      <w:pPr>
+        <w:pStyle w:val="Heading3"/>
+      </w:pPr>
+      <w:r>
+        <w:rPr>
+          <w:lang w:val="zh_TW" w:bidi="zh_TW"/>
+        </w:rPr>
+        <w:t>「兄弟」在新約中是什麼意思？</w:t>
       </w:r>
     </w:p>
     <w:p>
@@ -496,7 +574,213 @@
         <w:rPr>
           <w:lang w:val="zh_TW" w:bidi="zh_TW"/>
         </w:rPr>
-        <w:t>這樣的推理是有道理的，因為血與生命緊密相連。舊約聖經中有三處經文清楚表明血與生命之間的關係：</w:t>
+        <w:t>在新約聖經中，希臘文的「兄弟」指親生兄弟，例如安得烈和彼得（</w:t>
+      </w:r>
+      <w:hyperlink r:id="rId22">
+        <w:r>
+          <w:rPr>
+            <w:lang w:val="zh_TW" w:bidi="zh_TW"/>
+          </w:rPr>
+          <w:rPr>
+            <w:color w:val="0000EE"/>
+            <w:u w:val="single"/>
+          </w:rPr>
+          <w:t>約1:41</w:t>
+        </w:r>
+      </w:hyperlink>
+      <w:r>
+        <w:rPr>
+          <w:lang w:val="zh_TW" w:bidi="zh_TW"/>
+        </w:rPr>
+        <w:t>）。耶穌有四個兄弟（</w:t>
+      </w:r>
+      <w:hyperlink r:id="rId23">
+        <w:r>
+          <w:rPr>
+            <w:lang w:val="zh_TW" w:bidi="zh_TW"/>
+          </w:rPr>
+          <w:rPr>
+            <w:color w:val="0000EE"/>
+            <w:u w:val="single"/>
+          </w:rPr>
+          <w:t>可6:3</w:t>
+        </w:r>
+      </w:hyperlink>
+      <w:r>
+        <w:rPr>
+          <w:lang w:val="zh_TW" w:bidi="zh_TW"/>
+        </w:rPr>
+        <w:t>）。（羅馬天主教徒認為他們是耶穌的表兄弟，但希臘文並未使用表兄弟的詞語。）耶穌的兄弟起初不信祂（</w:t>
+      </w:r>
+      <w:hyperlink r:id="rId24">
+        <w:r>
+          <w:rPr>
+            <w:lang w:val="zh_TW" w:bidi="zh_TW"/>
+          </w:rPr>
+          <w:rPr>
+            <w:color w:val="0000EE"/>
+            <w:u w:val="single"/>
+          </w:rPr>
+          <w:t>約7:5</w:t>
+        </w:r>
+      </w:hyperlink>
+      <w:r>
+        <w:rPr>
+          <w:lang w:val="zh_TW" w:bidi="zh_TW"/>
+        </w:rPr>
+        <w:t>）。然而，在耶穌復活後，他們加入了基督教群體（</w:t>
+      </w:r>
+      <w:hyperlink r:id="rId25">
+        <w:r>
+          <w:rPr>
+            <w:lang w:val="zh_TW" w:bidi="zh_TW"/>
+          </w:rPr>
+          <w:rPr>
+            <w:color w:val="0000EE"/>
+            <w:u w:val="single"/>
+          </w:rPr>
+          <w:t>徒1:14</w:t>
+        </w:r>
+      </w:hyperlink>
+      <w:r>
+        <w:rPr>
+          <w:lang w:val="zh_TW" w:bidi="zh_TW"/>
+        </w:rPr>
+        <w:t>）。耶穌教導祂的門徒，他們只有一位父（神），因此彼此皆為兄弟（</w:t>
+      </w:r>
+      <w:hyperlink r:id="rId26">
+        <w:r>
+          <w:rPr>
+            <w:lang w:val="zh_TW" w:bidi="zh_TW"/>
+          </w:rPr>
+          <w:rPr>
+            <w:color w:val="0000EE"/>
+            <w:u w:val="single"/>
+          </w:rPr>
+          <w:t>太23:8</w:t>
+        </w:r>
+      </w:hyperlink>
+      <w:r>
+        <w:rPr>
+          <w:lang w:val="zh_TW" w:bidi="zh_TW"/>
+        </w:rPr>
+        <w:t>–</w:t>
+      </w:r>
+      <w:hyperlink r:id="rId26">
+        <w:r>
+          <w:rPr>
+            <w:lang w:val="zh_TW" w:bidi="zh_TW"/>
+          </w:rPr>
+          <w:rPr>
+            <w:color w:val="0000EE"/>
+            <w:u w:val="single"/>
+          </w:rPr>
+          <w:t>9</w:t>
+        </w:r>
+      </w:hyperlink>
+      <w:r>
+        <w:rPr>
+          <w:lang w:val="zh_TW" w:bidi="zh_TW"/>
+        </w:rPr>
+        <w:t>）。他也稱自己是他們的兄弟（</w:t>
+      </w:r>
+      <w:hyperlink r:id="rId27">
+        <w:r>
+          <w:rPr>
+            <w:lang w:val="zh_TW" w:bidi="zh_TW"/>
+          </w:rPr>
+          <w:rPr>
+            <w:color w:val="0000EE"/>
+            <w:u w:val="single"/>
+          </w:rPr>
+          <w:t>太28:10</w:t>
+        </w:r>
+      </w:hyperlink>
+      <w:r>
+        <w:rPr>
+          <w:lang w:val="zh_TW" w:bidi="zh_TW"/>
+        </w:rPr>
+        <w:t>）。</w:t>
+      </w:r>
+    </w:p>
+    <w:p>
+      <w:pPr/>
+      <w:r>
+        <w:rPr>
+          <w:lang w:val="zh_TW" w:bidi="zh_TW"/>
+        </w:rPr>
+      </w:r>
+      <w:r>
+        <w:rPr>
+          <w:lang w:val="zh_TW" w:bidi="zh_TW"/>
+        </w:rPr>
+        <w:t>早期基督徒互稱「弟兄」（</w:t>
+      </w:r>
+      <w:hyperlink r:id="rId28">
+        <w:r>
+          <w:rPr>
+            <w:lang w:val="zh_TW" w:bidi="zh_TW"/>
+          </w:rPr>
+          <w:rPr>
+            <w:color w:val="0000EE"/>
+            <w:u w:val="single"/>
+          </w:rPr>
+          <w:t>徒9:17</w:t>
+        </w:r>
+      </w:hyperlink>
+      <w:r>
+        <w:rPr>
+          <w:lang w:val="zh_TW" w:bidi="zh_TW"/>
+        </w:rPr>
+        <w:t>；</w:t>
+      </w:r>
+      <w:hyperlink r:id="rId29">
+        <w:r>
+          <w:rPr>
+            <w:lang w:val="zh_TW" w:bidi="zh_TW"/>
+          </w:rPr>
+          <w:rPr>
+            <w:color w:val="0000EE"/>
+            <w:u w:val="single"/>
+          </w:rPr>
+          <w:t>西1:1</w:t>
+        </w:r>
+      </w:hyperlink>
+      <w:r>
+        <w:rPr>
+          <w:lang w:val="zh_TW" w:bidi="zh_TW"/>
+        </w:rPr>
+        <w:t>）。基督徒群體兩次被稱為「弟兄或眾弟兄（the brotherhood）」（</w:t>
+      </w:r>
+      <w:hyperlink r:id="rId30">
+        <w:r>
+          <w:rPr>
+            <w:lang w:val="zh_TW" w:bidi="zh_TW"/>
+          </w:rPr>
+          <w:rPr>
+            <w:color w:val="0000EE"/>
+            <w:u w:val="single"/>
+          </w:rPr>
+          <w:t>彼前2:17，</w:t>
+        </w:r>
+      </w:hyperlink>
+      <w:hyperlink r:id="rId31">
+        <w:r>
+          <w:rPr>
+            <w:lang w:val="zh_TW" w:bidi="zh_TW"/>
+          </w:rPr>
+          <w:rPr>
+            <w:color w:val="0000EE"/>
+            <w:u w:val="single"/>
+          </w:rPr>
+          <w:t>5:9</w:t>
+        </w:r>
+      </w:hyperlink>
+      <w:r>
+        <w:rPr>
+          <w:lang w:val="zh_TW" w:bidi="zh_TW"/>
+        </w:rPr>
+        <w:t>）。成為基督徒弟兄的一員需要負上某些責任：</w:t>
       </w:r>
     </w:p>
     <w:p>
@@ -514,9 +798,9 @@
         <w:rPr>
           <w:lang w:val="zh_TW" w:bidi="zh_TW"/>
         </w:rPr>
-        <w:t>「惟獨肉帶著血，那就是牠的生命，你們不可吃」（</w:t>
-      </w:r>
-      <w:hyperlink r:id="rId24">
+        <w:t>節制情慾（</w:t>
+      </w:r>
+      <w:hyperlink r:id="rId32">
         <w:r>
           <w:rPr>
             <w:lang w:val="zh_TW" w:bidi="zh_TW"/>
@@ -525,7 +809,7 @@
             <w:color w:val="0000EE"/>
             <w:u w:val="single"/>
           </w:rPr>
-          <w:t>創9:4</w:t>
+          <w:t>帖前4:6</w:t>
         </w:r>
       </w:hyperlink>
       <w:r>
@@ -550,9 +834,9 @@
         <w:rPr>
           <w:lang w:val="zh_TW" w:bidi="zh_TW"/>
         </w:rPr>
-        <w:t>「因為活物的生命是在血中」（</w:t>
-      </w:r>
-      <w:hyperlink r:id="rId25">
+        <w:t>在需要時提供物質幫助（</w:t>
+      </w:r>
+      <w:hyperlink r:id="rId33">
         <w:r>
           <w:rPr>
             <w:lang w:val="zh_TW" w:bidi="zh_TW"/>
@@ -561,7 +845,25 @@
             <w:color w:val="0000EE"/>
             <w:u w:val="single"/>
           </w:rPr>
-          <w:t>利17:11</w:t>
+          <w:t>雅2:15</w:t>
+        </w:r>
+      </w:hyperlink>
+      <w:r>
+        <w:rPr>
+          <w:lang w:val="zh_TW" w:bidi="zh_TW"/>
+        </w:rPr>
+        <w:t>–</w:t>
+      </w:r>
+      <w:hyperlink r:id="rId33">
+        <w:r>
+          <w:rPr>
+            <w:lang w:val="zh_TW" w:bidi="zh_TW"/>
+          </w:rPr>
+          <w:rPr>
+            <w:color w:val="0000EE"/>
+            <w:u w:val="single"/>
+          </w:rPr>
+          <w:t>16</w:t>
         </w:r>
       </w:hyperlink>
       <w:r>
@@ -586,9 +888,9 @@
         <w:rPr>
           <w:lang w:val="zh_TW" w:bidi="zh_TW"/>
         </w:rPr>
-        <w:t>「只是你要心意堅定，不可吃血，因為血是生命」（</w:t>
-      </w:r>
-      <w:hyperlink r:id="rId26">
+        <w:t>避免引起冒犯（</w:t>
+      </w:r>
+      <w:hyperlink r:id="rId34">
         <w:r>
           <w:rPr>
             <w:lang w:val="zh_TW" w:bidi="zh_TW"/>
@@ -597,7 +899,7 @@
             <w:color w:val="0000EE"/>
             <w:u w:val="single"/>
           </w:rPr>
-          <w:t>申12:23</w:t>
+          <w:t>羅14:13</w:t>
         </w:r>
       </w:hyperlink>
       <w:r>
@@ -605,6 +907,114 @@
           <w:lang w:val="zh_TW" w:bidi="zh_TW"/>
         </w:rPr>
         <w:t>）。</w:t>
+      </w:r>
+    </w:p>
+    <w:p>
+      <w:pPr>
+        <w:pStyle w:val="ListBullet"/>
+        <w:spacing w:line="240" w:lineRule="auto"/>
+        <w:ind w:left="720"/>
+      </w:pPr>
+      <w:r>
+        <w:rPr>
+          <w:lang w:val="zh_TW" w:bidi="zh_TW"/>
+        </w:rPr>
+      </w:r>
+      <w:r>
+        <w:rPr>
+          <w:lang w:val="zh_TW" w:bidi="zh_TW"/>
+        </w:rPr>
+        <w:t>基督徒不應該「訴諸法律」或控告他們的弟兄（</w:t>
+      </w:r>
+      <w:hyperlink r:id="rId35">
+        <w:r>
+          <w:rPr>
+            <w:lang w:val="zh_TW" w:bidi="zh_TW"/>
+          </w:rPr>
+          <w:rPr>
+            <w:color w:val="0000EE"/>
+            <w:u w:val="single"/>
+          </w:rPr>
+          <w:t>林前6:5</w:t>
+        </w:r>
+      </w:hyperlink>
+      <w:r>
+        <w:rPr>
+          <w:lang w:val="zh_TW" w:bidi="zh_TW"/>
+        </w:rPr>
+        <w:t>–</w:t>
+      </w:r>
+      <w:hyperlink r:id="rId35">
+        <w:r>
+          <w:rPr>
+            <w:lang w:val="zh_TW" w:bidi="zh_TW"/>
+          </w:rPr>
+          <w:rPr>
+            <w:color w:val="0000EE"/>
+            <w:u w:val="single"/>
+          </w:rPr>
+          <w:t>6</w:t>
+        </w:r>
+      </w:hyperlink>
+      <w:r>
+        <w:rPr>
+          <w:lang w:val="zh_TW" w:bidi="zh_TW"/>
+        </w:rPr>
+        <w:t>）</w:t>
+      </w:r>
+    </w:p>
+    <w:p>
+      <w:pPr>
+        <w:pStyle w:val="ListBullet"/>
+        <w:spacing w:line="240" w:lineRule="auto"/>
+        <w:ind w:left="720"/>
+      </w:pPr>
+      <w:r>
+        <w:rPr>
+          <w:lang w:val="zh_TW" w:bidi="zh_TW"/>
+        </w:rPr>
+      </w:r>
+      <w:r>
+        <w:rPr>
+          <w:lang w:val="zh_TW" w:bidi="zh_TW"/>
+        </w:rPr>
+        <w:t>必須在教會內或個人之間解決問題（</w:t>
+      </w:r>
+      <w:hyperlink r:id="rId36">
+        <w:r>
+          <w:rPr>
+            <w:lang w:val="zh_TW" w:bidi="zh_TW"/>
+          </w:rPr>
+          <w:rPr>
+            <w:color w:val="0000EE"/>
+            <w:u w:val="single"/>
+          </w:rPr>
+          <w:t>太18:15</w:t>
+        </w:r>
+      </w:hyperlink>
+      <w:r>
+        <w:rPr>
+          <w:lang w:val="zh_TW" w:bidi="zh_TW"/>
+        </w:rPr>
+        <w:t>–</w:t>
+      </w:r>
+      <w:hyperlink r:id="rId36">
+        <w:r>
+          <w:rPr>
+            <w:lang w:val="zh_TW" w:bidi="zh_TW"/>
+          </w:rPr>
+          <w:rPr>
+            <w:color w:val="0000EE"/>
+            <w:u w:val="single"/>
+          </w:rPr>
+          <w:t>17</w:t>
+        </w:r>
+      </w:hyperlink>
+      <w:r>
+        <w:rPr>
+          <w:lang w:val="zh_TW" w:bidi="zh_TW"/>
+        </w:rPr>
+        <w:t>）</w:t>
       </w:r>
     </w:p>
     <w:p>
@@ -618,9 +1028,9 @@
         <w:rPr>
           <w:lang w:val="zh_TW" w:bidi="zh_TW"/>
         </w:rPr>
-        <w:t>神創造一切生命，因此流人血是極其嚴重的事。血是聖的，所以神禁止人吃血（見</w:t>
-      </w:r>
-      <w:hyperlink r:id="rId27">
+        <w:t>基督徒與弟兄的關係很重要，因為如果他與弟兄不和，就無法敬拜神（</w:t>
+      </w:r>
+      <w:hyperlink r:id="rId37">
         <w:r>
           <w:rPr>
             <w:lang w:val="zh_TW" w:bidi="zh_TW"/>
@@ -629,25 +1039,32 @@
             <w:color w:val="0000EE"/>
             <w:u w:val="single"/>
           </w:rPr>
-          <w:t>徒15:20</w:t>
+          <w:t>太5:23</w:t>
         </w:r>
       </w:hyperlink>
       <w:r>
         <w:rPr>
           <w:lang w:val="zh_TW" w:bidi="zh_TW"/>
         </w:rPr>
-        <w:t>）。血象徵神所賜給我們的生命。</w:t>
-      </w:r>
-    </w:p>
-    <w:p>
-      <w:pPr>
-        <w:pStyle w:val="Heading3"/>
-      </w:pPr>
-      <w:r>
-        <w:rPr>
-          <w:lang w:val="zh_TW" w:bidi="zh_TW"/>
-        </w:rPr>
-        <w:t>獻祭中的血</w:t>
+        <w:t>–</w:t>
+      </w:r>
+      <w:hyperlink r:id="rId37">
+        <w:r>
+          <w:rPr>
+            <w:lang w:val="zh_TW" w:bidi="zh_TW"/>
+          </w:rPr>
+          <w:rPr>
+            <w:color w:val="0000EE"/>
+            <w:u w:val="single"/>
+          </w:rPr>
+          <w:t>24</w:t>
+        </w:r>
+      </w:hyperlink>
+      <w:r>
+        <w:rPr>
+          <w:lang w:val="zh_TW" w:bidi="zh_TW"/>
+        </w:rPr>
+        <w:t>）。</w:t>
       </w:r>
     </w:p>
     <w:p>
@@ -659,63 +1076,44 @@
       </w:r>
       <w:r>
         <w:rPr>
-          <w:lang w:val="zh_TW" w:bidi="zh_TW"/>
-        </w:rPr>
-        <w:t>血在宗教獻祭中極其重要，因為血代表生命。贖罪日那天，祭司把公牛和山羊的血灑在壇上（</w:t>
-      </w:r>
-      <w:hyperlink r:id="rId28">
-        <w:r>
-          <w:rPr>
-            <w:lang w:val="zh_TW" w:bidi="zh_TW"/>
-          </w:rPr>
-          <w:rPr>
-            <w:color w:val="0000EE"/>
-            <w:u w:val="single"/>
-          </w:rPr>
-          <w:t>利16章</w:t>
-        </w:r>
-      </w:hyperlink>
-      <w:r>
-        <w:rPr>
-          <w:lang w:val="zh_TW" w:bidi="zh_TW"/>
-        </w:rPr>
-        <w:t>）。死亡臨到時，血（生命）就傾倒出來。百姓把動物的生命交出，用來代替自己的生命。百姓的罪藉著獻祭轉移到動物身上，於是神就能施行完全的審判，也能完成贖罪。這種轉移的觀念，也在贖罪日藉著替罪羊顯明出來（</w:t>
-      </w:r>
-      <w:hyperlink r:id="rId29">
-        <w:r>
-          <w:rPr>
-            <w:lang w:val="zh_TW" w:bidi="zh_TW"/>
-          </w:rPr>
-          <w:rPr>
-            <w:color w:val="0000EE"/>
-            <w:u w:val="single"/>
-          </w:rPr>
-          <w:t>利16:20–22</w:t>
-        </w:r>
-      </w:hyperlink>
-      <w:r>
-        <w:rPr>
-          <w:lang w:val="zh_TW" w:bidi="zh_TW"/>
-        </w:rPr>
-        <w:t>）。第一次逾越節時，血也帶著同樣的意義（</w:t>
-      </w:r>
-      <w:hyperlink r:id="rId30">
-        <w:r>
-          <w:rPr>
-            <w:lang w:val="zh_TW" w:bidi="zh_TW"/>
-          </w:rPr>
-          <w:rPr>
-            <w:color w:val="0000EE"/>
-            <w:u w:val="single"/>
-          </w:rPr>
-          <w:t>出12:1–13</w:t>
-        </w:r>
-      </w:hyperlink>
-      <w:r>
-        <w:rPr>
-          <w:lang w:val="zh_TW" w:bidi="zh_TW"/>
-        </w:rPr>
-        <w:t>）。百姓把動物的血塗在門框上，表示已經有死亡發生，因此滅命的使者就會越過那些房屋。</w:t>
+          <w:i/>
+          <w:lang w:val="zh_TW" w:bidi="zh_TW"/>
+        </w:rPr>
+        <w:t>另見</w:t>
+      </w:r>
+      <w:r>
+        <w:rPr>
+          <w:lang w:val="zh_TW" w:bidi="zh_TW"/>
+        </w:rPr>
+        <w:t xml:space="preserve"> </w:t>
+      </w:r>
+      <w:r>
+        <w:rPr>
+          <w:lang w:val="zh_TW" w:bidi="zh_TW"/>
+        </w:rPr>
+        <w:t>家庭生活和關係</w:t>
+      </w:r>
+      <w:r>
+        <w:rPr>
+          <w:lang w:val="zh_TW" w:bidi="zh_TW"/>
+        </w:rPr>
+        <w:t>；</w:t>
+      </w:r>
+      <w:r>
+        <w:rPr>
+          <w:lang w:val="zh_TW" w:bidi="zh_TW"/>
+        </w:rPr>
+        <w:t>兄弟（和姐妹）</w:t>
+      </w:r>
+      <w:r>
+        <w:rPr>
+          <w:lang w:val="zh_TW" w:bidi="zh_TW"/>
+        </w:rPr>
+      </w:r>
+      <w:r>
+        <w:rPr>
+          <w:lang w:val="zh_TW" w:bidi="zh_TW"/>
+        </w:rPr>
       </w:r>
     </w:p>
     <w:p>
@@ -725,47 +1123,21 @@
           <w:lang w:val="zh_TW" w:bidi="zh_TW"/>
         </w:rPr>
       </w:r>
-      <w:r>
-        <w:rPr>
-          <w:lang w:val="zh_TW" w:bidi="zh_TW"/>
-        </w:rPr>
-        <w:t>血也成為獻給神最重要的供物之一。</w:t>
-      </w:r>
-      <w:hyperlink r:id="rId31">
-        <w:r>
-          <w:rPr>
-            <w:lang w:val="zh_TW" w:bidi="zh_TW"/>
-          </w:rPr>
-          <w:rPr>
-            <w:color w:val="0000EE"/>
-            <w:u w:val="single"/>
-          </w:rPr>
-          <w:t>出埃及記二十四章</w:t>
-        </w:r>
-      </w:hyperlink>
-      <w:r>
-        <w:rPr>
-          <w:lang w:val="zh_TW" w:bidi="zh_TW"/>
-        </w:rPr>
-        <w:t>中記載，百姓同意立約之後，摩西把獻祭之血一半灑在壇上，另一半灑在百姓身上。他這樣行的時候說：「你看！這是立約的血，是耶和華按這一切話與你們立約的憑據」（</w:t>
-      </w:r>
-      <w:hyperlink r:id="rId32">
-        <w:r>
-          <w:rPr>
-            <w:lang w:val="zh_TW" w:bidi="zh_TW"/>
-          </w:rPr>
-          <w:rPr>
-            <w:color w:val="0000EE"/>
-            <w:u w:val="single"/>
-          </w:rPr>
-          <w:t>出24:8</w:t>
-        </w:r>
-      </w:hyperlink>
-      <w:r>
-        <w:rPr>
-          <w:lang w:val="zh_TW" w:bidi="zh_TW"/>
-        </w:rPr>
-        <w:t>）。血同時灑在壇上和百姓身上，顯明神與以色列的百姓一同立約（這稱為「立約的關係」）。</w:t>
+    </w:p>
+    <w:p>
+      <w:pPr>
+        <w:pStyle w:val="Heading2"/>
+      </w:pPr>
+      <w:r>
+        <w:rPr>
+          <w:lang w:val="zh_TW" w:bidi="zh_TW"/>
+        </w:rPr>
+        <w:t>兄弟（和姐妹）</w:t>
+      </w:r>
+      <w:r>
+        <w:rPr>
+          <w:lang w:val="zh_TW" w:bidi="zh_TW"/>
+        </w:rPr>
       </w:r>
     </w:p>
     <w:p>
@@ -779,97 +1151,175 @@
         <w:rPr>
           <w:lang w:val="zh_TW" w:bidi="zh_TW"/>
         </w:rPr>
-        <w:t>在以色列的宗教禮儀中，血帶著多重意義。血可以代表：</w:t>
-      </w:r>
-    </w:p>
-    <w:p>
-      <w:pPr>
-        <w:pStyle w:val="ListBullet"/>
-        <w:spacing w:line="240" w:lineRule="auto"/>
-        <w:ind w:left="720"/>
-      </w:pPr>
-      <w:r>
-        <w:rPr>
-          <w:lang w:val="zh_TW" w:bidi="zh_TW"/>
-        </w:rPr>
-      </w:r>
-      <w:r>
-        <w:rPr>
-          <w:lang w:val="zh_TW" w:bidi="zh_TW"/>
-        </w:rPr>
-        <w:t>死亡（自然生命的結束）</w:t>
-      </w:r>
-    </w:p>
-    <w:p>
-      <w:pPr>
-        <w:pStyle w:val="ListBullet"/>
-        <w:spacing w:line="240" w:lineRule="auto"/>
-        <w:ind w:left="720"/>
-      </w:pPr>
-      <w:r>
-        <w:rPr>
-          <w:lang w:val="zh_TW" w:bidi="zh_TW"/>
-        </w:rPr>
-      </w:r>
-      <w:r>
-        <w:rPr>
-          <w:lang w:val="zh_TW" w:bidi="zh_TW"/>
-        </w:rPr>
-        <w:t>審判（指神判定人所行的是非對錯）</w:t>
-      </w:r>
-    </w:p>
-    <w:p>
-      <w:pPr>
-        <w:pStyle w:val="ListBullet"/>
-        <w:spacing w:line="240" w:lineRule="auto"/>
-        <w:ind w:left="720"/>
-      </w:pPr>
-      <w:r>
-        <w:rPr>
-          <w:lang w:val="zh_TW" w:bidi="zh_TW"/>
-        </w:rPr>
-      </w:r>
-      <w:r>
-        <w:rPr>
-          <w:lang w:val="zh_TW" w:bidi="zh_TW"/>
-        </w:rPr>
-        <w:t>獻祭（獻供物給神）</w:t>
-      </w:r>
-    </w:p>
-    <w:p>
-      <w:pPr>
-        <w:pStyle w:val="ListBullet"/>
-        <w:spacing w:line="240" w:lineRule="auto"/>
-        <w:ind w:left="720"/>
-      </w:pPr>
-      <w:r>
-        <w:rPr>
-          <w:lang w:val="zh_TW" w:bidi="zh_TW"/>
-        </w:rPr>
-      </w:r>
-      <w:r>
-        <w:rPr>
-          <w:lang w:val="zh_TW" w:bidi="zh_TW"/>
-        </w:rPr>
-        <w:t>代替（用一個生命來拯救另一個生命）</w:t>
-      </w:r>
-    </w:p>
-    <w:p>
-      <w:pPr>
-        <w:pStyle w:val="ListBullet"/>
-        <w:spacing w:line="240" w:lineRule="auto"/>
-        <w:ind w:left="720"/>
-      </w:pPr>
-      <w:r>
-        <w:rPr>
-          <w:lang w:val="zh_TW" w:bidi="zh_TW"/>
-        </w:rPr>
-      </w:r>
-      <w:r>
-        <w:rPr>
-          <w:lang w:val="zh_TW" w:bidi="zh_TW"/>
-        </w:rPr>
-        <w:t>救贖（從罪中得釋放）</w:t>
+        <w:t>對神家中的成員的稱呼。有充分的證據表明，耶穌時代的猶太人經常自稱為弟兄（</w:t>
+      </w:r>
+      <w:hyperlink r:id="rId38">
+        <w:r>
+          <w:rPr>
+            <w:lang w:val="zh_TW" w:bidi="zh_TW"/>
+          </w:rPr>
+          <w:rPr>
+            <w:color w:val="0000EE"/>
+            <w:u w:val="single"/>
+          </w:rPr>
+          <w:t>徒2:29、37，</w:t>
+        </w:r>
+      </w:hyperlink>
+      <w:hyperlink r:id="rId39">
+        <w:r>
+          <w:rPr>
+            <w:lang w:val="zh_TW" w:bidi="zh_TW"/>
+          </w:rPr>
+          <w:rPr>
+            <w:color w:val="0000EE"/>
+            <w:u w:val="single"/>
+          </w:rPr>
+          <w:t>7:2，</w:t>
+        </w:r>
+      </w:hyperlink>
+      <w:hyperlink r:id="rId40">
+        <w:r>
+          <w:rPr>
+            <w:lang w:val="zh_TW" w:bidi="zh_TW"/>
+          </w:rPr>
+          <w:rPr>
+            <w:color w:val="0000EE"/>
+            <w:u w:val="single"/>
+          </w:rPr>
+          <w:t>22:5，</w:t>
+        </w:r>
+      </w:hyperlink>
+      <w:hyperlink r:id="rId41">
+        <w:r>
+          <w:rPr>
+            <w:lang w:val="zh_TW" w:bidi="zh_TW"/>
+          </w:rPr>
+          <w:rPr>
+            <w:color w:val="0000EE"/>
+            <w:u w:val="single"/>
+          </w:rPr>
+          <w:t>28:21</w:t>
+        </w:r>
+      </w:hyperlink>
+      <w:r>
+        <w:rPr>
+          <w:lang w:val="zh_TW" w:bidi="zh_TW"/>
+        </w:rPr>
+        <w:t>；</w:t>
+      </w:r>
+      <w:hyperlink r:id="rId42">
+        <w:r>
+          <w:rPr>
+            <w:lang w:val="zh_TW" w:bidi="zh_TW"/>
+          </w:rPr>
+          <w:rPr>
+            <w:color w:val="0000EE"/>
+            <w:u w:val="single"/>
+          </w:rPr>
+          <w:t>羅9:3</w:t>
+        </w:r>
+      </w:hyperlink>
+      <w:r>
+        <w:rPr>
+          <w:lang w:val="zh_TW" w:bidi="zh_TW"/>
+        </w:rPr>
+        <w:t>）。因此，對猶太基督徒來說，從一開始就自然地互稱為「弟兄」（即「弟兄姐妹」——這個詞包括男性和女性；</w:t>
+      </w:r>
+      <w:hyperlink r:id="rId43">
+        <w:r>
+          <w:rPr>
+            <w:lang w:val="zh_TW" w:bidi="zh_TW"/>
+          </w:rPr>
+          <w:rPr>
+            <w:color w:val="0000EE"/>
+            <w:u w:val="single"/>
+          </w:rPr>
+          <w:t>徒1:15–16，</w:t>
+        </w:r>
+      </w:hyperlink>
+      <w:hyperlink r:id="rId44">
+        <w:r>
+          <w:rPr>
+            <w:lang w:val="zh_TW" w:bidi="zh_TW"/>
+          </w:rPr>
+          <w:rPr>
+            <w:color w:val="0000EE"/>
+            <w:u w:val="single"/>
+          </w:rPr>
+          <w:t>9:30，</w:t>
+        </w:r>
+      </w:hyperlink>
+      <w:hyperlink r:id="rId45">
+        <w:r>
+          <w:rPr>
+            <w:lang w:val="zh_TW" w:bidi="zh_TW"/>
+          </w:rPr>
+          <w:rPr>
+            <w:color w:val="0000EE"/>
+            <w:u w:val="single"/>
+          </w:rPr>
+          <w:t>11:1</w:t>
+        </w:r>
+      </w:hyperlink>
+      <w:r>
+        <w:rPr>
+          <w:lang w:val="zh_TW" w:bidi="zh_TW"/>
+        </w:rPr>
+        <w:t>）。外邦的宗教群體成員也互稱兄弟，因此這一稱呼同樣在外邦教會中被接受（</w:t>
+      </w:r>
+      <w:hyperlink r:id="rId46">
+        <w:r>
+          <w:rPr>
+            <w:lang w:val="zh_TW" w:bidi="zh_TW"/>
+          </w:rPr>
+          <w:rPr>
+            <w:color w:val="0000EE"/>
+            <w:u w:val="single"/>
+          </w:rPr>
+          <w:t>徒17:14</w:t>
+        </w:r>
+      </w:hyperlink>
+      <w:r>
+        <w:rPr>
+          <w:lang w:val="zh_TW" w:bidi="zh_TW"/>
+        </w:rPr>
+        <w:t>；</w:t>
+      </w:r>
+      <w:hyperlink r:id="rId47">
+        <w:r>
+          <w:rPr>
+            <w:lang w:val="zh_TW" w:bidi="zh_TW"/>
+          </w:rPr>
+          <w:rPr>
+            <w:color w:val="0000EE"/>
+            <w:u w:val="single"/>
+          </w:rPr>
+          <w:t>羅1:13</w:t>
+        </w:r>
+      </w:hyperlink>
+      <w:r>
+        <w:rPr>
+          <w:lang w:val="zh_TW" w:bidi="zh_TW"/>
+        </w:rPr>
+        <w:t>；</w:t>
+      </w:r>
+      <w:hyperlink r:id="rId48">
+        <w:r>
+          <w:rPr>
+            <w:lang w:val="zh_TW" w:bidi="zh_TW"/>
+          </w:rPr>
+          <w:rPr>
+            <w:color w:val="0000EE"/>
+            <w:u w:val="single"/>
+          </w:rPr>
+          <w:t>林前1:1、10</w:t>
+        </w:r>
+      </w:hyperlink>
+      <w:r>
+        <w:rPr>
+          <w:lang w:val="zh_TW" w:bidi="zh_TW"/>
+        </w:rPr>
+        <w:t>；以及保羅寫給外邦人教會的書信中其它多處）。事實上，與「門徒」（在使徒行傳中）和「聖徒」（在保羅書信及啟示錄中總是以複數形式出現）一樣，「弟兄」是基督徒最常用的稱號之一，並且是雅各書和約翰一書中主要使用的稱號。</w:t>
       </w:r>
     </w:p>
     <w:p>
@@ -883,34 +1333,9 @@
         <w:rPr>
           <w:lang w:val="zh_TW" w:bidi="zh_TW"/>
         </w:rPr>
-        <w:t>人能與神同得生命，正是藉著血而成。</w:t>
-      </w:r>
-    </w:p>
-    <w:p>
-      <w:pPr>
-        <w:pStyle w:val="Heading3"/>
-      </w:pPr>
-      <w:r>
-        <w:rPr>
-          <w:lang w:val="zh_TW" w:bidi="zh_TW"/>
-        </w:rPr>
-        <w:t>基督的血</w:t>
-      </w:r>
-    </w:p>
-    <w:p>
-      <w:pPr/>
-      <w:r>
-        <w:rPr>
-          <w:lang w:val="zh_TW" w:bidi="zh_TW"/>
-        </w:rPr>
-      </w:r>
-      <w:r>
-        <w:rPr>
-          <w:lang w:val="zh_TW" w:bidi="zh_TW"/>
-        </w:rPr>
-        <w:t>在新約聖經裡，經文除了提到醫治的情況（例如，</w:t>
-      </w:r>
-      <w:hyperlink r:id="rId33">
+        <w:t>每個基督徒都被稱為「弟兄」，而基督徒群體整體則被稱為「弟兄們」。此稱號強調基督徒群體的親密性，即信徒之間的關係如同血親般親近（甚至更親密——</w:t>
+      </w:r>
+      <w:hyperlink r:id="rId49">
         <w:r>
           <w:rPr>
             <w:lang w:val="zh_TW" w:bidi="zh_TW"/>
@@ -919,16 +1344,16 @@
             <w:color w:val="0000EE"/>
             <w:u w:val="single"/>
           </w:rPr>
-          <w:t>太9:20</w:t>
+          <w:t>可10:23–31</w:t>
         </w:r>
       </w:hyperlink>
       <w:r>
         <w:rPr>
           <w:lang w:val="zh_TW" w:bidi="zh_TW"/>
         </w:rPr>
-        <w:t>）和殺人（例如，</w:t>
-      </w:r>
-      <w:hyperlink r:id="rId34">
+        <w:t>）。在約翰一書和雅各書中，這一稱呼突顯出貧窮基督徒對富裕基督徒的要求（</w:t>
+      </w:r>
+      <w:hyperlink r:id="rId50">
         <w:r>
           <w:rPr>
             <w:lang w:val="zh_TW" w:bidi="zh_TW"/>
@@ -937,16 +1362,16 @@
             <w:color w:val="0000EE"/>
             <w:u w:val="single"/>
           </w:rPr>
-          <w:t>徒22:20</w:t>
+          <w:t>雅2:15</w:t>
         </w:r>
       </w:hyperlink>
       <w:r>
         <w:rPr>
           <w:lang w:val="zh_TW" w:bidi="zh_TW"/>
         </w:rPr>
-        <w:t>）之外，也把重點放在基督的血上。這一點延續了舊約聖經的觀念。共觀福音書（馬太福音、馬可福音和路加福音）記載，耶穌在最後的晚餐中將自己的血視為新約的象徵（</w:t>
-      </w:r>
-      <w:hyperlink r:id="rId35">
+        <w:t>；</w:t>
+      </w:r>
+      <w:hyperlink r:id="rId51">
         <w:r>
           <w:rPr>
             <w:lang w:val="zh_TW" w:bidi="zh_TW"/>
@@ -955,1143 +1380,14 @@
             <w:color w:val="0000EE"/>
             <w:u w:val="single"/>
           </w:rPr>
-          <w:t>太26:28</w:t>
+          <w:t>約壹3:10–18</w:t>
         </w:r>
       </w:hyperlink>
       <w:r>
         <w:rPr>
           <w:lang w:val="zh_TW" w:bidi="zh_TW"/>
         </w:rPr>
-        <w:t>；</w:t>
-      </w:r>
-      <w:hyperlink r:id="rId36">
-        <w:r>
-          <w:rPr>
-            <w:lang w:val="zh_TW" w:bidi="zh_TW"/>
-          </w:rPr>
-          <w:rPr>
-            <w:color w:val="0000EE"/>
-            <w:u w:val="single"/>
-          </w:rPr>
-          <w:t>可14:24</w:t>
-        </w:r>
-      </w:hyperlink>
-      <w:r>
-        <w:rPr>
-          <w:lang w:val="zh_TW" w:bidi="zh_TW"/>
-        </w:rPr>
-        <w:t>；</w:t>
-      </w:r>
-      <w:hyperlink r:id="rId37">
-        <w:r>
-          <w:rPr>
-            <w:lang w:val="zh_TW" w:bidi="zh_TW"/>
-          </w:rPr>
-          <w:rPr>
-            <w:color w:val="0000EE"/>
-            <w:u w:val="single"/>
-          </w:rPr>
-          <w:t>路22:20</w:t>
-        </w:r>
-      </w:hyperlink>
-      <w:r>
-        <w:rPr>
-          <w:lang w:val="zh_TW" w:bidi="zh_TW"/>
-        </w:rPr>
-        <w:t>）。這樣的說法顯明祂的死是一種獻祭，也表明祂的死具有救贖的意義。約翰福音同樣表達了這個觀念，但是用不同的說法來描述：「你們若不吃人子的肉，不喝人子的血，就沒有生命在你們裡面」（</w:t>
-      </w:r>
-      <w:hyperlink r:id="rId38">
-        <w:r>
-          <w:rPr>
-            <w:lang w:val="zh_TW" w:bidi="zh_TW"/>
-          </w:rPr>
-          <w:rPr>
-            <w:color w:val="0000EE"/>
-            <w:u w:val="single"/>
-          </w:rPr>
-          <w:t>約6:53</w:t>
-        </w:r>
-      </w:hyperlink>
-      <w:r>
-        <w:rPr>
-          <w:lang w:val="zh_TW" w:bidi="zh_TW"/>
-        </w:rPr>
-        <w:t>）。信的人藉著信心，參與耶穌的死和復活（另見</w:t>
-      </w:r>
-      <w:hyperlink r:id="rId39">
-        <w:r>
-          <w:rPr>
-            <w:lang w:val="zh_TW" w:bidi="zh_TW"/>
-          </w:rPr>
-          <w:rPr>
-            <w:color w:val="0000EE"/>
-            <w:u w:val="single"/>
-          </w:rPr>
-          <w:t>林前10:16</w:t>
-        </w:r>
-      </w:hyperlink>
-      <w:r>
-        <w:rPr>
-          <w:lang w:val="zh_TW" w:bidi="zh_TW"/>
-        </w:rPr>
-        <w:t>）。</w:t>
-      </w:r>
-    </w:p>
-    <w:p>
-      <w:pPr/>
-      <w:r>
-        <w:rPr>
-          <w:lang w:val="zh_TW" w:bidi="zh_TW"/>
-        </w:rPr>
-      </w:r>
-      <w:r>
-        <w:rPr>
-          <w:lang w:val="zh_TW" w:bidi="zh_TW"/>
-        </w:rPr>
-        <w:t>保羅的書信也將血與基督的死聯繫起來。保羅的書信也把血與基督的死連在一起。當他使用「血」或「十字架」這些詞語時，他指的是耶穌的死，以及這死如何拯救人。例如，他寫到耶穌藉著「在十字架上所流的血」，使萬有與神和好，成就和平（</w:t>
-      </w:r>
-      <w:hyperlink r:id="rId40">
-        <w:r>
-          <w:rPr>
-            <w:lang w:val="zh_TW" w:bidi="zh_TW"/>
-          </w:rPr>
-          <w:rPr>
-            <w:color w:val="0000EE"/>
-            <w:u w:val="single"/>
-          </w:rPr>
-          <w:t>西1:20</w:t>
-        </w:r>
-      </w:hyperlink>
-      <w:r>
-        <w:rPr>
-          <w:lang w:val="zh_TW" w:bidi="zh_TW"/>
-        </w:rPr>
-        <w:t>）。他也寫到，那些從前遠離神的人，如今「靠著他的血，已經得親近了」（</w:t>
-      </w:r>
-      <w:hyperlink r:id="rId41">
-        <w:r>
-          <w:rPr>
-            <w:lang w:val="zh_TW" w:bidi="zh_TW"/>
-          </w:rPr>
-          <w:rPr>
-            <w:color w:val="0000EE"/>
-            <w:u w:val="single"/>
-          </w:rPr>
-          <w:t>弗2:13</w:t>
-        </w:r>
-      </w:hyperlink>
-      <w:r>
-        <w:rPr>
-          <w:lang w:val="zh_TW" w:bidi="zh_TW"/>
-        </w:rPr>
-        <w:t>）。這些話表明，無論是猶太人還是外邦人，都能因著耶穌的死，與神建立關係。</w:t>
-      </w:r>
-    </w:p>
-    <w:p>
-      <w:pPr/>
-      <w:r>
-        <w:rPr>
-          <w:lang w:val="zh_TW" w:bidi="zh_TW"/>
-        </w:rPr>
-      </w:r>
-      <w:r>
-        <w:rPr>
-          <w:lang w:val="zh_TW" w:bidi="zh_TW"/>
-        </w:rPr>
-        <w:t>保羅在論及贖罪日的獻祭時提到，神藉著基督的血設立耶穌作挽回祭（使人和神之間的關係得以恢復）（</w:t>
-      </w:r>
-      <w:hyperlink r:id="rId42">
-        <w:r>
-          <w:rPr>
-            <w:lang w:val="zh_TW" w:bidi="zh_TW"/>
-          </w:rPr>
-          <w:rPr>
-            <w:color w:val="0000EE"/>
-            <w:u w:val="single"/>
-          </w:rPr>
-          <w:t>羅3:25</w:t>
-        </w:r>
-      </w:hyperlink>
-      <w:r>
-        <w:rPr>
-          <w:lang w:val="zh_TW" w:bidi="zh_TW"/>
-        </w:rPr>
-        <w:t>）。他使用了</w:t>
-      </w:r>
-      <w:hyperlink r:id="rId28">
-        <w:r>
-          <w:rPr>
-            <w:lang w:val="zh_TW" w:bidi="zh_TW"/>
-          </w:rPr>
-          <w:rPr>
-            <w:color w:val="0000EE"/>
-            <w:u w:val="single"/>
-          </w:rPr>
-          <w:t>利未記十六章</w:t>
-        </w:r>
-      </w:hyperlink>
-      <w:r>
-        <w:rPr>
-          <w:lang w:val="zh_TW" w:bidi="zh_TW"/>
-        </w:rPr>
-        <w:t>的措辭，該章描述的是猶太人最重要的獻祭。</w:t>
-      </w:r>
-    </w:p>
-    <w:p>
-      <w:pPr/>
-      <w:r>
-        <w:rPr>
-          <w:lang w:val="zh_TW" w:bidi="zh_TW"/>
-        </w:rPr>
-      </w:r>
-      <w:r>
-        <w:rPr>
-          <w:lang w:val="zh_TW" w:bidi="zh_TW"/>
-        </w:rPr>
-        <w:t>彼得在寫到信徒被基督的血（</w:t>
-      </w:r>
-      <w:hyperlink r:id="rId43">
-        <w:r>
-          <w:rPr>
-            <w:lang w:val="zh_TW" w:bidi="zh_TW"/>
-          </w:rPr>
-          <w:rPr>
-            <w:color w:val="0000EE"/>
-            <w:u w:val="single"/>
-          </w:rPr>
-          <w:t>彼前1:2</w:t>
-        </w:r>
-      </w:hyperlink>
-      <w:r>
-        <w:rPr>
-          <w:lang w:val="zh_TW" w:bidi="zh_TW"/>
-        </w:rPr>
-        <w:t>）所灑時，也提到「立約的血」（此處引用</w:t>
-      </w:r>
-      <w:hyperlink r:id="rId31">
-        <w:r>
-          <w:rPr>
-            <w:lang w:val="zh_TW" w:bidi="zh_TW"/>
-          </w:rPr>
-          <w:rPr>
-            <w:color w:val="0000EE"/>
-            <w:u w:val="single"/>
-          </w:rPr>
-          <w:t>出24章</w:t>
-        </w:r>
-      </w:hyperlink>
-      <w:r>
-        <w:rPr>
-          <w:lang w:val="zh_TW" w:bidi="zh_TW"/>
-        </w:rPr>
-        <w:t>）。他同時宣告，信徒藉著耶穌的血得蒙救贖（</w:t>
-      </w:r>
-      <w:hyperlink r:id="rId44">
-        <w:r>
-          <w:rPr>
-            <w:lang w:val="zh_TW" w:bidi="zh_TW"/>
-          </w:rPr>
-          <w:rPr>
-            <w:color w:val="0000EE"/>
-            <w:u w:val="single"/>
-          </w:rPr>
-          <w:t>彼前1:9</w:t>
-        </w:r>
-      </w:hyperlink>
-      <w:r>
-        <w:rPr>
-          <w:lang w:val="zh_TW" w:bidi="zh_TW"/>
-        </w:rPr>
-        <w:t>）。他稱基督為「無瑕疵、無玷污的羔羊」，可能是聯想到</w:t>
-      </w:r>
-      <w:hyperlink r:id="rId45">
-        <w:r>
-          <w:rPr>
-            <w:lang w:val="zh_TW" w:bidi="zh_TW"/>
-          </w:rPr>
-          <w:rPr>
-            <w:color w:val="0000EE"/>
-            <w:u w:val="single"/>
-          </w:rPr>
-          <w:t>以賽亞書五十三章</w:t>
-        </w:r>
-      </w:hyperlink>
-      <w:r>
-        <w:rPr>
-          <w:lang w:val="zh_TW" w:bidi="zh_TW"/>
-        </w:rPr>
-        <w:t>中的僕人，或逾越節的羔羊。希伯來書的作者指出，基督完成了舊約聖經中的獻祭體系，因為祂的死成為最完全的獻祭（</w:t>
-      </w:r>
-      <w:hyperlink r:id="rId46">
-        <w:r>
-          <w:rPr>
-            <w:lang w:val="zh_TW" w:bidi="zh_TW"/>
-          </w:rPr>
-          <w:rPr>
-            <w:color w:val="0000EE"/>
-            <w:u w:val="single"/>
-          </w:rPr>
-          <w:t>來9:7–28</w:t>
-        </w:r>
-      </w:hyperlink>
-      <w:r>
-        <w:rPr>
-          <w:lang w:val="zh_TW" w:bidi="zh_TW"/>
-        </w:rPr>
-        <w:t>，</w:t>
-      </w:r>
-      <w:hyperlink r:id="rId47">
-        <w:r>
-          <w:rPr>
-            <w:lang w:val="zh_TW" w:bidi="zh_TW"/>
-          </w:rPr>
-          <w:rPr>
-            <w:color w:val="0000EE"/>
-            <w:u w:val="single"/>
-          </w:rPr>
-          <w:t>13:11–12</w:t>
-        </w:r>
-      </w:hyperlink>
-      <w:r>
-        <w:rPr>
-          <w:lang w:val="zh_TW" w:bidi="zh_TW"/>
-        </w:rPr>
-        <w:t>）。</w:t>
-      </w:r>
-    </w:p>
-    <w:p>
-      <w:pPr/>
-      <w:r>
-        <w:rPr>
-          <w:lang w:val="zh_TW" w:bidi="zh_TW"/>
-        </w:rPr>
-      </w:r>
-      <w:r>
-        <w:rPr>
-          <w:lang w:val="zh_TW" w:bidi="zh_TW"/>
-        </w:rPr>
-        <w:t>新約聖經多處提到基督的血，顯明神藉著祂兒子的死成就了完全的救贖（</w:t>
-      </w:r>
-      <w:hyperlink r:id="rId48">
-        <w:r>
-          <w:rPr>
-            <w:lang w:val="zh_TW" w:bidi="zh_TW"/>
-          </w:rPr>
-          <w:rPr>
-            <w:color w:val="0000EE"/>
-            <w:u w:val="single"/>
-          </w:rPr>
-          <w:t>來10:20</w:t>
-        </w:r>
-      </w:hyperlink>
-      <w:r>
-        <w:rPr>
-          <w:lang w:val="zh_TW" w:bidi="zh_TW"/>
-        </w:rPr>
-        <w:t>）。神同時彰顯公義，也使人得稱為義（與神和好）（</w:t>
-      </w:r>
-      <w:hyperlink r:id="rId49">
-        <w:r>
-          <w:rPr>
-            <w:lang w:val="zh_TW" w:bidi="zh_TW"/>
-          </w:rPr>
-          <w:rPr>
-            <w:color w:val="0000EE"/>
-            <w:u w:val="single"/>
-          </w:rPr>
-          <w:t>羅3:26</w:t>
-        </w:r>
-      </w:hyperlink>
-      <w:r>
-        <w:rPr>
-          <w:lang w:val="zh_TW" w:bidi="zh_TW"/>
-        </w:rPr>
-        <w:t>）。基督的血成為「一次而永遠」的救贖手段（</w:t>
-      </w:r>
-      <w:hyperlink r:id="rId50">
-        <w:r>
-          <w:rPr>
-            <w:lang w:val="zh_TW" w:bidi="zh_TW"/>
-          </w:rPr>
-          <w:rPr>
-            <w:color w:val="0000EE"/>
-            <w:u w:val="single"/>
-          </w:rPr>
-          <w:t>來9:26</w:t>
-        </w:r>
-      </w:hyperlink>
-      <w:r>
-        <w:rPr>
-          <w:lang w:val="zh_TW" w:bidi="zh_TW"/>
-        </w:rPr>
-        <w:t>）。</w:t>
-      </w:r>
-    </w:p>
-    <w:p>
-      <w:pPr/>
-      <w:r>
-        <w:rPr>
-          <w:lang w:val="zh_TW" w:bidi="zh_TW"/>
-        </w:rPr>
-      </w:r>
-      <w:r>
-        <w:rPr>
-          <w:i/>
-          <w:lang w:val="zh_TW" w:bidi="zh_TW"/>
-        </w:rPr>
-        <w:t>見</w:t>
-      </w:r>
-      <w:r>
-        <w:rPr>
-          <w:lang w:val="zh_TW" w:bidi="zh_TW"/>
-        </w:rPr>
-        <w:t>贖罪；</w:t>
-      </w:r>
-      <w:r>
-        <w:rPr>
-          <w:lang w:val="zh_TW" w:bidi="zh_TW"/>
-        </w:rPr>
-        <w:t>供物和獻祭</w:t>
-      </w:r>
-      <w:r>
-        <w:rPr>
-          <w:lang w:val="zh_TW" w:bidi="zh_TW"/>
-        </w:rPr>
-        <w:t>。</w:t>
-      </w:r>
-      <w:r>
-        <w:rPr>
-          <w:lang w:val="zh_TW" w:bidi="zh_TW"/>
-        </w:rPr>
-      </w:r>
-      <w:r>
-        <w:rPr>
-          <w:lang w:val="zh_TW" w:bidi="zh_TW"/>
-        </w:rPr>
-      </w:r>
-    </w:p>
-    <w:p>
-      <w:pPr/>
-      <w:r>
-        <w:rPr>
-          <w:lang w:val="zh_TW" w:bidi="zh_TW"/>
-        </w:rPr>
-      </w:r>
-    </w:p>
-    <w:p>
-      <w:pPr>
-        <w:pStyle w:val="Heading2"/>
-      </w:pPr>
-      <w:r>
-        <w:rPr>
-          <w:lang w:val="zh_TW" w:bidi="zh_TW"/>
-        </w:rPr>
-        <w:t>血漏</w:t>
-      </w:r>
-      <w:r>
-        <w:rPr>
-          <w:lang w:val="zh_TW" w:bidi="zh_TW"/>
-        </w:rPr>
-      </w:r>
-    </w:p>
-    <w:p>
-      <w:pPr>
-        <w:pStyle w:val="ListNumber"/>
-        <w:numPr>
-          <w:ilvl w:val="0"/>
-          <w:numId w:val="14"/>
-        </w:numPr>
-        <w:spacing w:line="240" w:lineRule="auto"/>
-        <w:ind w:left="720"/>
-      </w:pPr>
-      <w:r>
-        <w:rPr>
-          <w:lang w:val="zh_TW" w:bidi="zh_TW"/>
-        </w:rPr>
-      </w:r>
-      <w:r>
-        <w:rPr>
-          <w:lang w:val="zh_TW" w:bidi="zh_TW"/>
-        </w:rPr>
-        <w:t>女性在月經期間陰道出血。</w:t>
-      </w:r>
-      <w:hyperlink r:id="rId51">
-        <w:r>
-          <w:rPr>
-            <w:lang w:val="zh_TW" w:bidi="zh_TW"/>
-          </w:rPr>
-          <w:rPr>
-            <w:color w:val="0000EE"/>
-            <w:u w:val="single"/>
-          </w:rPr>
-          <w:t>利未記十五章</w:t>
-        </w:r>
-      </w:hyperlink>
-      <w:r>
-        <w:rPr>
-          <w:lang w:val="zh_TW" w:bidi="zh_TW"/>
-        </w:rPr>
-        <w:t>記載神藉摩西頒布的有關生殖器分泌物的律法。一個陰道出血的婦人，在出血期間以及之後的七天內，被視為禮儀上的不潔。在此期間，她不得參加會幕或聖殿中的敬拜，也不得上街或進入市場。任何觸碰她或她物品的人也被視為不潔（</w:t>
-      </w:r>
-      <w:hyperlink r:id="rId52">
-        <w:r>
-          <w:rPr>
-            <w:lang w:val="zh_TW" w:bidi="zh_TW"/>
-          </w:rPr>
-          <w:rPr>
-            <w:color w:val="0000EE"/>
-            <w:u w:val="single"/>
-          </w:rPr>
-          <w:t>利15:19</w:t>
-        </w:r>
-      </w:hyperlink>
-      <w:r>
-        <w:rPr>
-          <w:lang w:val="zh_TW" w:bidi="zh_TW"/>
-        </w:rPr>
-        <w:t>–</w:t>
-      </w:r>
-      <w:hyperlink r:id="rId52">
-        <w:r>
-          <w:rPr>
-            <w:lang w:val="zh_TW" w:bidi="zh_TW"/>
-          </w:rPr>
-          <w:rPr>
-            <w:color w:val="0000EE"/>
-            <w:u w:val="single"/>
-          </w:rPr>
-          <w:t>28</w:t>
-        </w:r>
-      </w:hyperlink>
-      <w:r>
-        <w:rPr>
-          <w:lang w:val="zh_TW" w:bidi="zh_TW"/>
-        </w:rPr>
-        <w:t>）。在婦人不潔期間，禁止發生性行為。她出血停止後七天，可以獻上兩隻斑鳩或雛鴿作為祭物，由祭司為她贖罪，以潔淨她的不潔時期（</w:t>
-      </w:r>
-      <w:hyperlink r:id="rId53">
-        <w:r>
-          <w:rPr>
-            <w:lang w:val="zh_TW" w:bidi="zh_TW"/>
-          </w:rPr>
-          <w:rPr>
-            <w:color w:val="0000EE"/>
-            <w:u w:val="single"/>
-          </w:rPr>
-          <w:t>利15:29</w:t>
-        </w:r>
-      </w:hyperlink>
-      <w:r>
-        <w:rPr>
-          <w:lang w:val="zh_TW" w:bidi="zh_TW"/>
-        </w:rPr>
-        <w:t>–</w:t>
-      </w:r>
-      <w:hyperlink r:id="rId53">
-        <w:r>
-          <w:rPr>
-            <w:lang w:val="zh_TW" w:bidi="zh_TW"/>
-          </w:rPr>
-          <w:rPr>
-            <w:color w:val="0000EE"/>
-            <w:u w:val="single"/>
-          </w:rPr>
-          <w:t>30</w:t>
-        </w:r>
-      </w:hyperlink>
-      <w:r>
-        <w:rPr>
-          <w:lang w:val="zh_TW" w:bidi="zh_TW"/>
-        </w:rPr>
-        <w:t>）。</w:t>
-        <w:br/>
-      </w:r>
-      <w:r>
-        <w:rPr>
-          <w:lang w:val="zh_TW" w:bidi="zh_TW"/>
-        </w:rPr>
-        <w:t>耶穌醫治一個患血漏12年的女人的事蹟，記載在三卷福音書中（</w:t>
-      </w:r>
-      <w:hyperlink r:id="rId54">
-        <w:r>
-          <w:rPr>
-            <w:lang w:val="zh_TW" w:bidi="zh_TW"/>
-          </w:rPr>
-          <w:rPr>
-            <w:color w:val="0000EE"/>
-            <w:u w:val="single"/>
-          </w:rPr>
-          <w:t>太9:20–22</w:t>
-        </w:r>
-      </w:hyperlink>
-      <w:r>
-        <w:rPr>
-          <w:lang w:val="zh_TW" w:bidi="zh_TW"/>
-        </w:rPr>
-        <w:t>；</w:t>
-      </w:r>
-      <w:hyperlink r:id="rId55">
-        <w:r>
-          <w:rPr>
-            <w:lang w:val="zh_TW" w:bidi="zh_TW"/>
-          </w:rPr>
-          <w:rPr>
-            <w:color w:val="0000EE"/>
-            <w:u w:val="single"/>
-          </w:rPr>
-          <w:t>可5:25</w:t>
-        </w:r>
-      </w:hyperlink>
-      <w:r>
-        <w:rPr>
-          <w:lang w:val="zh_TW" w:bidi="zh_TW"/>
-        </w:rPr>
-        <w:t>–</w:t>
-      </w:r>
-      <w:hyperlink r:id="rId55">
-        <w:r>
-          <w:rPr>
-            <w:lang w:val="zh_TW" w:bidi="zh_TW"/>
-          </w:rPr>
-          <w:rPr>
-            <w:color w:val="0000EE"/>
-            <w:u w:val="single"/>
-          </w:rPr>
-          <w:t>34</w:t>
-        </w:r>
-      </w:hyperlink>
-      <w:r>
-        <w:rPr>
-          <w:lang w:val="zh_TW" w:bidi="zh_TW"/>
-        </w:rPr>
-        <w:t>；</w:t>
-      </w:r>
-      <w:hyperlink r:id="rId56">
-        <w:r>
-          <w:rPr>
-            <w:lang w:val="zh_TW" w:bidi="zh_TW"/>
-          </w:rPr>
-          <w:rPr>
-            <w:color w:val="0000EE"/>
-            <w:u w:val="single"/>
-          </w:rPr>
-          <w:t>路8:43</w:t>
-        </w:r>
-      </w:hyperlink>
-      <w:r>
-        <w:rPr>
-          <w:lang w:val="zh_TW" w:bidi="zh_TW"/>
-        </w:rPr>
-        <w:t>–</w:t>
-      </w:r>
-      <w:hyperlink r:id="rId56">
-        <w:r>
-          <w:rPr>
-            <w:lang w:val="zh_TW" w:bidi="zh_TW"/>
-          </w:rPr>
-          <w:rPr>
-            <w:color w:val="0000EE"/>
-            <w:u w:val="single"/>
-          </w:rPr>
-          <w:t>48</w:t>
-        </w:r>
-      </w:hyperlink>
-      <w:r>
-        <w:rPr>
-          <w:lang w:val="zh_TW" w:bidi="zh_TW"/>
-        </w:rPr>
-        <w:t>）。如果她是陰道出血，那麼她長期的不潔狀態（以及因此與他人隔離）必然非常艱難。她除了焦慮和不適，還可能因此無法懷孕。經文記載她「在好些醫生手裡受了許多的苦，又花盡了她所有的，一點也不見好，病勢反倒更重了」（</w:t>
-      </w:r>
-      <w:hyperlink r:id="rId57">
-        <w:r>
-          <w:rPr>
-            <w:lang w:val="zh_TW" w:bidi="zh_TW"/>
-          </w:rPr>
-          <w:rPr>
-            <w:color w:val="0000EE"/>
-            <w:u w:val="single"/>
-          </w:rPr>
-          <w:t>可5:26</w:t>
-        </w:r>
-      </w:hyperlink>
-      <w:r>
-        <w:rPr>
-          <w:lang w:val="zh_TW" w:bidi="zh_TW"/>
-        </w:rPr>
-        <w:t>）。最後，她無視有關不潔的規定，穿過人群觸摸耶穌。當她觸摸耶穌時，她的血漏立刻止住了。</w:t>
-      </w:r>
-    </w:p>
-    <w:p>
-      <w:pPr>
-        <w:pStyle w:val="ListNumber"/>
-        <w:spacing w:line="240" w:lineRule="auto"/>
-        <w:ind w:left="720"/>
-      </w:pPr>
-      <w:r>
-        <w:rPr>
-          <w:lang w:val="zh_TW" w:bidi="zh_TW"/>
-        </w:rPr>
-      </w:r>
-      <w:r>
-        <w:rPr>
-          <w:lang w:val="zh_TW" w:bidi="zh_TW"/>
-        </w:rPr>
-        <w:t>血便。部百流的父親患有某種形式的痢疾（</w:t>
-      </w:r>
-      <w:hyperlink r:id="rId58">
-        <w:r>
-          <w:rPr>
-            <w:lang w:val="zh_TW" w:bidi="zh_TW"/>
-          </w:rPr>
-          <w:rPr>
-            <w:color w:val="0000EE"/>
-            <w:u w:val="single"/>
-          </w:rPr>
-          <w:t>徒28:8</w:t>
-        </w:r>
-      </w:hyperlink>
-      <w:r>
-        <w:rPr>
-          <w:lang w:val="zh_TW" w:bidi="zh_TW"/>
-        </w:rPr>
-        <w:t>）。</w:t>
-      </w:r>
-    </w:p>
-    <w:p>
-      <w:pPr/>
-      <w:r>
-        <w:rPr>
-          <w:lang w:val="zh_TW" w:bidi="zh_TW"/>
-        </w:rPr>
-      </w:r>
-      <w:r>
-        <w:rPr>
-          <w:i/>
-          <w:lang w:val="zh_TW" w:bidi="zh_TW"/>
-        </w:rPr>
-        <w:t>另見</w:t>
-      </w:r>
-      <w:r>
-        <w:rPr>
-          <w:lang w:val="zh_TW" w:bidi="zh_TW"/>
-        </w:rPr>
-        <w:t xml:space="preserve"> </w:t>
-      </w:r>
-      <w:r>
-        <w:rPr>
-          <w:lang w:val="zh_TW" w:bidi="zh_TW"/>
-        </w:rPr>
-        <w:t>藥物與醫療實踐</w:t>
-      </w:r>
-      <w:r>
-        <w:rPr>
-          <w:lang w:val="zh_TW" w:bidi="zh_TW"/>
-        </w:rPr>
-        <w:t>；</w:t>
-      </w:r>
-      <w:r>
-        <w:rPr>
-          <w:lang w:val="zh_TW" w:bidi="zh_TW"/>
-        </w:rPr>
-        <w:t>出血</w:t>
-      </w:r>
-      <w:r>
-        <w:rPr>
-          <w:lang w:val="zh_TW" w:bidi="zh_TW"/>
-        </w:rPr>
-        <w:t>。</w:t>
-      </w:r>
-      <w:r>
-        <w:rPr>
-          <w:lang w:val="zh_TW" w:bidi="zh_TW"/>
-        </w:rPr>
-      </w:r>
-      <w:r>
-        <w:rPr>
-          <w:lang w:val="zh_TW" w:bidi="zh_TW"/>
-        </w:rPr>
-      </w:r>
-    </w:p>
-    <w:p>
-      <w:pPr/>
-      <w:r>
-        <w:rPr>
-          <w:lang w:val="zh_TW" w:bidi="zh_TW"/>
-        </w:rPr>
-      </w:r>
-    </w:p>
-    <w:p>
-      <w:pPr>
-        <w:pStyle w:val="Heading2"/>
-      </w:pPr>
-      <w:r>
-        <w:rPr>
-          <w:lang w:val="zh_TW" w:bidi="zh_TW"/>
-        </w:rPr>
-        <w:t>血漏</w:t>
-      </w:r>
-      <w:r>
-        <w:rPr>
-          <w:lang w:val="zh_TW" w:bidi="zh_TW"/>
-        </w:rPr>
-      </w:r>
-    </w:p>
-    <w:p>
-      <w:pPr/>
-      <w:r>
-        <w:rPr>
-          <w:lang w:val="zh_TW" w:bidi="zh_TW"/>
-        </w:rPr>
-      </w:r>
-      <w:r>
-        <w:rPr>
-          <w:lang w:val="zh_TW" w:bidi="zh_TW"/>
-        </w:rPr>
-        <w:t>也可解作從割傷或流鼻血中流出來的血（</w:t>
-      </w:r>
-      <w:hyperlink r:id="rId59">
-        <w:r>
-          <w:rPr>
-            <w:lang w:val="zh_TW" w:bidi="zh_TW"/>
-          </w:rPr>
-          <w:rPr>
-            <w:color w:val="0000EE"/>
-            <w:u w:val="single"/>
-          </w:rPr>
-          <w:t>箴言30:33</w:t>
-        </w:r>
-      </w:hyperlink>
-      <w:r>
-        <w:rPr>
-          <w:lang w:val="zh_TW" w:bidi="zh_TW"/>
-        </w:rPr>
-        <w:t>）。</w:t>
-      </w:r>
-    </w:p>
-    <w:p>
-      <w:pPr/>
-      <w:r>
-        <w:rPr>
-          <w:lang w:val="zh_TW" w:bidi="zh_TW"/>
-        </w:rPr>
-      </w:r>
-      <w:r>
-        <w:rPr>
-          <w:lang w:val="zh_TW" w:bidi="zh_TW"/>
-        </w:rPr>
-        <w:t>在聖經中，它大多指月經。在</w:t>
-      </w:r>
-      <w:hyperlink r:id="rId60">
-        <w:r>
-          <w:rPr>
-            <w:lang w:val="zh_TW" w:bidi="zh_TW"/>
-          </w:rPr>
-          <w:rPr>
-            <w:color w:val="0000EE"/>
-            <w:u w:val="single"/>
-          </w:rPr>
-          <w:t>利未記15:19</w:t>
-        </w:r>
-      </w:hyperlink>
-      <w:r>
-        <w:rPr>
-          <w:lang w:val="zh_TW" w:bidi="zh_TW"/>
-        </w:rPr>
-        <w:t>–</w:t>
-      </w:r>
-      <w:hyperlink r:id="rId60">
-        <w:r>
-          <w:rPr>
-            <w:lang w:val="zh_TW" w:bidi="zh_TW"/>
-          </w:rPr>
-          <w:rPr>
-            <w:color w:val="0000EE"/>
-            <w:u w:val="single"/>
-          </w:rPr>
-          <w:t>30，</w:t>
-        </w:r>
-      </w:hyperlink>
-      <w:r>
-        <w:rPr>
-          <w:lang w:val="zh_TW" w:bidi="zh_TW"/>
-        </w:rPr>
-        <w:t>記載了有關正常和異常月經的法律記載：一位正常月經的婦女不潔淨七天，以及她所接觸的任何東西；任何流血超過七天的婦女在流血期間不潔淨，還要再加七天。</w:t>
-      </w:r>
-    </w:p>
-    <w:p>
-      <w:pPr/>
-      <w:r>
-        <w:rPr>
-          <w:lang w:val="zh_TW" w:bidi="zh_TW"/>
-        </w:rPr>
-      </w:r>
-      <w:r>
-        <w:rPr>
-          <w:lang w:val="zh_TW" w:bidi="zh_TW"/>
-        </w:rPr>
-        <w:t>除了約翰福音以外，其它三本福音書都講述了耶穌奇蹟般地治癒了一位血漏12年的婦女的故事（</w:t>
-      </w:r>
-      <w:hyperlink r:id="rId54">
-        <w:r>
-          <w:rPr>
-            <w:lang w:val="zh_TW" w:bidi="zh_TW"/>
-          </w:rPr>
-          <w:rPr>
-            <w:color w:val="0000EE"/>
-            <w:u w:val="single"/>
-          </w:rPr>
-          <w:t>太9:20</w:t>
-        </w:r>
-      </w:hyperlink>
-      <w:r>
-        <w:rPr>
-          <w:lang w:val="zh_TW" w:bidi="zh_TW"/>
-        </w:rPr>
-        <w:t>–</w:t>
-      </w:r>
-      <w:hyperlink r:id="rId54">
-        <w:r>
-          <w:rPr>
-            <w:lang w:val="zh_TW" w:bidi="zh_TW"/>
-          </w:rPr>
-          <w:rPr>
-            <w:color w:val="0000EE"/>
-            <w:u w:val="single"/>
-          </w:rPr>
-          <w:t>22</w:t>
-        </w:r>
-      </w:hyperlink>
-      <w:r>
-        <w:rPr>
-          <w:lang w:val="zh_TW" w:bidi="zh_TW"/>
-        </w:rPr>
-        <w:t>，</w:t>
-      </w:r>
-      <w:hyperlink r:id="rId55">
-        <w:r>
-          <w:rPr>
-            <w:lang w:val="zh_TW" w:bidi="zh_TW"/>
-          </w:rPr>
-          <w:rPr>
-            <w:color w:val="0000EE"/>
-            <w:u w:val="single"/>
-          </w:rPr>
-          <w:t>可5:25</w:t>
-        </w:r>
-      </w:hyperlink>
-      <w:r>
-        <w:rPr>
-          <w:lang w:val="zh_TW" w:bidi="zh_TW"/>
-        </w:rPr>
-        <w:t>–</w:t>
-      </w:r>
-      <w:hyperlink r:id="rId55">
-        <w:r>
-          <w:rPr>
-            <w:lang w:val="zh_TW" w:bidi="zh_TW"/>
-          </w:rPr>
-          <w:rPr>
-            <w:color w:val="0000EE"/>
-            <w:u w:val="single"/>
-          </w:rPr>
-          <w:t>34</w:t>
-        </w:r>
-      </w:hyperlink>
-      <w:r>
-        <w:rPr>
-          <w:lang w:val="zh_TW" w:bidi="zh_TW"/>
-        </w:rPr>
-        <w:t>，</w:t>
-      </w:r>
-      <w:hyperlink r:id="rId56">
-        <w:r>
-          <w:rPr>
-            <w:lang w:val="zh_TW" w:bidi="zh_TW"/>
-          </w:rPr>
-          <w:rPr>
-            <w:color w:val="0000EE"/>
-            <w:u w:val="single"/>
-          </w:rPr>
-          <w:t>路8:43</w:t>
-        </w:r>
-      </w:hyperlink>
-      <w:r>
-        <w:rPr>
-          <w:lang w:val="zh_TW" w:bidi="zh_TW"/>
-        </w:rPr>
-        <w:t>–</w:t>
-      </w:r>
-      <w:hyperlink r:id="rId56">
-        <w:r>
-          <w:rPr>
-            <w:lang w:val="zh_TW" w:bidi="zh_TW"/>
-          </w:rPr>
-          <w:rPr>
-            <w:color w:val="0000EE"/>
-            <w:u w:val="single"/>
-          </w:rPr>
-          <w:t>48</w:t>
-        </w:r>
-      </w:hyperlink>
-      <w:r>
-        <w:rPr>
-          <w:lang w:val="zh_TW" w:bidi="zh_TW"/>
-        </w:rPr>
-        <w:t>）。通過觸摸耶穌的衣服，這位婦女違反了舊約聖經中關於月經的律法，因為她使耶穌的衣服不潔淨（</w:t>
-      </w:r>
-      <w:hyperlink r:id="rId51">
-        <w:r>
-          <w:rPr>
-            <w:lang w:val="zh_TW" w:bidi="zh_TW"/>
-          </w:rPr>
-          <w:rPr>
-            <w:color w:val="0000EE"/>
-            <w:u w:val="single"/>
-          </w:rPr>
-          <w:t>利未記15</w:t>
-        </w:r>
-      </w:hyperlink>
-      <w:r>
-        <w:rPr>
-          <w:lang w:val="zh_TW" w:bidi="zh_TW"/>
-        </w:rPr>
-        <w:t>），然而，她對耶穌的信心醫治了她。</w:t>
-      </w:r>
-    </w:p>
-    <w:p>
-      <w:pPr/>
-      <w:r>
-        <w:rPr>
-          <w:lang w:val="zh_TW" w:bidi="zh_TW"/>
-        </w:rPr>
-      </w:r>
-      <w:r>
-        <w:rPr>
-          <w:i/>
-          <w:lang w:val="zh_TW" w:bidi="zh_TW"/>
-        </w:rPr>
-        <w:t>另見</w:t>
-      </w:r>
-      <w:r>
-        <w:rPr>
-          <w:lang w:val="zh_TW" w:bidi="zh_TW"/>
-        </w:rPr>
-        <w:t xml:space="preserve"> </w:t>
-      </w:r>
-      <w:r>
-        <w:rPr>
-          <w:lang w:val="zh_TW" w:bidi="zh_TW"/>
-        </w:rPr>
-        <w:t>藥物與醫療實踐</w:t>
-      </w:r>
-      <w:r>
-        <w:rPr>
-          <w:lang w:val="zh_TW" w:bidi="zh_TW"/>
-        </w:rPr>
-        <w:t>。</w:t>
-      </w:r>
-      <w:r>
-        <w:rPr>
-          <w:lang w:val="zh_TW" w:bidi="zh_TW"/>
-        </w:rPr>
-      </w:r>
-      <w:r>
-        <w:rPr>
-          <w:lang w:val="zh_TW" w:bidi="zh_TW"/>
-        </w:rPr>
-      </w:r>
-    </w:p>
-    <w:p>
-      <w:pPr/>
-      <w:r>
-        <w:rPr>
-          <w:lang w:val="zh_TW" w:bidi="zh_TW"/>
-        </w:rPr>
-      </w:r>
-    </w:p>
-    <w:p>
-      <w:pPr>
-        <w:pStyle w:val="Heading2"/>
-      </w:pPr>
-      <w:r>
-        <w:rPr>
-          <w:lang w:val="zh_TW" w:bidi="zh_TW"/>
-        </w:rPr>
-        <w:t>血漏的問題</w:t>
-      </w:r>
-      <w:r>
-        <w:rPr>
-          <w:lang w:val="zh_TW" w:bidi="zh_TW"/>
-        </w:rPr>
-      </w:r>
-    </w:p>
-    <w:p>
-      <w:pPr/>
-      <w:r>
-        <w:rPr>
-          <w:lang w:val="zh_TW" w:bidi="zh_TW"/>
-        </w:rPr>
-      </w:r>
-      <w:r>
-        <w:rPr>
-          <w:lang w:val="zh_TW" w:bidi="zh_TW"/>
-        </w:rPr>
-        <w:t>「血漏」在</w:t>
-      </w:r>
-      <w:hyperlink r:id="rId33">
-        <w:r>
-          <w:rPr>
-            <w:lang w:val="zh_TW" w:bidi="zh_TW"/>
-          </w:rPr>
-          <w:rPr>
-            <w:color w:val="0000EE"/>
-            <w:u w:val="single"/>
-          </w:rPr>
-          <w:t>太9:20</w:t>
-        </w:r>
-      </w:hyperlink>
-      <w:r>
-        <w:rPr>
-          <w:lang w:val="zh_TW" w:bidi="zh_TW"/>
-        </w:rPr>
-        <w:t>和</w:t>
-      </w:r>
-      <w:hyperlink r:id="rId61">
-        <w:r>
-          <w:rPr>
-            <w:lang w:val="zh_TW" w:bidi="zh_TW"/>
-          </w:rPr>
-          <w:rPr>
-            <w:color w:val="0000EE"/>
-            <w:u w:val="single"/>
-          </w:rPr>
-          <w:t>可5:25</w:t>
-        </w:r>
-      </w:hyperlink>
-      <w:r>
-        <w:rPr>
-          <w:lang w:val="zh_TW" w:bidi="zh_TW"/>
-        </w:rPr>
-        <w:t>的翻譯。</w:t>
-      </w:r>
-      <w:r>
-        <w:rPr>
-          <w:i/>
-          <w:lang w:val="zh_TW" w:bidi="zh_TW"/>
-        </w:rPr>
-        <w:t>見</w:t>
-      </w:r>
-      <w:r>
-        <w:rPr>
-          <w:lang w:val="zh_TW" w:bidi="zh_TW"/>
-        </w:rPr>
-        <w:t>血漏</w:t>
-      </w:r>
-      <w:r>
-        <w:rPr>
-          <w:lang w:val="zh_TW" w:bidi="zh_TW"/>
-        </w:rPr>
-        <w:t>。</w:t>
+        <w:t>）。它也表明基督徒群體成員之間的平等關係。</w:t>
       </w:r>
       <w:r>
         <w:rPr>
@@ -3993,12 +3289,6 @@
   </w:num>
   <w:num w:numId="13" w16cid:durableId="592781308">
     <w:abstractNumId w:val="11"/>
-  </w:num>
-  <w:num w:numId="14">
-    <w:abstractNumId w:val="3"/>
-    <w:lvlOverride w:ilvl="0">
-      <w:startOverride w:val="1"/>
-    </w:lvlOverride>
   </w:num>
   <w:numIdMacAtCleanup w:val="10"/>
 </w:numbering>

--- a/zht/docx/191.content.docx
+++ b/zht/docx/191.content.docx
@@ -149,7 +149,7 @@
         <w:rPr>
           <w:lang w:val="zh_TW" w:bidi="zh_TW"/>
         </w:rPr>
-        <w:t>xiong</w:t>
+        <w:t>xie</w:t>
       </w:r>
       <w:r>
         <w:rPr>
@@ -212,7 +212,7 @@
         <w:rPr>
           <w:lang w:val="zh_TW" w:bidi="zh_TW"/>
         </w:rPr>
-        <w:t>兄弟</w:t>
+        <w:t>邪術</w:t>
       </w:r>
       <w:r>
         <w:rPr>
@@ -231,7 +231,7 @@
         <w:rPr>
           <w:lang w:val="zh_TW" w:bidi="zh_TW"/>
         </w:rPr>
-        <w:t>「兄弟」一詞可以指：</w:t>
+        <w:t>行邪術的人（術士）自稱擁有超自然能力，能夠施行法術、預知將來，並藉著特定的咒語和物品與邪靈接觸。術士曾出現在：</w:t>
       </w:r>
     </w:p>
     <w:p>
@@ -249,7 +249,25 @@
         <w:rPr>
           <w:lang w:val="zh_TW" w:bidi="zh_TW"/>
         </w:rPr>
-        <w:t>與自己有兄弟關係的男性</w:t>
+        <w:t>埃及王室（</w:t>
+      </w:r>
+      <w:hyperlink r:id="rId13">
+        <w:r>
+          <w:rPr>
+            <w:lang w:val="zh_TW" w:bidi="zh_TW"/>
+          </w:rPr>
+          <w:rPr>
+            <w:color w:val="0000EE"/>
+            <w:u w:val="single"/>
+          </w:rPr>
+          <w:t>出7:11</w:t>
+        </w:r>
+      </w:hyperlink>
+      <w:r>
+        <w:rPr>
+          <w:lang w:val="zh_TW" w:bidi="zh_TW"/>
+        </w:rPr>
+        <w:t>）</w:t>
       </w:r>
     </w:p>
     <w:p>
@@ -267,7 +285,25 @@
         <w:rPr>
           <w:lang w:val="zh_TW" w:bidi="zh_TW"/>
         </w:rPr>
-        <w:t>親密的男性朋友</w:t>
+        <w:t>亞述（</w:t>
+      </w:r>
+      <w:hyperlink r:id="rId14">
+        <w:r>
+          <w:rPr>
+            <w:lang w:val="zh_TW" w:bidi="zh_TW"/>
+          </w:rPr>
+          <w:rPr>
+            <w:color w:val="0000EE"/>
+            <w:u w:val="single"/>
+          </w:rPr>
+          <w:t>鴻3:4</w:t>
+        </w:r>
+      </w:hyperlink>
+      <w:r>
+        <w:rPr>
+          <w:lang w:val="zh_TW" w:bidi="zh_TW"/>
+        </w:rPr>
+        <w:t>）</w:t>
       </w:r>
     </w:p>
     <w:p>
@@ -285,19 +321,25 @@
         <w:rPr>
           <w:lang w:val="zh_TW" w:bidi="zh_TW"/>
         </w:rPr>
-        <w:t>同種族、信仰、職業或組織的成員。</w:t>
-      </w:r>
-    </w:p>
-    <w:p>
-      <w:pPr>
-        <w:pStyle w:val="Heading3"/>
-      </w:pPr>
-      <w:r>
-        <w:rPr>
-          <w:b/>
-          <w:lang w:val="zh_TW" w:bidi="zh_TW"/>
-        </w:rPr>
-        <w:t>「兄弟」在舊約中的意思是什麼？</w:t>
+        <w:t>巴比倫（</w:t>
+      </w:r>
+      <w:hyperlink r:id="rId15">
+        <w:r>
+          <w:rPr>
+            <w:lang w:val="zh_TW" w:bidi="zh_TW"/>
+          </w:rPr>
+          <w:rPr>
+            <w:color w:val="0000EE"/>
+            <w:u w:val="single"/>
+          </w:rPr>
+          <w:t>但2:2</w:t>
+        </w:r>
+      </w:hyperlink>
+      <w:r>
+        <w:rPr>
+          <w:lang w:val="zh_TW" w:bidi="zh_TW"/>
+        </w:rPr>
+        <w:t>）</w:t>
       </w:r>
     </w:p>
     <w:p>
@@ -311,9 +353,9 @@
         <w:rPr>
           <w:lang w:val="zh_TW" w:bidi="zh_TW"/>
         </w:rPr>
-        <w:t>在舊約聖經中，「兄弟」的希伯來文指的是至少有一個共同父親或母親的男性。約瑟和便雅憫都是雅各和拉結的孩子（</w:t>
-      </w:r>
-      <w:hyperlink r:id="rId13">
+        <w:t>以色列人不可行邪術 （</w:t>
+      </w:r>
+      <w:hyperlink r:id="rId16">
         <w:r>
           <w:rPr>
             <w:lang w:val="zh_TW" w:bidi="zh_TW"/>
@@ -322,16 +364,16 @@
             <w:color w:val="0000EE"/>
             <w:u w:val="single"/>
           </w:rPr>
-          <w:t>創35:24</w:t>
+          <w:t>申18:10</w:t>
         </w:r>
       </w:hyperlink>
       <w:r>
         <w:rPr>
           <w:lang w:val="zh_TW" w:bidi="zh_TW"/>
         </w:rPr>
-        <w:t>）。然而，雅各其他的兒子也被稱為約瑟的兄弟（</w:t>
-      </w:r>
-      <w:hyperlink r:id="rId14">
+        <w:t>）。行邪術的人要被處死（</w:t>
+      </w:r>
+      <w:hyperlink r:id="rId17">
         <w:r>
           <w:rPr>
             <w:lang w:val="zh_TW" w:bidi="zh_TW"/>
@@ -340,7 +382,97 @@
             <w:color w:val="0000EE"/>
             <w:u w:val="single"/>
           </w:rPr>
-          <w:t>創42:6</w:t>
+          <w:t>出22:18</w:t>
+        </w:r>
+      </w:hyperlink>
+      <w:r>
+        <w:rPr>
+          <w:lang w:val="zh_TW" w:bidi="zh_TW"/>
+        </w:rPr>
+        <w:t>）。然而，以色列人仍然求問行邪術者（</w:t>
+      </w:r>
+      <w:hyperlink r:id="rId18">
+        <w:r>
+          <w:rPr>
+            <w:lang w:val="zh_TW" w:bidi="zh_TW"/>
+          </w:rPr>
+          <w:rPr>
+            <w:color w:val="0000EE"/>
+            <w:u w:val="single"/>
+          </w:rPr>
+          <w:t>王下17:17</w:t>
+        </w:r>
+      </w:hyperlink>
+      <w:r>
+        <w:rPr>
+          <w:lang w:val="zh_TW" w:bidi="zh_TW"/>
+        </w:rPr>
+        <w:t>；</w:t>
+      </w:r>
+      <w:hyperlink r:id="rId19">
+        <w:r>
+          <w:rPr>
+            <w:lang w:val="zh_TW" w:bidi="zh_TW"/>
+          </w:rPr>
+          <w:rPr>
+            <w:color w:val="0000EE"/>
+            <w:u w:val="single"/>
+          </w:rPr>
+          <w:t>代下33:6</w:t>
+        </w:r>
+      </w:hyperlink>
+      <w:r>
+        <w:rPr>
+          <w:lang w:val="zh_TW" w:bidi="zh_TW"/>
+        </w:rPr>
+        <w:t>；</w:t>
+      </w:r>
+      <w:hyperlink r:id="rId20">
+        <w:r>
+          <w:rPr>
+            <w:lang w:val="zh_TW" w:bidi="zh_TW"/>
+          </w:rPr>
+          <w:rPr>
+            <w:color w:val="0000EE"/>
+            <w:u w:val="single"/>
+          </w:rPr>
+          <w:t>彌5:12</w:t>
+        </w:r>
+      </w:hyperlink>
+      <w:r>
+        <w:rPr>
+          <w:lang w:val="zh_TW" w:bidi="zh_TW"/>
+        </w:rPr>
+        <w:t>），因此惹神發怒（</w:t>
+      </w:r>
+      <w:hyperlink r:id="rId21">
+        <w:r>
+          <w:rPr>
+            <w:lang w:val="zh_TW" w:bidi="zh_TW"/>
+          </w:rPr>
+          <w:rPr>
+            <w:color w:val="0000EE"/>
+            <w:u w:val="single"/>
+          </w:rPr>
+          <w:t>賽57:3</w:t>
+        </w:r>
+      </w:hyperlink>
+      <w:r>
+        <w:rPr>
+          <w:lang w:val="zh_TW" w:bidi="zh_TW"/>
+        </w:rPr>
+        <w:t>；</w:t>
+      </w:r>
+      <w:hyperlink r:id="rId22">
+        <w:r>
+          <w:rPr>
+            <w:lang w:val="zh_TW" w:bidi="zh_TW"/>
+          </w:rPr>
+          <w:rPr>
+            <w:color w:val="0000EE"/>
+            <w:u w:val="single"/>
+          </w:rPr>
+          <w:t>瑪3:5</w:t>
         </w:r>
       </w:hyperlink>
       <w:r>
@@ -361,9 +493,9 @@
         <w:rPr>
           <w:lang w:val="zh_TW" w:bidi="zh_TW"/>
         </w:rPr>
-        <w:t>約瑟對便雅憫的愛是特別的，但兄弟之間並非總有這種愛。該隱殺害了他的兄弟亞伯（</w:t>
-      </w:r>
-      <w:hyperlink r:id="rId15">
+        <w:t>保羅把行邪術列為罪 （</w:t>
+      </w:r>
+      <w:hyperlink r:id="rId23">
         <w:r>
           <w:rPr>
             <w:lang w:val="zh_TW" w:bidi="zh_TW"/>
@@ -372,16 +504,16 @@
             <w:color w:val="0000EE"/>
             <w:u w:val="single"/>
           </w:rPr>
-          <w:t>創4:8</w:t>
+          <w:t>加5:20</w:t>
         </w:r>
       </w:hyperlink>
       <w:r>
         <w:rPr>
           <w:lang w:val="zh_TW" w:bidi="zh_TW"/>
         </w:rPr>
-        <w:t>），以掃恨他的兄弟雅各（</w:t>
-      </w:r>
-      <w:hyperlink r:id="rId16">
+        <w:t>）。啟示錄說，行邪術的人將被扔在火湖裡 （</w:t>
+      </w:r>
+      <w:hyperlink r:id="rId24">
         <w:r>
           <w:rPr>
             <w:lang w:val="zh_TW" w:bidi="zh_TW"/>
@@ -390,16 +522,16 @@
             <w:color w:val="0000EE"/>
             <w:u w:val="single"/>
           </w:rPr>
-          <w:t>27:41</w:t>
+          <w:t>啟21:8</w:t>
         </w:r>
       </w:hyperlink>
       <w:r>
         <w:rPr>
           <w:lang w:val="zh_TW" w:bidi="zh_TW"/>
         </w:rPr>
-        <w:t>）。兄弟可能帶來壞的影響（</w:t>
-      </w:r>
-      <w:hyperlink r:id="rId17">
+        <w:t>），並永遠與義人隔絕（</w:t>
+      </w:r>
+      <w:hyperlink r:id="rId25">
         <w:r>
           <w:rPr>
             <w:lang w:val="zh_TW" w:bidi="zh_TW"/>
@@ -408,73 +540,7 @@
             <w:color w:val="0000EE"/>
             <w:u w:val="single"/>
           </w:rPr>
-          <w:t>申13:6</w:t>
-        </w:r>
-      </w:hyperlink>
-      <w:r>
-        <w:rPr>
-          <w:lang w:val="zh_TW" w:bidi="zh_TW"/>
-        </w:rPr>
-        <w:t>–</w:t>
-      </w:r>
-      <w:hyperlink r:id="rId17">
-        <w:r>
-          <w:rPr>
-            <w:lang w:val="zh_TW" w:bidi="zh_TW"/>
-          </w:rPr>
-          <w:rPr>
-            <w:color w:val="0000EE"/>
-            <w:u w:val="single"/>
-          </w:rPr>
-          <w:t>7</w:t>
-        </w:r>
-      </w:hyperlink>
-      <w:r>
-        <w:rPr>
-          <w:lang w:val="zh_TW" w:bidi="zh_TW"/>
-        </w:rPr>
-        <w:t>），但理想中，兄弟應該在需要時幫助對方（</w:t>
-      </w:r>
-      <w:hyperlink r:id="rId18">
-        <w:r>
-          <w:rPr>
-            <w:lang w:val="zh_TW" w:bidi="zh_TW"/>
-          </w:rPr>
-          <w:rPr>
-            <w:color w:val="0000EE"/>
-            <w:u w:val="single"/>
-          </w:rPr>
-          <w:t>箴17:17</w:t>
-        </w:r>
-      </w:hyperlink>
-      <w:r>
-        <w:rPr>
-          <w:lang w:val="zh_TW" w:bidi="zh_TW"/>
-        </w:rPr>
-        <w:t>）。</w:t>
-      </w:r>
-      <w:r>
-        <w:rPr>
-          <w:lang w:val="zh_TW" w:bidi="zh_TW"/>
-        </w:rPr>
-        <w:t>娶寡嫂婚的</w:t>
-      </w:r>
-      <w:r>
-        <w:rPr>
-          <w:lang w:val="zh_TW" w:bidi="zh_TW"/>
-        </w:rPr>
-        <w:t>律法規定，如果一個男人死後遺下無子的寡婦，他的兄弟必須娶這位寡婦，為其生子以延續兄弟的家族名字（</w:t>
-      </w:r>
-      <w:hyperlink r:id="rId19">
-        <w:r>
-          <w:rPr>
-            <w:lang w:val="zh_TW" w:bidi="zh_TW"/>
-          </w:rPr>
-          <w:rPr>
-            <w:color w:val="0000EE"/>
-            <w:u w:val="single"/>
-          </w:rPr>
-          <w:t>申25:5</w:t>
+          <w:t>啟22:15</w:t>
         </w:r>
       </w:hyperlink>
       <w:r>
@@ -493,74 +559,38 @@
       </w:r>
       <w:r>
         <w:rPr>
-          <w:lang w:val="zh_TW" w:bidi="zh_TW"/>
-        </w:rPr>
-        <w:t>大衛稱約拿單為「兄弟」，即使他們沒有血緣關係（</w:t>
-      </w:r>
-      <w:hyperlink r:id="rId20">
-        <w:r>
-          <w:rPr>
-            <w:lang w:val="zh_TW" w:bidi="zh_TW"/>
-          </w:rPr>
-          <w:rPr>
-            <w:color w:val="0000EE"/>
-            <w:u w:val="single"/>
-          </w:rPr>
-          <w:t>撒下1:26</w:t>
-        </w:r>
-      </w:hyperlink>
-      <w:r>
-        <w:rPr>
-          <w:lang w:val="zh_TW" w:bidi="zh_TW"/>
-        </w:rPr>
-        <w:t>）。一個以色列同胞也可以被稱為兄弟，這種關係帶有某些義務：例如，兄弟之間不能收取利息，也不能將他變為奴隸（</w:t>
-      </w:r>
-      <w:hyperlink r:id="rId21">
-        <w:r>
-          <w:rPr>
-            <w:lang w:val="zh_TW" w:bidi="zh_TW"/>
-          </w:rPr>
-          <w:rPr>
-            <w:color w:val="0000EE"/>
-            <w:u w:val="single"/>
-          </w:rPr>
-          <w:t>利25:35</w:t>
-        </w:r>
-      </w:hyperlink>
-      <w:r>
-        <w:rPr>
-          <w:lang w:val="zh_TW" w:bidi="zh_TW"/>
-        </w:rPr>
-        <w:t>–</w:t>
-      </w:r>
-      <w:hyperlink r:id="rId21">
-        <w:r>
-          <w:rPr>
-            <w:lang w:val="zh_TW" w:bidi="zh_TW"/>
-          </w:rPr>
-          <w:rPr>
-            <w:color w:val="0000EE"/>
-            <w:u w:val="single"/>
-          </w:rPr>
-          <w:t>43</w:t>
-        </w:r>
-      </w:hyperlink>
-      <w:r>
-        <w:rPr>
-          <w:lang w:val="zh_TW" w:bidi="zh_TW"/>
-        </w:rPr>
-        <w:t>）。</w:t>
-      </w:r>
-    </w:p>
-    <w:p>
-      <w:pPr>
-        <w:pStyle w:val="Heading3"/>
-      </w:pPr>
-      <w:r>
-        <w:rPr>
-          <w:lang w:val="zh_TW" w:bidi="zh_TW"/>
-        </w:rPr>
-        <w:t>「兄弟」在新約中是什麼意思？</w:t>
+          <w:i/>
+          <w:lang w:val="zh_TW" w:bidi="zh_TW"/>
+        </w:rPr>
+        <w:t>另見</w:t>
+      </w:r>
+      <w:r>
+        <w:rPr>
+          <w:lang w:val="zh_TW" w:bidi="zh_TW"/>
+        </w:rPr>
+        <w:t xml:space="preserve"> </w:t>
+      </w:r>
+      <w:r>
+        <w:rPr>
+          <w:lang w:val="zh_TW" w:bidi="zh_TW"/>
+        </w:rPr>
+        <w:t>巫術</w:t>
+      </w:r>
+      <w:r>
+        <w:rPr>
+          <w:lang w:val="zh_TW" w:bidi="zh_TW"/>
+        </w:rPr>
+        <w:t>。</w:t>
+      </w:r>
+      <w:r>
+        <w:rPr>
+          <w:lang w:val="zh_TW" w:bidi="zh_TW"/>
+        </w:rPr>
+      </w:r>
+      <w:r>
+        <w:rPr>
+          <w:lang w:val="zh_TW" w:bidi="zh_TW"/>
+        </w:rPr>
       </w:r>
     </w:p>
     <w:p>
@@ -570,137 +600,21 @@
           <w:lang w:val="zh_TW" w:bidi="zh_TW"/>
         </w:rPr>
       </w:r>
-      <w:r>
-        <w:rPr>
-          <w:lang w:val="zh_TW" w:bidi="zh_TW"/>
-        </w:rPr>
-        <w:t>在新約聖經中，希臘文的「兄弟」指親生兄弟，例如安得烈和彼得（</w:t>
-      </w:r>
-      <w:hyperlink r:id="rId22">
-        <w:r>
-          <w:rPr>
-            <w:lang w:val="zh_TW" w:bidi="zh_TW"/>
-          </w:rPr>
-          <w:rPr>
-            <w:color w:val="0000EE"/>
-            <w:u w:val="single"/>
-          </w:rPr>
-          <w:t>約1:41</w:t>
-        </w:r>
-      </w:hyperlink>
-      <w:r>
-        <w:rPr>
-          <w:lang w:val="zh_TW" w:bidi="zh_TW"/>
-        </w:rPr>
-        <w:t>）。耶穌有四個兄弟（</w:t>
-      </w:r>
-      <w:hyperlink r:id="rId23">
-        <w:r>
-          <w:rPr>
-            <w:lang w:val="zh_TW" w:bidi="zh_TW"/>
-          </w:rPr>
-          <w:rPr>
-            <w:color w:val="0000EE"/>
-            <w:u w:val="single"/>
-          </w:rPr>
-          <w:t>可6:3</w:t>
-        </w:r>
-      </w:hyperlink>
-      <w:r>
-        <w:rPr>
-          <w:lang w:val="zh_TW" w:bidi="zh_TW"/>
-        </w:rPr>
-        <w:t>）。（羅馬天主教徒認為他們是耶穌的表兄弟，但希臘文並未使用表兄弟的詞語。）耶穌的兄弟起初不信祂（</w:t>
-      </w:r>
-      <w:hyperlink r:id="rId24">
-        <w:r>
-          <w:rPr>
-            <w:lang w:val="zh_TW" w:bidi="zh_TW"/>
-          </w:rPr>
-          <w:rPr>
-            <w:color w:val="0000EE"/>
-            <w:u w:val="single"/>
-          </w:rPr>
-          <w:t>約7:5</w:t>
-        </w:r>
-      </w:hyperlink>
-      <w:r>
-        <w:rPr>
-          <w:lang w:val="zh_TW" w:bidi="zh_TW"/>
-        </w:rPr>
-        <w:t>）。然而，在耶穌復活後，他們加入了基督教群體（</w:t>
-      </w:r>
-      <w:hyperlink r:id="rId25">
-        <w:r>
-          <w:rPr>
-            <w:lang w:val="zh_TW" w:bidi="zh_TW"/>
-          </w:rPr>
-          <w:rPr>
-            <w:color w:val="0000EE"/>
-            <w:u w:val="single"/>
-          </w:rPr>
-          <w:t>徒1:14</w:t>
-        </w:r>
-      </w:hyperlink>
-      <w:r>
-        <w:rPr>
-          <w:lang w:val="zh_TW" w:bidi="zh_TW"/>
-        </w:rPr>
-        <w:t>）。耶穌教導祂的門徒，他們只有一位父（神），因此彼此皆為兄弟（</w:t>
-      </w:r>
-      <w:hyperlink r:id="rId26">
-        <w:r>
-          <w:rPr>
-            <w:lang w:val="zh_TW" w:bidi="zh_TW"/>
-          </w:rPr>
-          <w:rPr>
-            <w:color w:val="0000EE"/>
-            <w:u w:val="single"/>
-          </w:rPr>
-          <w:t>太23:8</w:t>
-        </w:r>
-      </w:hyperlink>
-      <w:r>
-        <w:rPr>
-          <w:lang w:val="zh_TW" w:bidi="zh_TW"/>
-        </w:rPr>
-        <w:t>–</w:t>
-      </w:r>
-      <w:hyperlink r:id="rId26">
-        <w:r>
-          <w:rPr>
-            <w:lang w:val="zh_TW" w:bidi="zh_TW"/>
-          </w:rPr>
-          <w:rPr>
-            <w:color w:val="0000EE"/>
-            <w:u w:val="single"/>
-          </w:rPr>
-          <w:t>9</w:t>
-        </w:r>
-      </w:hyperlink>
-      <w:r>
-        <w:rPr>
-          <w:lang w:val="zh_TW" w:bidi="zh_TW"/>
-        </w:rPr>
-        <w:t>）。他也稱自己是他們的兄弟（</w:t>
-      </w:r>
-      <w:hyperlink r:id="rId27">
-        <w:r>
-          <w:rPr>
-            <w:lang w:val="zh_TW" w:bidi="zh_TW"/>
-          </w:rPr>
-          <w:rPr>
-            <w:color w:val="0000EE"/>
-            <w:u w:val="single"/>
-          </w:rPr>
-          <w:t>太28:10</w:t>
-        </w:r>
-      </w:hyperlink>
-      <w:r>
-        <w:rPr>
-          <w:lang w:val="zh_TW" w:bidi="zh_TW"/>
-        </w:rPr>
-        <w:t>）。</w:t>
+    </w:p>
+    <w:p>
+      <w:pPr>
+        <w:pStyle w:val="Heading2"/>
+      </w:pPr>
+      <w:r>
+        <w:rPr>
+          <w:lang w:val="zh_TW" w:bidi="zh_TW"/>
+        </w:rPr>
+        <w:t>褻瀆</w:t>
+      </w:r>
+      <w:r>
+        <w:rPr>
+          <w:lang w:val="zh_TW" w:bidi="zh_TW"/>
+        </w:rPr>
       </w:r>
     </w:p>
     <w:p>
@@ -714,307 +628,18 @@
         <w:rPr>
           <w:lang w:val="zh_TW" w:bidi="zh_TW"/>
         </w:rPr>
-        <w:t>早期基督徒互稱「弟兄」（</w:t>
-      </w:r>
-      <w:hyperlink r:id="rId28">
-        <w:r>
-          <w:rPr>
-            <w:lang w:val="zh_TW" w:bidi="zh_TW"/>
-          </w:rPr>
-          <w:rPr>
-            <w:color w:val="0000EE"/>
-            <w:u w:val="single"/>
-          </w:rPr>
-          <w:t>徒9:17</w:t>
-        </w:r>
-      </w:hyperlink>
-      <w:r>
-        <w:rPr>
-          <w:lang w:val="zh_TW" w:bidi="zh_TW"/>
-        </w:rPr>
-        <w:t>；</w:t>
-      </w:r>
-      <w:hyperlink r:id="rId29">
-        <w:r>
-          <w:rPr>
-            <w:lang w:val="zh_TW" w:bidi="zh_TW"/>
-          </w:rPr>
-          <w:rPr>
-            <w:color w:val="0000EE"/>
-            <w:u w:val="single"/>
-          </w:rPr>
-          <w:t>西1:1</w:t>
-        </w:r>
-      </w:hyperlink>
-      <w:r>
-        <w:rPr>
-          <w:lang w:val="zh_TW" w:bidi="zh_TW"/>
-        </w:rPr>
-        <w:t>）。基督徒群體兩次被稱為「弟兄或眾弟兄（the brotherhood）」（</w:t>
-      </w:r>
-      <w:hyperlink r:id="rId30">
-        <w:r>
-          <w:rPr>
-            <w:lang w:val="zh_TW" w:bidi="zh_TW"/>
-          </w:rPr>
-          <w:rPr>
-            <w:color w:val="0000EE"/>
-            <w:u w:val="single"/>
-          </w:rPr>
-          <w:t>彼前2:17，</w:t>
-        </w:r>
-      </w:hyperlink>
-      <w:hyperlink r:id="rId31">
-        <w:r>
-          <w:rPr>
-            <w:lang w:val="zh_TW" w:bidi="zh_TW"/>
-          </w:rPr>
-          <w:rPr>
-            <w:color w:val="0000EE"/>
-            <w:u w:val="single"/>
-          </w:rPr>
-          <w:t>5:9</w:t>
-        </w:r>
-      </w:hyperlink>
-      <w:r>
-        <w:rPr>
-          <w:lang w:val="zh_TW" w:bidi="zh_TW"/>
-        </w:rPr>
-        <w:t>）。成為基督徒弟兄的一員需要負上某些責任：</w:t>
+        <w:t>指褻瀆或輕蔑神的言語或文字（或對神的行為）。在一般意義上，「褻瀆（blasphemy）」可以指任何誹謗，包括任何侮辱或貶低他人的言語或行為。在希臘文獻中，這個詞用於侮辱或嘲笑活人或死人。這個詞的用法被延伸至神，包括質疑神的大能和嘲笑神的本性。</w:t>
       </w:r>
     </w:p>
     <w:p>
       <w:pPr>
-        <w:pStyle w:val="ListBullet"/>
-        <w:spacing w:line="240" w:lineRule="auto"/>
-        <w:ind w:left="720"/>
-      </w:pPr>
-      <w:r>
-        <w:rPr>
-          <w:lang w:val="zh_TW" w:bidi="zh_TW"/>
-        </w:rPr>
-      </w:r>
-      <w:r>
-        <w:rPr>
-          <w:lang w:val="zh_TW" w:bidi="zh_TW"/>
-        </w:rPr>
-        <w:t>節制情慾（</w:t>
-      </w:r>
-      <w:hyperlink r:id="rId32">
-        <w:r>
-          <w:rPr>
-            <w:lang w:val="zh_TW" w:bidi="zh_TW"/>
-          </w:rPr>
-          <w:rPr>
-            <w:color w:val="0000EE"/>
-            <w:u w:val="single"/>
-          </w:rPr>
-          <w:t>帖前4:6</w:t>
-        </w:r>
-      </w:hyperlink>
-      <w:r>
-        <w:rPr>
-          <w:lang w:val="zh_TW" w:bidi="zh_TW"/>
-        </w:rPr>
-        <w:t>）</w:t>
-      </w:r>
-    </w:p>
-    <w:p>
-      <w:pPr>
-        <w:pStyle w:val="ListBullet"/>
-        <w:spacing w:line="240" w:lineRule="auto"/>
-        <w:ind w:left="720"/>
-      </w:pPr>
-      <w:r>
-        <w:rPr>
-          <w:lang w:val="zh_TW" w:bidi="zh_TW"/>
-        </w:rPr>
-      </w:r>
-      <w:r>
-        <w:rPr>
-          <w:lang w:val="zh_TW" w:bidi="zh_TW"/>
-        </w:rPr>
-        <w:t>在需要時提供物質幫助（</w:t>
-      </w:r>
-      <w:hyperlink r:id="rId33">
-        <w:r>
-          <w:rPr>
-            <w:lang w:val="zh_TW" w:bidi="zh_TW"/>
-          </w:rPr>
-          <w:rPr>
-            <w:color w:val="0000EE"/>
-            <w:u w:val="single"/>
-          </w:rPr>
-          <w:t>雅2:15</w:t>
-        </w:r>
-      </w:hyperlink>
-      <w:r>
-        <w:rPr>
-          <w:lang w:val="zh_TW" w:bidi="zh_TW"/>
-        </w:rPr>
-        <w:t>–</w:t>
-      </w:r>
-      <w:hyperlink r:id="rId33">
-        <w:r>
-          <w:rPr>
-            <w:lang w:val="zh_TW" w:bidi="zh_TW"/>
-          </w:rPr>
-          <w:rPr>
-            <w:color w:val="0000EE"/>
-            <w:u w:val="single"/>
-          </w:rPr>
-          <w:t>16</w:t>
-        </w:r>
-      </w:hyperlink>
-      <w:r>
-        <w:rPr>
-          <w:lang w:val="zh_TW" w:bidi="zh_TW"/>
-        </w:rPr>
-        <w:t>）</w:t>
-      </w:r>
-    </w:p>
-    <w:p>
-      <w:pPr>
-        <w:pStyle w:val="ListBullet"/>
-        <w:spacing w:line="240" w:lineRule="auto"/>
-        <w:ind w:left="720"/>
-      </w:pPr>
-      <w:r>
-        <w:rPr>
-          <w:lang w:val="zh_TW" w:bidi="zh_TW"/>
-        </w:rPr>
-      </w:r>
-      <w:r>
-        <w:rPr>
-          <w:lang w:val="zh_TW" w:bidi="zh_TW"/>
-        </w:rPr>
-        <w:t>避免引起冒犯（</w:t>
-      </w:r>
-      <w:hyperlink r:id="rId34">
-        <w:r>
-          <w:rPr>
-            <w:lang w:val="zh_TW" w:bidi="zh_TW"/>
-          </w:rPr>
-          <w:rPr>
-            <w:color w:val="0000EE"/>
-            <w:u w:val="single"/>
-          </w:rPr>
-          <w:t>羅14:13</w:t>
-        </w:r>
-      </w:hyperlink>
-      <w:r>
-        <w:rPr>
-          <w:lang w:val="zh_TW" w:bidi="zh_TW"/>
-        </w:rPr>
-        <w:t>）。</w:t>
-      </w:r>
-    </w:p>
-    <w:p>
-      <w:pPr>
-        <w:pStyle w:val="ListBullet"/>
-        <w:spacing w:line="240" w:lineRule="auto"/>
-        <w:ind w:left="720"/>
-      </w:pPr>
-      <w:r>
-        <w:rPr>
-          <w:lang w:val="zh_TW" w:bidi="zh_TW"/>
-        </w:rPr>
-      </w:r>
-      <w:r>
-        <w:rPr>
-          <w:lang w:val="zh_TW" w:bidi="zh_TW"/>
-        </w:rPr>
-        <w:t>基督徒不應該「訴諸法律」或控告他們的弟兄（</w:t>
-      </w:r>
-      <w:hyperlink r:id="rId35">
-        <w:r>
-          <w:rPr>
-            <w:lang w:val="zh_TW" w:bidi="zh_TW"/>
-          </w:rPr>
-          <w:rPr>
-            <w:color w:val="0000EE"/>
-            <w:u w:val="single"/>
-          </w:rPr>
-          <w:t>林前6:5</w:t>
-        </w:r>
-      </w:hyperlink>
-      <w:r>
-        <w:rPr>
-          <w:lang w:val="zh_TW" w:bidi="zh_TW"/>
-        </w:rPr>
-        <w:t>–</w:t>
-      </w:r>
-      <w:hyperlink r:id="rId35">
-        <w:r>
-          <w:rPr>
-            <w:lang w:val="zh_TW" w:bidi="zh_TW"/>
-          </w:rPr>
-          <w:rPr>
-            <w:color w:val="0000EE"/>
-            <w:u w:val="single"/>
-          </w:rPr>
-          <w:t>6</w:t>
-        </w:r>
-      </w:hyperlink>
-      <w:r>
-        <w:rPr>
-          <w:lang w:val="zh_TW" w:bidi="zh_TW"/>
-        </w:rPr>
-        <w:t>）</w:t>
-      </w:r>
-    </w:p>
-    <w:p>
-      <w:pPr>
-        <w:pStyle w:val="ListBullet"/>
-        <w:spacing w:line="240" w:lineRule="auto"/>
-        <w:ind w:left="720"/>
-      </w:pPr>
-      <w:r>
-        <w:rPr>
-          <w:lang w:val="zh_TW" w:bidi="zh_TW"/>
-        </w:rPr>
-      </w:r>
-      <w:r>
-        <w:rPr>
-          <w:lang w:val="zh_TW" w:bidi="zh_TW"/>
-        </w:rPr>
-        <w:t>必須在教會內或個人之間解決問題（</w:t>
-      </w:r>
-      <w:hyperlink r:id="rId36">
-        <w:r>
-          <w:rPr>
-            <w:lang w:val="zh_TW" w:bidi="zh_TW"/>
-          </w:rPr>
-          <w:rPr>
-            <w:color w:val="0000EE"/>
-            <w:u w:val="single"/>
-          </w:rPr>
-          <w:t>太18:15</w:t>
-        </w:r>
-      </w:hyperlink>
-      <w:r>
-        <w:rPr>
-          <w:lang w:val="zh_TW" w:bidi="zh_TW"/>
-        </w:rPr>
-        <w:t>–</w:t>
-      </w:r>
-      <w:hyperlink r:id="rId36">
-        <w:r>
-          <w:rPr>
-            <w:lang w:val="zh_TW" w:bidi="zh_TW"/>
-          </w:rPr>
-          <w:rPr>
-            <w:color w:val="0000EE"/>
-            <w:u w:val="single"/>
-          </w:rPr>
-          <w:t>17</w:t>
-        </w:r>
-      </w:hyperlink>
-      <w:r>
-        <w:rPr>
-          <w:lang w:val="zh_TW" w:bidi="zh_TW"/>
-        </w:rPr>
-        <w:t>）</w:t>
+        <w:pStyle w:val="Heading3"/>
+      </w:pPr>
+      <w:r>
+        <w:rPr>
+          <w:lang w:val="zh_TW" w:bidi="zh_TW"/>
+        </w:rPr>
+        <w:t>舊約中的褻瀆</w:t>
       </w:r>
     </w:p>
     <w:p>
@@ -1028,9 +653,9 @@
         <w:rPr>
           <w:lang w:val="zh_TW" w:bidi="zh_TW"/>
         </w:rPr>
-        <w:t>基督徒與弟兄的關係很重要，因為如果他與弟兄不和，就無法敬拜神（</w:t>
-      </w:r>
-      <w:hyperlink r:id="rId37">
+        <w:t>在舊約中，「褻瀆」總是指侮辱神，可能是直接攻擊神，或是間接嘲弄神。無論哪種方式，都會減損神的榮耀和尊嚴，所以褻瀆是讚美的反面。以色列人可能會透過詛咒神（</w:t>
+      </w:r>
+      <w:hyperlink r:id="rId26">
         <w:r>
           <w:rPr>
             <w:lang w:val="zh_TW" w:bidi="zh_TW"/>
@@ -1039,16 +664,16 @@
             <w:color w:val="0000EE"/>
             <w:u w:val="single"/>
           </w:rPr>
-          <w:t>太5:23</w:t>
+          <w:t>利24:10–16</w:t>
         </w:r>
       </w:hyperlink>
       <w:r>
         <w:rPr>
           <w:lang w:val="zh_TW" w:bidi="zh_TW"/>
         </w:rPr>
-        <w:t>–</w:t>
-      </w:r>
-      <w:hyperlink r:id="rId37">
+        <w:t>）或故意違背神的律法（</w:t>
+      </w:r>
+      <w:hyperlink r:id="rId27">
         <w:r>
           <w:rPr>
             <w:lang w:val="zh_TW" w:bidi="zh_TW"/>
@@ -1057,7 +682,25 @@
             <w:color w:val="0000EE"/>
             <w:u w:val="single"/>
           </w:rPr>
-          <w:t>24</w:t>
+          <w:t>民15:30</w:t>
+        </w:r>
+      </w:hyperlink>
+      <w:r>
+        <w:rPr>
+          <w:lang w:val="zh_TW" w:bidi="zh_TW"/>
+        </w:rPr>
+        <w:t>）來直接侮辱祂的「名」（神的名字：耶和華）。任何一種褻瀆神的行為都會被處死刑，就像拜偶像一樣，這是最嚴重的褻瀆神（</w:t>
+      </w:r>
+      <w:hyperlink r:id="rId28">
+        <w:r>
+          <w:rPr>
+            <w:lang w:val="zh_TW" w:bidi="zh_TW"/>
+          </w:rPr>
+          <w:rPr>
+            <w:color w:val="0000EE"/>
+            <w:u w:val="single"/>
+          </w:rPr>
+          <w:t>賽66:3</w:t>
         </w:r>
       </w:hyperlink>
       <w:r>
@@ -1076,44 +719,110 @@
       </w:r>
       <w:r>
         <w:rPr>
-          <w:i/>
-          <w:lang w:val="zh_TW" w:bidi="zh_TW"/>
-        </w:rPr>
-        <w:t>另見</w:t>
-      </w:r>
-      <w:r>
-        <w:rPr>
-          <w:lang w:val="zh_TW" w:bidi="zh_TW"/>
-        </w:rPr>
-        <w:t xml:space="preserve"> </w:t>
-      </w:r>
-      <w:r>
-        <w:rPr>
-          <w:lang w:val="zh_TW" w:bidi="zh_TW"/>
-        </w:rPr>
-        <w:t>家庭生活和關係</w:t>
-      </w:r>
+          <w:lang w:val="zh_TW" w:bidi="zh_TW"/>
+        </w:rPr>
+        <w:t>人們認為外邦人從未體驗過耶和華的大能和威嚴，最有可能褻瀆神。因此，在亞述王將耶和華等同於他已征服的列國的神時，就犯了褻瀆神的罪（</w:t>
+      </w:r>
+      <w:hyperlink r:id="rId29">
+        <w:r>
+          <w:rPr>
+            <w:lang w:val="zh_TW" w:bidi="zh_TW"/>
+          </w:rPr>
+          <w:rPr>
+            <w:color w:val="0000EE"/>
+            <w:u w:val="single"/>
+          </w:rPr>
+          <w:t>王下19:4–6、22</w:t>
+        </w:r>
+      </w:hyperlink>
+      <w:r>
+        <w:rPr>
+          <w:lang w:val="zh_TW" w:bidi="zh_TW"/>
+        </w:rPr>
+        <w:t>）。由於亞述王的傲慢，先知以賽亞預言他必會滅亡。當以色列被擄時（</w:t>
+      </w:r>
+      <w:hyperlink r:id="rId30">
+        <w:r>
+          <w:rPr>
+            <w:lang w:val="zh_TW" w:bidi="zh_TW"/>
+          </w:rPr>
+          <w:rPr>
+            <w:color w:val="0000EE"/>
+            <w:u w:val="single"/>
+          </w:rPr>
+          <w:t>賽52:5</w:t>
+        </w:r>
+      </w:hyperlink>
+      <w:r>
+        <w:rPr>
+          <w:lang w:val="zh_TW" w:bidi="zh_TW"/>
+        </w:rPr>
+        <w:t>），當以東嘲笑荒涼的「以色列山」時（</w:t>
+      </w:r>
+      <w:hyperlink r:id="rId31">
+        <w:r>
+          <w:rPr>
+            <w:lang w:val="zh_TW" w:bidi="zh_TW"/>
+          </w:rPr>
+          <w:rPr>
+            <w:color w:val="0000EE"/>
+            <w:u w:val="single"/>
+          </w:rPr>
+          <w:t>結35:12</w:t>
+        </w:r>
+      </w:hyperlink>
+      <w:r>
+        <w:rPr>
+          <w:lang w:val="zh_TW" w:bidi="zh_TW"/>
+        </w:rPr>
+        <w:t>），當敵人嘲笑神沒有保護耶路撒冷時（</w:t>
+      </w:r>
+      <w:hyperlink r:id="rId32">
+        <w:r>
+          <w:rPr>
+            <w:lang w:val="zh_TW" w:bidi="zh_TW"/>
+          </w:rPr>
+          <w:rPr>
+            <w:color w:val="0000EE"/>
+            <w:u w:val="single"/>
+          </w:rPr>
+          <w:t>詩74:18</w:t>
+        </w:r>
+      </w:hyperlink>
       <w:r>
         <w:rPr>
           <w:lang w:val="zh_TW" w:bidi="zh_TW"/>
         </w:rPr>
         <w:t>；</w:t>
       </w:r>
-      <w:r>
-        <w:rPr>
-          <w:lang w:val="zh_TW" w:bidi="zh_TW"/>
-        </w:rPr>
-        <w:t>兄弟（和姐妹）</w:t>
-      </w:r>
-      <w:r>
-        <w:rPr>
-          <w:lang w:val="zh_TW" w:bidi="zh_TW"/>
-        </w:rPr>
-      </w:r>
-      <w:r>
-        <w:rPr>
-          <w:lang w:val="zh_TW" w:bidi="zh_TW"/>
-        </w:rPr>
+      <w:hyperlink r:id="rId33">
+        <w:r>
+          <w:rPr>
+            <w:lang w:val="zh_TW" w:bidi="zh_TW"/>
+          </w:rPr>
+          <w:rPr>
+            <w:color w:val="0000EE"/>
+            <w:u w:val="single"/>
+          </w:rPr>
+          <w:t>馬加比一書2:6</w:t>
+        </w:r>
+      </w:hyperlink>
+      <w:r>
+        <w:rPr>
+          <w:lang w:val="zh_TW" w:bidi="zh_TW"/>
+        </w:rPr>
+        <w:t>），神也受到嘲笑。</w:t>
+      </w:r>
+    </w:p>
+    <w:p>
+      <w:pPr>
+        <w:pStyle w:val="Heading3"/>
+      </w:pPr>
+      <w:r>
+        <w:rPr>
+          <w:lang w:val="zh_TW" w:bidi="zh_TW"/>
+        </w:rPr>
+        <w:t>新約中的褻瀆</w:t>
       </w:r>
     </w:p>
     <w:p>
@@ -1123,21 +832,131 @@
           <w:lang w:val="zh_TW" w:bidi="zh_TW"/>
         </w:rPr>
       </w:r>
-    </w:p>
-    <w:p>
-      <w:pPr>
-        <w:pStyle w:val="Heading2"/>
-      </w:pPr>
-      <w:r>
-        <w:rPr>
-          <w:lang w:val="zh_TW" w:bidi="zh_TW"/>
-        </w:rPr>
-        <w:t>兄弟（和姐妹）</w:t>
-      </w:r>
-      <w:r>
-        <w:rPr>
-          <w:lang w:val="zh_TW" w:bidi="zh_TW"/>
-        </w:rPr>
+      <w:r>
+        <w:rPr>
+          <w:lang w:val="zh_TW" w:bidi="zh_TW"/>
+        </w:rPr>
+        <w:t>在新約中，褻瀆具有更廣泛的希臘語含義。它包括誹謗人以及神（</w:t>
+      </w:r>
+      <w:hyperlink r:id="rId34">
+        <w:r>
+          <w:rPr>
+            <w:lang w:val="zh_TW" w:bidi="zh_TW"/>
+          </w:rPr>
+          <w:rPr>
+            <w:color w:val="0000EE"/>
+            <w:u w:val="single"/>
+          </w:rPr>
+          <w:t>太15:19</w:t>
+        </w:r>
+      </w:hyperlink>
+      <w:r>
+        <w:rPr>
+          <w:lang w:val="zh_TW" w:bidi="zh_TW"/>
+        </w:rPr>
+        <w:t>；另見</w:t>
+      </w:r>
+      <w:hyperlink r:id="rId35">
+        <w:r>
+          <w:rPr>
+            <w:lang w:val="zh_TW" w:bidi="zh_TW"/>
+          </w:rPr>
+          <w:rPr>
+            <w:color w:val="0000EE"/>
+            <w:u w:val="single"/>
+          </w:rPr>
+          <w:t>羅3:8</w:t>
+        </w:r>
+      </w:hyperlink>
+      <w:r>
+        <w:rPr>
+          <w:lang w:val="zh_TW" w:bidi="zh_TW"/>
+        </w:rPr>
+        <w:t>；</w:t>
+      </w:r>
+      <w:hyperlink r:id="rId36">
+        <w:r>
+          <w:rPr>
+            <w:lang w:val="zh_TW" w:bidi="zh_TW"/>
+          </w:rPr>
+          <w:rPr>
+            <w:color w:val="0000EE"/>
+            <w:u w:val="single"/>
+          </w:rPr>
+          <w:t>林前10:30</w:t>
+        </w:r>
+      </w:hyperlink>
+      <w:r>
+        <w:rPr>
+          <w:lang w:val="zh_TW" w:bidi="zh_TW"/>
+        </w:rPr>
+        <w:t>；</w:t>
+      </w:r>
+      <w:hyperlink r:id="rId37">
+        <w:r>
+          <w:rPr>
+            <w:lang w:val="zh_TW" w:bidi="zh_TW"/>
+          </w:rPr>
+          <w:rPr>
+            <w:color w:val="0000EE"/>
+            <w:u w:val="single"/>
+          </w:rPr>
+          <w:t>弗4:31</w:t>
+        </w:r>
+      </w:hyperlink>
+      <w:r>
+        <w:rPr>
+          <w:lang w:val="zh_TW" w:bidi="zh_TW"/>
+        </w:rPr>
+        <w:t>；</w:t>
+      </w:r>
+      <w:hyperlink r:id="rId38">
+        <w:r>
+          <w:rPr>
+            <w:lang w:val="zh_TW" w:bidi="zh_TW"/>
+          </w:rPr>
+          <w:rPr>
+            <w:color w:val="0000EE"/>
+            <w:u w:val="single"/>
+          </w:rPr>
+          <w:t>多3:2</w:t>
+        </w:r>
+      </w:hyperlink>
+      <w:r>
+        <w:rPr>
+          <w:lang w:val="zh_TW" w:bidi="zh_TW"/>
+        </w:rPr>
+        <w:t>）。它甚至包括嘲笑天使或惡魔的勢力，這與嘲笑任何其它存在物一樣都是錯的（</w:t>
+      </w:r>
+      <w:hyperlink r:id="rId39">
+        <w:r>
+          <w:rPr>
+            <w:lang w:val="zh_TW" w:bidi="zh_TW"/>
+          </w:rPr>
+          <w:rPr>
+            <w:color w:val="0000EE"/>
+            <w:u w:val="single"/>
+          </w:rPr>
+          <w:t>彼後2:10–12；</w:t>
+        </w:r>
+      </w:hyperlink>
+      <w:hyperlink r:id="rId40">
+        <w:r>
+          <w:rPr>
+            <w:lang w:val="zh_TW" w:bidi="zh_TW"/>
+          </w:rPr>
+          <w:rPr>
+            <w:color w:val="0000EE"/>
+            <w:u w:val="single"/>
+          </w:rPr>
+          <w:t>猶1:8–10</w:t>
+        </w:r>
+      </w:hyperlink>
+      <w:r>
+        <w:rPr>
+          <w:lang w:val="zh_TW" w:bidi="zh_TW"/>
+        </w:rPr>
+        <w:t>）。換句話說，任何形式的誹謗、嘲笑和嘲諷在新約中都是完全受到譴責的。</w:t>
       </w:r>
     </w:p>
     <w:p>
@@ -1151,9 +970,9 @@
         <w:rPr>
           <w:lang w:val="zh_TW" w:bidi="zh_TW"/>
         </w:rPr>
-        <w:t>對神家中的成員的稱呼。有充分的證據表明，耶穌時代的猶太人經常自稱為弟兄（</w:t>
-      </w:r>
-      <w:hyperlink r:id="rId38">
+        <w:t>新約中最常見的褻瀆是對神的褻瀆。人們可能會直接冒犯神（</w:t>
+      </w:r>
+      <w:hyperlink r:id="rId41">
         <w:r>
           <w:rPr>
             <w:lang w:val="zh_TW" w:bidi="zh_TW"/>
@@ -1162,10 +981,10 @@
             <w:color w:val="0000EE"/>
             <w:u w:val="single"/>
           </w:rPr>
-          <w:t>徒2:29、37，</w:t>
+          <w:t>啟13:6，</w:t>
         </w:r>
       </w:hyperlink>
-      <w:hyperlink r:id="rId39">
+      <w:hyperlink r:id="rId42">
         <w:r>
           <w:rPr>
             <w:lang w:val="zh_TW" w:bidi="zh_TW"/>
@@ -1174,10 +993,16 @@
             <w:color w:val="0000EE"/>
             <w:u w:val="single"/>
           </w:rPr>
-          <w:t>7:2，</w:t>
+          <w:t>16:9</w:t>
         </w:r>
       </w:hyperlink>
-      <w:hyperlink r:id="rId40">
+      <w:r>
+        <w:rPr>
+          <w:lang w:val="zh_TW" w:bidi="zh_TW"/>
+        </w:rPr>
+        <w:t>），毀謗神的道理（</w:t>
+      </w:r>
+      <w:hyperlink r:id="rId43">
         <w:r>
           <w:rPr>
             <w:lang w:val="zh_TW" w:bidi="zh_TW"/>
@@ -1186,10 +1011,16 @@
             <w:color w:val="0000EE"/>
             <w:u w:val="single"/>
           </w:rPr>
-          <w:t>22:5，</w:t>
+          <w:t>多2:5</w:t>
         </w:r>
       </w:hyperlink>
-      <w:hyperlink r:id="rId41">
+      <w:r>
+        <w:rPr>
+          <w:lang w:val="zh_TW" w:bidi="zh_TW"/>
+        </w:rPr>
+        <w:t>），或拒絕神的啟示及其使者（</w:t>
+      </w:r>
+      <w:hyperlink r:id="rId44">
         <w:r>
           <w:rPr>
             <w:lang w:val="zh_TW" w:bidi="zh_TW"/>
@@ -1198,16 +1029,16 @@
             <w:color w:val="0000EE"/>
             <w:u w:val="single"/>
           </w:rPr>
-          <w:t>28:21</w:t>
+          <w:t>徒6:11</w:t>
         </w:r>
       </w:hyperlink>
       <w:r>
         <w:rPr>
           <w:lang w:val="zh_TW" w:bidi="zh_TW"/>
         </w:rPr>
-        <w:t>；</w:t>
-      </w:r>
-      <w:hyperlink r:id="rId42">
+        <w:t>）。當耶穌自稱擁有屬於神的特權——赦罪的權柄時，祂被指控褻瀆神（</w:t>
+      </w:r>
+      <w:hyperlink r:id="rId45">
         <w:r>
           <w:rPr>
             <w:lang w:val="zh_TW" w:bidi="zh_TW"/>
@@ -1216,16 +1047,16 @@
             <w:color w:val="0000EE"/>
             <w:u w:val="single"/>
           </w:rPr>
-          <w:t>羅9:3</w:t>
+          <w:t>可2:7</w:t>
         </w:r>
       </w:hyperlink>
       <w:r>
         <w:rPr>
           <w:lang w:val="zh_TW" w:bidi="zh_TW"/>
         </w:rPr>
-        <w:t>）。因此，對猶太基督徒來說，從一開始就自然地互稱為「弟兄」（即「弟兄姐妹」——這個詞包括男性和女性；</w:t>
-      </w:r>
-      <w:hyperlink r:id="rId43">
+        <w:t>）。</w:t>
+      </w:r>
+      <w:hyperlink r:id="rId46">
         <w:r>
           <w:rPr>
             <w:lang w:val="zh_TW" w:bidi="zh_TW"/>
@@ -1234,10 +1065,16 @@
             <w:color w:val="0000EE"/>
             <w:u w:val="single"/>
           </w:rPr>
-          <w:t>徒1:15–16，</w:t>
+          <w:t>約翰福音10:33–36</w:t>
         </w:r>
       </w:hyperlink>
-      <w:hyperlink r:id="rId44">
+      <w:r>
+        <w:rPr>
+          <w:lang w:val="zh_TW" w:bidi="zh_TW"/>
+        </w:rPr>
+        <w:t>記載有人試圖用石頭砸死耶穌，指控祂的人對祂說：「你是個人，反將自己當作神」（</w:t>
+      </w:r>
+      <w:hyperlink r:id="rId47">
         <w:r>
           <w:rPr>
             <w:lang w:val="zh_TW" w:bidi="zh_TW"/>
@@ -1246,10 +1083,16 @@
             <w:color w:val="0000EE"/>
             <w:u w:val="single"/>
           </w:rPr>
-          <w:t>9:30，</w:t>
+          <w:t>33</w:t>
         </w:r>
       </w:hyperlink>
-      <w:hyperlink r:id="rId45">
+      <w:r>
+        <w:rPr>
+          <w:lang w:val="zh_TW" w:bidi="zh_TW"/>
+        </w:rPr>
+        <w:t>節）。猶太最高法院（公會）以褻瀆罪判處耶穌死刑，因為祂聲稱自己是人子（彌賽亞）。在他們看來，耶穌並沒有提供任何證據表明祂是如此崇高的人物。耶穌似乎在嘲諷彌賽亞，並進而嘲諷神本身（</w:t>
+      </w:r>
+      <w:hyperlink r:id="rId48">
         <w:r>
           <w:rPr>
             <w:lang w:val="zh_TW" w:bidi="zh_TW"/>
@@ -1258,68 +1101,14 @@
             <w:color w:val="0000EE"/>
             <w:u w:val="single"/>
           </w:rPr>
-          <w:t>11:1</w:t>
+          <w:t>可14:64</w:t>
         </w:r>
       </w:hyperlink>
       <w:r>
         <w:rPr>
           <w:lang w:val="zh_TW" w:bidi="zh_TW"/>
         </w:rPr>
-        <w:t>）。外邦的宗教群體成員也互稱兄弟，因此這一稱呼同樣在外邦教會中被接受（</w:t>
-      </w:r>
-      <w:hyperlink r:id="rId46">
-        <w:r>
-          <w:rPr>
-            <w:lang w:val="zh_TW" w:bidi="zh_TW"/>
-          </w:rPr>
-          <w:rPr>
-            <w:color w:val="0000EE"/>
-            <w:u w:val="single"/>
-          </w:rPr>
-          <w:t>徒17:14</w:t>
-        </w:r>
-      </w:hyperlink>
-      <w:r>
-        <w:rPr>
-          <w:lang w:val="zh_TW" w:bidi="zh_TW"/>
-        </w:rPr>
-        <w:t>；</w:t>
-      </w:r>
-      <w:hyperlink r:id="rId47">
-        <w:r>
-          <w:rPr>
-            <w:lang w:val="zh_TW" w:bidi="zh_TW"/>
-          </w:rPr>
-          <w:rPr>
-            <w:color w:val="0000EE"/>
-            <w:u w:val="single"/>
-          </w:rPr>
-          <w:t>羅1:13</w:t>
-        </w:r>
-      </w:hyperlink>
-      <w:r>
-        <w:rPr>
-          <w:lang w:val="zh_TW" w:bidi="zh_TW"/>
-        </w:rPr>
-        <w:t>；</w:t>
-      </w:r>
-      <w:hyperlink r:id="rId48">
-        <w:r>
-          <w:rPr>
-            <w:lang w:val="zh_TW" w:bidi="zh_TW"/>
-          </w:rPr>
-          <w:rPr>
-            <w:color w:val="0000EE"/>
-            <w:u w:val="single"/>
-          </w:rPr>
-          <w:t>林前1:1、10</w:t>
-        </w:r>
-      </w:hyperlink>
-      <w:r>
-        <w:rPr>
-          <w:lang w:val="zh_TW" w:bidi="zh_TW"/>
-        </w:rPr>
-        <w:t>；以及保羅寫給外邦人教會的書信中其它多處）。事實上，與「門徒」（在使徒行傳中）和「聖徒」（在保羅書信及啟示錄中總是以複數形式出現）一樣，「弟兄」是基督徒最常用的稱號之一，並且是雅各書和約翰一書中主要使用的稱號。</w:t>
+        <w:t>）。</w:t>
       </w:r>
     </w:p>
     <w:p>
@@ -1333,7 +1122,7 @@
         <w:rPr>
           <w:lang w:val="zh_TW" w:bidi="zh_TW"/>
         </w:rPr>
-        <w:t>每個基督徒都被稱為「弟兄」，而基督徒群體整體則被稱為「弟兄們」。此稱號強調基督徒群體的親密性，即信徒之間的關係如同血親般親近（甚至更親密——</w:t>
+        <w:t>聖經明確指出，褻瀆罪是可以被赦免的（</w:t>
       </w:r>
       <w:hyperlink r:id="rId49">
         <w:r>
@@ -1344,14 +1133,14 @@
             <w:color w:val="0000EE"/>
             <w:u w:val="single"/>
           </w:rPr>
-          <w:t>可10:23–31</w:t>
+          <w:t>太12:32</w:t>
         </w:r>
       </w:hyperlink>
       <w:r>
         <w:rPr>
           <w:lang w:val="zh_TW" w:bidi="zh_TW"/>
         </w:rPr>
-        <w:t>）。在約翰一書和雅各書中，這一稱呼突顯出貧窮基督徒對富裕基督徒的要求（</w:t>
+        <w:t>；</w:t>
       </w:r>
       <w:hyperlink r:id="rId50">
         <w:r>
@@ -1362,14 +1151,14 @@
             <w:color w:val="0000EE"/>
             <w:u w:val="single"/>
           </w:rPr>
-          <w:t>雅2:15</w:t>
+          <w:t>可3:28–29</w:t>
         </w:r>
       </w:hyperlink>
       <w:r>
         <w:rPr>
           <w:lang w:val="zh_TW" w:bidi="zh_TW"/>
         </w:rPr>
-        <w:t>；</w:t>
+        <w:t>）。但是，如果一個人不願悔改，唯一的補救辦法就是將他或她「交給撒但，使他們受責罰就不再謗瀆了」（</w:t>
       </w:r>
       <w:hyperlink r:id="rId51">
         <w:r>
@@ -1380,14 +1169,745 @@
             <w:color w:val="0000EE"/>
             <w:u w:val="single"/>
           </w:rPr>
-          <w:t>約壹3:10–18</w:t>
+          <w:t>提前1:20</w:t>
         </w:r>
       </w:hyperlink>
       <w:r>
         <w:rPr>
           <w:lang w:val="zh_TW" w:bidi="zh_TW"/>
         </w:rPr>
-        <w:t>）。它也表明基督徒群體成員之間的平等關係。</w:t>
+        <w:t>）。</w:t>
+      </w:r>
+      <w:r>
+        <w:rPr>
+          <w:lang w:val="zh_TW" w:bidi="zh_TW"/>
+        </w:rPr>
+      </w:r>
+      <w:r>
+        <w:rPr>
+          <w:lang w:val="zh_TW" w:bidi="zh_TW"/>
+        </w:rPr>
+      </w:r>
+    </w:p>
+    <w:p>
+      <w:pPr/>
+      <w:r>
+        <w:rPr>
+          <w:lang w:val="zh_TW" w:bidi="zh_TW"/>
+        </w:rPr>
+      </w:r>
+    </w:p>
+    <w:p>
+      <w:pPr>
+        <w:pStyle w:val="Heading2"/>
+      </w:pPr>
+      <w:r>
+        <w:rPr>
+          <w:lang w:val="zh_TW" w:bidi="zh_TW"/>
+        </w:rPr>
+        <w:t>謝拉</w:t>
+      </w:r>
+      <w:r>
+        <w:rPr>
+          <w:lang w:val="zh_TW" w:bidi="zh_TW"/>
+        </w:rPr>
+      </w:r>
+    </w:p>
+    <w:p>
+      <w:pPr>
+        <w:pStyle w:val="ListNumber"/>
+        <w:numPr>
+          <w:ilvl w:val="0"/>
+          <w:numId w:val="14"/>
+        </w:numPr>
+        <w:spacing w:line="240" w:lineRule="auto"/>
+        <w:ind w:left="720"/>
+      </w:pPr>
+      <w:r>
+        <w:rPr>
+          <w:lang w:val="zh_TW" w:bidi="zh_TW"/>
+        </w:rPr>
+      </w:r>
+      <w:r>
+        <w:rPr>
+          <w:lang w:val="zh_TW" w:bidi="zh_TW"/>
+        </w:rPr>
+        <w:t>以東人的族長之一（</w:t>
+      </w:r>
+      <w:hyperlink r:id="rId52">
+        <w:r>
+          <w:rPr>
+            <w:lang w:val="zh_TW" w:bidi="zh_TW"/>
+          </w:rPr>
+          <w:rPr>
+            <w:color w:val="0000EE"/>
+            <w:u w:val="single"/>
+          </w:rPr>
+          <w:t>創36:17</w:t>
+        </w:r>
+      </w:hyperlink>
+      <w:r>
+        <w:rPr>
+          <w:lang w:val="zh_TW" w:bidi="zh_TW"/>
+        </w:rPr>
+        <w:t>；</w:t>
+      </w:r>
+      <w:hyperlink r:id="rId53">
+        <w:r>
+          <w:rPr>
+            <w:lang w:val="zh_TW" w:bidi="zh_TW"/>
+          </w:rPr>
+          <w:rPr>
+            <w:color w:val="0000EE"/>
+            <w:u w:val="single"/>
+          </w:rPr>
+          <w:t>代上1:37</w:t>
+        </w:r>
+      </w:hyperlink>
+      <w:r>
+        <w:rPr>
+          <w:lang w:val="zh_TW" w:bidi="zh_TW"/>
+        </w:rPr>
+        <w:t>）。他是以掃和妻子巴實抹所生之子流珥的兒子。謝拉很可能是後來成為以東王的約巴之祖先（</w:t>
+      </w:r>
+      <w:hyperlink r:id="rId54">
+        <w:r>
+          <w:rPr>
+            <w:lang w:val="zh_TW" w:bidi="zh_TW"/>
+          </w:rPr>
+          <w:rPr>
+            <w:color w:val="0000EE"/>
+            <w:u w:val="single"/>
+          </w:rPr>
+          <w:t>創36:13</w:t>
+        </w:r>
+      </w:hyperlink>
+      <w:r>
+        <w:rPr>
+          <w:lang w:val="zh_TW" w:bidi="zh_TW"/>
+        </w:rPr>
+        <w:t>、</w:t>
+      </w:r>
+      <w:hyperlink r:id="rId54">
+        <w:r>
+          <w:rPr>
+            <w:lang w:val="zh_TW" w:bidi="zh_TW"/>
+          </w:rPr>
+          <w:rPr>
+            <w:color w:val="0000EE"/>
+            <w:u w:val="single"/>
+          </w:rPr>
+          <w:t>33</w:t>
+        </w:r>
+      </w:hyperlink>
+      <w:r>
+        <w:rPr>
+          <w:lang w:val="zh_TW" w:bidi="zh_TW"/>
+        </w:rPr>
+        <w:t>）。</w:t>
+      </w:r>
+    </w:p>
+    <w:p>
+      <w:pPr>
+        <w:pStyle w:val="ListNumber"/>
+        <w:spacing w:line="240" w:lineRule="auto"/>
+        <w:ind w:left="720"/>
+      </w:pPr>
+      <w:r>
+        <w:rPr>
+          <w:lang w:val="zh_TW" w:bidi="zh_TW"/>
+        </w:rPr>
+      </w:r>
+      <w:r>
+        <w:rPr>
+          <w:lang w:val="zh_TW" w:bidi="zh_TW"/>
+        </w:rPr>
+        <w:t>猶大從其兒媳她瑪所生的雙胞胎兒子之一（</w:t>
+      </w:r>
+      <w:hyperlink r:id="rId55">
+        <w:r>
+          <w:rPr>
+            <w:lang w:val="zh_TW" w:bidi="zh_TW"/>
+          </w:rPr>
+          <w:rPr>
+            <w:color w:val="0000EE"/>
+            <w:u w:val="single"/>
+          </w:rPr>
+          <w:t>創38:30</w:t>
+        </w:r>
+      </w:hyperlink>
+      <w:r>
+        <w:rPr>
+          <w:lang w:val="zh_TW" w:bidi="zh_TW"/>
+        </w:rPr>
+        <w:t>，</w:t>
+      </w:r>
+      <w:hyperlink r:id="rId56">
+        <w:r>
+          <w:rPr>
+            <w:lang w:val="zh_TW" w:bidi="zh_TW"/>
+          </w:rPr>
+          <w:rPr>
+            <w:color w:val="0000EE"/>
+            <w:u w:val="single"/>
+          </w:rPr>
+          <w:t>46:12</w:t>
+        </w:r>
+      </w:hyperlink>
+      <w:r>
+        <w:rPr>
+          <w:lang w:val="zh_TW" w:bidi="zh_TW"/>
+        </w:rPr>
+        <w:t>；</w:t>
+      </w:r>
+      <w:hyperlink r:id="rId57">
+        <w:r>
+          <w:rPr>
+            <w:lang w:val="zh_TW" w:bidi="zh_TW"/>
+          </w:rPr>
+          <w:rPr>
+            <w:color w:val="0000EE"/>
+            <w:u w:val="single"/>
+          </w:rPr>
+          <w:t>太1:3</w:t>
+        </w:r>
+      </w:hyperlink>
+      <w:r>
+        <w:rPr>
+          <w:lang w:val="zh_TW" w:bidi="zh_TW"/>
+        </w:rPr>
+        <w:t>）。謝拉雖然先伸出手來，卻又收回去，讓兄弟法勒斯先出生。謝拉的後裔（謝拉族）後來成為猶大支派中最有影響力的宗族之一（</w:t>
+      </w:r>
+      <w:hyperlink r:id="rId58">
+        <w:r>
+          <w:rPr>
+            <w:lang w:val="zh_TW" w:bidi="zh_TW"/>
+          </w:rPr>
+          <w:rPr>
+            <w:color w:val="0000EE"/>
+            <w:u w:val="single"/>
+          </w:rPr>
+          <w:t>民26:20</w:t>
+        </w:r>
+      </w:hyperlink>
+      <w:r>
+        <w:rPr>
+          <w:lang w:val="zh_TW" w:bidi="zh_TW"/>
+        </w:rPr>
+        <w:t>；</w:t>
+      </w:r>
+      <w:hyperlink r:id="rId59">
+        <w:r>
+          <w:rPr>
+            <w:lang w:val="zh_TW" w:bidi="zh_TW"/>
+          </w:rPr>
+          <w:rPr>
+            <w:color w:val="0000EE"/>
+            <w:u w:val="single"/>
+          </w:rPr>
+          <w:t>書7:1</w:t>
+        </w:r>
+      </w:hyperlink>
+      <w:r>
+        <w:rPr>
+          <w:lang w:val="zh_TW" w:bidi="zh_TW"/>
+        </w:rPr>
+        <w:t>、</w:t>
+      </w:r>
+      <w:hyperlink r:id="rId59">
+        <w:r>
+          <w:rPr>
+            <w:lang w:val="zh_TW" w:bidi="zh_TW"/>
+          </w:rPr>
+          <w:rPr>
+            <w:color w:val="0000EE"/>
+            <w:u w:val="single"/>
+          </w:rPr>
+          <w:t>18</w:t>
+        </w:r>
+      </w:hyperlink>
+      <w:r>
+        <w:rPr>
+          <w:lang w:val="zh_TW" w:bidi="zh_TW"/>
+        </w:rPr>
+        <w:t>，</w:t>
+      </w:r>
+      <w:hyperlink r:id="rId60">
+        <w:r>
+          <w:rPr>
+            <w:lang w:val="zh_TW" w:bidi="zh_TW"/>
+          </w:rPr>
+          <w:rPr>
+            <w:color w:val="0000EE"/>
+            <w:u w:val="single"/>
+          </w:rPr>
+          <w:t>22:20</w:t>
+        </w:r>
+      </w:hyperlink>
+      <w:r>
+        <w:rPr>
+          <w:lang w:val="zh_TW" w:bidi="zh_TW"/>
+        </w:rPr>
+        <w:t>；</w:t>
+      </w:r>
+      <w:hyperlink r:id="rId61">
+        <w:r>
+          <w:rPr>
+            <w:lang w:val="zh_TW" w:bidi="zh_TW"/>
+          </w:rPr>
+          <w:rPr>
+            <w:color w:val="0000EE"/>
+            <w:u w:val="single"/>
+          </w:rPr>
+          <w:t>代上2:4–6</w:t>
+        </w:r>
+      </w:hyperlink>
+      <w:r>
+        <w:rPr>
+          <w:lang w:val="zh_TW" w:bidi="zh_TW"/>
+        </w:rPr>
+        <w:t>，</w:t>
+      </w:r>
+      <w:hyperlink r:id="rId62">
+        <w:r>
+          <w:rPr>
+            <w:lang w:val="zh_TW" w:bidi="zh_TW"/>
+          </w:rPr>
+          <w:rPr>
+            <w:color w:val="0000EE"/>
+            <w:u w:val="single"/>
+          </w:rPr>
+          <w:t>9:6</w:t>
+        </w:r>
+      </w:hyperlink>
+      <w:r>
+        <w:rPr>
+          <w:lang w:val="zh_TW" w:bidi="zh_TW"/>
+        </w:rPr>
+        <w:t>）。</w:t>
+      </w:r>
+      <w:hyperlink r:id="rId63">
+        <w:r>
+          <w:rPr>
+            <w:lang w:val="zh_TW" w:bidi="zh_TW"/>
+          </w:rPr>
+          <w:rPr>
+            <w:color w:val="0000EE"/>
+            <w:u w:val="single"/>
+          </w:rPr>
+          <w:t>歷代志上二章6節</w:t>
+        </w:r>
+      </w:hyperlink>
+      <w:r>
+        <w:rPr>
+          <w:lang w:val="zh_TW" w:bidi="zh_TW"/>
+        </w:rPr>
+        <w:t>把以探和希幔列為謝拉的兒子，因此</w:t>
+      </w:r>
+      <w:hyperlink r:id="rId64">
+        <w:r>
+          <w:rPr>
+            <w:lang w:val="zh_TW" w:bidi="zh_TW"/>
+          </w:rPr>
+          <w:rPr>
+            <w:color w:val="0000EE"/>
+            <w:u w:val="single"/>
+          </w:rPr>
+          <w:t>列王紀上四章31節</w:t>
+        </w:r>
+      </w:hyperlink>
+      <w:r>
+        <w:rPr>
+          <w:lang w:val="zh_TW" w:bidi="zh_TW"/>
+        </w:rPr>
+        <w:t>及</w:t>
+      </w:r>
+      <w:hyperlink r:id="rId65">
+        <w:r>
+          <w:rPr>
+            <w:lang w:val="zh_TW" w:bidi="zh_TW"/>
+          </w:rPr>
+          <w:rPr>
+            <w:color w:val="0000EE"/>
+            <w:u w:val="single"/>
+          </w:rPr>
+          <w:t>詩篇八十八</w:t>
+        </w:r>
+      </w:hyperlink>
+      <w:r>
+        <w:rPr>
+          <w:lang w:val="zh_TW" w:bidi="zh_TW"/>
+        </w:rPr>
+        <w:t>和</w:t>
+      </w:r>
+      <w:hyperlink r:id="rId66">
+        <w:r>
+          <w:rPr>
+            <w:lang w:val="zh_TW" w:bidi="zh_TW"/>
+          </w:rPr>
+          <w:rPr>
+            <w:color w:val="0000EE"/>
+            <w:u w:val="single"/>
+          </w:rPr>
+          <w:t>八十九篇</w:t>
+        </w:r>
+      </w:hyperlink>
+      <w:r>
+        <w:rPr>
+          <w:lang w:val="zh_TW" w:bidi="zh_TW"/>
+        </w:rPr>
+        <w:t>中提到的以斯拉人，也常被認為是謝拉的後裔。然而，</w:t>
+      </w:r>
+      <w:hyperlink r:id="rId67">
+        <w:r>
+          <w:rPr>
+            <w:lang w:val="zh_TW" w:bidi="zh_TW"/>
+          </w:rPr>
+          <w:rPr>
+            <w:color w:val="0000EE"/>
+            <w:u w:val="single"/>
+          </w:rPr>
+          <w:t>歷代志上十五章17節</w:t>
+        </w:r>
+      </w:hyperlink>
+      <w:r>
+        <w:rPr>
+          <w:lang w:val="zh_TW" w:bidi="zh_TW"/>
+        </w:rPr>
+        <w:t>又把以探和希幔列為利未人。因此，以斯拉人更可能是一個利未人的宗族。</w:t>
+      </w:r>
+    </w:p>
+    <w:p>
+      <w:pPr>
+        <w:pStyle w:val="ListNumber"/>
+        <w:spacing w:line="240" w:lineRule="auto"/>
+        <w:ind w:left="720"/>
+      </w:pPr>
+      <w:r>
+        <w:rPr>
+          <w:lang w:val="zh_TW" w:bidi="zh_TW"/>
+        </w:rPr>
+      </w:r>
+      <w:r>
+        <w:rPr>
+          <w:lang w:val="zh_TW" w:bidi="zh_TW"/>
+        </w:rPr>
+        <w:t>西緬的兒子之一，謝拉族由他而出（</w:t>
+      </w:r>
+      <w:hyperlink r:id="rId68">
+        <w:r>
+          <w:rPr>
+            <w:lang w:val="zh_TW" w:bidi="zh_TW"/>
+          </w:rPr>
+          <w:rPr>
+            <w:color w:val="0000EE"/>
+            <w:u w:val="single"/>
+          </w:rPr>
+          <w:t>民26:13</w:t>
+        </w:r>
+      </w:hyperlink>
+      <w:r>
+        <w:rPr>
+          <w:lang w:val="zh_TW" w:bidi="zh_TW"/>
+        </w:rPr>
+        <w:t>；</w:t>
+      </w:r>
+      <w:hyperlink r:id="rId69">
+        <w:r>
+          <w:rPr>
+            <w:lang w:val="zh_TW" w:bidi="zh_TW"/>
+          </w:rPr>
+          <w:rPr>
+            <w:color w:val="0000EE"/>
+            <w:u w:val="single"/>
+          </w:rPr>
+          <w:t>代上4:24</w:t>
+        </w:r>
+      </w:hyperlink>
+      <w:r>
+        <w:rPr>
+          <w:lang w:val="zh_TW" w:bidi="zh_TW"/>
+        </w:rPr>
+        <w:t>）。他在</w:t>
+      </w:r>
+      <w:hyperlink r:id="rId70">
+        <w:r>
+          <w:rPr>
+            <w:lang w:val="zh_TW" w:bidi="zh_TW"/>
+          </w:rPr>
+          <w:rPr>
+            <w:color w:val="0000EE"/>
+            <w:u w:val="single"/>
+          </w:rPr>
+          <w:t>創世記四十六章10節</w:t>
+        </w:r>
+      </w:hyperlink>
+      <w:r>
+        <w:rPr>
+          <w:lang w:val="zh_TW" w:bidi="zh_TW"/>
+        </w:rPr>
+        <w:t>和</w:t>
+      </w:r>
+      <w:hyperlink r:id="rId71">
+        <w:r>
+          <w:rPr>
+            <w:lang w:val="zh_TW" w:bidi="zh_TW"/>
+          </w:rPr>
+          <w:rPr>
+            <w:color w:val="0000EE"/>
+            <w:u w:val="single"/>
+          </w:rPr>
+          <w:t>出埃及記六章15節</w:t>
+        </w:r>
+      </w:hyperlink>
+      <w:r>
+        <w:rPr>
+          <w:lang w:val="zh_TW" w:bidi="zh_TW"/>
+        </w:rPr>
+        <w:t>又名瑣轄。</w:t>
+      </w:r>
+    </w:p>
+    <w:p>
+      <w:pPr>
+        <w:pStyle w:val="ListNumber"/>
+        <w:spacing w:line="240" w:lineRule="auto"/>
+        <w:ind w:left="720"/>
+      </w:pPr>
+      <w:r>
+        <w:rPr>
+          <w:lang w:val="zh_TW" w:bidi="zh_TW"/>
+        </w:rPr>
+      </w:r>
+      <w:r>
+        <w:rPr>
+          <w:lang w:val="zh_TW" w:bidi="zh_TW"/>
+        </w:rPr>
+        <w:t>利未支派革順族易多的兒子之一（</w:t>
+      </w:r>
+      <w:hyperlink r:id="rId72">
+        <w:r>
+          <w:rPr>
+            <w:lang w:val="zh_TW" w:bidi="zh_TW"/>
+          </w:rPr>
+          <w:rPr>
+            <w:color w:val="0000EE"/>
+            <w:u w:val="single"/>
+          </w:rPr>
+          <w:t>代上6:21</w:t>
+        </w:r>
+      </w:hyperlink>
+      <w:r>
+        <w:rPr>
+          <w:lang w:val="zh_TW" w:bidi="zh_TW"/>
+        </w:rPr>
+        <w:t>）。</w:t>
+      </w:r>
+    </w:p>
+    <w:p>
+      <w:pPr>
+        <w:pStyle w:val="ListNumber"/>
+        <w:spacing w:line="240" w:lineRule="auto"/>
+        <w:ind w:left="720"/>
+      </w:pPr>
+      <w:r>
+        <w:rPr>
+          <w:lang w:val="zh_TW" w:bidi="zh_TW"/>
+        </w:rPr>
+      </w:r>
+      <w:r>
+        <w:rPr>
+          <w:lang w:val="zh_TW" w:bidi="zh_TW"/>
+        </w:rPr>
+        <w:t>利未支派中亞薩的祖先之一。他是亞大雅的兒子、伊特尼的父親（</w:t>
+      </w:r>
+      <w:hyperlink r:id="rId73">
+        <w:r>
+          <w:rPr>
+            <w:lang w:val="zh_TW" w:bidi="zh_TW"/>
+          </w:rPr>
+          <w:rPr>
+            <w:color w:val="0000EE"/>
+            <w:u w:val="single"/>
+          </w:rPr>
+          <w:t>代上6:41</w:t>
+        </w:r>
+      </w:hyperlink>
+      <w:r>
+        <w:rPr>
+          <w:lang w:val="zh_TW" w:bidi="zh_TW"/>
+        </w:rPr>
+        <w:t>）。有些學者認為他就是上述第4項的謝拉。</w:t>
+      </w:r>
+    </w:p>
+    <w:p>
+      <w:pPr>
+        <w:pStyle w:val="ListNumber"/>
+        <w:spacing w:line="240" w:lineRule="auto"/>
+        <w:ind w:left="720"/>
+      </w:pPr>
+      <w:r>
+        <w:rPr>
+          <w:lang w:val="zh_TW" w:bidi="zh_TW"/>
+        </w:rPr>
+      </w:r>
+      <w:r>
+        <w:rPr>
+          <w:lang w:val="zh_TW" w:bidi="zh_TW"/>
+        </w:rPr>
+        <w:t>攻打猶大王亞撒的古實（衣索比亞人）軍兵統帥（</w:t>
+      </w:r>
+      <w:hyperlink r:id="rId74">
+        <w:r>
+          <w:rPr>
+            <w:lang w:val="zh_TW" w:bidi="zh_TW"/>
+          </w:rPr>
+          <w:rPr>
+            <w:color w:val="0000EE"/>
+            <w:u w:val="single"/>
+          </w:rPr>
+          <w:t>代下14:9</w:t>
+        </w:r>
+      </w:hyperlink>
+      <w:r>
+        <w:rPr>
+          <w:lang w:val="zh_TW" w:bidi="zh_TW"/>
+        </w:rPr>
+        <w:t>）。此人的身分及這場爭戰都難以確定。最常見的看法認為他就是埃及王奧索康二世（Osorkon II）。爭戰的記載與奧索康二世在埃及作王的年代相符，軍兵的人數和族群組成也與此說吻合。</w:t>
+      </w:r>
+      <w:r>
+        <w:rPr>
+          <w:lang w:val="zh_TW" w:bidi="zh_TW"/>
+        </w:rPr>
+      </w:r>
+      <w:r>
+        <w:rPr>
+          <w:lang w:val="zh_TW" w:bidi="zh_TW"/>
+        </w:rPr>
+      </w:r>
+    </w:p>
+    <w:p>
+      <w:pPr/>
+      <w:r>
+        <w:rPr>
+          <w:lang w:val="zh_TW" w:bidi="zh_TW"/>
+        </w:rPr>
+      </w:r>
+    </w:p>
+    <w:p>
+      <w:pPr>
+        <w:pStyle w:val="Heading2"/>
+      </w:pPr>
+      <w:r>
+        <w:rPr>
+          <w:lang w:val="zh_TW" w:bidi="zh_TW"/>
+        </w:rPr>
+        <w:t>謝拉（Zara, Zarah）</w:t>
+      </w:r>
+      <w:r>
+        <w:rPr>
+          <w:lang w:val="zh_TW" w:bidi="zh_TW"/>
+        </w:rPr>
+      </w:r>
+    </w:p>
+    <w:p>
+      <w:pPr/>
+      <w:r>
+        <w:rPr>
+          <w:lang w:val="zh_TW" w:bidi="zh_TW"/>
+        </w:rPr>
+      </w:r>
+      <w:r>
+        <w:rPr>
+          <w:lang w:val="zh_TW" w:bidi="zh_TW"/>
+        </w:rPr>
+        <w:t>某英文譯本在</w:t>
+      </w:r>
+      <w:hyperlink r:id="rId55">
+        <w:r>
+          <w:rPr>
+            <w:lang w:val="zh_TW" w:bidi="zh_TW"/>
+          </w:rPr>
+          <w:rPr>
+            <w:color w:val="0000EE"/>
+            <w:u w:val="single"/>
+          </w:rPr>
+          <w:t>創世記三十八章30節</w:t>
+        </w:r>
+      </w:hyperlink>
+      <w:r>
+        <w:rPr>
+          <w:lang w:val="zh_TW" w:bidi="zh_TW"/>
+        </w:rPr>
+        <w:t>，</w:t>
+      </w:r>
+      <w:hyperlink r:id="rId56">
+        <w:r>
+          <w:rPr>
+            <w:lang w:val="zh_TW" w:bidi="zh_TW"/>
+          </w:rPr>
+          <w:rPr>
+            <w:color w:val="0000EE"/>
+            <w:u w:val="single"/>
+          </w:rPr>
+          <w:t>四十六章12節</w:t>
+        </w:r>
+      </w:hyperlink>
+      <w:r>
+        <w:rPr>
+          <w:lang w:val="zh_TW" w:bidi="zh_TW"/>
+        </w:rPr>
+        <w:t>和</w:t>
+      </w:r>
+      <w:hyperlink r:id="rId57">
+        <w:r>
+          <w:rPr>
+            <w:lang w:val="zh_TW" w:bidi="zh_TW"/>
+          </w:rPr>
+          <w:rPr>
+            <w:color w:val="0000EE"/>
+            <w:u w:val="single"/>
+          </w:rPr>
+          <w:t>馬太福音一章3節</w:t>
+        </w:r>
+      </w:hyperlink>
+      <w:r>
+        <w:rPr>
+          <w:lang w:val="zh_TW" w:bidi="zh_TW"/>
+        </w:rPr>
+        <w:t>將猶大的兒子謝拉（Zerah）拼成Zara和Zarah。</w:t>
+      </w:r>
+    </w:p>
+    <w:p>
+      <w:pPr/>
+      <w:r>
+        <w:rPr>
+          <w:lang w:val="zh_TW" w:bidi="zh_TW"/>
+        </w:rPr>
+      </w:r>
+      <w:r>
+        <w:rPr>
+          <w:i/>
+          <w:lang w:val="zh_TW" w:bidi="zh_TW"/>
+        </w:rPr>
+        <w:t>見</w:t>
+      </w:r>
+      <w:r>
+        <w:rPr>
+          <w:lang w:val="zh_TW" w:bidi="zh_TW"/>
+        </w:rPr>
+        <w:t xml:space="preserve"> </w:t>
+      </w:r>
+      <w:r>
+        <w:rPr>
+          <w:lang w:val="zh_TW" w:bidi="zh_TW"/>
+        </w:rPr>
+        <w:t>謝拉2</w:t>
+      </w:r>
+      <w:r>
+        <w:rPr>
+          <w:lang w:val="zh_TW" w:bidi="zh_TW"/>
+        </w:rPr>
+        <w:t>。</w:t>
       </w:r>
       <w:r>
         <w:rPr>
@@ -3289,6 +3809,12 @@
   </w:num>
   <w:num w:numId="13" w16cid:durableId="592781308">
     <w:abstractNumId w:val="11"/>
+  </w:num>
+  <w:num w:numId="14">
+    <w:abstractNumId w:val="3"/>
+    <w:lvlOverride w:ilvl="0">
+      <w:startOverride w:val="1"/>
+    </w:lvlOverride>
   </w:num>
   <w:numIdMacAtCleanup w:val="10"/>
 </w:numbering>

--- a/zht/docx/191.content.docx
+++ b/zht/docx/191.content.docx
@@ -251,18 +251,12 @@
         </w:rPr>
         <w:t>埃及王室（</w:t>
       </w:r>
-      <w:hyperlink r:id="rId13">
-        <w:r>
-          <w:rPr>
-            <w:lang w:val="zh_TW" w:bidi="zh_TW"/>
-          </w:rPr>
-          <w:rPr>
-            <w:color w:val="0000EE"/>
-            <w:u w:val="single"/>
-          </w:rPr>
-          <w:t>出7:11</w:t>
-        </w:r>
-      </w:hyperlink>
+      <w:r>
+        <w:rPr>
+          <w:lang w:val="zh_TW" w:bidi="zh_TW"/>
+        </w:rPr>
+        <w:t>出7:11</w:t>
+      </w:r>
       <w:r>
         <w:rPr>
           <w:lang w:val="zh_TW" w:bidi="zh_TW"/>
@@ -287,18 +281,12 @@
         </w:rPr>
         <w:t>亞述（</w:t>
       </w:r>
-      <w:hyperlink r:id="rId14">
-        <w:r>
-          <w:rPr>
-            <w:lang w:val="zh_TW" w:bidi="zh_TW"/>
-          </w:rPr>
-          <w:rPr>
-            <w:color w:val="0000EE"/>
-            <w:u w:val="single"/>
-          </w:rPr>
-          <w:t>鴻3:4</w:t>
-        </w:r>
-      </w:hyperlink>
+      <w:r>
+        <w:rPr>
+          <w:lang w:val="zh_TW" w:bidi="zh_TW"/>
+        </w:rPr>
+        <w:t>鴻3:4</w:t>
+      </w:r>
       <w:r>
         <w:rPr>
           <w:lang w:val="zh_TW" w:bidi="zh_TW"/>
@@ -323,18 +311,12 @@
         </w:rPr>
         <w:t>巴比倫（</w:t>
       </w:r>
-      <w:hyperlink r:id="rId15">
-        <w:r>
-          <w:rPr>
-            <w:lang w:val="zh_TW" w:bidi="zh_TW"/>
-          </w:rPr>
-          <w:rPr>
-            <w:color w:val="0000EE"/>
-            <w:u w:val="single"/>
-          </w:rPr>
-          <w:t>但2:2</w:t>
-        </w:r>
-      </w:hyperlink>
+      <w:r>
+        <w:rPr>
+          <w:lang w:val="zh_TW" w:bidi="zh_TW"/>
+        </w:rPr>
+        <w:t>但2:2</w:t>
+      </w:r>
       <w:r>
         <w:rPr>
           <w:lang w:val="zh_TW" w:bidi="zh_TW"/>
@@ -355,126 +337,84 @@
         </w:rPr>
         <w:t>以色列人不可行邪術 （</w:t>
       </w:r>
-      <w:hyperlink r:id="rId16">
-        <w:r>
-          <w:rPr>
-            <w:lang w:val="zh_TW" w:bidi="zh_TW"/>
-          </w:rPr>
-          <w:rPr>
-            <w:color w:val="0000EE"/>
-            <w:u w:val="single"/>
-          </w:rPr>
-          <w:t>申18:10</w:t>
-        </w:r>
-      </w:hyperlink>
+      <w:r>
+        <w:rPr>
+          <w:lang w:val="zh_TW" w:bidi="zh_TW"/>
+        </w:rPr>
+        <w:t>申18:10</w:t>
+      </w:r>
       <w:r>
         <w:rPr>
           <w:lang w:val="zh_TW" w:bidi="zh_TW"/>
         </w:rPr>
         <w:t>）。行邪術的人要被處死（</w:t>
       </w:r>
-      <w:hyperlink r:id="rId17">
-        <w:r>
-          <w:rPr>
-            <w:lang w:val="zh_TW" w:bidi="zh_TW"/>
-          </w:rPr>
-          <w:rPr>
-            <w:color w:val="0000EE"/>
-            <w:u w:val="single"/>
-          </w:rPr>
-          <w:t>出22:18</w:t>
-        </w:r>
-      </w:hyperlink>
+      <w:r>
+        <w:rPr>
+          <w:lang w:val="zh_TW" w:bidi="zh_TW"/>
+        </w:rPr>
+        <w:t>出22:18</w:t>
+      </w:r>
       <w:r>
         <w:rPr>
           <w:lang w:val="zh_TW" w:bidi="zh_TW"/>
         </w:rPr>
         <w:t>）。然而，以色列人仍然求問行邪術者（</w:t>
       </w:r>
-      <w:hyperlink r:id="rId18">
-        <w:r>
-          <w:rPr>
-            <w:lang w:val="zh_TW" w:bidi="zh_TW"/>
-          </w:rPr>
-          <w:rPr>
-            <w:color w:val="0000EE"/>
-            <w:u w:val="single"/>
-          </w:rPr>
-          <w:t>王下17:17</w:t>
-        </w:r>
-      </w:hyperlink>
+      <w:r>
+        <w:rPr>
+          <w:lang w:val="zh_TW" w:bidi="zh_TW"/>
+        </w:rPr>
+        <w:t>王下17:17</w:t>
+      </w:r>
       <w:r>
         <w:rPr>
           <w:lang w:val="zh_TW" w:bidi="zh_TW"/>
         </w:rPr>
         <w:t>；</w:t>
       </w:r>
-      <w:hyperlink r:id="rId19">
-        <w:r>
-          <w:rPr>
-            <w:lang w:val="zh_TW" w:bidi="zh_TW"/>
-          </w:rPr>
-          <w:rPr>
-            <w:color w:val="0000EE"/>
-            <w:u w:val="single"/>
-          </w:rPr>
-          <w:t>代下33:6</w:t>
-        </w:r>
-      </w:hyperlink>
+      <w:r>
+        <w:rPr>
+          <w:lang w:val="zh_TW" w:bidi="zh_TW"/>
+        </w:rPr>
+        <w:t>代下33:6</w:t>
+      </w:r>
       <w:r>
         <w:rPr>
           <w:lang w:val="zh_TW" w:bidi="zh_TW"/>
         </w:rPr>
         <w:t>；</w:t>
       </w:r>
-      <w:hyperlink r:id="rId20">
-        <w:r>
-          <w:rPr>
-            <w:lang w:val="zh_TW" w:bidi="zh_TW"/>
-          </w:rPr>
-          <w:rPr>
-            <w:color w:val="0000EE"/>
-            <w:u w:val="single"/>
-          </w:rPr>
-          <w:t>彌5:12</w:t>
-        </w:r>
-      </w:hyperlink>
+      <w:r>
+        <w:rPr>
+          <w:lang w:val="zh_TW" w:bidi="zh_TW"/>
+        </w:rPr>
+        <w:t>彌5:12</w:t>
+      </w:r>
       <w:r>
         <w:rPr>
           <w:lang w:val="zh_TW" w:bidi="zh_TW"/>
         </w:rPr>
         <w:t>），因此惹神發怒（</w:t>
       </w:r>
-      <w:hyperlink r:id="rId21">
-        <w:r>
-          <w:rPr>
-            <w:lang w:val="zh_TW" w:bidi="zh_TW"/>
-          </w:rPr>
-          <w:rPr>
-            <w:color w:val="0000EE"/>
-            <w:u w:val="single"/>
-          </w:rPr>
-          <w:t>賽57:3</w:t>
-        </w:r>
-      </w:hyperlink>
+      <w:r>
+        <w:rPr>
+          <w:lang w:val="zh_TW" w:bidi="zh_TW"/>
+        </w:rPr>
+        <w:t>賽57:3</w:t>
+      </w:r>
       <w:r>
         <w:rPr>
           <w:lang w:val="zh_TW" w:bidi="zh_TW"/>
         </w:rPr>
         <w:t>；</w:t>
       </w:r>
-      <w:hyperlink r:id="rId22">
-        <w:r>
-          <w:rPr>
-            <w:lang w:val="zh_TW" w:bidi="zh_TW"/>
-          </w:rPr>
-          <w:rPr>
-            <w:color w:val="0000EE"/>
-            <w:u w:val="single"/>
-          </w:rPr>
-          <w:t>瑪3:5</w:t>
-        </w:r>
-      </w:hyperlink>
+      <w:r>
+        <w:rPr>
+          <w:lang w:val="zh_TW" w:bidi="zh_TW"/>
+        </w:rPr>
+        <w:t>瑪3:5</w:t>
+      </w:r>
       <w:r>
         <w:rPr>
           <w:lang w:val="zh_TW" w:bidi="zh_TW"/>
@@ -495,54 +435,36 @@
         </w:rPr>
         <w:t>保羅把行邪術列為罪 （</w:t>
       </w:r>
-      <w:hyperlink r:id="rId23">
-        <w:r>
-          <w:rPr>
-            <w:lang w:val="zh_TW" w:bidi="zh_TW"/>
-          </w:rPr>
-          <w:rPr>
-            <w:color w:val="0000EE"/>
-            <w:u w:val="single"/>
-          </w:rPr>
-          <w:t>加5:20</w:t>
-        </w:r>
-      </w:hyperlink>
+      <w:r>
+        <w:rPr>
+          <w:lang w:val="zh_TW" w:bidi="zh_TW"/>
+        </w:rPr>
+        <w:t>加5:20</w:t>
+      </w:r>
       <w:r>
         <w:rPr>
           <w:lang w:val="zh_TW" w:bidi="zh_TW"/>
         </w:rPr>
         <w:t>）。啟示錄說，行邪術的人將被扔在火湖裡 （</w:t>
       </w:r>
-      <w:hyperlink r:id="rId24">
-        <w:r>
-          <w:rPr>
-            <w:lang w:val="zh_TW" w:bidi="zh_TW"/>
-          </w:rPr>
-          <w:rPr>
-            <w:color w:val="0000EE"/>
-            <w:u w:val="single"/>
-          </w:rPr>
-          <w:t>啟21:8</w:t>
-        </w:r>
-      </w:hyperlink>
+      <w:r>
+        <w:rPr>
+          <w:lang w:val="zh_TW" w:bidi="zh_TW"/>
+        </w:rPr>
+        <w:t>啟21:8</w:t>
+      </w:r>
       <w:r>
         <w:rPr>
           <w:lang w:val="zh_TW" w:bidi="zh_TW"/>
         </w:rPr>
         <w:t>），並永遠與義人隔絕（</w:t>
       </w:r>
-      <w:hyperlink r:id="rId25">
-        <w:r>
-          <w:rPr>
-            <w:lang w:val="zh_TW" w:bidi="zh_TW"/>
-          </w:rPr>
-          <w:rPr>
-            <w:color w:val="0000EE"/>
-            <w:u w:val="single"/>
-          </w:rPr>
-          <w:t>啟22:15</w:t>
-        </w:r>
-      </w:hyperlink>
+      <w:r>
+        <w:rPr>
+          <w:lang w:val="zh_TW" w:bidi="zh_TW"/>
+        </w:rPr>
+        <w:t>啟22:15</w:t>
+      </w:r>
       <w:r>
         <w:rPr>
           <w:lang w:val="zh_TW" w:bidi="zh_TW"/>
@@ -655,54 +577,36 @@
         </w:rPr>
         <w:t>在舊約中，「褻瀆」總是指侮辱神，可能是直接攻擊神，或是間接嘲弄神。無論哪種方式，都會減損神的榮耀和尊嚴，所以褻瀆是讚美的反面。以色列人可能會透過詛咒神（</w:t>
       </w:r>
-      <w:hyperlink r:id="rId26">
-        <w:r>
-          <w:rPr>
-            <w:lang w:val="zh_TW" w:bidi="zh_TW"/>
-          </w:rPr>
-          <w:rPr>
-            <w:color w:val="0000EE"/>
-            <w:u w:val="single"/>
-          </w:rPr>
-          <w:t>利24:10–16</w:t>
-        </w:r>
-      </w:hyperlink>
+      <w:r>
+        <w:rPr>
+          <w:lang w:val="zh_TW" w:bidi="zh_TW"/>
+        </w:rPr>
+        <w:t>利24:10–16</w:t>
+      </w:r>
       <w:r>
         <w:rPr>
           <w:lang w:val="zh_TW" w:bidi="zh_TW"/>
         </w:rPr>
         <w:t>）或故意違背神的律法（</w:t>
       </w:r>
-      <w:hyperlink r:id="rId27">
-        <w:r>
-          <w:rPr>
-            <w:lang w:val="zh_TW" w:bidi="zh_TW"/>
-          </w:rPr>
-          <w:rPr>
-            <w:color w:val="0000EE"/>
-            <w:u w:val="single"/>
-          </w:rPr>
-          <w:t>民15:30</w:t>
-        </w:r>
-      </w:hyperlink>
+      <w:r>
+        <w:rPr>
+          <w:lang w:val="zh_TW" w:bidi="zh_TW"/>
+        </w:rPr>
+        <w:t>民15:30</w:t>
+      </w:r>
       <w:r>
         <w:rPr>
           <w:lang w:val="zh_TW" w:bidi="zh_TW"/>
         </w:rPr>
         <w:t>）來直接侮辱祂的「名」（神的名字：耶和華）。任何一種褻瀆神的行為都會被處死刑，就像拜偶像一樣，這是最嚴重的褻瀆神（</w:t>
       </w:r>
-      <w:hyperlink r:id="rId28">
-        <w:r>
-          <w:rPr>
-            <w:lang w:val="zh_TW" w:bidi="zh_TW"/>
-          </w:rPr>
-          <w:rPr>
-            <w:color w:val="0000EE"/>
-            <w:u w:val="single"/>
-          </w:rPr>
-          <w:t>賽66:3</w:t>
-        </w:r>
-      </w:hyperlink>
+      <w:r>
+        <w:rPr>
+          <w:lang w:val="zh_TW" w:bidi="zh_TW"/>
+        </w:rPr>
+        <w:t>賽66:3</w:t>
+      </w:r>
       <w:r>
         <w:rPr>
           <w:lang w:val="zh_TW" w:bidi="zh_TW"/>
@@ -723,95 +627,53 @@
         </w:rPr>
         <w:t>人們認為外邦人從未體驗過耶和華的大能和威嚴，最有可能褻瀆神。因此，在亞述王將耶和華等同於他已征服的列國的神時，就犯了褻瀆神的罪（</w:t>
       </w:r>
-      <w:hyperlink r:id="rId29">
-        <w:r>
-          <w:rPr>
-            <w:lang w:val="zh_TW" w:bidi="zh_TW"/>
-          </w:rPr>
-          <w:rPr>
-            <w:color w:val="0000EE"/>
-            <w:u w:val="single"/>
-          </w:rPr>
-          <w:t>王下19:4–6、22</w:t>
-        </w:r>
-      </w:hyperlink>
+      <w:r>
+        <w:rPr>
+          <w:lang w:val="zh_TW" w:bidi="zh_TW"/>
+        </w:rPr>
+        <w:t>王下19:4–6、22</w:t>
+      </w:r>
       <w:r>
         <w:rPr>
           <w:lang w:val="zh_TW" w:bidi="zh_TW"/>
         </w:rPr>
         <w:t>）。由於亞述王的傲慢，先知以賽亞預言他必會滅亡。當以色列被擄時（</w:t>
       </w:r>
-      <w:hyperlink r:id="rId30">
-        <w:r>
-          <w:rPr>
-            <w:lang w:val="zh_TW" w:bidi="zh_TW"/>
-          </w:rPr>
-          <w:rPr>
-            <w:color w:val="0000EE"/>
-            <w:u w:val="single"/>
-          </w:rPr>
-          <w:t>賽52:5</w:t>
-        </w:r>
-      </w:hyperlink>
+      <w:r>
+        <w:rPr>
+          <w:lang w:val="zh_TW" w:bidi="zh_TW"/>
+        </w:rPr>
+        <w:t>賽52:5</w:t>
+      </w:r>
       <w:r>
         <w:rPr>
           <w:lang w:val="zh_TW" w:bidi="zh_TW"/>
         </w:rPr>
         <w:t>），當以東嘲笑荒涼的「以色列山」時（</w:t>
       </w:r>
-      <w:hyperlink r:id="rId31">
-        <w:r>
-          <w:rPr>
-            <w:lang w:val="zh_TW" w:bidi="zh_TW"/>
-          </w:rPr>
-          <w:rPr>
-            <w:color w:val="0000EE"/>
-            <w:u w:val="single"/>
-          </w:rPr>
-          <w:t>結35:12</w:t>
-        </w:r>
-      </w:hyperlink>
+      <w:r>
+        <w:rPr>
+          <w:lang w:val="zh_TW" w:bidi="zh_TW"/>
+        </w:rPr>
+        <w:t>結35:12</w:t>
+      </w:r>
       <w:r>
         <w:rPr>
           <w:lang w:val="zh_TW" w:bidi="zh_TW"/>
         </w:rPr>
         <w:t>），當敵人嘲笑神沒有保護耶路撒冷時（</w:t>
       </w:r>
-      <w:hyperlink r:id="rId32">
-        <w:r>
-          <w:rPr>
-            <w:lang w:val="zh_TW" w:bidi="zh_TW"/>
-          </w:rPr>
-          <w:rPr>
-            <w:color w:val="0000EE"/>
-            <w:u w:val="single"/>
-          </w:rPr>
-          <w:t>詩74:18</w:t>
-        </w:r>
-      </w:hyperlink>
-      <w:r>
-        <w:rPr>
-          <w:lang w:val="zh_TW" w:bidi="zh_TW"/>
-        </w:rPr>
-        <w:t>；</w:t>
-      </w:r>
-      <w:hyperlink r:id="rId33">
-        <w:r>
-          <w:rPr>
-            <w:lang w:val="zh_TW" w:bidi="zh_TW"/>
-          </w:rPr>
-          <w:rPr>
-            <w:color w:val="0000EE"/>
-            <w:u w:val="single"/>
-          </w:rPr>
-          <w:t>馬加比一書2:6</w:t>
-        </w:r>
-      </w:hyperlink>
-      <w:r>
-        <w:rPr>
-          <w:lang w:val="zh_TW" w:bidi="zh_TW"/>
-        </w:rPr>
-        <w:t>），神也受到嘲笑。</w:t>
+      <w:r>
+        <w:rPr>
+          <w:lang w:val="zh_TW" w:bidi="zh_TW"/>
+        </w:rPr>
+        <w:t>詩74:18</w:t>
+      </w:r>
+      <w:r>
+        <w:rPr>
+          <w:lang w:val="zh_TW" w:bidi="zh_TW"/>
+        </w:rPr>
+        <w:t>；馬加比一書2:6），神也受到嘲笑。</w:t>
       </w:r>
     </w:p>
     <w:p>
@@ -838,120 +700,78 @@
         </w:rPr>
         <w:t>在新約中，褻瀆具有更廣泛的希臘語含義。它包括誹謗人以及神（</w:t>
       </w:r>
-      <w:hyperlink r:id="rId34">
-        <w:r>
-          <w:rPr>
-            <w:lang w:val="zh_TW" w:bidi="zh_TW"/>
-          </w:rPr>
-          <w:rPr>
-            <w:color w:val="0000EE"/>
-            <w:u w:val="single"/>
-          </w:rPr>
-          <w:t>太15:19</w:t>
-        </w:r>
-      </w:hyperlink>
+      <w:r>
+        <w:rPr>
+          <w:lang w:val="zh_TW" w:bidi="zh_TW"/>
+        </w:rPr>
+        <w:t>太15:19</w:t>
+      </w:r>
       <w:r>
         <w:rPr>
           <w:lang w:val="zh_TW" w:bidi="zh_TW"/>
         </w:rPr>
         <w:t>；另見</w:t>
       </w:r>
-      <w:hyperlink r:id="rId35">
-        <w:r>
-          <w:rPr>
-            <w:lang w:val="zh_TW" w:bidi="zh_TW"/>
-          </w:rPr>
-          <w:rPr>
-            <w:color w:val="0000EE"/>
-            <w:u w:val="single"/>
-          </w:rPr>
-          <w:t>羅3:8</w:t>
-        </w:r>
-      </w:hyperlink>
+      <w:r>
+        <w:rPr>
+          <w:lang w:val="zh_TW" w:bidi="zh_TW"/>
+        </w:rPr>
+        <w:t>羅3:8</w:t>
+      </w:r>
       <w:r>
         <w:rPr>
           <w:lang w:val="zh_TW" w:bidi="zh_TW"/>
         </w:rPr>
         <w:t>；</w:t>
       </w:r>
-      <w:hyperlink r:id="rId36">
-        <w:r>
-          <w:rPr>
-            <w:lang w:val="zh_TW" w:bidi="zh_TW"/>
-          </w:rPr>
-          <w:rPr>
-            <w:color w:val="0000EE"/>
-            <w:u w:val="single"/>
-          </w:rPr>
-          <w:t>林前10:30</w:t>
-        </w:r>
-      </w:hyperlink>
+      <w:r>
+        <w:rPr>
+          <w:lang w:val="zh_TW" w:bidi="zh_TW"/>
+        </w:rPr>
+        <w:t>林前10:30</w:t>
+      </w:r>
       <w:r>
         <w:rPr>
           <w:lang w:val="zh_TW" w:bidi="zh_TW"/>
         </w:rPr>
         <w:t>；</w:t>
       </w:r>
-      <w:hyperlink r:id="rId37">
-        <w:r>
-          <w:rPr>
-            <w:lang w:val="zh_TW" w:bidi="zh_TW"/>
-          </w:rPr>
-          <w:rPr>
-            <w:color w:val="0000EE"/>
-            <w:u w:val="single"/>
-          </w:rPr>
-          <w:t>弗4:31</w:t>
-        </w:r>
-      </w:hyperlink>
+      <w:r>
+        <w:rPr>
+          <w:lang w:val="zh_TW" w:bidi="zh_TW"/>
+        </w:rPr>
+        <w:t>弗4:31</w:t>
+      </w:r>
       <w:r>
         <w:rPr>
           <w:lang w:val="zh_TW" w:bidi="zh_TW"/>
         </w:rPr>
         <w:t>；</w:t>
       </w:r>
-      <w:hyperlink r:id="rId38">
-        <w:r>
-          <w:rPr>
-            <w:lang w:val="zh_TW" w:bidi="zh_TW"/>
-          </w:rPr>
-          <w:rPr>
-            <w:color w:val="0000EE"/>
-            <w:u w:val="single"/>
-          </w:rPr>
-          <w:t>多3:2</w:t>
-        </w:r>
-      </w:hyperlink>
+      <w:r>
+        <w:rPr>
+          <w:lang w:val="zh_TW" w:bidi="zh_TW"/>
+        </w:rPr>
+        <w:t>多3:2</w:t>
+      </w:r>
       <w:r>
         <w:rPr>
           <w:lang w:val="zh_TW" w:bidi="zh_TW"/>
         </w:rPr>
         <w:t>）。它甚至包括嘲笑天使或惡魔的勢力，這與嘲笑任何其它存在物一樣都是錯的（</w:t>
       </w:r>
-      <w:hyperlink r:id="rId39">
-        <w:r>
-          <w:rPr>
-            <w:lang w:val="zh_TW" w:bidi="zh_TW"/>
-          </w:rPr>
-          <w:rPr>
-            <w:color w:val="0000EE"/>
-            <w:u w:val="single"/>
-          </w:rPr>
-          <w:t>彼後2:10–12；</w:t>
-        </w:r>
-      </w:hyperlink>
-      <w:hyperlink r:id="rId40">
-        <w:r>
-          <w:rPr>
-            <w:lang w:val="zh_TW" w:bidi="zh_TW"/>
-          </w:rPr>
-          <w:rPr>
-            <w:color w:val="0000EE"/>
-            <w:u w:val="single"/>
-          </w:rPr>
-          <w:t>猶1:8–10</w:t>
-        </w:r>
-      </w:hyperlink>
+      <w:r>
+        <w:rPr>
+          <w:lang w:val="zh_TW" w:bidi="zh_TW"/>
+        </w:rPr>
+        <w:t>彼後2:10–12；</w:t>
+      </w:r>
+      <w:r>
+        <w:rPr>
+          <w:lang w:val="zh_TW" w:bidi="zh_TW"/>
+        </w:rPr>
+        <w:t>猶1:8–10</w:t>
+      </w:r>
       <w:r>
         <w:rPr>
           <w:lang w:val="zh_TW" w:bidi="zh_TW"/>
@@ -972,138 +792,90 @@
         </w:rPr>
         <w:t>新約中最常見的褻瀆是對神的褻瀆。人們可能會直接冒犯神（</w:t>
       </w:r>
-      <w:hyperlink r:id="rId41">
-        <w:r>
-          <w:rPr>
-            <w:lang w:val="zh_TW" w:bidi="zh_TW"/>
-          </w:rPr>
-          <w:rPr>
-            <w:color w:val="0000EE"/>
-            <w:u w:val="single"/>
-          </w:rPr>
-          <w:t>啟13:6，</w:t>
-        </w:r>
-      </w:hyperlink>
-      <w:hyperlink r:id="rId42">
-        <w:r>
-          <w:rPr>
-            <w:lang w:val="zh_TW" w:bidi="zh_TW"/>
-          </w:rPr>
-          <w:rPr>
-            <w:color w:val="0000EE"/>
-            <w:u w:val="single"/>
-          </w:rPr>
-          <w:t>16:9</w:t>
-        </w:r>
-      </w:hyperlink>
+      <w:r>
+        <w:rPr>
+          <w:lang w:val="zh_TW" w:bidi="zh_TW"/>
+        </w:rPr>
+        <w:t>啟13:6，</w:t>
+      </w:r>
+      <w:r>
+        <w:rPr>
+          <w:lang w:val="zh_TW" w:bidi="zh_TW"/>
+        </w:rPr>
+        <w:t>16:9</w:t>
+      </w:r>
       <w:r>
         <w:rPr>
           <w:lang w:val="zh_TW" w:bidi="zh_TW"/>
         </w:rPr>
         <w:t>），毀謗神的道理（</w:t>
       </w:r>
-      <w:hyperlink r:id="rId43">
-        <w:r>
-          <w:rPr>
-            <w:lang w:val="zh_TW" w:bidi="zh_TW"/>
-          </w:rPr>
-          <w:rPr>
-            <w:color w:val="0000EE"/>
-            <w:u w:val="single"/>
-          </w:rPr>
-          <w:t>多2:5</w:t>
-        </w:r>
-      </w:hyperlink>
+      <w:r>
+        <w:rPr>
+          <w:lang w:val="zh_TW" w:bidi="zh_TW"/>
+        </w:rPr>
+        <w:t>多2:5</w:t>
+      </w:r>
       <w:r>
         <w:rPr>
           <w:lang w:val="zh_TW" w:bidi="zh_TW"/>
         </w:rPr>
         <w:t>），或拒絕神的啟示及其使者（</w:t>
       </w:r>
-      <w:hyperlink r:id="rId44">
-        <w:r>
-          <w:rPr>
-            <w:lang w:val="zh_TW" w:bidi="zh_TW"/>
-          </w:rPr>
-          <w:rPr>
-            <w:color w:val="0000EE"/>
-            <w:u w:val="single"/>
-          </w:rPr>
-          <w:t>徒6:11</w:t>
-        </w:r>
-      </w:hyperlink>
+      <w:r>
+        <w:rPr>
+          <w:lang w:val="zh_TW" w:bidi="zh_TW"/>
+        </w:rPr>
+        <w:t>徒6:11</w:t>
+      </w:r>
       <w:r>
         <w:rPr>
           <w:lang w:val="zh_TW" w:bidi="zh_TW"/>
         </w:rPr>
         <w:t>）。當耶穌自稱擁有屬於神的特權——赦罪的權柄時，祂被指控褻瀆神（</w:t>
       </w:r>
-      <w:hyperlink r:id="rId45">
-        <w:r>
-          <w:rPr>
-            <w:lang w:val="zh_TW" w:bidi="zh_TW"/>
-          </w:rPr>
-          <w:rPr>
-            <w:color w:val="0000EE"/>
-            <w:u w:val="single"/>
-          </w:rPr>
-          <w:t>可2:7</w:t>
-        </w:r>
-      </w:hyperlink>
+      <w:r>
+        <w:rPr>
+          <w:lang w:val="zh_TW" w:bidi="zh_TW"/>
+        </w:rPr>
+        <w:t>可2:7</w:t>
+      </w:r>
       <w:r>
         <w:rPr>
           <w:lang w:val="zh_TW" w:bidi="zh_TW"/>
         </w:rPr>
         <w:t>）。</w:t>
       </w:r>
-      <w:hyperlink r:id="rId46">
-        <w:r>
-          <w:rPr>
-            <w:lang w:val="zh_TW" w:bidi="zh_TW"/>
-          </w:rPr>
-          <w:rPr>
-            <w:color w:val="0000EE"/>
-            <w:u w:val="single"/>
-          </w:rPr>
-          <w:t>約翰福音10:33–36</w:t>
-        </w:r>
-      </w:hyperlink>
+      <w:r>
+        <w:rPr>
+          <w:lang w:val="zh_TW" w:bidi="zh_TW"/>
+        </w:rPr>
+        <w:t>約翰福音10:33–36</w:t>
+      </w:r>
       <w:r>
         <w:rPr>
           <w:lang w:val="zh_TW" w:bidi="zh_TW"/>
         </w:rPr>
         <w:t>記載有人試圖用石頭砸死耶穌，指控祂的人對祂說：「你是個人，反將自己當作神」（</w:t>
       </w:r>
-      <w:hyperlink r:id="rId47">
-        <w:r>
-          <w:rPr>
-            <w:lang w:val="zh_TW" w:bidi="zh_TW"/>
-          </w:rPr>
-          <w:rPr>
-            <w:color w:val="0000EE"/>
-            <w:u w:val="single"/>
-          </w:rPr>
-          <w:t>33</w:t>
-        </w:r>
-      </w:hyperlink>
+      <w:r>
+        <w:rPr>
+          <w:lang w:val="zh_TW" w:bidi="zh_TW"/>
+        </w:rPr>
+        <w:t>33</w:t>
+      </w:r>
       <w:r>
         <w:rPr>
           <w:lang w:val="zh_TW" w:bidi="zh_TW"/>
         </w:rPr>
         <w:t>節）。猶太最高法院（公會）以褻瀆罪判處耶穌死刑，因為祂聲稱自己是人子（彌賽亞）。在他們看來，耶穌並沒有提供任何證據表明祂是如此崇高的人物。耶穌似乎在嘲諷彌賽亞，並進而嘲諷神本身（</w:t>
       </w:r>
-      <w:hyperlink r:id="rId48">
-        <w:r>
-          <w:rPr>
-            <w:lang w:val="zh_TW" w:bidi="zh_TW"/>
-          </w:rPr>
-          <w:rPr>
-            <w:color w:val="0000EE"/>
-            <w:u w:val="single"/>
-          </w:rPr>
-          <w:t>可14:64</w:t>
-        </w:r>
-      </w:hyperlink>
+      <w:r>
+        <w:rPr>
+          <w:lang w:val="zh_TW" w:bidi="zh_TW"/>
+        </w:rPr>
+        <w:t>可14:64</w:t>
+      </w:r>
       <w:r>
         <w:rPr>
           <w:lang w:val="zh_TW" w:bidi="zh_TW"/>
@@ -1124,54 +896,36 @@
         </w:rPr>
         <w:t>聖經明確指出，褻瀆罪是可以被赦免的（</w:t>
       </w:r>
-      <w:hyperlink r:id="rId49">
-        <w:r>
-          <w:rPr>
-            <w:lang w:val="zh_TW" w:bidi="zh_TW"/>
-          </w:rPr>
-          <w:rPr>
-            <w:color w:val="0000EE"/>
-            <w:u w:val="single"/>
-          </w:rPr>
-          <w:t>太12:32</w:t>
-        </w:r>
-      </w:hyperlink>
+      <w:r>
+        <w:rPr>
+          <w:lang w:val="zh_TW" w:bidi="zh_TW"/>
+        </w:rPr>
+        <w:t>太12:32</w:t>
+      </w:r>
       <w:r>
         <w:rPr>
           <w:lang w:val="zh_TW" w:bidi="zh_TW"/>
         </w:rPr>
         <w:t>；</w:t>
       </w:r>
-      <w:hyperlink r:id="rId50">
-        <w:r>
-          <w:rPr>
-            <w:lang w:val="zh_TW" w:bidi="zh_TW"/>
-          </w:rPr>
-          <w:rPr>
-            <w:color w:val="0000EE"/>
-            <w:u w:val="single"/>
-          </w:rPr>
-          <w:t>可3:28–29</w:t>
-        </w:r>
-      </w:hyperlink>
+      <w:r>
+        <w:rPr>
+          <w:lang w:val="zh_TW" w:bidi="zh_TW"/>
+        </w:rPr>
+        <w:t>可3:28–29</w:t>
+      </w:r>
       <w:r>
         <w:rPr>
           <w:lang w:val="zh_TW" w:bidi="zh_TW"/>
         </w:rPr>
         <w:t>）。但是，如果一個人不願悔改，唯一的補救辦法就是將他或她「交給撒但，使他們受責罰就不再謗瀆了」（</w:t>
       </w:r>
-      <w:hyperlink r:id="rId51">
-        <w:r>
-          <w:rPr>
-            <w:lang w:val="zh_TW" w:bidi="zh_TW"/>
-          </w:rPr>
-          <w:rPr>
-            <w:color w:val="0000EE"/>
-            <w:u w:val="single"/>
-          </w:rPr>
-          <w:t>提前1:20</w:t>
-        </w:r>
-      </w:hyperlink>
+      <w:r>
+        <w:rPr>
+          <w:lang w:val="zh_TW" w:bidi="zh_TW"/>
+        </w:rPr>
+        <w:t>提前1:20</w:t>
+      </w:r>
       <w:r>
         <w:rPr>
           <w:lang w:val="zh_TW" w:bidi="zh_TW"/>
@@ -1234,72 +988,48 @@
         </w:rPr>
         <w:t>以東人的族長之一（</w:t>
       </w:r>
-      <w:hyperlink r:id="rId52">
-        <w:r>
-          <w:rPr>
-            <w:lang w:val="zh_TW" w:bidi="zh_TW"/>
-          </w:rPr>
-          <w:rPr>
-            <w:color w:val="0000EE"/>
-            <w:u w:val="single"/>
-          </w:rPr>
-          <w:t>創36:17</w:t>
-        </w:r>
-      </w:hyperlink>
+      <w:r>
+        <w:rPr>
+          <w:lang w:val="zh_TW" w:bidi="zh_TW"/>
+        </w:rPr>
+        <w:t>創36:17</w:t>
+      </w:r>
       <w:r>
         <w:rPr>
           <w:lang w:val="zh_TW" w:bidi="zh_TW"/>
         </w:rPr>
         <w:t>；</w:t>
       </w:r>
-      <w:hyperlink r:id="rId53">
-        <w:r>
-          <w:rPr>
-            <w:lang w:val="zh_TW" w:bidi="zh_TW"/>
-          </w:rPr>
-          <w:rPr>
-            <w:color w:val="0000EE"/>
-            <w:u w:val="single"/>
-          </w:rPr>
-          <w:t>代上1:37</w:t>
-        </w:r>
-      </w:hyperlink>
+      <w:r>
+        <w:rPr>
+          <w:lang w:val="zh_TW" w:bidi="zh_TW"/>
+        </w:rPr>
+        <w:t>代上1:37</w:t>
+      </w:r>
       <w:r>
         <w:rPr>
           <w:lang w:val="zh_TW" w:bidi="zh_TW"/>
         </w:rPr>
         <w:t>）。他是以掃和妻子巴實抹所生之子流珥的兒子。謝拉很可能是後來成為以東王的約巴之祖先（</w:t>
       </w:r>
-      <w:hyperlink r:id="rId54">
-        <w:r>
-          <w:rPr>
-            <w:lang w:val="zh_TW" w:bidi="zh_TW"/>
-          </w:rPr>
-          <w:rPr>
-            <w:color w:val="0000EE"/>
-            <w:u w:val="single"/>
-          </w:rPr>
-          <w:t>創36:13</w:t>
-        </w:r>
-      </w:hyperlink>
+      <w:r>
+        <w:rPr>
+          <w:lang w:val="zh_TW" w:bidi="zh_TW"/>
+        </w:rPr>
+        <w:t>創36:13</w:t>
+      </w:r>
       <w:r>
         <w:rPr>
           <w:lang w:val="zh_TW" w:bidi="zh_TW"/>
         </w:rPr>
         <w:t>、</w:t>
       </w:r>
-      <w:hyperlink r:id="rId54">
-        <w:r>
-          <w:rPr>
-            <w:lang w:val="zh_TW" w:bidi="zh_TW"/>
-          </w:rPr>
-          <w:rPr>
-            <w:color w:val="0000EE"/>
-            <w:u w:val="single"/>
-          </w:rPr>
-          <w:t>33</w:t>
-        </w:r>
-      </w:hyperlink>
+      <w:r>
+        <w:rPr>
+          <w:lang w:val="zh_TW" w:bidi="zh_TW"/>
+        </w:rPr>
+        <w:t>33</w:t>
+      </w:r>
       <w:r>
         <w:rPr>
           <w:lang w:val="zh_TW" w:bidi="zh_TW"/>
@@ -1324,252 +1054,168 @@
         </w:rPr>
         <w:t>猶大從其兒媳她瑪所生的雙胞胎兒子之一（</w:t>
       </w:r>
-      <w:hyperlink r:id="rId55">
-        <w:r>
-          <w:rPr>
-            <w:lang w:val="zh_TW" w:bidi="zh_TW"/>
-          </w:rPr>
-          <w:rPr>
-            <w:color w:val="0000EE"/>
-            <w:u w:val="single"/>
-          </w:rPr>
-          <w:t>創38:30</w:t>
-        </w:r>
-      </w:hyperlink>
+      <w:r>
+        <w:rPr>
+          <w:lang w:val="zh_TW" w:bidi="zh_TW"/>
+        </w:rPr>
+        <w:t>創38:30</w:t>
+      </w:r>
       <w:r>
         <w:rPr>
           <w:lang w:val="zh_TW" w:bidi="zh_TW"/>
         </w:rPr>
         <w:t>，</w:t>
       </w:r>
-      <w:hyperlink r:id="rId56">
-        <w:r>
-          <w:rPr>
-            <w:lang w:val="zh_TW" w:bidi="zh_TW"/>
-          </w:rPr>
-          <w:rPr>
-            <w:color w:val="0000EE"/>
-            <w:u w:val="single"/>
-          </w:rPr>
-          <w:t>46:12</w:t>
-        </w:r>
-      </w:hyperlink>
+      <w:r>
+        <w:rPr>
+          <w:lang w:val="zh_TW" w:bidi="zh_TW"/>
+        </w:rPr>
+        <w:t>46:12</w:t>
+      </w:r>
       <w:r>
         <w:rPr>
           <w:lang w:val="zh_TW" w:bidi="zh_TW"/>
         </w:rPr>
         <w:t>；</w:t>
       </w:r>
-      <w:hyperlink r:id="rId57">
-        <w:r>
-          <w:rPr>
-            <w:lang w:val="zh_TW" w:bidi="zh_TW"/>
-          </w:rPr>
-          <w:rPr>
-            <w:color w:val="0000EE"/>
-            <w:u w:val="single"/>
-          </w:rPr>
-          <w:t>太1:3</w:t>
-        </w:r>
-      </w:hyperlink>
+      <w:r>
+        <w:rPr>
+          <w:lang w:val="zh_TW" w:bidi="zh_TW"/>
+        </w:rPr>
+        <w:t>太1:3</w:t>
+      </w:r>
       <w:r>
         <w:rPr>
           <w:lang w:val="zh_TW" w:bidi="zh_TW"/>
         </w:rPr>
         <w:t>）。謝拉雖然先伸出手來，卻又收回去，讓兄弟法勒斯先出生。謝拉的後裔（謝拉族）後來成為猶大支派中最有影響力的宗族之一（</w:t>
       </w:r>
-      <w:hyperlink r:id="rId58">
-        <w:r>
-          <w:rPr>
-            <w:lang w:val="zh_TW" w:bidi="zh_TW"/>
-          </w:rPr>
-          <w:rPr>
-            <w:color w:val="0000EE"/>
-            <w:u w:val="single"/>
-          </w:rPr>
-          <w:t>民26:20</w:t>
-        </w:r>
-      </w:hyperlink>
+      <w:r>
+        <w:rPr>
+          <w:lang w:val="zh_TW" w:bidi="zh_TW"/>
+        </w:rPr>
+        <w:t>民26:20</w:t>
+      </w:r>
       <w:r>
         <w:rPr>
           <w:lang w:val="zh_TW" w:bidi="zh_TW"/>
         </w:rPr>
         <w:t>；</w:t>
       </w:r>
-      <w:hyperlink r:id="rId59">
-        <w:r>
-          <w:rPr>
-            <w:lang w:val="zh_TW" w:bidi="zh_TW"/>
-          </w:rPr>
-          <w:rPr>
-            <w:color w:val="0000EE"/>
-            <w:u w:val="single"/>
-          </w:rPr>
-          <w:t>書7:1</w:t>
-        </w:r>
-      </w:hyperlink>
+      <w:r>
+        <w:rPr>
+          <w:lang w:val="zh_TW" w:bidi="zh_TW"/>
+        </w:rPr>
+        <w:t>書7:1</w:t>
+      </w:r>
       <w:r>
         <w:rPr>
           <w:lang w:val="zh_TW" w:bidi="zh_TW"/>
         </w:rPr>
         <w:t>、</w:t>
       </w:r>
-      <w:hyperlink r:id="rId59">
-        <w:r>
-          <w:rPr>
-            <w:lang w:val="zh_TW" w:bidi="zh_TW"/>
-          </w:rPr>
-          <w:rPr>
-            <w:color w:val="0000EE"/>
-            <w:u w:val="single"/>
-          </w:rPr>
-          <w:t>18</w:t>
-        </w:r>
-      </w:hyperlink>
+      <w:r>
+        <w:rPr>
+          <w:lang w:val="zh_TW" w:bidi="zh_TW"/>
+        </w:rPr>
+        <w:t>18</w:t>
+      </w:r>
       <w:r>
         <w:rPr>
           <w:lang w:val="zh_TW" w:bidi="zh_TW"/>
         </w:rPr>
         <w:t>，</w:t>
       </w:r>
-      <w:hyperlink r:id="rId60">
-        <w:r>
-          <w:rPr>
-            <w:lang w:val="zh_TW" w:bidi="zh_TW"/>
-          </w:rPr>
-          <w:rPr>
-            <w:color w:val="0000EE"/>
-            <w:u w:val="single"/>
-          </w:rPr>
-          <w:t>22:20</w:t>
-        </w:r>
-      </w:hyperlink>
+      <w:r>
+        <w:rPr>
+          <w:lang w:val="zh_TW" w:bidi="zh_TW"/>
+        </w:rPr>
+        <w:t>22:20</w:t>
+      </w:r>
       <w:r>
         <w:rPr>
           <w:lang w:val="zh_TW" w:bidi="zh_TW"/>
         </w:rPr>
         <w:t>；</w:t>
       </w:r>
-      <w:hyperlink r:id="rId61">
-        <w:r>
-          <w:rPr>
-            <w:lang w:val="zh_TW" w:bidi="zh_TW"/>
-          </w:rPr>
-          <w:rPr>
-            <w:color w:val="0000EE"/>
-            <w:u w:val="single"/>
-          </w:rPr>
-          <w:t>代上2:4–6</w:t>
-        </w:r>
-      </w:hyperlink>
+      <w:r>
+        <w:rPr>
+          <w:lang w:val="zh_TW" w:bidi="zh_TW"/>
+        </w:rPr>
+        <w:t>代上2:4–6</w:t>
+      </w:r>
       <w:r>
         <w:rPr>
           <w:lang w:val="zh_TW" w:bidi="zh_TW"/>
         </w:rPr>
         <w:t>，</w:t>
       </w:r>
-      <w:hyperlink r:id="rId62">
-        <w:r>
-          <w:rPr>
-            <w:lang w:val="zh_TW" w:bidi="zh_TW"/>
-          </w:rPr>
-          <w:rPr>
-            <w:color w:val="0000EE"/>
-            <w:u w:val="single"/>
-          </w:rPr>
-          <w:t>9:6</w:t>
-        </w:r>
-      </w:hyperlink>
+      <w:r>
+        <w:rPr>
+          <w:lang w:val="zh_TW" w:bidi="zh_TW"/>
+        </w:rPr>
+        <w:t>9:6</w:t>
+      </w:r>
       <w:r>
         <w:rPr>
           <w:lang w:val="zh_TW" w:bidi="zh_TW"/>
         </w:rPr>
         <w:t>）。</w:t>
       </w:r>
-      <w:hyperlink r:id="rId63">
-        <w:r>
-          <w:rPr>
-            <w:lang w:val="zh_TW" w:bidi="zh_TW"/>
-          </w:rPr>
-          <w:rPr>
-            <w:color w:val="0000EE"/>
-            <w:u w:val="single"/>
-          </w:rPr>
-          <w:t>歷代志上二章6節</w:t>
-        </w:r>
-      </w:hyperlink>
+      <w:r>
+        <w:rPr>
+          <w:lang w:val="zh_TW" w:bidi="zh_TW"/>
+        </w:rPr>
+        <w:t>歷代志上二章6節</w:t>
+      </w:r>
       <w:r>
         <w:rPr>
           <w:lang w:val="zh_TW" w:bidi="zh_TW"/>
         </w:rPr>
         <w:t>把以探和希幔列為謝拉的兒子，因此</w:t>
       </w:r>
-      <w:hyperlink r:id="rId64">
-        <w:r>
-          <w:rPr>
-            <w:lang w:val="zh_TW" w:bidi="zh_TW"/>
-          </w:rPr>
-          <w:rPr>
-            <w:color w:val="0000EE"/>
-            <w:u w:val="single"/>
-          </w:rPr>
-          <w:t>列王紀上四章31節</w:t>
-        </w:r>
-      </w:hyperlink>
+      <w:r>
+        <w:rPr>
+          <w:lang w:val="zh_TW" w:bidi="zh_TW"/>
+        </w:rPr>
+        <w:t>列王紀上四章31節</w:t>
+      </w:r>
       <w:r>
         <w:rPr>
           <w:lang w:val="zh_TW" w:bidi="zh_TW"/>
         </w:rPr>
         <w:t>及</w:t>
       </w:r>
-      <w:hyperlink r:id="rId65">
-        <w:r>
-          <w:rPr>
-            <w:lang w:val="zh_TW" w:bidi="zh_TW"/>
-          </w:rPr>
-          <w:rPr>
-            <w:color w:val="0000EE"/>
-            <w:u w:val="single"/>
-          </w:rPr>
-          <w:t>詩篇八十八</w:t>
-        </w:r>
-      </w:hyperlink>
+      <w:r>
+        <w:rPr>
+          <w:lang w:val="zh_TW" w:bidi="zh_TW"/>
+        </w:rPr>
+        <w:t>詩篇八十八</w:t>
+      </w:r>
       <w:r>
         <w:rPr>
           <w:lang w:val="zh_TW" w:bidi="zh_TW"/>
         </w:rPr>
         <w:t>和</w:t>
       </w:r>
-      <w:hyperlink r:id="rId66">
-        <w:r>
-          <w:rPr>
-            <w:lang w:val="zh_TW" w:bidi="zh_TW"/>
-          </w:rPr>
-          <w:rPr>
-            <w:color w:val="0000EE"/>
-            <w:u w:val="single"/>
-          </w:rPr>
-          <w:t>八十九篇</w:t>
-        </w:r>
-      </w:hyperlink>
+      <w:r>
+        <w:rPr>
+          <w:lang w:val="zh_TW" w:bidi="zh_TW"/>
+        </w:rPr>
+        <w:t>八十九篇</w:t>
+      </w:r>
       <w:r>
         <w:rPr>
           <w:lang w:val="zh_TW" w:bidi="zh_TW"/>
         </w:rPr>
         <w:t>中提到的以斯拉人，也常被認為是謝拉的後裔。然而，</w:t>
       </w:r>
-      <w:hyperlink r:id="rId67">
-        <w:r>
-          <w:rPr>
-            <w:lang w:val="zh_TW" w:bidi="zh_TW"/>
-          </w:rPr>
-          <w:rPr>
-            <w:color w:val="0000EE"/>
-            <w:u w:val="single"/>
-          </w:rPr>
-          <w:t>歷代志上十五章17節</w:t>
-        </w:r>
-      </w:hyperlink>
+      <w:r>
+        <w:rPr>
+          <w:lang w:val="zh_TW" w:bidi="zh_TW"/>
+        </w:rPr>
+        <w:t>歷代志上十五章17節</w:t>
+      </w:r>
       <w:r>
         <w:rPr>
           <w:lang w:val="zh_TW" w:bidi="zh_TW"/>
@@ -1594,72 +1240,48 @@
         </w:rPr>
         <w:t>西緬的兒子之一，謝拉族由他而出（</w:t>
       </w:r>
-      <w:hyperlink r:id="rId68">
-        <w:r>
-          <w:rPr>
-            <w:lang w:val="zh_TW" w:bidi="zh_TW"/>
-          </w:rPr>
-          <w:rPr>
-            <w:color w:val="0000EE"/>
-            <w:u w:val="single"/>
-          </w:rPr>
-          <w:t>民26:13</w:t>
-        </w:r>
-      </w:hyperlink>
+      <w:r>
+        <w:rPr>
+          <w:lang w:val="zh_TW" w:bidi="zh_TW"/>
+        </w:rPr>
+        <w:t>民26:13</w:t>
+      </w:r>
       <w:r>
         <w:rPr>
           <w:lang w:val="zh_TW" w:bidi="zh_TW"/>
         </w:rPr>
         <w:t>；</w:t>
       </w:r>
-      <w:hyperlink r:id="rId69">
-        <w:r>
-          <w:rPr>
-            <w:lang w:val="zh_TW" w:bidi="zh_TW"/>
-          </w:rPr>
-          <w:rPr>
-            <w:color w:val="0000EE"/>
-            <w:u w:val="single"/>
-          </w:rPr>
-          <w:t>代上4:24</w:t>
-        </w:r>
-      </w:hyperlink>
+      <w:r>
+        <w:rPr>
+          <w:lang w:val="zh_TW" w:bidi="zh_TW"/>
+        </w:rPr>
+        <w:t>代上4:24</w:t>
+      </w:r>
       <w:r>
         <w:rPr>
           <w:lang w:val="zh_TW" w:bidi="zh_TW"/>
         </w:rPr>
         <w:t>）。他在</w:t>
       </w:r>
-      <w:hyperlink r:id="rId70">
-        <w:r>
-          <w:rPr>
-            <w:lang w:val="zh_TW" w:bidi="zh_TW"/>
-          </w:rPr>
-          <w:rPr>
-            <w:color w:val="0000EE"/>
-            <w:u w:val="single"/>
-          </w:rPr>
-          <w:t>創世記四十六章10節</w:t>
-        </w:r>
-      </w:hyperlink>
+      <w:r>
+        <w:rPr>
+          <w:lang w:val="zh_TW" w:bidi="zh_TW"/>
+        </w:rPr>
+        <w:t>創世記四十六章10節</w:t>
+      </w:r>
       <w:r>
         <w:rPr>
           <w:lang w:val="zh_TW" w:bidi="zh_TW"/>
         </w:rPr>
         <w:t>和</w:t>
       </w:r>
-      <w:hyperlink r:id="rId71">
-        <w:r>
-          <w:rPr>
-            <w:lang w:val="zh_TW" w:bidi="zh_TW"/>
-          </w:rPr>
-          <w:rPr>
-            <w:color w:val="0000EE"/>
-            <w:u w:val="single"/>
-          </w:rPr>
-          <w:t>出埃及記六章15節</w:t>
-        </w:r>
-      </w:hyperlink>
+      <w:r>
+        <w:rPr>
+          <w:lang w:val="zh_TW" w:bidi="zh_TW"/>
+        </w:rPr>
+        <w:t>出埃及記六章15節</w:t>
+      </w:r>
       <w:r>
         <w:rPr>
           <w:lang w:val="zh_TW" w:bidi="zh_TW"/>
@@ -1684,18 +1306,12 @@
         </w:rPr>
         <w:t>利未支派革順族易多的兒子之一（</w:t>
       </w:r>
-      <w:hyperlink r:id="rId72">
-        <w:r>
-          <w:rPr>
-            <w:lang w:val="zh_TW" w:bidi="zh_TW"/>
-          </w:rPr>
-          <w:rPr>
-            <w:color w:val="0000EE"/>
-            <w:u w:val="single"/>
-          </w:rPr>
-          <w:t>代上6:21</w:t>
-        </w:r>
-      </w:hyperlink>
+      <w:r>
+        <w:rPr>
+          <w:lang w:val="zh_TW" w:bidi="zh_TW"/>
+        </w:rPr>
+        <w:t>代上6:21</w:t>
+      </w:r>
       <w:r>
         <w:rPr>
           <w:lang w:val="zh_TW" w:bidi="zh_TW"/>
@@ -1720,18 +1336,12 @@
         </w:rPr>
         <w:t>利未支派中亞薩的祖先之一。他是亞大雅的兒子、伊特尼的父親（</w:t>
       </w:r>
-      <w:hyperlink r:id="rId73">
-        <w:r>
-          <w:rPr>
-            <w:lang w:val="zh_TW" w:bidi="zh_TW"/>
-          </w:rPr>
-          <w:rPr>
-            <w:color w:val="0000EE"/>
-            <w:u w:val="single"/>
-          </w:rPr>
-          <w:t>代上6:41</w:t>
-        </w:r>
-      </w:hyperlink>
+      <w:r>
+        <w:rPr>
+          <w:lang w:val="zh_TW" w:bidi="zh_TW"/>
+        </w:rPr>
+        <w:t>代上6:41</w:t>
+      </w:r>
       <w:r>
         <w:rPr>
           <w:lang w:val="zh_TW" w:bidi="zh_TW"/>
@@ -1756,18 +1366,12 @@
         </w:rPr>
         <w:t>攻打猶大王亞撒的古實（衣索比亞人）軍兵統帥（</w:t>
       </w:r>
-      <w:hyperlink r:id="rId74">
-        <w:r>
-          <w:rPr>
-            <w:lang w:val="zh_TW" w:bidi="zh_TW"/>
-          </w:rPr>
-          <w:rPr>
-            <w:color w:val="0000EE"/>
-            <w:u w:val="single"/>
-          </w:rPr>
-          <w:t>代下14:9</w:t>
-        </w:r>
-      </w:hyperlink>
+      <w:r>
+        <w:rPr>
+          <w:lang w:val="zh_TW" w:bidi="zh_TW"/>
+        </w:rPr>
+        <w:t>代下14:9</w:t>
+      </w:r>
       <w:r>
         <w:rPr>
           <w:lang w:val="zh_TW" w:bidi="zh_TW"/>
@@ -1822,54 +1426,36 @@
         </w:rPr>
         <w:t>某英文譯本在</w:t>
       </w:r>
-      <w:hyperlink r:id="rId55">
-        <w:r>
-          <w:rPr>
-            <w:lang w:val="zh_TW" w:bidi="zh_TW"/>
-          </w:rPr>
-          <w:rPr>
-            <w:color w:val="0000EE"/>
-            <w:u w:val="single"/>
-          </w:rPr>
-          <w:t>創世記三十八章30節</w:t>
-        </w:r>
-      </w:hyperlink>
+      <w:r>
+        <w:rPr>
+          <w:lang w:val="zh_TW" w:bidi="zh_TW"/>
+        </w:rPr>
+        <w:t>創世記三十八章30節</w:t>
+      </w:r>
       <w:r>
         <w:rPr>
           <w:lang w:val="zh_TW" w:bidi="zh_TW"/>
         </w:rPr>
         <w:t>，</w:t>
       </w:r>
-      <w:hyperlink r:id="rId56">
-        <w:r>
-          <w:rPr>
-            <w:lang w:val="zh_TW" w:bidi="zh_TW"/>
-          </w:rPr>
-          <w:rPr>
-            <w:color w:val="0000EE"/>
-            <w:u w:val="single"/>
-          </w:rPr>
-          <w:t>四十六章12節</w:t>
-        </w:r>
-      </w:hyperlink>
+      <w:r>
+        <w:rPr>
+          <w:lang w:val="zh_TW" w:bidi="zh_TW"/>
+        </w:rPr>
+        <w:t>四十六章12節</w:t>
+      </w:r>
       <w:r>
         <w:rPr>
           <w:lang w:val="zh_TW" w:bidi="zh_TW"/>
         </w:rPr>
         <w:t>和</w:t>
       </w:r>
-      <w:hyperlink r:id="rId57">
-        <w:r>
-          <w:rPr>
-            <w:lang w:val="zh_TW" w:bidi="zh_TW"/>
-          </w:rPr>
-          <w:rPr>
-            <w:color w:val="0000EE"/>
-            <w:u w:val="single"/>
-          </w:rPr>
-          <w:t>馬太福音一章3節</w:t>
-        </w:r>
-      </w:hyperlink>
+      <w:r>
+        <w:rPr>
+          <w:lang w:val="zh_TW" w:bidi="zh_TW"/>
+        </w:rPr>
+        <w:t>馬太福音一章3節</w:t>
+      </w:r>
       <w:r>
         <w:rPr>
           <w:lang w:val="zh_TW" w:bidi="zh_TW"/>
